--- a/JACR_3_Manuscript_masked.docx
+++ b/JACR_3_Manuscript_masked.docx
@@ -24,7 +24,7 @@
         <w:spacing w:after="160"/>
       </w:pPr>
       <w:r>
-        <w:t>Word count: 2,978 (Introduction through Take-Home Points; excluding abstract, references, tables and figure legends); Tables: 4; Figures: 3; Supplemental material: Supplements 1–3</w:t>
+        <w:t>Word count: 2,990 (Introduction through Take-Home Points; excluding abstract, references, tables and figure legends); Tables: 4; Figures: 3; Supplemental material: Supplements 1–3</w:t>
       </w:r>
     </w:p>
     <w:p>
@@ -6942,7 +6942,7 @@
         <w:spacing w:after="160"/>
       </w:pPr>
       <w:r>
-        <w:t>Malrotation was reported in 53.8% of the surgically confirmed children who underwent ultrasound, compared with 93–97% in the 2025 multicenter series [13] and a pooled 94% in meta-analysis [11], both in children investigated for suspicion. These figures are not interchangeable: ours is conditioned on confirmed disease and on the indications that selected these children, so the difference combines case-mix with technique. The audit nonetheless shows the technical component to be real. The published figures derive from examinations that assessed D3, the most accurate single sign in the 2025 multicenter series [13], and the duodenojejunal junction, often with enteric fluid, in readers alert to the diagnosis [15–17], whereas ours almost never did. The 2021 systematic review likewise found better performance where enteric fluid was given before the examination [11].</w:t>
+        <w:t>Malrotation was reported in 53.8% of the surgically confirmed children who underwent ultrasound, compared with 93% (original reports) and 97% (blinded review) in the 2025 multicenter series, which excluded non-diagnostic and equivocal examinations [13], and a pooled 94% in meta-analysis [11], both in children investigated for suspicion. These figures are not interchangeable: ours is conditioned on confirmed disease and on the indications that selected these children, so the difference combines case-mix with technique. The audit nonetheless shows the technical component to be real. The published figures derive from examinations that assessed D3, the most accurate single sign in the 2025 multicenter series [13], and the duodenojejunal junction, often with enteric fluid, in readers alert to the diagnosis [15–17], whereas ours almost never did. The 2021 systematic review likewise found better performance where enteric fluid was given before the examination [11].</w:t>
       </w:r>
     </w:p>
     <w:p>
@@ -7291,7 +7291,7 @@
         <w:rPr>
           <w:sz w:val="20"/>
         </w:rPr>
-        <w:t xml:space="preserve">4. Menghwani H, Piplani R, Yhoshu E, et al. Delayed presentation of malrotation: case series and literature review. </w:t>
+        <w:t xml:space="preserve">4. Menghwani H, Piplani R, Yhoshu E, Jagdish B, Sree BS. Delayed presentation of malrotation: case series and literature review. </w:t>
       </w:r>
       <w:r>
         <w:rPr>
@@ -7435,7 +7435,7 @@
         <w:rPr>
           <w:sz w:val="20"/>
         </w:rPr>
-        <w:t xml:space="preserve">10. Sodhi KS, Bhatia A, Saxena AK, et al. Anticlockwise swirl of mesenteric vessels: a normal CT appearance, retrospective analysis of 200 pediatric patients. </w:t>
+        <w:t xml:space="preserve">10. Sodhi KS, Bhatia A, Saxena AK, Rao KLN, Menon P, Khandelwal N. Anticlockwise swirl of mesenteric vessels: a normal CT appearance, retrospective analysis of 200 pediatric patients. </w:t>
       </w:r>
       <w:r>
         <w:rPr>
@@ -7555,7 +7555,7 @@
         <w:rPr>
           <w:sz w:val="20"/>
         </w:rPr>
-        <w:t xml:space="preserve">15. McCurdie FK, Meshaka R, Leung G, et al. Ultrasound for infantile midgut malrotation: techniques, pearls, and pitfalls. </w:t>
+        <w:t xml:space="preserve">15. McCurdie FK, Meshaka R, Leung G, Billington J, Watson TA. Ultrasound for infantile midgut malrotation: techniques, pearls, and pitfalls. </w:t>
       </w:r>
       <w:r>
         <w:rPr>
@@ -7579,7 +7579,7 @@
         <w:rPr>
           <w:sz w:val="20"/>
         </w:rPr>
-        <w:t xml:space="preserve">16. Menten R, Reding R, Godding V, et al. Sonographic assessment of the retroperitoneal position of the third portion of the duodenum: an indicator of normal intestinal rotation. </w:t>
+        <w:t xml:space="preserve">16. Menten R, Reding R, Godding V, Dumitriu DI, Clapuyt P. Sonographic assessment of the retroperitoneal position of the third portion of the duodenum: an indicator of normal intestinal rotation. </w:t>
       </w:r>
       <w:r>
         <w:rPr>
@@ -7651,7 +7651,7 @@
         <w:rPr>
           <w:sz w:val="20"/>
         </w:rPr>
-        <w:t xml:space="preserve">19. von Elm E, Altman DG, Egger M, et al. The Strengthening the Reporting of Observational Studies in Epidemiology (STROBE) statement: guidelines for reporting observational studies. </w:t>
+        <w:t xml:space="preserve">19. von Elm E, Altman DG, Egger M, Pocock SJ, Gøtzsche PC, Vandenbroucke JP; STROBE Initiative. The Strengthening the Reporting of Observational Studies in Epidemiology (STROBE) statement: guidelines for reporting observational studies. </w:t>
       </w:r>
       <w:r>
         <w:rPr>

--- a/JACR_3_Manuscript_masked.docx
+++ b/JACR_3_Manuscript_masked.docx
@@ -13,7 +13,7 @@
     </w:p>
     <w:p>
       <w:pPr>
-        <w:spacing w:after="160"/>
+        <w:spacing w:after="160" w:line="480" w:lineRule="auto"/>
       </w:pPr>
       <w:r>
         <w:t>[Masked manuscript. Author names, affiliations and corresponding-author details are provided on the separate title page.]</w:t>
@@ -21,7 +21,7 @@
     </w:p>
     <w:p>
       <w:pPr>
-        <w:spacing w:after="160"/>
+        <w:spacing w:after="160" w:line="480" w:lineRule="auto"/>
       </w:pPr>
       <w:r>
         <w:t>Word count: 2,990 (Introduction through Take-Home Points; excluding abstract, references, tables and figure legends); Tables: 4; Figures: 3; Supplemental material: Supplements 1–3</w:t>
@@ -37,7 +37,7 @@
     </w:p>
     <w:p>
       <w:pPr>
-        <w:spacing w:after="160"/>
+        <w:spacing w:after="160" w:line="480" w:lineRule="auto"/>
       </w:pPr>
       <w:r>
         <w:rPr>
@@ -51,7 +51,7 @@
     </w:p>
     <w:p>
       <w:pPr>
-        <w:spacing w:after="160"/>
+        <w:spacing w:after="160" w:line="480" w:lineRule="auto"/>
       </w:pPr>
       <w:r>
         <w:rPr>
@@ -65,7 +65,7 @@
     </w:p>
     <w:p>
       <w:pPr>
-        <w:spacing w:after="160"/>
+        <w:spacing w:after="160" w:line="480" w:lineRule="auto"/>
       </w:pPr>
       <w:r>
         <w:rPr>
@@ -79,7 +79,7 @@
     </w:p>
     <w:p>
       <w:pPr>
-        <w:spacing w:after="160"/>
+        <w:spacing w:after="160" w:line="480" w:lineRule="auto"/>
       </w:pPr>
       <w:r>
         <w:rPr>
@@ -93,7 +93,7 @@
     </w:p>
     <w:p>
       <w:pPr>
-        <w:spacing w:after="160"/>
+        <w:spacing w:after="160" w:line="480" w:lineRule="auto"/>
       </w:pPr>
       <w:r>
         <w:rPr>
@@ -115,7 +115,7 @@
     </w:p>
     <w:p>
       <w:pPr>
-        <w:spacing w:after="160"/>
+        <w:spacing w:after="160" w:line="480" w:lineRule="auto"/>
       </w:pPr>
       <w:r>
         <w:t>Intestinal malrotation predisposes to midgut volvulus, which can progress within hours to bowel necrosis, short-bowel syndrome or death [1, 2]. Bilious vomiting in a neonate is a surgical emergency until malrotation with volvulus has been excluded, although older children may present atypically and be diagnosed late [3, 4].</w:t>
@@ -123,7 +123,7 @@
     </w:p>
     <w:p>
       <w:pPr>
-        <w:spacing w:after="160"/>
+        <w:spacing w:after="160" w:line="480" w:lineRule="auto"/>
       </w:pPr>
       <w:r>
         <w:t>The upper gastrointestinal (UGI) contrast series has long been the reference imaging test, based on the position of the duodenojejunal junction and the course of the proximal small bowel [5–7], although its interpretation has well-described mimics [8]. Abdominal CT is not a dedicated test, and the mesenteric swirl it may show is neither reliably present nor specific in children [9, 10]. The field has moved toward ultrasound: series report sensitivities of 93–97% under dedicated protocols, a systematic review of 17 studies and 2,257 children estimated a pooled sensitivity of 94% [11–13], and a single-center study of 539 children investigated for clinical suspicion supported ultrasound as a safe first-line test [14]. This performance is attributed to specific technical elements rather than to the modality itself: the third portion of the duodenum (D3), the duodenojejunal junction, the superior mesenteric artery–vein relationship, enteric fluid and dynamic graded compression [12, 13, 15–17]. The same literature records these elements as demanding and not universally achievable, and D3 position alone as insufficient for diagnosis [18].</w:t>
@@ -131,7 +131,7 @@
     </w:p>
     <w:p>
       <w:pPr>
-        <w:spacing w:after="160"/>
+        <w:spacing w:after="160" w:line="480" w:lineRule="auto"/>
       </w:pPr>
       <w:r>
         <w:t>Those studies describe what ultrasound achieves under favorable conditions; clinicians act on the routine report issued during unselected care. To our knowledge, no study has examined the content of routine malrotation ultrasound reports at scale, or related it to whether the diagnosis was reported.</w:t>
@@ -139,7 +139,7 @@
     </w:p>
     <w:p>
       <w:pPr>
-        <w:spacing w:after="160"/>
+        <w:spacing w:after="160" w:line="480" w:lineRule="auto"/>
       </w:pPr>
       <w:r>
         <w:t>We therefore audited 13.5 years of routine reports at a tertiary children's hospital. Because every child had surgically confirmed malrotation, the study measures how often the disease was reported and with what documented content, not how accurate the tests are. The contrast series and CT are reported alongside ultrasound to show where ultrasound sat in the diagnostic pathway, not to rank them.</w:t>
@@ -163,7 +163,7 @@
     </w:p>
     <w:p>
       <w:pPr>
-        <w:spacing w:after="160"/>
+        <w:spacing w:after="160" w:line="480" w:lineRule="auto"/>
       </w:pPr>
       <w:r>
         <w:t xml:space="preserve">This was a retrospective, single-center, case-only report audit approved by the institutional review board with waiver of consent. Reporting follows STROBE [19]; STARD was not used, as the design is not that of a diagnostic accuracy study. The cohort includes no children in whom malrotation was suspected and excluded. The outcome is the </w:t>
@@ -188,7 +188,7 @@
     </w:p>
     <w:p>
       <w:pPr>
-        <w:spacing w:after="160"/>
+        <w:spacing w:after="160" w:line="480" w:lineRule="auto"/>
       </w:pPr>
       <w:r>
         <w:t>We searched the institutional surgical records database for operations performed between December 2012 and June 2026 in which the operative diagnosis named intestinal malrotation or the procedure was recorded as a Ladd procedure, and reviewed every record retrieved (search strings in Supplement 1). Of 559 operative records in 499 children, 503 records in 465 consecutive children met this criterion, the reference standard. Midgut volvulus was defined by an explicit operative statement of torsion or by a documented degree of midgut or mesenteric rotation, with no minimum degree required (see Limitations). No sample-size calculation was performed.</w:t>
@@ -196,7 +196,7 @@
     </w:p>
     <w:p>
       <w:pPr>
-        <w:spacing w:after="160"/>
+        <w:spacing w:after="160" w:line="480" w:lineRule="auto"/>
       </w:pPr>
       <w:r>
         <w:t>Three modalities were evaluated: ultrasound (sessions booked as gastrointestinal, abdominal great-vessel or pyloric), abdominal CT and the UGI contrast series; contrast enemas were not counted. For each child and modality, the index unit was the examination episode closest to operation, pooling every report of that modality issued that day, as the department routinely issues separate gastrointestinal and great-vessel reports for one ultrasound session. This yielded 740 index examinations from 778 reports; 34 earlier repeat examinations were not audited (Figure 1). The clinical indication on each request was not retrievable, so confounding by indication is displayed through the characteristics of each modality group (Table 1) rather than adjusted for.</w:t>
@@ -204,7 +204,7 @@
     </w:p>
     <w:p>
       <w:pPr>
-        <w:spacing w:after="160"/>
+        <w:spacing w:after="160" w:line="480" w:lineRule="auto"/>
       </w:pPr>
       <w:r>
         <w:t>Examinations were reported during routine care by radiologists unaware of the operative findings but not blinded to clinical history or previous imaging, within the general pediatric ultrasound service rather than by a designated reader group. Reports were free text, with no structured malrotation template in use. The department reports no change in ultrasound equipment, reporting staff or protocol during the study period, and attributes the change in practice from about 2021 to growing awareness of the diagnosis; this account was given retrospectively rather than recorded at the time.</w:t>
@@ -220,7 +220,7 @@
     </w:p>
     <w:p>
       <w:pPr>
-        <w:spacing w:after="160"/>
+        <w:spacing w:after="160" w:line="480" w:lineRule="auto"/>
       </w:pPr>
       <w:r>
         <w:t>Each index unit was coded for documented technical content using text patterns applied to the findings and conclusion sections: for ultrasound, D3 or the duodenojejunal junction, the mesenteric artery–vein relationship and vessel inversion, a whirlpool appearance, enteric fluid, dynamic and graded-compression technique, limiting bowel gas, cecal position and bedside performance; for CT and the UGI series, the corresponding landmarks (Supplement 1). Technique elements were counted as documented whether the finding was normal or abnormal; the whirlpool sign, a finding rather than a technique, was counted only where not negated.</w:t>
@@ -228,7 +228,7 @@
     </w:p>
     <w:p>
       <w:pPr>
-        <w:spacing w:after="160"/>
+        <w:spacing w:after="160" w:line="480" w:lineRule="auto"/>
       </w:pPr>
       <w:r>
         <w:t>An examination was classified as positive when its conclusion named malrotation or midgut volvulus, including tentative phrasing, or described a modality-specific sign: for ultrasound, a whirlpool or an explicit statement of mesenteric vessel inversion; for the UGI series, a corkscrew or spring appearance or a malpositioned duodenojejunal junction; for CT, a mesenteric whirl or an abnormal duodenal position. Explicit negation was classified as negative, and isolated gastric volvulus was not counted. Because the whirlpool is both an audited element and a positivity criterion, we report how often conclusions named the diagnosis outright. Tentative phrasing is standard here, so the certainty tier of every positive conclusion was tabulated and the analyses repeated with "possible" tiers counted as negative.</w:t>
@@ -236,7 +236,7 @@
     </w:p>
     <w:p>
       <w:pPr>
-        <w:spacing w:after="160"/>
+        <w:spacing w:after="160" w:line="480" w:lineRule="auto"/>
       </w:pPr>
       <w:r>
         <w:t>Report text was classified using a rule-based, clause-level algorithm with explicit negation handling [21]; the rule dictionary, negation logic, per-modality label distribution and worked misclassification examples are given in Supplement 1. A pediatric surgeon blinded to the operative findings adjudicated 32 reports. Agreement was 92% (Cohen kappa 0.83) in a stratified random sample of 24, and a targeted review of 8 suspected discordances identified 5 further under-calls, corrected from the full report text and excluded from the agreement statistics. All seven being under-calls, every index unit was then screened in both directions, returning nine positives whose text matched no diagnostic term or sign pattern and no negative naming the diagnosis. Source review confirmed three of the nine as over-calls, corrected to negative. Because adjudication read the whole report, the final label is the algorithmic label after review, not the conclusion alone. With a single adjudicator, interobserver agreement could not be estimated.</w:t>
@@ -252,7 +252,7 @@
     </w:p>
     <w:p>
       <w:pPr>
-        <w:spacing w:after="160"/>
+        <w:spacing w:after="160" w:line="480" w:lineRule="auto"/>
       </w:pPr>
       <w:r>
         <w:t>Detection rates are presented with Wilson 95% confidence intervals (CIs), with denominators shown wherever a rate appears. All analysis variables were complete. Between-modality comparison used a generalized estimating equation (GEE) logistic model [22] with an exchangeable working correlation, patient-level clustering and cluster-robust standard errors, unadjusted and adjusted for era (2012–2018 vs 2019–2026) and age group. A modality a child did not undergo enters as an unobserved outcome, which is not missing at random here, so these coefficients describe reporting among children who underwent each test. A pre-specified modality-by-volvulus interaction was not estimable in the three-modality model, as no ultrasound examination was positive among the six children without volvulus; the estimable UGI-versus-CT interaction and a Firth penalized estimate of the separated contrast are given in Supplement 2 [23, 24]. In the subgroup that underwent all three modalities, detection was compared using Cochran's Q, the exact McNemar test and paired differences with bootstrap CIs (Supplement 2). The temporal change was examined using modality-specific logistic models of detection on era, before and after adding that modality's content variable, reported as odds ratios and as average marginal effects (Table 4); the era boundary was varied from 2019 to 2022. Attenuation was interpreted as consistent with the change operating through examination content rather than calendar time, not as a mediation estimate; era-by-content interaction terms were also fitted. P values were not adjusted for multiplicity, and Supplement 2 lists which analyses were pre-specified and which were decided after inspection of the data. Analyses used Python 3.12 (statsmodels 0.15, SciPy 1.17).</w:t>
@@ -276,7 +276,7 @@
     </w:p>
     <w:p>
       <w:pPr>
-        <w:spacing w:after="160"/>
+        <w:spacing w:after="160" w:line="480" w:lineRule="auto"/>
       </w:pPr>
       <w:r>
         <w:t>Of 465 children with surgically confirmed malrotation, 302 (64.9%) were neonates and 403 (86.7%) had midgut volvulus (Table 1). An index examination was available in 301 children for the UGI series, 320 for CT and 119 for ultrasound; 410 underwent at least one and 59 all three. The remaining 55 (11.8%) underwent none of the three, but all had other preoperative imaging; in five it was documented before transfer (Table 1, Figure 1).</w:t>
@@ -284,6 +284,966 @@
     </w:p>
     <w:p>
       <w:pPr>
+        <w:spacing w:after="160" w:line="480" w:lineRule="auto"/>
+      </w:pPr>
+      <w:r>
+        <w:t>The modality groups were not interchangeable (Table 1). Ultrasound was performed more often in children with volvulus, its use rising from 13% to 48% of operated children between eras. Among children who underwent more than one index test, the UGI series was the last preoperative test in 75.1% of those who received it against 19.2% for CT, and detection was higher in that position (80.4% vs 70.5% for the UGI series), a feature of the pathway rather than of the test.</w:t>
+      </w:r>
+    </w:p>
+    <w:p>
+      <w:pPr>
+        <w:pStyle w:val="Heading2"/>
+      </w:pPr>
+      <w:r>
+        <w:t>Detection and certainty of wording</w:t>
+      </w:r>
+    </w:p>
+    <w:p>
+      <w:pPr>
+        <w:spacing w:after="160" w:line="480" w:lineRule="auto"/>
+      </w:pPr>
+      <w:r>
+        <w:t>Detection was 237/301 (78.7%, 95% CI 73.8–83.0) for the UGI series, 169/320 (52.8%, 47.3–58.2) for CT and 64/119 (53.8%, 44.8–62.5) for ultrasound (Table 2, Figure 2). These denominators are indication-selected and overlapping, and are not a ranking. CT and ultrasound had lower odds of a positive report than the UGI series (adjusted odds ratio 0.29 and 0.26), and the same model showed higher detection above 1 year of age (3.02, 1.64–5.54) and in the later era (1.75, 1.18–2.62); these coefficients absorb indication, pathway position and examination content (Supplement 2). Reclassifying possible-tier conclusions as negative reduced detection to 51.2%, 33.4% and 26.9% (Table 2).</w:t>
+      </w:r>
+    </w:p>
+    <w:p>
+      <w:pPr>
+        <w:pStyle w:val="Heading2"/>
+      </w:pPr>
+      <w:r>
+        <w:t>Documented content of ultrasound examinations</w:t>
+      </w:r>
+    </w:p>
+    <w:p>
+      <w:pPr>
+        <w:spacing w:after="160" w:line="480" w:lineRule="auto"/>
+      </w:pPr>
+      <w:r>
+        <w:t>Of the 119 ultrasound index examinations, three (2.5%; 95% CI 0.9–7.2) documented D3 or the duodenojejunal junction and seven (5.9%) mentioned the duodenum (Table 3, Figure 3). Twelve (10.1%) addressed the mesenteric artery–vein relationship, and one stated that the vessels were inverted, although inversion was one of the two positivity criteria. Enteric fluid was recorded twice and graded compression once; a whirlpool was reported in 58 examinations (48.7%) and bowel gas limited 30 (25.2%).</w:t>
+      </w:r>
+    </w:p>
+    <w:p>
+      <w:pPr>
+        <w:spacing w:after="160" w:line="480" w:lineRule="auto"/>
+      </w:pPr>
+      <w:r>
+        <w:t>In 2018 the horizontal duodenum was described passing anterior to the superior mesenteric artery after oral contrast; in 2022 it was followed between the artery and the aorta with the duodenojejunal junction identified, the only examination resembling the published protocol; in 2024 it could not be filled and further imaging was advised.</w:t>
+      </w:r>
+    </w:p>
+    <w:p>
+      <w:pPr>
+        <w:spacing w:after="160" w:line="480" w:lineRule="auto"/>
+      </w:pPr>
+      <w:r>
+        <w:t>Detection followed this content closely. Malrotation was reported in 58 of the 58 examinations recording a whirlpool and in 6 of the 61 without one (9.8%, 95% CI 4.6–19.8). This contrast is partly definitional, as a whirlpool is itself a positivity criterion, and all 58 of those conclusions named malrotation or volvulus explicitly. The converse is more informative: a whirlpool was recorded in only 58 of the 113 children (51.3%) in whom operation confirmed midgut volvulus.</w:t>
+      </w:r>
+    </w:p>
+    <w:p>
+      <w:pPr>
+        <w:pStyle w:val="Heading2"/>
+      </w:pPr>
+      <w:r>
+        <w:t>Change in detection over time</w:t>
+      </w:r>
+    </w:p>
+    <w:p>
+      <w:pPr>
+        <w:spacing w:after="160" w:line="480" w:lineRule="auto"/>
+      </w:pPr>
+      <w:r>
+        <w:t>Ultrasound detection was 41.0% (16/39) in 2012–2018 and 60.0% (48/80) in 2019–2026, and rose for CT but not the UGI series (Table 4). For ultrasound the change tracked how the examination was booked. Sessions including a great-vessel study rose from 33.3% to 67.5%, and adding this indicator reduced the era effect from +19.0 (95% CI +0.6 to +37.6) to +8.2 (−11.6 to +27.8) percentage points, the indicator carrying an odds ratio of 3.73 (1.67–8.33). Moving the era boundary from 2019 to 2022 left the examination-type odds ratio between 3.44 and 4.31, while the era odds ratio ranged from 2.67 to 1.14 (Supplement 2). The era-by-booking interaction was not significant, giving no evidence that the effect of examination type itself changed between eras, although these subgroups are small. The change in booking tracked whirlpool reporting but not duodenal assessment. CT showed a comparable change that contrast enhancement explained only in part, and the UGI series showed none (Table 4).</w:t>
+      </w:r>
+    </w:p>
+    <w:p>
+      <w:pPr>
+        <w:pStyle w:val="Heading2"/>
+      </w:pPr>
+      <w:r>
+        <w:t>Selected subgroup and populations not represented</w:t>
+      </w:r>
+    </w:p>
+    <w:p>
+      <w:pPr>
+        <w:spacing w:after="160" w:line="480" w:lineRule="auto"/>
+      </w:pPr>
+      <w:r>
+        <w:t>Fifty-nine children underwent all three modalities. This subgroup, in whom the diagnosis remained uncertain, was more severely affected than the other 351 imaged children (volvulus 96.6% vs 86.6%; neonates 83.1% vs 65.5%). The UGI series was positive in 76.3%, ultrasound in 52.5% and CT in 45.8% (Cochran's Q p&lt;0.001; the UGI series exceeded CT by 30.5 percentage points, 95% CI +15.3 to +47.5, and ultrasound by 23.7, +8.5 to +39.0, while the CT–ultrasound difference was compatible with zero, −6.8, −20.3 to +6.8), and was unchanged within 48 h (Supplement 2). These comparisons describe reporting within one selected subgroup and are not measures of accuracy. Only 6 of the 62 children with malrotation but no volvulus underwent ultrasound, and none had a positive report; a Firth penalized model supports the direction of this contrast but not its magnitude (Supplement 2).</w:t>
+      </w:r>
+    </w:p>
+    <w:p>
+      <w:pPr>
+        <w:pStyle w:val="Heading1"/>
+      </w:pPr>
+      <w:r>
+        <w:t>Discussion</w:t>
+      </w:r>
+    </w:p>
+    <w:p>
+      <w:pPr>
+        <w:spacing w:after="160" w:line="480" w:lineRule="auto"/>
+      </w:pPr>
+      <w:r>
+        <w:t>Over 13.5 years, routine ultrasound reports for children who proved to have intestinal malrotation rarely recorded the duodenal anatomy on which contemporary ultrasound accuracy depends: D3 or the duodenojejunal junction in three of 119 examinations, enteric fluid in two. The finding they did record was the whirlpool sign, present in about half of all examinations and of the children in whom operation confirmed volvulus. In this setting ultrasound functioned as an imperfect test for midgut volvulus.</w:t>
+      </w:r>
+    </w:p>
+    <w:p>
+      <w:pPr>
+        <w:spacing w:after="160" w:line="480" w:lineRule="auto"/>
+      </w:pPr>
+      <w:r>
+        <w:t>Malrotation was reported in 53.8% of the surgically confirmed children who underwent ultrasound, compared with 93% (original reports) and 97% (blinded review) in the 2025 multicenter series, which excluded non-diagnostic and equivocal examinations [13], and a pooled 94% in meta-analysis [11], both in children investigated for suspicion. These figures are not interchangeable: ours is conditioned on confirmed disease and on the indications that selected these children, so the difference combines case-mix with technique. The audit nonetheless shows the technical component to be real. The published figures derive from examinations that assessed D3, the most accurate single sign in the 2025 multicenter series [13], and the duodenojejunal junction, often with enteric fluid, in readers alert to the diagnosis [15–17], whereas ours almost never did. The 2021 systematic review likewise found better performance where enteric fluid was given before the examination [11].</w:t>
+      </w:r>
+    </w:p>
+    <w:p>
+      <w:pPr>
+        <w:spacing w:after="160" w:line="480" w:lineRule="auto"/>
+      </w:pPr>
+      <w:r>
+        <w:t>The temporal analysis is consistent with this interpretation without establishing it. Detection rose from 41% to 60%, and the change tracked what the examination was: adding the great-vessel indicator more than halved the era effect on the risk-difference scale, whereas the examination-type effect was stable at every boundary tested. The booking category was not randomized, and a child in whom volvulus is suspected is both more likely to be booked for a vessel study and more likely to have a whirlpool present, so indication and technique cannot be separated here. The adjusted marginal effect also has a wide interval that includes zero, so the analysis bounds the era contribution rather than removing it. The department's account is consistent: growing awareness from about 2021 attached to the whirlpool sign rather than to duodenal anatomy, so that the improvement also ran toward volvulus.</w:t>
+      </w:r>
+    </w:p>
+    <w:p>
+      <w:pPr>
+        <w:spacing w:after="160" w:line="480" w:lineRule="auto"/>
+      </w:pPr>
+      <w:r>
+        <w:t>Three features of the design make the between-modality differences uninterpretable as accuracy. The reference standard is not independent of the index tests: the surgeon knew the preoperative imaging, and a positive UGI series often precipitated the operation that confirmed the diagnosis, an incorporation bias asymmetrical between tests. Pathway position differed, the UGI series usually being the last preoperative test. The modalities were also used in different children for different reasons (Table 1), which no adjustment can undo.</w:t>
+      </w:r>
+    </w:p>
+    <w:p>
+      <w:pPr>
+        <w:spacing w:after="160" w:line="480" w:lineRule="auto"/>
+      </w:pPr>
+      <w:r>
+        <w:t>Departments adopting an ultrasound-first pathway on the basis of sensitivities of 93–97% should first establish that their examinations resemble those that produced them. Here detection rose over the period of reported growing awareness while the duodenal landmarks remained largely unexamined. A structured report requiring explicit statements on D3, the duodenojejunal junction and study adequacy would make this gap auditable. Where such an examination cannot be delivered, a negative ultrasound should not be taken to exclude malrotation.</w:t>
+      </w:r>
+    </w:p>
+    <w:p>
+      <w:pPr>
+        <w:pStyle w:val="Heading2"/>
+      </w:pPr>
+      <w:r>
+        <w:t>Limitations</w:t>
+      </w:r>
+    </w:p>
+    <w:p>
+      <w:pPr>
+        <w:spacing w:after="160" w:line="480" w:lineRule="auto"/>
+      </w:pPr>
+      <w:r>
+        <w:t>This is not a diagnostic accuracy study: detection among surgically confirmed children who underwent a test does not transfer to children investigated for suspicion [11, 13, 14]. The cohort contains only children who reached an operation, is weighted toward severe neonatal disease, and provides little information on older children with intermittent symptoms, incidental or non-volvulus malrotation, or stable outpatients. The 55 children without an index test were excluded from the denominators, an informative missingness. Excluding children whose operative record states a rotation below 360° changes prevalence from 86.7% to 82.6% without altering any conclusion (Supplement 2).</w:t>
+      </w:r>
+    </w:p>
+    <w:p>
+      <w:pPr>
+        <w:spacing w:after="160" w:line="480" w:lineRule="auto"/>
+      </w:pPr>
+      <w:r>
+        <w:t>Index tests were classified from report text rather than blinded image review, so the study measures reported detection rather than achievable image-based accuracy; a finding seen but not recorded and an inadequate examination reported as normal cannot be distinguished. This bounds the question rather than the answer, since the report is what clinicians act on. The certainty tiers were derived from the same text and, unlike the positive–negative label, were not separately adjudicated. The temporal analysis was not pre-specified, the examination-type variable having been identified after inspection of the data, and is best regarded as hypothesis-generating. Radiation dose could not be captured, and whether the deficit at this center generalizes is unknown.</w:t>
+      </w:r>
+    </w:p>
+    <w:p>
+      <w:pPr>
+        <w:pStyle w:val="Heading1"/>
+      </w:pPr>
+      <w:r>
+        <w:t>Take-Home Points</w:t>
+      </w:r>
+    </w:p>
+    <w:p>
+      <w:pPr>
+        <w:spacing w:after="160" w:line="480" w:lineRule="auto"/>
+      </w:pPr>
+      <w:r>
+        <w:t>• Routine ultrasound reports for children with surgically confirmed malrotation documented the duodenal landmarks underpinning published accuracy in 2.5% of examinations and reported the diagnosis almost only when a whirlpool sign was present.</w:t>
+      </w:r>
+    </w:p>
+    <w:p>
+      <w:pPr>
+        <w:spacing w:after="160" w:line="480" w:lineRule="auto"/>
+      </w:pPr>
+      <w:r>
+        <w:t>• In practice, routine ultrasound served as a test for volvulus rather than for malrotation: a whirlpool sign was recorded in only 58 of 113 children in whom operation confirmed volvulus.</w:t>
+      </w:r>
+    </w:p>
+    <w:p>
+      <w:pPr>
+        <w:spacing w:after="160" w:line="480" w:lineRule="auto"/>
+      </w:pPr>
+      <w:r>
+        <w:t>• These are report-level detection rates among surgically confirmed children, not sensitivities; they establish no specificity, predictive value or ranking of modalities, and are no argument against ultrasound-first pathways.</w:t>
+      </w:r>
+    </w:p>
+    <w:p>
+      <w:pPr>
+        <w:spacing w:after="160" w:line="480" w:lineRule="auto"/>
+      </w:pPr>
+      <w:r>
+        <w:t>• Before assuming that published ultrasound performance applies locally, departments should audit whether their own reports document the duodenal landmarks; a structured report would make the gap auditable.</w:t>
+      </w:r>
+    </w:p>
+    <w:p>
+      <w:pPr>
+        <w:pStyle w:val="Heading1"/>
+      </w:pPr>
+      <w:r>
+        <w:t>Supplemental Material</w:t>
+      </w:r>
+    </w:p>
+    <w:p>
+      <w:pPr>
+        <w:spacing w:after="160" w:line="480" w:lineRule="auto"/>
+      </w:pPr>
+      <w:r>
+        <w:rPr>
+          <w:b/>
+        </w:rPr>
+        <w:t>Supplement 1.</w:t>
+      </w:r>
+      <w:r>
+        <w:t xml:space="preserve"> Text-classification algorithm and report-content audit: full rule dictionary, negation and scope handling, priority rules, worked examples of misclassification, the per-modality distribution of positive, negative and tentative labels, and a runnable reference implementation of the rule set (`Supplement_1_classifier.py`), which reproduces 98.9% of the final labels. That figure measures agreement between the published code and the labels used here; the 92% above measures agreement between the algorithm and the blinded adjudicator.</w:t>
+      </w:r>
+    </w:p>
+    <w:p>
+      <w:pPr>
+        <w:spacing w:after="160" w:line="480" w:lineRule="auto"/>
+      </w:pPr>
+      <w:r>
+        <w:rPr>
+          <w:b/>
+        </w:rPr>
+        <w:t>Supplement 2.</w:t>
+      </w:r>
+      <w:r>
+        <w:t xml:space="preserve"> Between-modality generalized estimating equation models; the subgroup receiving all three examinations, with 48-h and 24-h timing sensitivity analyses; detection stratified by midgut volvulus and by age; detection of a volvulus-specific sign among children with confirmed volvulus; and sensitivity analyses varying the era boundary from 2019 to 2022, restricting midgut volvulus to a documented rotation of 360° or more, and taking the earliest rather than the closest preoperative examination as the index unit.</w:t>
+      </w:r>
+    </w:p>
+    <w:p>
+      <w:pPr>
+        <w:spacing w:after="160" w:line="480" w:lineRule="auto"/>
+      </w:pPr>
+      <w:r>
+        <w:rPr>
+          <w:b/>
+        </w:rPr>
+        <w:t>Supplement 3.</w:t>
+      </w:r>
+      <w:r>
+        <w:t xml:space="preserve"> Content audit of the 320 CT and 301 upper gastrointestinal series index examinations, with detection conditional on documented content.</w:t>
+      </w:r>
+    </w:p>
+    <w:p>
+      <w:pPr>
+        <w:pStyle w:val="Heading1"/>
+      </w:pPr>
+      <w:r>
+        <w:t>Declarations</w:t>
+      </w:r>
+    </w:p>
+    <w:p>
+      <w:pPr>
+        <w:spacing w:after="160" w:line="480" w:lineRule="auto"/>
+      </w:pPr>
+      <w:r>
+        <w:rPr>
+          <w:b/>
+        </w:rPr>
+        <w:t>Acknowledgments:</w:t>
+      </w:r>
+      <w:r>
+        <w:t xml:space="preserve"> Provided on the separate title page.</w:t>
+      </w:r>
+    </w:p>
+    <w:p>
+      <w:pPr>
+        <w:spacing w:after="160" w:line="480" w:lineRule="auto"/>
+      </w:pPr>
+      <w:r>
+        <w:rPr>
+          <w:b/>
+        </w:rPr>
+        <w:t>Funding:</w:t>
+      </w:r>
+      <w:r>
+        <w:t xml:space="preserve"> Provided on the separate title page.</w:t>
+      </w:r>
+    </w:p>
+    <w:p>
+      <w:pPr>
+        <w:spacing w:after="160" w:line="480" w:lineRule="auto"/>
+      </w:pPr>
+      <w:r>
+        <w:rPr>
+          <w:b/>
+        </w:rPr>
+        <w:t>Competing interests:</w:t>
+      </w:r>
+      <w:r>
+        <w:t xml:space="preserve"> The authors declare that they have no competing interests.</w:t>
+      </w:r>
+    </w:p>
+    <w:p>
+      <w:pPr>
+        <w:spacing w:after="160" w:line="480" w:lineRule="auto"/>
+      </w:pPr>
+      <w:r>
+        <w:rPr>
+          <w:b/>
+        </w:rPr>
+        <w:t>Ethics approval and consent to participate:</w:t>
+      </w:r>
+      <w:r>
+        <w:t xml:space="preserve"> This study was approved by the institutional review board of the participating institution (approval number provided on the title page), and the requirement for informed consent was waived because of the retrospective, de-identified design. All procedures were in accordance with the 1964 Declaration of Helsinki and its later amendments.</w:t>
+      </w:r>
+    </w:p>
+    <w:p>
+      <w:pPr>
+        <w:spacing w:after="160" w:line="480" w:lineRule="auto"/>
+      </w:pPr>
+      <w:r>
+        <w:rPr>
+          <w:b/>
+        </w:rPr>
+        <w:t>Consent for publication:</w:t>
+      </w:r>
+      <w:r>
+        <w:t xml:space="preserve"> Not applicable. This manuscript does not contain any individual person's data, images, or other identifiable material.</w:t>
+      </w:r>
+    </w:p>
+    <w:p>
+      <w:pPr>
+        <w:spacing w:after="160" w:line="480" w:lineRule="auto"/>
+      </w:pPr>
+      <w:r>
+        <w:rPr>
+          <w:b/>
+        </w:rPr>
+        <w:t>Availability of data and materials:</w:t>
+      </w:r>
+      <w:r>
+        <w:t xml:space="preserve"> The de-identified analysis dataset used pseudonymized research identifiers rather than direct identifiers; it is nonetheless not publicly available because of institutional and ethical restrictions on sharing patient-level clinical data and the potential for re-identification within this small, single-center disease cohort. The complete text-classification rule set, a runnable reference implementation of it, and the report-content audit patterns are provided in Supplement 1. The scripts implementing every model, table and figure are available from the corresponding author on request. De-identified data may be made available by the corresponding author upon reasonable request and with permission of the institutional review board.</w:t>
+      </w:r>
+    </w:p>
+    <w:p>
+      <w:pPr>
+        <w:spacing w:after="160" w:line="480" w:lineRule="auto"/>
+      </w:pPr>
+      <w:r>
+        <w:rPr>
+          <w:b/>
+        </w:rPr>
+        <w:t>Authors' contributions:</w:t>
+      </w:r>
+      <w:r>
+        <w:t xml:space="preserve"> Provided on the separate title page.</w:t>
+      </w:r>
+    </w:p>
+    <w:p>
+      <w:pPr>
+        <w:spacing w:after="160" w:line="480" w:lineRule="auto"/>
+      </w:pPr>
+      <w:r>
+        <w:rPr>
+          <w:b/>
+        </w:rPr>
+        <w:t>Declaration of generative AI and AI-assisted technologies in the manuscript preparation process:</w:t>
+      </w:r>
+      <w:r>
+        <w:t xml:space="preserve"> During the preparation of this work the authors used Claude (Anthropic) to assist with drafting and language editing of the manuscript and with writing and checking the analysis code. After using this tool, the authors reviewed and edited the content as needed and take full responsibility for the content of the published article.</w:t>
+      </w:r>
+    </w:p>
+    <w:p>
+      <w:pPr>
+        <w:pStyle w:val="Heading1"/>
+      </w:pPr>
+      <w:r>
+        <w:t>References</w:t>
+      </w:r>
+    </w:p>
+    <w:p>
+      <w:pPr>
+        <w:spacing w:after="60" w:line="480" w:lineRule="auto"/>
+      </w:pPr>
+      <w:r>
+        <w:rPr>
+          <w:sz w:val="20"/>
+        </w:rPr>
+        <w:t xml:space="preserve">1. Marine MB, Karmazyn B. Imaging of malrotation in the neonate. </w:t>
+      </w:r>
+      <w:r>
+        <w:rPr>
+          <w:i/>
+          <w:sz w:val="20"/>
+        </w:rPr>
+        <w:t>Semin Ultrasound CT MR</w:t>
+      </w:r>
+      <w:r>
+        <w:rPr>
+          <w:sz w:val="20"/>
+        </w:rPr>
+        <w:t>. 2014;35:555-570. doi:10.1053/j.sult.2014.08.004</w:t>
+      </w:r>
+    </w:p>
+    <w:p>
+      <w:pPr>
+        <w:spacing w:after="60" w:line="480" w:lineRule="auto"/>
+      </w:pPr>
+      <w:r>
+        <w:rPr>
+          <w:sz w:val="20"/>
+        </w:rPr>
+        <w:t xml:space="preserve">2. Martinez SA, Fligor SC, Tsikis S, et al. IMPOWER: a national patient-generated registry for intestinal malrotation exploring diagnosis, treatment, and surgical outcomes. </w:t>
+      </w:r>
+      <w:r>
+        <w:rPr>
+          <w:i/>
+          <w:sz w:val="20"/>
+        </w:rPr>
+        <w:t>Orphanet J Rare Dis</w:t>
+      </w:r>
+      <w:r>
+        <w:rPr>
+          <w:sz w:val="20"/>
+        </w:rPr>
+        <w:t>. 2023;18:113. doi:10.1186/s13023-023-02722-5</w:t>
+      </w:r>
+    </w:p>
+    <w:p>
+      <w:pPr>
+        <w:spacing w:after="60" w:line="480" w:lineRule="auto"/>
+      </w:pPr>
+      <w:r>
+        <w:rPr>
+          <w:sz w:val="20"/>
+        </w:rPr>
+        <w:t xml:space="preserve">3. Yang X, Wang W, Wang K, et al. Identification and treatment of intestinal malrotation with midgut volvulus in childhood: a multicenter retrospective study. </w:t>
+      </w:r>
+      <w:r>
+        <w:rPr>
+          <w:i/>
+          <w:sz w:val="20"/>
+        </w:rPr>
+        <w:t>Front Pediatr</w:t>
+      </w:r>
+      <w:r>
+        <w:rPr>
+          <w:sz w:val="20"/>
+        </w:rPr>
+        <w:t>. 2024;12:1390856. doi:10.3389/fped.2024.1390856</w:t>
+      </w:r>
+    </w:p>
+    <w:p>
+      <w:pPr>
+        <w:spacing w:after="60" w:line="480" w:lineRule="auto"/>
+      </w:pPr>
+      <w:r>
+        <w:rPr>
+          <w:sz w:val="20"/>
+        </w:rPr>
+        <w:t xml:space="preserve">4. Menghwani H, Piplani R, Yhoshu E, Jagdish B, Sree BS. Delayed presentation of malrotation: case series and literature review. </w:t>
+      </w:r>
+      <w:r>
+        <w:rPr>
+          <w:i/>
+          <w:sz w:val="20"/>
+        </w:rPr>
+        <w:t>J Indian Assoc Pediatr Surg</w:t>
+      </w:r>
+      <w:r>
+        <w:rPr>
+          <w:sz w:val="20"/>
+        </w:rPr>
+        <w:t>. 2023;28:271-277. doi:10.4103/jiaps.jiaps_2_23</w:t>
+      </w:r>
+    </w:p>
+    <w:p>
+      <w:pPr>
+        <w:spacing w:after="60" w:line="480" w:lineRule="auto"/>
+      </w:pPr>
+      <w:r>
+        <w:rPr>
+          <w:sz w:val="20"/>
+        </w:rPr>
+        <w:t xml:space="preserve">5. Mattioli G, Gallo E, Wong MCY, et al. Diagnostic accuracy of upper gastrointestinal series in children with suspected intestinal malrotation. </w:t>
+      </w:r>
+      <w:r>
+        <w:rPr>
+          <w:i/>
+          <w:sz w:val="20"/>
+        </w:rPr>
+        <w:t>Updates Surg</w:t>
+      </w:r>
+      <w:r>
+        <w:rPr>
+          <w:sz w:val="20"/>
+        </w:rPr>
+        <w:t>. 2024;76:201-208. doi:10.1007/s13304-023-01559-8</w:t>
+      </w:r>
+    </w:p>
+    <w:p>
+      <w:pPr>
+        <w:spacing w:after="60" w:line="480" w:lineRule="auto"/>
+      </w:pPr>
+      <w:r>
+        <w:rPr>
+          <w:sz w:val="20"/>
+        </w:rPr>
+        <w:t xml:space="preserve">6. Sizemore AW, Rabbani KZ, Ladd A, Applegate KE. Diagnostic performance of the upper gastrointestinal series in the evaluation of children with clinically suspected malrotation. </w:t>
+      </w:r>
+      <w:r>
+        <w:rPr>
+          <w:i/>
+          <w:sz w:val="20"/>
+        </w:rPr>
+        <w:t>Pediatr Radiol</w:t>
+      </w:r>
+      <w:r>
+        <w:rPr>
+          <w:sz w:val="20"/>
+        </w:rPr>
+        <w:t>. 2008;38:518-528. doi:10.1007/s00247-008-0762-8</w:t>
+      </w:r>
+    </w:p>
+    <w:p>
+      <w:pPr>
+        <w:spacing w:after="60" w:line="480" w:lineRule="auto"/>
+      </w:pPr>
+      <w:r>
+        <w:rPr>
+          <w:sz w:val="20"/>
+        </w:rPr>
+        <w:t xml:space="preserve">7. Applegate KE, Anderson JM, Klatte EC. Intestinal malrotation in children: a problem-solving approach to the upper gastrointestinal series. </w:t>
+      </w:r>
+      <w:r>
+        <w:rPr>
+          <w:i/>
+          <w:sz w:val="20"/>
+        </w:rPr>
+        <w:t>Radiographics</w:t>
+      </w:r>
+      <w:r>
+        <w:rPr>
+          <w:sz w:val="20"/>
+        </w:rPr>
+        <w:t>. 2006;26:1485-1500. doi:10.1148/rg.265055167</w:t>
+      </w:r>
+    </w:p>
+    <w:p>
+      <w:pPr>
+        <w:spacing w:after="60" w:line="480" w:lineRule="auto"/>
+      </w:pPr>
+      <w:r>
+        <w:rPr>
+          <w:sz w:val="20"/>
+        </w:rPr>
+        <w:t xml:space="preserve">8. Smitthimedhin A, Suarez A, Webb RL, Otero HJ. Mimics of malrotation on pediatric upper gastrointestinal series: a pictorial review. </w:t>
+      </w:r>
+      <w:r>
+        <w:rPr>
+          <w:i/>
+          <w:sz w:val="20"/>
+        </w:rPr>
+        <w:t>Abdom Radiol (NY)</w:t>
+      </w:r>
+      <w:r>
+        <w:rPr>
+          <w:sz w:val="20"/>
+        </w:rPr>
+        <w:t>. 2018;43:2246-2254. doi:10.1007/s00261-018-1537-9</w:t>
+      </w:r>
+    </w:p>
+    <w:p>
+      <w:pPr>
+        <w:spacing w:after="60" w:line="480" w:lineRule="auto"/>
+      </w:pPr>
+      <w:r>
+        <w:rPr>
+          <w:sz w:val="20"/>
+        </w:rPr>
+        <w:t xml:space="preserve">9. Taylor GA. CT appearance of the duodenum and mesenteric vessels in children with normal and abnormal bowel rotation. </w:t>
+      </w:r>
+      <w:r>
+        <w:rPr>
+          <w:i/>
+          <w:sz w:val="20"/>
+        </w:rPr>
+        <w:t>Pediatr Radiol</w:t>
+      </w:r>
+      <w:r>
+        <w:rPr>
+          <w:sz w:val="20"/>
+        </w:rPr>
+        <w:t>. 2011;41:1378-1383. doi:10.1007/s00247-011-2118-z</w:t>
+      </w:r>
+    </w:p>
+    <w:p>
+      <w:pPr>
+        <w:spacing w:after="60" w:line="480" w:lineRule="auto"/>
+      </w:pPr>
+      <w:r>
+        <w:rPr>
+          <w:sz w:val="20"/>
+        </w:rPr>
+        <w:t xml:space="preserve">10. Sodhi KS, Bhatia A, Saxena AK, Rao KLN, Menon P, Khandelwal N. Anticlockwise swirl of mesenteric vessels: a normal CT appearance, retrospective analysis of 200 pediatric patients. </w:t>
+      </w:r>
+      <w:r>
+        <w:rPr>
+          <w:i/>
+          <w:sz w:val="20"/>
+        </w:rPr>
+        <w:t>Eur J Radiol</w:t>
+      </w:r>
+      <w:r>
+        <w:rPr>
+          <w:sz w:val="20"/>
+        </w:rPr>
+        <w:t>. 2014;83:710-714. doi:10.1016/j.ejrad.2013.12.026</w:t>
+      </w:r>
+    </w:p>
+    <w:p>
+      <w:pPr>
+        <w:spacing w:after="60" w:line="480" w:lineRule="auto"/>
+      </w:pPr>
+      <w:r>
+        <w:rPr>
+          <w:sz w:val="20"/>
+        </w:rPr>
+        <w:t xml:space="preserve">11. Nguyen HN, Kulkarni M, Jose J, et al. Ultrasound for the diagnosis of malrotation and volvulus in children and adolescents: a systematic review and meta-analysis. </w:t>
+      </w:r>
+      <w:r>
+        <w:rPr>
+          <w:i/>
+          <w:sz w:val="20"/>
+        </w:rPr>
+        <w:t>Arch Dis Child</w:t>
+      </w:r>
+      <w:r>
+        <w:rPr>
+          <w:sz w:val="20"/>
+        </w:rPr>
+        <w:t>. 2021;106:1171-1178. doi:10.1136/archdischild-2020-321082</w:t>
+      </w:r>
+    </w:p>
+    <w:p>
+      <w:pPr>
+        <w:spacing w:after="60" w:line="480" w:lineRule="auto"/>
+      </w:pPr>
+      <w:r>
+        <w:rPr>
+          <w:sz w:val="20"/>
+        </w:rPr>
+        <w:t xml:space="preserve">12. Nguyen HN, Navarro OM, Bloom DA, et al. Ultrasound for midgut malrotation and midgut volvulus: AJR expert panel narrative review. </w:t>
+      </w:r>
+      <w:r>
+        <w:rPr>
+          <w:i/>
+          <w:sz w:val="20"/>
+        </w:rPr>
+        <w:t>AJR Am J Roentgenol</w:t>
+      </w:r>
+      <w:r>
+        <w:rPr>
+          <w:sz w:val="20"/>
+        </w:rPr>
+        <w:t>. 2022;218:931-939. doi:10.2214/AJR.21.27242</w:t>
+      </w:r>
+    </w:p>
+    <w:p>
+      <w:pPr>
+        <w:spacing w:after="60" w:line="480" w:lineRule="auto"/>
+      </w:pPr>
+      <w:r>
+        <w:rPr>
+          <w:sz w:val="20"/>
+        </w:rPr>
+        <w:t xml:space="preserve">13. Nguyen HN, El-Ali AM, Van Tassel D, et al. Diagnostic performance of ultrasound for diagnosing midgut malrotation and volvulus in children: a multiinstitutional retrospective review. </w:t>
+      </w:r>
+      <w:r>
+        <w:rPr>
+          <w:i/>
+          <w:sz w:val="20"/>
+        </w:rPr>
+        <w:t>AJR Am J Roentgenol</w:t>
+      </w:r>
+      <w:r>
+        <w:rPr>
+          <w:sz w:val="20"/>
+        </w:rPr>
+        <w:t>. 2025;225:e2532660. doi:10.2214/AJR.25.32660</w:t>
+      </w:r>
+    </w:p>
+    <w:p>
+      <w:pPr>
+        <w:spacing w:after="60" w:line="480" w:lineRule="auto"/>
+      </w:pPr>
+      <w:r>
+        <w:rPr>
+          <w:sz w:val="20"/>
+        </w:rPr>
+        <w:t xml:space="preserve">14. Binu V, Nicholson C, Cundy T, et al. Ultrasound imaging as the first line of investigation to diagnose intestinal malrotation in children: safety and efficacy. </w:t>
+      </w:r>
+      <w:r>
+        <w:rPr>
+          <w:i/>
+          <w:sz w:val="20"/>
+        </w:rPr>
+        <w:t>J Pediatr Surg</w:t>
+      </w:r>
+      <w:r>
+        <w:rPr>
+          <w:sz w:val="20"/>
+        </w:rPr>
+        <w:t>. 2021;56:2224-2228. doi:10.1016/j.jpedsurg.2021.04.009</w:t>
+      </w:r>
+    </w:p>
+    <w:p>
+      <w:pPr>
+        <w:spacing w:after="60" w:line="480" w:lineRule="auto"/>
+      </w:pPr>
+      <w:r>
+        <w:rPr>
+          <w:sz w:val="20"/>
+        </w:rPr>
+        <w:t xml:space="preserve">15. McCurdie FK, Meshaka R, Leung G, Billington J, Watson TA. Ultrasound for infantile midgut malrotation: techniques, pearls, and pitfalls. </w:t>
+      </w:r>
+      <w:r>
+        <w:rPr>
+          <w:i/>
+          <w:sz w:val="20"/>
+        </w:rPr>
+        <w:t>Pediatr Radiol</w:t>
+      </w:r>
+      <w:r>
+        <w:rPr>
+          <w:sz w:val="20"/>
+        </w:rPr>
+        <w:t>. 2024;54:2099-2111. doi:10.1007/s00247-024-06067-4</w:t>
+      </w:r>
+    </w:p>
+    <w:p>
+      <w:pPr>
+        <w:spacing w:after="60" w:line="480" w:lineRule="auto"/>
+      </w:pPr>
+      <w:r>
+        <w:rPr>
+          <w:sz w:val="20"/>
+        </w:rPr>
+        <w:t xml:space="preserve">16. Menten R, Reding R, Godding V, Dumitriu DI, Clapuyt P. Sonographic assessment of the retroperitoneal position of the third portion of the duodenum: an indicator of normal intestinal rotation. </w:t>
+      </w:r>
+      <w:r>
+        <w:rPr>
+          <w:i/>
+          <w:sz w:val="20"/>
+        </w:rPr>
+        <w:t>Pediatr Radiol</w:t>
+      </w:r>
+      <w:r>
+        <w:rPr>
+          <w:sz w:val="20"/>
+        </w:rPr>
+        <w:t>. 2012;42:941-945. doi:10.1007/s00247-012-2403-5</w:t>
+      </w:r>
+    </w:p>
+    <w:p>
+      <w:pPr>
+        <w:spacing w:after="60" w:line="480" w:lineRule="auto"/>
+      </w:pPr>
+      <w:r>
+        <w:rPr>
+          <w:sz w:val="20"/>
+        </w:rPr>
+        <w:t xml:space="preserve">17. Hennessey I, John R, Gent R, Goh DW. Utility of sonographic assessment of the position of the third part of the duodenum using water instillation in intestinal malrotation: a single-center retrospective audit. </w:t>
+      </w:r>
+      <w:r>
+        <w:rPr>
+          <w:i/>
+          <w:sz w:val="20"/>
+        </w:rPr>
+        <w:t>Pediatr Radiol</w:t>
+      </w:r>
+      <w:r>
+        <w:rPr>
+          <w:sz w:val="20"/>
+        </w:rPr>
+        <w:t>. 2014;44:387-391. doi:10.1007/s00247-013-2839-2</w:t>
+      </w:r>
+    </w:p>
+    <w:p>
+      <w:pPr>
+        <w:spacing w:after="60" w:line="480" w:lineRule="auto"/>
+      </w:pPr>
+      <w:r>
+        <w:rPr>
+          <w:sz w:val="20"/>
+        </w:rPr>
+        <w:t xml:space="preserve">18. Karmazyn B, Cohen MD. Based on the position of the third portion of the duodenum at sonography, it is not possible to confidently diagnose malrotation. </w:t>
+      </w:r>
+      <w:r>
+        <w:rPr>
+          <w:i/>
+          <w:sz w:val="20"/>
+        </w:rPr>
+        <w:t>Pediatr Radiol</w:t>
+      </w:r>
+      <w:r>
+        <w:rPr>
+          <w:sz w:val="20"/>
+        </w:rPr>
+        <w:t>. 2015;45:138-139. doi:10.1007/s00247-014-3068-z</w:t>
+      </w:r>
+    </w:p>
+    <w:p>
+      <w:pPr>
+        <w:spacing w:after="60" w:line="480" w:lineRule="auto"/>
+      </w:pPr>
+      <w:r>
+        <w:rPr>
+          <w:sz w:val="20"/>
+        </w:rPr>
+        <w:t xml:space="preserve">19. von Elm E, Altman DG, Egger M, Pocock SJ, Gøtzsche PC, Vandenbroucke JP; STROBE Initiative. The Strengthening the Reporting of Observational Studies in Epidemiology (STROBE) statement: guidelines for reporting observational studies. </w:t>
+      </w:r>
+      <w:r>
+        <w:rPr>
+          <w:i/>
+          <w:sz w:val="20"/>
+        </w:rPr>
+        <w:t>Ann Intern Med</w:t>
+      </w:r>
+      <w:r>
+        <w:rPr>
+          <w:sz w:val="20"/>
+        </w:rPr>
+        <w:t>. 2007;147:573-577. doi:10.7326/0003-4819-147-8-200710160-00010</w:t>
+      </w:r>
+    </w:p>
+    <w:p>
+      <w:pPr>
+        <w:spacing w:after="60" w:line="480" w:lineRule="auto"/>
+      </w:pPr>
+      <w:r>
+        <w:rPr>
+          <w:sz w:val="20"/>
+        </w:rPr>
+        <w:t xml:space="preserve">20. Shimanuki Y, Aihara T, Takano H, et al. Clockwise whirlpool sign at color Doppler US: an objective and definite sign of midgut volvulus. </w:t>
+      </w:r>
+      <w:r>
+        <w:rPr>
+          <w:i/>
+          <w:sz w:val="20"/>
+        </w:rPr>
+        <w:t>Radiology</w:t>
+      </w:r>
+      <w:r>
+        <w:rPr>
+          <w:sz w:val="20"/>
+        </w:rPr>
+        <w:t>. 1996;199:261-264. doi:10.1148/radiology.199.1.8633156</w:t>
+      </w:r>
+    </w:p>
+    <w:p>
+      <w:pPr>
+        <w:spacing w:after="60" w:line="480" w:lineRule="auto"/>
+      </w:pPr>
+      <w:r>
+        <w:rPr>
+          <w:sz w:val="20"/>
+        </w:rPr>
+        <w:t xml:space="preserve">21. López-Úbeda P, Martín-Noguerol T, Juluru K, Luna A. Natural language processing in radiology: update on clinical applications. </w:t>
+      </w:r>
+      <w:r>
+        <w:rPr>
+          <w:i/>
+          <w:sz w:val="20"/>
+        </w:rPr>
+        <w:t>J Am Coll Radiol</w:t>
+      </w:r>
+      <w:r>
+        <w:rPr>
+          <w:sz w:val="20"/>
+        </w:rPr>
+        <w:t>. 2022;19:1271-1285. doi:10.1016/j.jacr.2022.06.016</w:t>
+      </w:r>
+    </w:p>
+    <w:p>
+      <w:pPr>
+        <w:spacing w:after="60" w:line="480" w:lineRule="auto"/>
+      </w:pPr>
+      <w:r>
+        <w:rPr>
+          <w:sz w:val="20"/>
+        </w:rPr>
+        <w:t xml:space="preserve">22. Zeger SL, Liang KY. Longitudinal data analysis for discrete and continuous outcomes. </w:t>
+      </w:r>
+      <w:r>
+        <w:rPr>
+          <w:i/>
+          <w:sz w:val="20"/>
+        </w:rPr>
+        <w:t>Biometrics</w:t>
+      </w:r>
+      <w:r>
+        <w:rPr>
+          <w:sz w:val="20"/>
+        </w:rPr>
+        <w:t>. 1986;42:121-130. doi:10.2307/2531248</w:t>
+      </w:r>
+    </w:p>
+    <w:p>
+      <w:pPr>
+        <w:spacing w:after="60" w:line="480" w:lineRule="auto"/>
+      </w:pPr>
+      <w:r>
+        <w:rPr>
+          <w:sz w:val="20"/>
+        </w:rPr>
+        <w:t xml:space="preserve">23. Firth D. Bias reduction of maximum likelihood estimates. </w:t>
+      </w:r>
+      <w:r>
+        <w:rPr>
+          <w:i/>
+          <w:sz w:val="20"/>
+        </w:rPr>
+        <w:t>Biometrika</w:t>
+      </w:r>
+      <w:r>
+        <w:rPr>
+          <w:sz w:val="20"/>
+        </w:rPr>
+        <w:t>. 1993;80:27-38. doi:10.1093/biomet/80.1.27</w:t>
+      </w:r>
+    </w:p>
+    <w:p>
+      <w:pPr>
+        <w:spacing w:after="60" w:line="480" w:lineRule="auto"/>
+      </w:pPr>
+      <w:r>
+        <w:rPr>
+          <w:sz w:val="20"/>
+        </w:rPr>
+        <w:t xml:space="preserve">24. Heinze G, Schemper M. A solution to the problem of separation in logistic regression. </w:t>
+      </w:r>
+      <w:r>
+        <w:rPr>
+          <w:i/>
+          <w:sz w:val="20"/>
+        </w:rPr>
+        <w:t>Stat Med</w:t>
+      </w:r>
+      <w:r>
+        <w:rPr>
+          <w:sz w:val="20"/>
+        </w:rPr>
+        <w:t>. 2002;21:2409-2419. doi:10.1002/sim.1047</w:t>
+      </w:r>
+    </w:p>
+    <w:p>
+      <w:r>
+        <w:br w:type="page"/>
+      </w:r>
+    </w:p>
+    <w:p>
+      <w:pPr>
+        <w:keepNext/>
         <w:spacing w:after="160"/>
       </w:pPr>
       <w:r>
@@ -2524,70 +3484,13 @@
       </w:r>
     </w:p>
     <w:p>
-      <w:pPr>
-        <w:jc w:val="center"/>
-      </w:pPr>
       <w:r>
-        <w:drawing>
-          <wp:inline xmlns:a="http://schemas.openxmlformats.org/drawingml/2006/main" xmlns:pic="http://schemas.openxmlformats.org/drawingml/2006/picture">
-            <wp:extent cx="5852160" cy="4554188"/>
-            <wp:docPr id="1" name="Picture 1"/>
-            <wp:cNvGraphicFramePr>
-              <a:graphicFrameLocks noChangeAspect="1"/>
-            </wp:cNvGraphicFramePr>
-            <a:graphic>
-              <a:graphicData uri="http://schemas.openxmlformats.org/drawingml/2006/picture">
-                <pic:pic>
-                  <pic:nvPicPr>
-                    <pic:cNvPr id="0" name="Fig1_study_flow.png"/>
-                    <pic:cNvPicPr/>
-                  </pic:nvPicPr>
-                  <pic:blipFill>
-                    <a:blip r:embed="rId9"/>
-                    <a:stretch>
-                      <a:fillRect/>
-                    </a:stretch>
-                  </pic:blipFill>
-                  <pic:spPr>
-                    <a:xfrm>
-                      <a:off x="0" y="0"/>
-                      <a:ext cx="5852160" cy="4554188"/>
-                    </a:xfrm>
-                    <a:prstGeom prst="rect"/>
-                  </pic:spPr>
-                </pic:pic>
-              </a:graphicData>
-            </a:graphic>
-          </wp:inline>
-        </w:drawing>
+        <w:br w:type="page"/>
       </w:r>
     </w:p>
     <w:p>
       <w:pPr>
-        <w:spacing w:after="160"/>
-      </w:pPr>
-      <w:r>
-        <w:t>The modality groups were not interchangeable (Table 1). Ultrasound was performed more often in children with volvulus, its use rising from 13% to 48% of operated children between eras. Among children who underwent more than one index test, the UGI series was the last preoperative test in 75.1% of those who received it against 19.2% for CT, and detection was higher in that position (80.4% vs 70.5% for the UGI series), a feature of the pathway rather than of the test.</w:t>
-      </w:r>
-    </w:p>
-    <w:p>
-      <w:pPr>
-        <w:pStyle w:val="Heading2"/>
-      </w:pPr>
-      <w:r>
-        <w:t>Detection and certainty of wording</w:t>
-      </w:r>
-    </w:p>
-    <w:p>
-      <w:pPr>
-        <w:spacing w:after="160"/>
-      </w:pPr>
-      <w:r>
-        <w:t>Detection was 237/301 (78.7%, 95% CI 73.8–83.0) for the UGI series, 169/320 (52.8%, 47.3–58.2) for CT and 64/119 (53.8%, 44.8–62.5) for ultrasound (Table 2, Figure 2). These denominators are indication-selected and overlapping, and are not a ranking. CT and ultrasound had lower odds of a positive report than the UGI series (adjusted odds ratio 0.29 and 0.26), and the same model showed higher detection above 1 year of age (3.02, 1.64–5.54) and in the later era (1.75, 1.18–2.62); these coefficients absorb indication, pathway position and examination content (Supplement 2). Reclassifying possible-tier conclusions as negative reduced detection to 51.2%, 33.4% and 26.9% (Table 2).</w:t>
-      </w:r>
-    </w:p>
-    <w:p>
-      <w:pPr>
+        <w:keepNext/>
         <w:spacing w:after="160"/>
       </w:pPr>
       <w:r>
@@ -3660,78 +4563,13 @@
       </w:r>
     </w:p>
     <w:p>
-      <w:pPr>
-        <w:jc w:val="center"/>
-      </w:pPr>
       <w:r>
-        <w:drawing>
-          <wp:inline xmlns:a="http://schemas.openxmlformats.org/drawingml/2006/main" xmlns:pic="http://schemas.openxmlformats.org/drawingml/2006/picture">
-            <wp:extent cx="5852160" cy="2391876"/>
-            <wp:docPr id="2" name="Picture 2"/>
-            <wp:cNvGraphicFramePr>
-              <a:graphicFrameLocks noChangeAspect="1"/>
-            </wp:cNvGraphicFramePr>
-            <a:graphic>
-              <a:graphicData uri="http://schemas.openxmlformats.org/drawingml/2006/picture">
-                <pic:pic>
-                  <pic:nvPicPr>
-                    <pic:cNvPr id="0" name="Fig2_detection_by_modality.png"/>
-                    <pic:cNvPicPr/>
-                  </pic:nvPicPr>
-                  <pic:blipFill>
-                    <a:blip r:embed="rId10"/>
-                    <a:stretch>
-                      <a:fillRect/>
-                    </a:stretch>
-                  </pic:blipFill>
-                  <pic:spPr>
-                    <a:xfrm>
-                      <a:off x="0" y="0"/>
-                      <a:ext cx="5852160" cy="2391876"/>
-                    </a:xfrm>
-                    <a:prstGeom prst="rect"/>
-                  </pic:spPr>
-                </pic:pic>
-              </a:graphicData>
-            </a:graphic>
-          </wp:inline>
-        </w:drawing>
+        <w:br w:type="page"/>
       </w:r>
     </w:p>
     <w:p>
       <w:pPr>
-        <w:pStyle w:val="Heading2"/>
-      </w:pPr>
-      <w:r>
-        <w:t>Documented content of ultrasound examinations</w:t>
-      </w:r>
-    </w:p>
-    <w:p>
-      <w:pPr>
-        <w:spacing w:after="160"/>
-      </w:pPr>
-      <w:r>
-        <w:t>Of the 119 ultrasound index examinations, three (2.5%; 95% CI 0.9–7.2) documented D3 or the duodenojejunal junction and seven (5.9%) mentioned the duodenum (Table 3, Figure 3). Twelve (10.1%) addressed the mesenteric artery–vein relationship, and one stated that the vessels were inverted, although inversion was one of the two positivity criteria. Enteric fluid was recorded twice and graded compression once; a whirlpool was reported in 58 examinations (48.7%) and bowel gas limited 30 (25.2%).</w:t>
-      </w:r>
-    </w:p>
-    <w:p>
-      <w:pPr>
-        <w:spacing w:after="160"/>
-      </w:pPr>
-      <w:r>
-        <w:t>In 2018 the horizontal duodenum was described passing anterior to the superior mesenteric artery after oral contrast; in 2022 it was followed between the artery and the aorta with the duodenojejunal junction identified, the only examination resembling the published protocol; in 2024 it could not be filled and further imaging was advised.</w:t>
-      </w:r>
-    </w:p>
-    <w:p>
-      <w:pPr>
-        <w:spacing w:after="160"/>
-      </w:pPr>
-      <w:r>
-        <w:t>Detection followed this content closely. Malrotation was reported in 58 of the 58 examinations recording a whirlpool and in 6 of the 61 without one (9.8%, 95% CI 4.6–19.8). This contrast is partly definitional, as a whirlpool is itself a positivity criterion, and all 58 of those conclusions named malrotation or volvulus explicitly. The converse is more informative: a whirlpool was recorded in only 58 of the 113 children (51.3%) in whom operation confirmed midgut volvulus.</w:t>
-      </w:r>
-    </w:p>
-    <w:p>
-      <w:pPr>
+        <w:keepNext/>
         <w:spacing w:after="160"/>
       </w:pPr>
       <w:r>
@@ -6118,62 +6956,13 @@
       </w:r>
     </w:p>
     <w:p>
-      <w:pPr>
-        <w:jc w:val="center"/>
-      </w:pPr>
       <w:r>
-        <w:drawing>
-          <wp:inline xmlns:a="http://schemas.openxmlformats.org/drawingml/2006/main" xmlns:pic="http://schemas.openxmlformats.org/drawingml/2006/picture">
-            <wp:extent cx="6035040" cy="2307862"/>
-            <wp:docPr id="3" name="Picture 3"/>
-            <wp:cNvGraphicFramePr>
-              <a:graphicFrameLocks noChangeAspect="1"/>
-            </wp:cNvGraphicFramePr>
-            <a:graphic>
-              <a:graphicData uri="http://schemas.openxmlformats.org/drawingml/2006/picture">
-                <pic:pic>
-                  <pic:nvPicPr>
-                    <pic:cNvPr id="0" name="Fig3_ultrasound_report_audit.png"/>
-                    <pic:cNvPicPr/>
-                  </pic:nvPicPr>
-                  <pic:blipFill>
-                    <a:blip r:embed="rId11"/>
-                    <a:stretch>
-                      <a:fillRect/>
-                    </a:stretch>
-                  </pic:blipFill>
-                  <pic:spPr>
-                    <a:xfrm>
-                      <a:off x="0" y="0"/>
-                      <a:ext cx="6035040" cy="2307862"/>
-                    </a:xfrm>
-                    <a:prstGeom prst="rect"/>
-                  </pic:spPr>
-                </pic:pic>
-              </a:graphicData>
-            </a:graphic>
-          </wp:inline>
-        </w:drawing>
+        <w:br w:type="page"/>
       </w:r>
     </w:p>
     <w:p>
       <w:pPr>
-        <w:pStyle w:val="Heading2"/>
-      </w:pPr>
-      <w:r>
-        <w:t>Change in detection over time</w:t>
-      </w:r>
-    </w:p>
-    <w:p>
-      <w:pPr>
-        <w:spacing w:after="160"/>
-      </w:pPr>
-      <w:r>
-        <w:t>Ultrasound detection was 41.0% (16/39) in 2012–2018 and 60.0% (48/80) in 2019–2026, and rose for CT but not the UGI series (Table 4). For ultrasound the change tracked how the examination was booked. Sessions including a great-vessel study rose from 33.3% to 67.5%, and adding this indicator reduced the era effect from +19.0 (95% CI +0.6 to +37.6) to +8.2 (−11.6 to +27.8) percentage points, the indicator carrying an odds ratio of 3.73 (1.67–8.33). Moving the era boundary from 2019 to 2022 left the examination-type odds ratio between 3.44 and 4.31, while the era odds ratio ranged from 2.67 to 1.14 (Supplement 2). The era-by-booking interaction was not significant, giving no evidence that the effect of examination type itself changed between eras, although these subgroups are small. The change in booking tracked whirlpool reporting but not duodenal assessment. CT showed a comparable change that contrast enhancement explained only in part, and the UGI series showed none (Table 4).</w:t>
-      </w:r>
-    </w:p>
-    <w:p>
-      <w:pPr>
+        <w:keepNext/>
         <w:spacing w:after="160"/>
       </w:pPr>
       <w:r>
@@ -6906,19 +7695,8 @@
       </w:r>
     </w:p>
     <w:p>
-      <w:pPr>
-        <w:pStyle w:val="Heading2"/>
-      </w:pPr>
       <w:r>
-        <w:t>Selected subgroup and populations not represented</w:t>
-      </w:r>
-    </w:p>
-    <w:p>
-      <w:pPr>
-        <w:spacing w:after="160"/>
-      </w:pPr>
-      <w:r>
-        <w:t>Fifty-nine children underwent all three modalities. This subgroup, in whom the diagnosis remained uncertain, was more severely affected than the other 351 imaged children (volvulus 96.6% vs 86.6%; neonates 83.1% vs 65.5%). The UGI series was positive in 76.3%, ultrasound in 52.5% and CT in 45.8% (Cochran's Q p&lt;0.001; the UGI series exceeded CT by 30.5 percentage points, 95% CI +15.3 to +47.5, and ultrasound by 23.7, +8.5 to +39.0, while the CT–ultrasound difference was compatible with zero, −6.8, −20.3 to +6.8), and was unchanged within 48 h (Supplement 2). These comparisons describe reporting within one selected subgroup and are not measures of accuracy. Only 6 of the 62 children with malrotation but no volvulus underwent ultrasound, and none had a positive report; a Firth penalized model supports the direction of this contrast but not its magnitude (Supplement 2).</w:t>
+        <w:br w:type="page"/>
       </w:r>
     </w:p>
     <w:p>
@@ -6926,878 +7704,12 @@
         <w:pStyle w:val="Heading1"/>
       </w:pPr>
       <w:r>
-        <w:t>Discussion</w:t>
+        <w:t>Figure Legends</w:t>
       </w:r>
     </w:p>
     <w:p>
       <w:pPr>
-        <w:spacing w:after="160"/>
-      </w:pPr>
-      <w:r>
-        <w:t>Over 13.5 years, routine ultrasound reports for children who proved to have intestinal malrotation rarely recorded the duodenal anatomy on which contemporary ultrasound accuracy depends: D3 or the duodenojejunal junction in three of 119 examinations, enteric fluid in two. The finding they did record was the whirlpool sign, present in about half of all examinations and of the children in whom operation confirmed volvulus. In this setting ultrasound functioned as an imperfect test for midgut volvulus.</w:t>
-      </w:r>
-    </w:p>
-    <w:p>
-      <w:pPr>
-        <w:spacing w:after="160"/>
-      </w:pPr>
-      <w:r>
-        <w:t>Malrotation was reported in 53.8% of the surgically confirmed children who underwent ultrasound, compared with 93% (original reports) and 97% (blinded review) in the 2025 multicenter series, which excluded non-diagnostic and equivocal examinations [13], and a pooled 94% in meta-analysis [11], both in children investigated for suspicion. These figures are not interchangeable: ours is conditioned on confirmed disease and on the indications that selected these children, so the difference combines case-mix with technique. The audit nonetheless shows the technical component to be real. The published figures derive from examinations that assessed D3, the most accurate single sign in the 2025 multicenter series [13], and the duodenojejunal junction, often with enteric fluid, in readers alert to the diagnosis [15–17], whereas ours almost never did. The 2021 systematic review likewise found better performance where enteric fluid was given before the examination [11].</w:t>
-      </w:r>
-    </w:p>
-    <w:p>
-      <w:pPr>
-        <w:spacing w:after="160"/>
-      </w:pPr>
-      <w:r>
-        <w:t>The temporal analysis is consistent with this interpretation without establishing it. Detection rose from 41% to 60%, and the change tracked what the examination was: adding the great-vessel indicator more than halved the era effect on the risk-difference scale, whereas the examination-type effect was stable at every boundary tested. The booking category was not randomized, and a child in whom volvulus is suspected is both more likely to be booked for a vessel study and more likely to have a whirlpool present, so indication and technique cannot be separated here. The adjusted marginal effect also has a wide interval that includes zero, so the analysis bounds the era contribution rather than removing it. The department's account is consistent: growing awareness from about 2021 attached to the whirlpool sign rather than to duodenal anatomy, so that the improvement also ran toward volvulus.</w:t>
-      </w:r>
-    </w:p>
-    <w:p>
-      <w:pPr>
-        <w:spacing w:after="160"/>
-      </w:pPr>
-      <w:r>
-        <w:t>Three features of the design make the between-modality differences uninterpretable as accuracy. The reference standard is not independent of the index tests: the surgeon knew the preoperative imaging, and a positive UGI series often precipitated the operation that confirmed the diagnosis, an incorporation bias asymmetrical between tests. Pathway position differed, the UGI series usually being the last preoperative test. The modalities were also used in different children for different reasons (Table 1), which no adjustment can undo.</w:t>
-      </w:r>
-    </w:p>
-    <w:p>
-      <w:pPr>
-        <w:spacing w:after="160"/>
-      </w:pPr>
-      <w:r>
-        <w:t>Departments adopting an ultrasound-first pathway on the basis of sensitivities of 93–97% should first establish that their examinations resemble those that produced them. Here detection rose over the period of reported growing awareness while the duodenal landmarks remained largely unexamined. A structured report requiring explicit statements on D3, the duodenojejunal junction and study adequacy would make this gap auditable. Where such an examination cannot be delivered, a negative ultrasound should not be taken to exclude malrotation.</w:t>
-      </w:r>
-    </w:p>
-    <w:p>
-      <w:pPr>
-        <w:pStyle w:val="Heading2"/>
-      </w:pPr>
-      <w:r>
-        <w:t>Limitations</w:t>
-      </w:r>
-    </w:p>
-    <w:p>
-      <w:pPr>
-        <w:spacing w:after="160"/>
-      </w:pPr>
-      <w:r>
-        <w:t>This is not a diagnostic accuracy study: detection among surgically confirmed children who underwent a test does not transfer to children investigated for suspicion [11, 13, 14]. The cohort contains only children who reached an operation, is weighted toward severe neonatal disease, and provides little information on older children with intermittent symptoms, incidental or non-volvulus malrotation, or stable outpatients. The 55 children without an index test were excluded from the denominators, an informative missingness. Excluding children whose operative record states a rotation below 360° changes prevalence from 86.7% to 82.6% without altering any conclusion (Supplement 2).</w:t>
-      </w:r>
-    </w:p>
-    <w:p>
-      <w:pPr>
-        <w:spacing w:after="160"/>
-      </w:pPr>
-      <w:r>
-        <w:t>Index tests were classified from report text rather than blinded image review, so the study measures reported detection rather than achievable image-based accuracy; a finding seen but not recorded and an inadequate examination reported as normal cannot be distinguished. This bounds the question rather than the answer, since the report is what clinicians act on. The certainty tiers were derived from the same text and, unlike the positive–negative label, were not separately adjudicated. The temporal analysis was not pre-specified, the examination-type variable having been identified after inspection of the data, and is best regarded as hypothesis-generating. Radiation dose could not be captured, and whether the deficit at this center generalizes is unknown.</w:t>
-      </w:r>
-    </w:p>
-    <w:p>
-      <w:pPr>
-        <w:pStyle w:val="Heading1"/>
-      </w:pPr>
-      <w:r>
-        <w:t>Take-Home Points</w:t>
-      </w:r>
-    </w:p>
-    <w:p>
-      <w:pPr>
-        <w:spacing w:after="160"/>
-      </w:pPr>
-      <w:r>
-        <w:t>• Routine ultrasound reports for children with surgically confirmed malrotation documented the duodenal landmarks underpinning published accuracy in 2.5% of examinations and reported the diagnosis almost only when a whirlpool sign was present.</w:t>
-      </w:r>
-    </w:p>
-    <w:p>
-      <w:pPr>
-        <w:spacing w:after="160"/>
-      </w:pPr>
-      <w:r>
-        <w:t>• In practice, routine ultrasound served as a test for volvulus rather than for malrotation: a whirlpool sign was recorded in only 58 of 113 children in whom operation confirmed volvulus.</w:t>
-      </w:r>
-    </w:p>
-    <w:p>
-      <w:pPr>
-        <w:spacing w:after="160"/>
-      </w:pPr>
-      <w:r>
-        <w:t>• These are report-level detection rates among surgically confirmed children, not sensitivities; they establish no specificity, predictive value or ranking of modalities, and are no argument against ultrasound-first pathways.</w:t>
-      </w:r>
-    </w:p>
-    <w:p>
-      <w:pPr>
-        <w:spacing w:after="160"/>
-      </w:pPr>
-      <w:r>
-        <w:t>• Before assuming that published ultrasound performance applies locally, departments should audit whether their own reports document the duodenal landmarks; a structured report would make the gap auditable.</w:t>
-      </w:r>
-    </w:p>
-    <w:p>
-      <w:pPr>
-        <w:pStyle w:val="Heading1"/>
-      </w:pPr>
-      <w:r>
-        <w:t>Supplemental Material</w:t>
-      </w:r>
-    </w:p>
-    <w:p>
-      <w:pPr>
-        <w:spacing w:after="160"/>
-      </w:pPr>
-      <w:r>
-        <w:rPr>
-          <w:b/>
-        </w:rPr>
-        <w:t>Supplement 1.</w:t>
-      </w:r>
-      <w:r>
-        <w:t xml:space="preserve"> Text-classification algorithm and report-content audit: full rule dictionary, negation and scope handling, priority rules, worked examples of misclassification, the per-modality distribution of positive, negative and tentative labels, and a runnable reference implementation of the rule set (`Supplement_1_classifier.py`), which reproduces 98.9% of the final labels. That figure measures agreement between the published code and the labels used here; the 92% above measures agreement between the algorithm and the blinded adjudicator.</w:t>
-      </w:r>
-    </w:p>
-    <w:p>
-      <w:pPr>
-        <w:spacing w:after="160"/>
-      </w:pPr>
-      <w:r>
-        <w:rPr>
-          <w:b/>
-        </w:rPr>
-        <w:t>Supplement 2.</w:t>
-      </w:r>
-      <w:r>
-        <w:t xml:space="preserve"> Between-modality generalized estimating equation models; the subgroup receiving all three examinations, with 48-h and 24-h timing sensitivity analyses; detection stratified by midgut volvulus and by age; detection of a volvulus-specific sign among children with confirmed volvulus; and sensitivity analyses varying the era boundary from 2019 to 2022, restricting midgut volvulus to a documented rotation of 360° or more, and taking the earliest rather than the closest preoperative examination as the index unit.</w:t>
-      </w:r>
-    </w:p>
-    <w:p>
-      <w:pPr>
-        <w:spacing w:after="160"/>
-      </w:pPr>
-      <w:r>
-        <w:rPr>
-          <w:b/>
-        </w:rPr>
-        <w:t>Supplement 3.</w:t>
-      </w:r>
-      <w:r>
-        <w:t xml:space="preserve"> Content audit of the 320 CT and 301 upper gastrointestinal series index examinations, with detection conditional on documented content.</w:t>
-      </w:r>
-    </w:p>
-    <w:p>
-      <w:pPr>
-        <w:pStyle w:val="Heading1"/>
-      </w:pPr>
-      <w:r>
-        <w:t>Declarations</w:t>
-      </w:r>
-    </w:p>
-    <w:p>
-      <w:pPr>
-        <w:spacing w:after="160"/>
-      </w:pPr>
-      <w:r>
-        <w:rPr>
-          <w:b/>
-        </w:rPr>
-        <w:t>Acknowledgments:</w:t>
-      </w:r>
-      <w:r>
-        <w:t xml:space="preserve"> Provided on the separate title page.</w:t>
-      </w:r>
-    </w:p>
-    <w:p>
-      <w:pPr>
-        <w:spacing w:after="160"/>
-      </w:pPr>
-      <w:r>
-        <w:rPr>
-          <w:b/>
-        </w:rPr>
-        <w:t>Funding:</w:t>
-      </w:r>
-      <w:r>
-        <w:t xml:space="preserve"> Provided on the separate title page.</w:t>
-      </w:r>
-    </w:p>
-    <w:p>
-      <w:pPr>
-        <w:spacing w:after="160"/>
-      </w:pPr>
-      <w:r>
-        <w:rPr>
-          <w:b/>
-        </w:rPr>
-        <w:t>Competing interests:</w:t>
-      </w:r>
-      <w:r>
-        <w:t xml:space="preserve"> The authors declare that they have no competing interests.</w:t>
-      </w:r>
-    </w:p>
-    <w:p>
-      <w:pPr>
-        <w:spacing w:after="160"/>
-      </w:pPr>
-      <w:r>
-        <w:rPr>
-          <w:b/>
-        </w:rPr>
-        <w:t>Ethics approval and consent to participate:</w:t>
-      </w:r>
-      <w:r>
-        <w:t xml:space="preserve"> This study was approved by the institutional review board of the participating institution (approval number provided on the title page), and the requirement for informed consent was waived because of the retrospective, de-identified design. All procedures were in accordance with the 1964 Declaration of Helsinki and its later amendments.</w:t>
-      </w:r>
-    </w:p>
-    <w:p>
-      <w:pPr>
-        <w:spacing w:after="160"/>
-      </w:pPr>
-      <w:r>
-        <w:rPr>
-          <w:b/>
-        </w:rPr>
-        <w:t>Consent for publication:</w:t>
-      </w:r>
-      <w:r>
-        <w:t xml:space="preserve"> Not applicable. This manuscript does not contain any individual person's data, images, or other identifiable material.</w:t>
-      </w:r>
-    </w:p>
-    <w:p>
-      <w:pPr>
-        <w:spacing w:after="160"/>
-      </w:pPr>
-      <w:r>
-        <w:rPr>
-          <w:b/>
-        </w:rPr>
-        <w:t>Availability of data and materials:</w:t>
-      </w:r>
-      <w:r>
-        <w:t xml:space="preserve"> The de-identified analysis dataset used pseudonymized research identifiers rather than direct identifiers; it is nonetheless not publicly available because of institutional and ethical restrictions on sharing patient-level clinical data and the potential for re-identification within this small, single-center disease cohort. The complete text-classification rule set, a runnable reference implementation of it, and the report-content audit patterns are provided in Supplement 1. The scripts implementing every model, table and figure are available from the corresponding author on request. De-identified data may be made available by the corresponding author upon reasonable request and with permission of the institutional review board.</w:t>
-      </w:r>
-    </w:p>
-    <w:p>
-      <w:pPr>
-        <w:spacing w:after="160"/>
-      </w:pPr>
-      <w:r>
-        <w:rPr>
-          <w:b/>
-        </w:rPr>
-        <w:t>Authors' contributions:</w:t>
-      </w:r>
-      <w:r>
-        <w:t xml:space="preserve"> Provided on the separate title page.</w:t>
-      </w:r>
-    </w:p>
-    <w:p>
-      <w:pPr>
-        <w:spacing w:after="160"/>
-      </w:pPr>
-      <w:r>
-        <w:rPr>
-          <w:b/>
-        </w:rPr>
-        <w:t>Declaration of generative AI and AI-assisted technologies in the manuscript preparation process:</w:t>
-      </w:r>
-      <w:r>
-        <w:t xml:space="preserve"> During the preparation of this work the authors used Claude (Anthropic) to assist with drafting and language editing of the manuscript and with writing and checking the analysis code. After using this tool, the authors reviewed and edited the content as needed and take full responsibility for the content of the published article.</w:t>
-      </w:r>
-    </w:p>
-    <w:p>
-      <w:pPr>
-        <w:pStyle w:val="Heading1"/>
-      </w:pPr>
-      <w:r>
-        <w:t>References</w:t>
-      </w:r>
-    </w:p>
-    <w:p>
-      <w:pPr>
-        <w:spacing w:after="60"/>
-      </w:pPr>
-      <w:r>
-        <w:rPr>
-          <w:sz w:val="20"/>
-        </w:rPr>
-        <w:t xml:space="preserve">1. Marine MB, Karmazyn B. Imaging of malrotation in the neonate. </w:t>
-      </w:r>
-      <w:r>
-        <w:rPr>
-          <w:i/>
-          <w:sz w:val="20"/>
-        </w:rPr>
-        <w:t>Semin Ultrasound CT MR</w:t>
-      </w:r>
-      <w:r>
-        <w:rPr>
-          <w:sz w:val="20"/>
-        </w:rPr>
-        <w:t>. 2014;35:555-570. doi:10.1053/j.sult.2014.08.004</w:t>
-      </w:r>
-    </w:p>
-    <w:p>
-      <w:pPr>
-        <w:spacing w:after="60"/>
-      </w:pPr>
-      <w:r>
-        <w:rPr>
-          <w:sz w:val="20"/>
-        </w:rPr>
-        <w:t xml:space="preserve">2. Martinez SA, Fligor SC, Tsikis S, et al. IMPOWER: a national patient-generated registry for intestinal malrotation exploring diagnosis, treatment, and surgical outcomes. </w:t>
-      </w:r>
-      <w:r>
-        <w:rPr>
-          <w:i/>
-          <w:sz w:val="20"/>
-        </w:rPr>
-        <w:t>Orphanet J Rare Dis</w:t>
-      </w:r>
-      <w:r>
-        <w:rPr>
-          <w:sz w:val="20"/>
-        </w:rPr>
-        <w:t>. 2023;18:113. doi:10.1186/s13023-023-02722-5</w:t>
-      </w:r>
-    </w:p>
-    <w:p>
-      <w:pPr>
-        <w:spacing w:after="60"/>
-      </w:pPr>
-      <w:r>
-        <w:rPr>
-          <w:sz w:val="20"/>
-        </w:rPr>
-        <w:t xml:space="preserve">3. Yang X, Wang W, Wang K, et al. Identification and treatment of intestinal malrotation with midgut volvulus in childhood: a multicenter retrospective study. </w:t>
-      </w:r>
-      <w:r>
-        <w:rPr>
-          <w:i/>
-          <w:sz w:val="20"/>
-        </w:rPr>
-        <w:t>Front Pediatr</w:t>
-      </w:r>
-      <w:r>
-        <w:rPr>
-          <w:sz w:val="20"/>
-        </w:rPr>
-        <w:t>. 2024;12:1390856. doi:10.3389/fped.2024.1390856</w:t>
-      </w:r>
-    </w:p>
-    <w:p>
-      <w:pPr>
-        <w:spacing w:after="60"/>
-      </w:pPr>
-      <w:r>
-        <w:rPr>
-          <w:sz w:val="20"/>
-        </w:rPr>
-        <w:t xml:space="preserve">4. Menghwani H, Piplani R, Yhoshu E, Jagdish B, Sree BS. Delayed presentation of malrotation: case series and literature review. </w:t>
-      </w:r>
-      <w:r>
-        <w:rPr>
-          <w:i/>
-          <w:sz w:val="20"/>
-        </w:rPr>
-        <w:t>J Indian Assoc Pediatr Surg</w:t>
-      </w:r>
-      <w:r>
-        <w:rPr>
-          <w:sz w:val="20"/>
-        </w:rPr>
-        <w:t>. 2023;28:271-277. doi:10.4103/jiaps.jiaps_2_23</w:t>
-      </w:r>
-    </w:p>
-    <w:p>
-      <w:pPr>
-        <w:spacing w:after="60"/>
-      </w:pPr>
-      <w:r>
-        <w:rPr>
-          <w:sz w:val="20"/>
-        </w:rPr>
-        <w:t xml:space="preserve">5. Mattioli G, Gallo E, Wong MCY, et al. Diagnostic accuracy of upper gastrointestinal series in children with suspected intestinal malrotation. </w:t>
-      </w:r>
-      <w:r>
-        <w:rPr>
-          <w:i/>
-          <w:sz w:val="20"/>
-        </w:rPr>
-        <w:t>Updates Surg</w:t>
-      </w:r>
-      <w:r>
-        <w:rPr>
-          <w:sz w:val="20"/>
-        </w:rPr>
-        <w:t>. 2024;76:201-208. doi:10.1007/s13304-023-01559-8</w:t>
-      </w:r>
-    </w:p>
-    <w:p>
-      <w:pPr>
-        <w:spacing w:after="60"/>
-      </w:pPr>
-      <w:r>
-        <w:rPr>
-          <w:sz w:val="20"/>
-        </w:rPr>
-        <w:t xml:space="preserve">6. Sizemore AW, Rabbani KZ, Ladd A, Applegate KE. Diagnostic performance of the upper gastrointestinal series in the evaluation of children with clinically suspected malrotation. </w:t>
-      </w:r>
-      <w:r>
-        <w:rPr>
-          <w:i/>
-          <w:sz w:val="20"/>
-        </w:rPr>
-        <w:t>Pediatr Radiol</w:t>
-      </w:r>
-      <w:r>
-        <w:rPr>
-          <w:sz w:val="20"/>
-        </w:rPr>
-        <w:t>. 2008;38:518-528. doi:10.1007/s00247-008-0762-8</w:t>
-      </w:r>
-    </w:p>
-    <w:p>
-      <w:pPr>
-        <w:spacing w:after="60"/>
-      </w:pPr>
-      <w:r>
-        <w:rPr>
-          <w:sz w:val="20"/>
-        </w:rPr>
-        <w:t xml:space="preserve">7. Applegate KE, Anderson JM, Klatte EC. Intestinal malrotation in children: a problem-solving approach to the upper gastrointestinal series. </w:t>
-      </w:r>
-      <w:r>
-        <w:rPr>
-          <w:i/>
-          <w:sz w:val="20"/>
-        </w:rPr>
-        <w:t>Radiographics</w:t>
-      </w:r>
-      <w:r>
-        <w:rPr>
-          <w:sz w:val="20"/>
-        </w:rPr>
-        <w:t>. 2006;26:1485-1500. doi:10.1148/rg.265055167</w:t>
-      </w:r>
-    </w:p>
-    <w:p>
-      <w:pPr>
-        <w:spacing w:after="60"/>
-      </w:pPr>
-      <w:r>
-        <w:rPr>
-          <w:sz w:val="20"/>
-        </w:rPr>
-        <w:t xml:space="preserve">8. Smitthimedhin A, Suarez A, Webb RL, Otero HJ. Mimics of malrotation on pediatric upper gastrointestinal series: a pictorial review. </w:t>
-      </w:r>
-      <w:r>
-        <w:rPr>
-          <w:i/>
-          <w:sz w:val="20"/>
-        </w:rPr>
-        <w:t>Abdom Radiol (NY)</w:t>
-      </w:r>
-      <w:r>
-        <w:rPr>
-          <w:sz w:val="20"/>
-        </w:rPr>
-        <w:t>. 2018;43:2246-2254. doi:10.1007/s00261-018-1537-9</w:t>
-      </w:r>
-    </w:p>
-    <w:p>
-      <w:pPr>
-        <w:spacing w:after="60"/>
-      </w:pPr>
-      <w:r>
-        <w:rPr>
-          <w:sz w:val="20"/>
-        </w:rPr>
-        <w:t xml:space="preserve">9. Taylor GA. CT appearance of the duodenum and mesenteric vessels in children with normal and abnormal bowel rotation. </w:t>
-      </w:r>
-      <w:r>
-        <w:rPr>
-          <w:i/>
-          <w:sz w:val="20"/>
-        </w:rPr>
-        <w:t>Pediatr Radiol</w:t>
-      </w:r>
-      <w:r>
-        <w:rPr>
-          <w:sz w:val="20"/>
-        </w:rPr>
-        <w:t>. 2011;41:1378-1383. doi:10.1007/s00247-011-2118-z</w:t>
-      </w:r>
-    </w:p>
-    <w:p>
-      <w:pPr>
-        <w:spacing w:after="60"/>
-      </w:pPr>
-      <w:r>
-        <w:rPr>
-          <w:sz w:val="20"/>
-        </w:rPr>
-        <w:t xml:space="preserve">10. Sodhi KS, Bhatia A, Saxena AK, Rao KLN, Menon P, Khandelwal N. Anticlockwise swirl of mesenteric vessels: a normal CT appearance, retrospective analysis of 200 pediatric patients. </w:t>
-      </w:r>
-      <w:r>
-        <w:rPr>
-          <w:i/>
-          <w:sz w:val="20"/>
-        </w:rPr>
-        <w:t>Eur J Radiol</w:t>
-      </w:r>
-      <w:r>
-        <w:rPr>
-          <w:sz w:val="20"/>
-        </w:rPr>
-        <w:t>. 2014;83:710-714. doi:10.1016/j.ejrad.2013.12.026</w:t>
-      </w:r>
-    </w:p>
-    <w:p>
-      <w:pPr>
-        <w:spacing w:after="60"/>
-      </w:pPr>
-      <w:r>
-        <w:rPr>
-          <w:sz w:val="20"/>
-        </w:rPr>
-        <w:t xml:space="preserve">11. Nguyen HN, Kulkarni M, Jose J, et al. Ultrasound for the diagnosis of malrotation and volvulus in children and adolescents: a systematic review and meta-analysis. </w:t>
-      </w:r>
-      <w:r>
-        <w:rPr>
-          <w:i/>
-          <w:sz w:val="20"/>
-        </w:rPr>
-        <w:t>Arch Dis Child</w:t>
-      </w:r>
-      <w:r>
-        <w:rPr>
-          <w:sz w:val="20"/>
-        </w:rPr>
-        <w:t>. 2021;106:1171-1178. doi:10.1136/archdischild-2020-321082</w:t>
-      </w:r>
-    </w:p>
-    <w:p>
-      <w:pPr>
-        <w:spacing w:after="60"/>
-      </w:pPr>
-      <w:r>
-        <w:rPr>
-          <w:sz w:val="20"/>
-        </w:rPr>
-        <w:t xml:space="preserve">12. Nguyen HN, Navarro OM, Bloom DA, et al. Ultrasound for midgut malrotation and midgut volvulus: AJR expert panel narrative review. </w:t>
-      </w:r>
-      <w:r>
-        <w:rPr>
-          <w:i/>
-          <w:sz w:val="20"/>
-        </w:rPr>
-        <w:t>AJR Am J Roentgenol</w:t>
-      </w:r>
-      <w:r>
-        <w:rPr>
-          <w:sz w:val="20"/>
-        </w:rPr>
-        <w:t>. 2022;218:931-939. doi:10.2214/AJR.21.27242</w:t>
-      </w:r>
-    </w:p>
-    <w:p>
-      <w:pPr>
-        <w:spacing w:after="60"/>
-      </w:pPr>
-      <w:r>
-        <w:rPr>
-          <w:sz w:val="20"/>
-        </w:rPr>
-        <w:t xml:space="preserve">13. Nguyen HN, El-Ali AM, Van Tassel D, et al. Diagnostic performance of ultrasound for diagnosing midgut malrotation and volvulus in children: a multiinstitutional retrospective review. </w:t>
-      </w:r>
-      <w:r>
-        <w:rPr>
-          <w:i/>
-          <w:sz w:val="20"/>
-        </w:rPr>
-        <w:t>AJR Am J Roentgenol</w:t>
-      </w:r>
-      <w:r>
-        <w:rPr>
-          <w:sz w:val="20"/>
-        </w:rPr>
-        <w:t>. 2025;225:e2532660. doi:10.2214/AJR.25.32660</w:t>
-      </w:r>
-    </w:p>
-    <w:p>
-      <w:pPr>
-        <w:spacing w:after="60"/>
-      </w:pPr>
-      <w:r>
-        <w:rPr>
-          <w:sz w:val="20"/>
-        </w:rPr>
-        <w:t xml:space="preserve">14. Binu V, Nicholson C, Cundy T, et al. Ultrasound imaging as the first line of investigation to diagnose intestinal malrotation in children: safety and efficacy. </w:t>
-      </w:r>
-      <w:r>
-        <w:rPr>
-          <w:i/>
-          <w:sz w:val="20"/>
-        </w:rPr>
-        <w:t>J Pediatr Surg</w:t>
-      </w:r>
-      <w:r>
-        <w:rPr>
-          <w:sz w:val="20"/>
-        </w:rPr>
-        <w:t>. 2021;56:2224-2228. doi:10.1016/j.jpedsurg.2021.04.009</w:t>
-      </w:r>
-    </w:p>
-    <w:p>
-      <w:pPr>
-        <w:spacing w:after="60"/>
-      </w:pPr>
-      <w:r>
-        <w:rPr>
-          <w:sz w:val="20"/>
-        </w:rPr>
-        <w:t xml:space="preserve">15. McCurdie FK, Meshaka R, Leung G, Billington J, Watson TA. Ultrasound for infantile midgut malrotation: techniques, pearls, and pitfalls. </w:t>
-      </w:r>
-      <w:r>
-        <w:rPr>
-          <w:i/>
-          <w:sz w:val="20"/>
-        </w:rPr>
-        <w:t>Pediatr Radiol</w:t>
-      </w:r>
-      <w:r>
-        <w:rPr>
-          <w:sz w:val="20"/>
-        </w:rPr>
-        <w:t>. 2024;54:2099-2111. doi:10.1007/s00247-024-06067-4</w:t>
-      </w:r>
-    </w:p>
-    <w:p>
-      <w:pPr>
-        <w:spacing w:after="60"/>
-      </w:pPr>
-      <w:r>
-        <w:rPr>
-          <w:sz w:val="20"/>
-        </w:rPr>
-        <w:t xml:space="preserve">16. Menten R, Reding R, Godding V, Dumitriu DI, Clapuyt P. Sonographic assessment of the retroperitoneal position of the third portion of the duodenum: an indicator of normal intestinal rotation. </w:t>
-      </w:r>
-      <w:r>
-        <w:rPr>
-          <w:i/>
-          <w:sz w:val="20"/>
-        </w:rPr>
-        <w:t>Pediatr Radiol</w:t>
-      </w:r>
-      <w:r>
-        <w:rPr>
-          <w:sz w:val="20"/>
-        </w:rPr>
-        <w:t>. 2012;42:941-945. doi:10.1007/s00247-012-2403-5</w:t>
-      </w:r>
-    </w:p>
-    <w:p>
-      <w:pPr>
-        <w:spacing w:after="60"/>
-      </w:pPr>
-      <w:r>
-        <w:rPr>
-          <w:sz w:val="20"/>
-        </w:rPr>
-        <w:t xml:space="preserve">17. Hennessey I, John R, Gent R, Goh DW. Utility of sonographic assessment of the position of the third part of the duodenum using water instillation in intestinal malrotation: a single-center retrospective audit. </w:t>
-      </w:r>
-      <w:r>
-        <w:rPr>
-          <w:i/>
-          <w:sz w:val="20"/>
-        </w:rPr>
-        <w:t>Pediatr Radiol</w:t>
-      </w:r>
-      <w:r>
-        <w:rPr>
-          <w:sz w:val="20"/>
-        </w:rPr>
-        <w:t>. 2014;44:387-391. doi:10.1007/s00247-013-2839-2</w:t>
-      </w:r>
-    </w:p>
-    <w:p>
-      <w:pPr>
-        <w:spacing w:after="60"/>
-      </w:pPr>
-      <w:r>
-        <w:rPr>
-          <w:sz w:val="20"/>
-        </w:rPr>
-        <w:t xml:space="preserve">18. Karmazyn B, Cohen MD. Based on the position of the third portion of the duodenum at sonography, it is not possible to confidently diagnose malrotation. </w:t>
-      </w:r>
-      <w:r>
-        <w:rPr>
-          <w:i/>
-          <w:sz w:val="20"/>
-        </w:rPr>
-        <w:t>Pediatr Radiol</w:t>
-      </w:r>
-      <w:r>
-        <w:rPr>
-          <w:sz w:val="20"/>
-        </w:rPr>
-        <w:t>. 2015;45:138-139. doi:10.1007/s00247-014-3068-z</w:t>
-      </w:r>
-    </w:p>
-    <w:p>
-      <w:pPr>
-        <w:spacing w:after="60"/>
-      </w:pPr>
-      <w:r>
-        <w:rPr>
-          <w:sz w:val="20"/>
-        </w:rPr>
-        <w:t xml:space="preserve">19. von Elm E, Altman DG, Egger M, Pocock SJ, Gøtzsche PC, Vandenbroucke JP; STROBE Initiative. The Strengthening the Reporting of Observational Studies in Epidemiology (STROBE) statement: guidelines for reporting observational studies. </w:t>
-      </w:r>
-      <w:r>
-        <w:rPr>
-          <w:i/>
-          <w:sz w:val="20"/>
-        </w:rPr>
-        <w:t>Ann Intern Med</w:t>
-      </w:r>
-      <w:r>
-        <w:rPr>
-          <w:sz w:val="20"/>
-        </w:rPr>
-        <w:t>. 2007;147:573-577. doi:10.7326/0003-4819-147-8-200710160-00010</w:t>
-      </w:r>
-    </w:p>
-    <w:p>
-      <w:pPr>
-        <w:spacing w:after="60"/>
-      </w:pPr>
-      <w:r>
-        <w:rPr>
-          <w:sz w:val="20"/>
-        </w:rPr>
-        <w:t xml:space="preserve">20. Shimanuki Y, Aihara T, Takano H, et al. Clockwise whirlpool sign at color Doppler US: an objective and definite sign of midgut volvulus. </w:t>
-      </w:r>
-      <w:r>
-        <w:rPr>
-          <w:i/>
-          <w:sz w:val="20"/>
-        </w:rPr>
-        <w:t>Radiology</w:t>
-      </w:r>
-      <w:r>
-        <w:rPr>
-          <w:sz w:val="20"/>
-        </w:rPr>
-        <w:t>. 1996;199:261-264. doi:10.1148/radiology.199.1.8633156</w:t>
-      </w:r>
-    </w:p>
-    <w:p>
-      <w:pPr>
-        <w:spacing w:after="60"/>
-      </w:pPr>
-      <w:r>
-        <w:rPr>
-          <w:sz w:val="20"/>
-        </w:rPr>
-        <w:t xml:space="preserve">21. López-Úbeda P, Martín-Noguerol T, Juluru K, Luna A. Natural language processing in radiology: update on clinical applications. </w:t>
-      </w:r>
-      <w:r>
-        <w:rPr>
-          <w:i/>
-          <w:sz w:val="20"/>
-        </w:rPr>
-        <w:t>J Am Coll Radiol</w:t>
-      </w:r>
-      <w:r>
-        <w:rPr>
-          <w:sz w:val="20"/>
-        </w:rPr>
-        <w:t>. 2022;19:1271-1285. doi:10.1016/j.jacr.2022.06.016</w:t>
-      </w:r>
-    </w:p>
-    <w:p>
-      <w:pPr>
-        <w:spacing w:after="60"/>
-      </w:pPr>
-      <w:r>
-        <w:rPr>
-          <w:sz w:val="20"/>
-        </w:rPr>
-        <w:t xml:space="preserve">22. Zeger SL, Liang KY. Longitudinal data analysis for discrete and continuous outcomes. </w:t>
-      </w:r>
-      <w:r>
-        <w:rPr>
-          <w:i/>
-          <w:sz w:val="20"/>
-        </w:rPr>
-        <w:t>Biometrics</w:t>
-      </w:r>
-      <w:r>
-        <w:rPr>
-          <w:sz w:val="20"/>
-        </w:rPr>
-        <w:t>. 1986;42:121-130. doi:10.2307/2531248</w:t>
-      </w:r>
-    </w:p>
-    <w:p>
-      <w:pPr>
-        <w:spacing w:after="60"/>
-      </w:pPr>
-      <w:r>
-        <w:rPr>
-          <w:sz w:val="20"/>
-        </w:rPr>
-        <w:t xml:space="preserve">23. Firth D. Bias reduction of maximum likelihood estimates. </w:t>
-      </w:r>
-      <w:r>
-        <w:rPr>
-          <w:i/>
-          <w:sz w:val="20"/>
-        </w:rPr>
-        <w:t>Biometrika</w:t>
-      </w:r>
-      <w:r>
-        <w:rPr>
-          <w:sz w:val="20"/>
-        </w:rPr>
-        <w:t>. 1993;80:27-38. doi:10.1093/biomet/80.1.27</w:t>
-      </w:r>
-    </w:p>
-    <w:p>
-      <w:pPr>
-        <w:spacing w:after="60"/>
-      </w:pPr>
-      <w:r>
-        <w:rPr>
-          <w:sz w:val="20"/>
-        </w:rPr>
-        <w:t xml:space="preserve">24. Heinze G, Schemper M. A solution to the problem of separation in logistic regression. </w:t>
-      </w:r>
-      <w:r>
-        <w:rPr>
-          <w:i/>
-          <w:sz w:val="20"/>
-        </w:rPr>
-        <w:t>Stat Med</w:t>
-      </w:r>
-      <w:r>
-        <w:rPr>
-          <w:sz w:val="20"/>
-        </w:rPr>
-        <w:t>. 2002;21:2409-2419. doi:10.1002/sim.1047</w:t>
-      </w:r>
-    </w:p>
-    <w:p>
-      <w:pPr>
-        <w:pStyle w:val="Heading1"/>
-      </w:pPr>
-      <w:r>
-        <w:t>Figure legends</w:t>
-      </w:r>
-    </w:p>
-    <w:p>
-      <w:pPr>
-        <w:spacing w:after="160"/>
+        <w:spacing w:after="160" w:line="480" w:lineRule="auto"/>
       </w:pPr>
       <w:r>
         <w:rPr>
@@ -7811,7 +7723,7 @@
     </w:p>
     <w:p>
       <w:pPr>
-        <w:spacing w:after="160"/>
+        <w:spacing w:after="160" w:line="480" w:lineRule="auto"/>
       </w:pPr>
       <w:r>
         <w:rPr>
@@ -7825,7 +7737,7 @@
     </w:p>
     <w:p>
       <w:pPr>
-        <w:spacing w:after="160"/>
+        <w:spacing w:after="160" w:line="480" w:lineRule="auto"/>
       </w:pPr>
       <w:r>
         <w:rPr>
@@ -7838,13 +7750,31 @@
       </w:r>
     </w:p>
     <w:sectPr>
+      <w:footerReference w:type="default" r:id="rId9"/>
       <w:pgSz w:w="12240" w:h="15840"/>
       <w:pgMar w:top="1440" w:right="1440" w:bottom="1440" w:left="1440" w:header="720" w:footer="720" w:gutter="0"/>
+      <w:lnNumType w:countBy="1" w:restart="continuous" w:distance="284"/>
       <w:cols w:space="720"/>
       <w:docGrid w:linePitch="360"/>
     </w:sectPr>
   </w:body>
 </w:document>
+</file>
+
+<file path=word/footer1.xml><?xml version="1.0" encoding="utf-8"?>
+<w:ftr xmlns:m="http://schemas.openxmlformats.org/officeDocument/2006/math" xmlns:mc="http://schemas.openxmlformats.org/markup-compatibility/2006" xmlns:mo="http://schemas.microsoft.com/office/mac/office/2008/main" xmlns:mv="urn:schemas-microsoft-com:mac:vml" xmlns:o="urn:schemas-microsoft-com:office:office" xmlns:r="http://schemas.openxmlformats.org/officeDocument/2006/relationships" xmlns:v="urn:schemas-microsoft-com:vml" xmlns:w10="urn:schemas-microsoft-com:office:word" xmlns:w14="http://schemas.microsoft.com/office/word/2010/wordml" xmlns:w="http://schemas.openxmlformats.org/wordprocessingml/2006/main" xmlns:wne="http://schemas.microsoft.com/office/word/2006/wordml" xmlns:wp14="http://schemas.microsoft.com/office/word/2010/wordprocessingDrawing" xmlns:wp="http://schemas.openxmlformats.org/drawingml/2006/wordprocessingDrawing" xmlns:wpc="http://schemas.microsoft.com/office/word/2010/wordprocessingCanvas" xmlns:wpg="http://schemas.microsoft.com/office/word/2010/wordprocessingGroup" xmlns:wpi="http://schemas.microsoft.com/office/word/2010/wordprocessingInk" xmlns:wps="http://schemas.microsoft.com/office/word/2010/wordprocessingShape" mc:Ignorable="w14 wp14">
+  <w:p>
+    <w:pPr>
+      <w:pStyle w:val="Footer"/>
+      <w:jc w:val="center"/>
+    </w:pPr>
+    <w:fldSimple w:instr="PAGE">
+      <w:r>
+        <w:t>1</w:t>
+      </w:r>
+    </w:fldSimple>
+  </w:p>
+</w:ftr>
 </file>
 
 <file path=word/numbering.xml><?xml version="1.0" encoding="utf-8"?>
@@ -8211,7 +8141,7 @@
     <w:qFormat/>
     <w:rsid w:val="00FC693F"/>
     <w:rPr>
-      <w:rFonts w:ascii="Times New Roman" w:hAnsi="Times New Roman"/>
+      <w:rFonts w:ascii="Times New Roman" w:hAnsi="Times New Roman" w:eastAsia="Times New Roman"/>
       <w:sz w:val="22"/>
     </w:rPr>
   </w:style>
@@ -8274,11 +8204,12 @@
       <w:outlineLvl w:val="0"/>
     </w:pPr>
     <w:rPr>
-      <w:rFonts w:asciiTheme="majorHAnsi" w:eastAsiaTheme="majorEastAsia" w:hAnsiTheme="majorHAnsi" w:cstheme="majorBidi"/>
+      <w:rFonts w:ascii="Times New Roman" w:hAnsi="Times New Roman" w:eastAsia="Times New Roman" w:cs="Times New Roman"/>
       <w:b/>
       <w:bCs/>
-      <w:color w:val="365F91" w:themeColor="accent1" w:themeShade="BF"/>
-      <w:sz w:val="28"/>
+      <w:i w:val="0"/>
+      <w:color w:val="000000"/>
+      <w:sz w:val="26"/>
       <w:szCs w:val="28"/>
     </w:rPr>
   </w:style>
@@ -8298,11 +8229,12 @@
       <w:outlineLvl w:val="1"/>
     </w:pPr>
     <w:rPr>
-      <w:rFonts w:asciiTheme="majorHAnsi" w:eastAsiaTheme="majorEastAsia" w:hAnsiTheme="majorHAnsi" w:cstheme="majorBidi"/>
+      <w:rFonts w:ascii="Times New Roman" w:hAnsi="Times New Roman" w:eastAsia="Times New Roman" w:cs="Times New Roman"/>
       <w:b/>
       <w:bCs/>
-      <w:color w:val="4F81BD" w:themeColor="accent1"/>
-      <w:sz w:val="26"/>
+      <w:i/>
+      <w:color w:val="000000"/>
+      <w:sz w:val="24"/>
       <w:szCs w:val="26"/>
     </w:rPr>
   </w:style>
@@ -8556,18 +8488,17 @@
     <w:qFormat/>
     <w:rsid w:val="00FC693F"/>
     <w:pPr>
-      <w:pBdr>
-        <w:bottom w:val="single" w:sz="8" w:space="4" w:color="4F81BD" w:themeColor="accent1"/>
-      </w:pBdr>
       <w:spacing w:after="300" w:line="240" w:lineRule="auto"/>
       <w:contextualSpacing/>
     </w:pPr>
     <w:rPr>
-      <w:rFonts w:asciiTheme="majorHAnsi" w:eastAsiaTheme="majorEastAsia" w:hAnsiTheme="majorHAnsi" w:cstheme="majorBidi"/>
-      <w:color w:val="17365D" w:themeColor="text2" w:themeShade="BF"/>
+      <w:rFonts w:ascii="Times New Roman" w:hAnsi="Times New Roman" w:eastAsia="Times New Roman" w:cs="Times New Roman"/>
+      <w:b/>
+      <w:i w:val="0"/>
+      <w:color w:val="000000"/>
       <w:spacing w:val="5"/>
       <w:kern w:val="28"/>
-      <w:sz w:val="52"/>
+      <w:sz w:val="32"/>
       <w:szCs w:val="52"/>
     </w:rPr>
   </w:style>

--- a/JACR_3_Manuscript_masked.docx
+++ b/JACR_3_Manuscript_masked.docx
@@ -85,7 +85,7 @@
         <w:rPr>
           <w:b/>
         </w:rPr>
-        <w:t>Conclusion:</w:t>
+        <w:t>Discussion:</w:t>
       </w:r>
       <w:r>
         <w:t xml:space="preserve"> Routine ultrasound functioned as a whirlpool-dependent test for volvulus rather than a protocolized assessment of duodenal position. Whether the missing elements would close the gap to published performance cannot be tested here, but the deficit is measurable.</w:t>
@@ -646,10 +646,10 @@
         <w:rPr>
           <w:b/>
         </w:rPr>
-        <w:t>Declaration of generative AI and AI-assisted technologies in the manuscript preparation process:</w:t>
+        <w:t>Declaration of generative AI and AI-assisted technologies in the writing process:</w:t>
       </w:r>
       <w:r>
-        <w:t xml:space="preserve"> During the preparation of this work the authors used Claude (Anthropic) to assist with drafting and language editing of the manuscript and with writing and checking the analysis code. After using this tool, the authors reviewed and edited the content as needed and take full responsibility for the content of the published article.</w:t>
+        <w:t xml:space="preserve"> During the preparation of this work the authors used Claude (Anthropic) in order to assist with drafting and language editing of the manuscript and with writing and checking the analysis code. After using this tool, the authors reviewed and edited the content as needed and take full responsibility for the content of the publication.</w:t>
       </w:r>
     </w:p>
     <w:p>
@@ -1234,6 +1234,61 @@
           <w:sz w:val="20"/>
         </w:rPr>
         <w:t>. 2002;21:2409-2419. doi:10.1002/sim.1047</w:t>
+      </w:r>
+    </w:p>
+    <w:p>
+      <w:r>
+        <w:br w:type="page"/>
+      </w:r>
+    </w:p>
+    <w:p>
+      <w:pPr>
+        <w:pStyle w:val="Heading1"/>
+      </w:pPr>
+      <w:r>
+        <w:t>Figure Legends</w:t>
+      </w:r>
+    </w:p>
+    <w:p>
+      <w:pPr>
+        <w:spacing w:after="160" w:line="480" w:lineRule="auto"/>
+      </w:pPr>
+      <w:r>
+        <w:rPr>
+          <w:b/>
+        </w:rPr>
+        <w:t>Figure 1. Study flow and the imaging received by children without an index test.</w:t>
+      </w:r>
+      <w:r>
+        <w:t xml:space="preserve"> Retrieval of 559 operative records in 499 children, assembly of the surgically confirmed cohort, availability of each preoperative index test, and reduction of 812 eligible preoperative reports to 740 index examination episodes. Every one of the 55 children who received none of the three index examinations nonetheless had other preoperative imaging, five of them documented before transfer; the breakdown is shown at right.</w:t>
+      </w:r>
+    </w:p>
+    <w:p>
+      <w:pPr>
+        <w:spacing w:after="160" w:line="480" w:lineRule="auto"/>
+      </w:pPr>
+      <w:r>
+        <w:rPr>
+          <w:b/>
+        </w:rPr>
+        <w:t>Figure 2. Report-level detection by modality, each estimate with its own denominator.</w:t>
+      </w:r>
+      <w:r>
+        <w:t xml:space="preserve"> Detection among children with a preoperative index examination (Wilson 95% confidence intervals). Each estimate is drawn from a different, indication-selected group of children, so the rates are not directly comparable between modalities and are not sensitivities for children investigated for suspected malrotation.</w:t>
+      </w:r>
+    </w:p>
+    <w:p>
+      <w:pPr>
+        <w:spacing w:after="160" w:line="480" w:lineRule="auto"/>
+      </w:pPr>
+      <w:r>
+        <w:rPr>
+          <w:b/>
+        </w:rPr>
+        <w:t>Figure 3. Ultrasound examination content and detection conditional on that content.</w:t>
+      </w:r>
+      <w:r>
+        <w:t xml:space="preserve"> A, Documented content of the 119 ultrasound index examinations. B, Report-level detection conditional on that content. Three examinations documented the third portion of the duodenum or the duodenojejunal junction. Detection when a whirlpool sign was reported is partly definitional, the sign being one of the positivity criteria; the informative contrast is the 6 of 61 examinations that named the diagnosis without one.</w:t>
       </w:r>
     </w:p>
     <w:p>
@@ -7701,56 +7756,169 @@
     </w:p>
     <w:p>
       <w:pPr>
-        <w:pStyle w:val="Heading1"/>
-      </w:pPr>
-      <w:r>
-        <w:t>Figure Legends</w:t>
-      </w:r>
-    </w:p>
-    <w:p>
-      <w:pPr>
-        <w:spacing w:after="160" w:line="480" w:lineRule="auto"/>
+        <w:keepNext/>
+        <w:spacing w:after="160"/>
       </w:pPr>
       <w:r>
         <w:rPr>
           <w:b/>
         </w:rPr>
-        <w:t>Figure 1. Study flow and the imaging received by children without an index test.</w:t>
-      </w:r>
-      <w:r>
-        <w:t xml:space="preserve"> Retrieval of 559 operative records in 499 children, assembly of the surgically confirmed cohort, availability of each preoperative index test, and reduction of 812 eligible preoperative reports to 740 index examination episodes. Every one of the 55 children who received none of the three index examinations nonetheless had other preoperative imaging, five of them documented before transfer; the breakdown is shown at right.</w:t>
+        <w:t>Figure 1</w:t>
       </w:r>
     </w:p>
     <w:p>
       <w:pPr>
-        <w:spacing w:after="160" w:line="480" w:lineRule="auto"/>
+        <w:jc w:val="center"/>
+      </w:pPr>
+      <w:r>
+        <w:drawing>
+          <wp:inline xmlns:a="http://schemas.openxmlformats.org/drawingml/2006/main" xmlns:pic="http://schemas.openxmlformats.org/drawingml/2006/picture">
+            <wp:extent cx="5852160" cy="4554188"/>
+            <wp:docPr id="1" name="Picture 1"/>
+            <wp:cNvGraphicFramePr>
+              <a:graphicFrameLocks noChangeAspect="1"/>
+            </wp:cNvGraphicFramePr>
+            <a:graphic>
+              <a:graphicData uri="http://schemas.openxmlformats.org/drawingml/2006/picture">
+                <pic:pic>
+                  <pic:nvPicPr>
+                    <pic:cNvPr id="0" name="Fig1_study_flow.png"/>
+                    <pic:cNvPicPr/>
+                  </pic:nvPicPr>
+                  <pic:blipFill>
+                    <a:blip r:embed="rId9"/>
+                    <a:stretch>
+                      <a:fillRect/>
+                    </a:stretch>
+                  </pic:blipFill>
+                  <pic:spPr>
+                    <a:xfrm>
+                      <a:off x="0" y="0"/>
+                      <a:ext cx="5852160" cy="4554188"/>
+                    </a:xfrm>
+                    <a:prstGeom prst="rect"/>
+                  </pic:spPr>
+                </pic:pic>
+              </a:graphicData>
+            </a:graphic>
+          </wp:inline>
+        </w:drawing>
+      </w:r>
+    </w:p>
+    <w:p>
+      <w:r>
+        <w:br w:type="page"/>
+      </w:r>
+    </w:p>
+    <w:p>
+      <w:pPr>
+        <w:keepNext/>
+        <w:spacing w:after="160"/>
       </w:pPr>
       <w:r>
         <w:rPr>
           <w:b/>
         </w:rPr>
-        <w:t>Figure 2. Report-level detection by modality, each estimate with its own denominator.</w:t>
-      </w:r>
-      <w:r>
-        <w:t xml:space="preserve"> Detection among children with a preoperative index examination (Wilson 95% confidence intervals). Each estimate is drawn from a different, indication-selected group of children, so the rates are not directly comparable between modalities and are not sensitivities for children investigated for suspected malrotation.</w:t>
+        <w:t>Figure 2</w:t>
       </w:r>
     </w:p>
     <w:p>
       <w:pPr>
-        <w:spacing w:after="160" w:line="480" w:lineRule="auto"/>
+        <w:jc w:val="center"/>
+      </w:pPr>
+      <w:r>
+        <w:drawing>
+          <wp:inline xmlns:a="http://schemas.openxmlformats.org/drawingml/2006/main" xmlns:pic="http://schemas.openxmlformats.org/drawingml/2006/picture">
+            <wp:extent cx="5852160" cy="2391876"/>
+            <wp:docPr id="2" name="Picture 2"/>
+            <wp:cNvGraphicFramePr>
+              <a:graphicFrameLocks noChangeAspect="1"/>
+            </wp:cNvGraphicFramePr>
+            <a:graphic>
+              <a:graphicData uri="http://schemas.openxmlformats.org/drawingml/2006/picture">
+                <pic:pic>
+                  <pic:nvPicPr>
+                    <pic:cNvPr id="0" name="Fig2_detection_by_modality.png"/>
+                    <pic:cNvPicPr/>
+                  </pic:nvPicPr>
+                  <pic:blipFill>
+                    <a:blip r:embed="rId10"/>
+                    <a:stretch>
+                      <a:fillRect/>
+                    </a:stretch>
+                  </pic:blipFill>
+                  <pic:spPr>
+                    <a:xfrm>
+                      <a:off x="0" y="0"/>
+                      <a:ext cx="5852160" cy="2391876"/>
+                    </a:xfrm>
+                    <a:prstGeom prst="rect"/>
+                  </pic:spPr>
+                </pic:pic>
+              </a:graphicData>
+            </a:graphic>
+          </wp:inline>
+        </w:drawing>
+      </w:r>
+    </w:p>
+    <w:p>
+      <w:r>
+        <w:br w:type="page"/>
+      </w:r>
+    </w:p>
+    <w:p>
+      <w:pPr>
+        <w:keepNext/>
+        <w:spacing w:after="160"/>
       </w:pPr>
       <w:r>
         <w:rPr>
           <w:b/>
         </w:rPr>
-        <w:t>Figure 3. Ultrasound examination content and detection conditional on that content.</w:t>
+        <w:t>Figure 3</w:t>
       </w:r>
+    </w:p>
+    <w:p>
+      <w:pPr>
+        <w:jc w:val="center"/>
+      </w:pPr>
       <w:r>
-        <w:t xml:space="preserve"> A, Documented content of the 119 ultrasound index examinations. B, Report-level detection conditional on that content. Three examinations documented the third portion of the duodenum or the duodenojejunal junction. Detection when a whirlpool sign was reported is partly definitional, the sign being one of the positivity criteria; the informative contrast is the 6 of 61 examinations that named the diagnosis without one.</w:t>
+        <w:drawing>
+          <wp:inline xmlns:a="http://schemas.openxmlformats.org/drawingml/2006/main" xmlns:pic="http://schemas.openxmlformats.org/drawingml/2006/picture">
+            <wp:extent cx="5943600" cy="2272895"/>
+            <wp:docPr id="3" name="Picture 3"/>
+            <wp:cNvGraphicFramePr>
+              <a:graphicFrameLocks noChangeAspect="1"/>
+            </wp:cNvGraphicFramePr>
+            <a:graphic>
+              <a:graphicData uri="http://schemas.openxmlformats.org/drawingml/2006/picture">
+                <pic:pic>
+                  <pic:nvPicPr>
+                    <pic:cNvPr id="0" name="Fig3_ultrasound_report_audit.png"/>
+                    <pic:cNvPicPr/>
+                  </pic:nvPicPr>
+                  <pic:blipFill>
+                    <a:blip r:embed="rId11"/>
+                    <a:stretch>
+                      <a:fillRect/>
+                    </a:stretch>
+                  </pic:blipFill>
+                  <pic:spPr>
+                    <a:xfrm>
+                      <a:off x="0" y="0"/>
+                      <a:ext cx="5943600" cy="2272895"/>
+                    </a:xfrm>
+                    <a:prstGeom prst="rect"/>
+                  </pic:spPr>
+                </pic:pic>
+              </a:graphicData>
+            </a:graphic>
+          </wp:inline>
+        </w:drawing>
       </w:r>
     </w:p>
     <w:sectPr>
-      <w:footerReference w:type="default" r:id="rId9"/>
+      <w:footerReference w:type="default" r:id="rId12"/>
       <w:pgSz w:w="12240" w:h="15840"/>
       <w:pgMar w:top="1440" w:right="1440" w:bottom="1440" w:left="1440" w:header="720" w:footer="720" w:gutter="0"/>
       <w:lnNumType w:countBy="1" w:restart="continuous" w:distance="284"/>

--- a/JACR_3_Manuscript_masked.docx
+++ b/JACR_3_Manuscript_masked.docx
@@ -24,7 +24,7 @@
         <w:spacing w:after="160" w:line="480" w:lineRule="auto"/>
       </w:pPr>
       <w:r>
-        <w:t>Word count: 2,990 (Introduction through Take-Home Points; excluding abstract, references, tables and figure legends); Tables: 4; Figures: 3; Supplemental material: Supplements 1–3</w:t>
+        <w:t>Word count: 2,989 (Introduction through Take-Home Points; excluding abstract, references, tables and figure legends); Tables: 4; Figures: 3; Supplemental material: Supplements 1–3</w:t>
       </w:r>
     </w:p>
     <w:p>
@@ -60,7 +60,7 @@
         <w:t>Methods:</w:t>
       </w:r>
       <w:r>
-        <w:t xml:space="preserve"> Retrospective case-only report audit at one tertiary children's hospital (December 2012–June 2026). Preoperative examination episodes closest to operation were classified for detection by a rule-based algorithm with blinded surgical adjudication, and separately audited for documented technical content. The cohort being surgically confirmed, the outcome is report-level detection among children who underwent the test; specificity, predictive values and comparative accuracy are not estimable.</w:t>
+        <w:t xml:space="preserve"> Retrospective case-only report audit at one tertiary children's hospital (December 2012–June 2026). Preoperative examination episodes closest to operation were classified for detection by a rule-based algorithm with blinded surgical adjudication, and separately audited for documented technical content (ultrasound by two independent readers). The cohort being surgically confirmed, the outcome is report-level detection among children who underwent the test; specificity, predictive values and comparative accuracy are not estimable.</w:t>
       </w:r>
     </w:p>
     <w:p>
@@ -74,7 +74,7 @@
         <w:t>Results:</w:t>
       </w:r>
       <w:r>
-        <w:t xml:space="preserve"> Among 465 children (volvulus in 86.7%), 410 underwent at least one index test. Three of 119 ultrasound examinations (2.5%) documented the third portion of the duodenum or the duodenojejunal junction, 12 (10.1%) the mesenteric artery–vein relationship and 2 (1.7%) enteric fluid; a whirlpool sign was reported in 48.7%. Ultrasound reported malrotation in 64 of 119 examinations (53.8%): in 58 of 58 recording a whirlpool and 6 of 61 without one, whereas a whirlpool appeared in only 58 of 113 children with confirmed volvulus. Ultrasound detection rose from 41.0% to 60.0% between eras; adjusting for a shift toward great-vessel sessions reduced the difference from +19.0 to +8.2 percentage points, an interval including zero.</w:t>
+        <w:t xml:space="preserve"> Among 450 children (volvulus in 88.2%), 398 underwent at least one index test. Three of 117 ultrasound examinations (2.6%) documented the third portion of the duodenum or the duodenojejunal junction, 3 (2.6%) the mesenteric artery–vein relationship and 2 (1.7%) enteric fluid; a whirlpool sign was reported in 50.4%. Ultrasound reported malrotation in 64 of 117 examinations (54.7%): in 59 of 59 recording a whirlpool and 5 of 58 without one, whereas a whirlpool appeared in only 59 of 112 children with confirmed volvulus. Ultrasound detection rose from 42.1% to 60.8% between eras (+18.7 percentage points, 95% CI −0.2 to +37.7); adjusting for a shift toward great-vessel sessions reduced it to +8.4.</w:t>
       </w:r>
     </w:p>
     <w:p>
@@ -126,7 +126,7 @@
         <w:spacing w:after="160" w:line="480" w:lineRule="auto"/>
       </w:pPr>
       <w:r>
-        <w:t>The upper gastrointestinal (UGI) contrast series has long been the reference imaging test, based on the position of the duodenojejunal junction and the course of the proximal small bowel [5–7], although its interpretation has well-described mimics [8]. Abdominal CT is not a dedicated test, and the mesenteric swirl it may show is neither reliably present nor specific in children [9, 10]. The field has moved toward ultrasound: series report sensitivities of 93–97% under dedicated protocols, a systematic review of 17 studies and 2,257 children estimated a pooled sensitivity of 94% [11–13], and a single-center study of 539 children investigated for clinical suspicion supported ultrasound as a safe first-line test [14]. This performance is attributed to specific technical elements rather than to the modality itself: the third portion of the duodenum (D3), the duodenojejunal junction, the superior mesenteric artery–vein relationship, enteric fluid and dynamic graded compression [12, 13, 15–17]. The same literature records these elements as demanding and not universally achievable, and D3 position alone as insufficient for diagnosis [18].</w:t>
+        <w:t>The upper gastrointestinal (UGI) contrast series has long been the reference imaging test, based on the position of the duodenojejunal junction and the course of the proximal small bowel [5–7], despite well-described mimics [8]. Abdominal CT is not a dedicated test, and the mesenteric swirl it may show is neither reliably present nor specific in children [9, 10]. The field has moved toward ultrasound: series report sensitivities of 93–97% under dedicated protocols, a systematic review of 17 studies and 2,257 children estimated a pooled sensitivity of 94% [11–13], and a single-center study of 539 children supported ultrasound as a safe first-line test [14]. This performance is attributed to specific technical elements rather than to the modality itself: the third portion of the duodenum (D3), the duodenojejunal junction, the superior mesenteric artery–vein relationship, enteric fluid and dynamic graded compression [12, 13, 15–17]. The same literature records these elements as demanding and not universally achievable, and D3 position alone as insufficient for diagnosis [18].</w:t>
       </w:r>
     </w:p>
     <w:p>
@@ -191,7 +191,7 @@
         <w:spacing w:after="160" w:line="480" w:lineRule="auto"/>
       </w:pPr>
       <w:r>
-        <w:t>We searched the institutional surgical records database for operations performed between December 2012 and June 2026 in which the operative diagnosis named intestinal malrotation or the procedure was recorded as a Ladd procedure, and reviewed every record retrieved (search strings in Supplement 1). Of 559 operative records in 499 children, 503 records in 465 consecutive children met this criterion, the reference standard. Midgut volvulus was defined by an explicit operative statement of torsion or by a documented degree of midgut or mesenteric rotation, with no minimum degree required (see Limitations). No sample-size calculation was performed.</w:t>
+        <w:t>We searched the institutional surgical records database for operations performed between December 2012 and June 2026 in which the operative diagnosis named intestinal malrotation or the procedure was recorded as a Ladd procedure, and reviewed every record retrieved (search strings in Supplement 1). Of 559 operative records in 499 children, 503 records in 465 children met this criterion. All operative records were re-read for 34 children whose anchor operation was not named as a malrotation procedure or followed earlier malrotation surgery, and 15 were excluded: 6 in whom that operation did not confirm malrotation and 9 reoperations after earlier malrotation surgery. The remaining 450 consecutive children form the reference standard. Midgut volvulus was defined by an explicit operative statement of torsion or by a documented degree of midgut or mesenteric rotation, with no minimum degree required (see Limitations). No sample-size calculation was performed.</w:t>
       </w:r>
     </w:p>
     <w:p>
@@ -199,7 +199,7 @@
         <w:spacing w:after="160" w:line="480" w:lineRule="auto"/>
       </w:pPr>
       <w:r>
-        <w:t>Three modalities were evaluated: ultrasound (sessions booked as gastrointestinal, abdominal great-vessel or pyloric), abdominal CT and the UGI contrast series; contrast enemas were not counted. For each child and modality, the index unit was the examination episode closest to operation, pooling every report of that modality issued that day, as the department routinely issues separate gastrointestinal and great-vessel reports for one ultrasound session. This yielded 740 index examinations from 778 reports; 34 earlier repeat examinations were not audited (Figure 1). The clinical indication on each request was not retrievable, so confounding by indication is displayed through the characteristics of each modality group (Table 1) rather than adjusted for.</w:t>
+        <w:t>Three modalities were evaluated: ultrasound (sessions booked as gastrointestinal, abdominal great-vessel or pyloric), abdominal CT and the UGI contrast series; contrast enemas were not counted. For each child and modality, the index unit was the examination episode closest to operation, pooling every report of that modality issued that day, as the department routinely issues separate gastrointestinal and great-vessel reports for one ultrasound session. Operative times were recorded as dates only, so the 154 same-day reports and the 27 index examinations more than 7 days before operation were reviewed individually; three issued after the operation or for an unrelated earlier illness were removed. This yielded 723 index examinations from 761 reports; 32 earlier repeat examinations were not audited (Figure 1). The clinical indication on each request was not retrievable, so confounding by indication is displayed through the characteristics of each modality group (Table 1) rather than adjusted for.</w:t>
       </w:r>
     </w:p>
     <w:p>
@@ -223,7 +223,7 @@
         <w:spacing w:after="160" w:line="480" w:lineRule="auto"/>
       </w:pPr>
       <w:r>
-        <w:t>Each index unit was coded for documented technical content using text patterns applied to the findings and conclusion sections: for ultrasound, D3 or the duodenojejunal junction, the mesenteric artery–vein relationship and vessel inversion, a whirlpool appearance, enteric fluid, dynamic and graded-compression technique, limiting bowel gas, cecal position and bedside performance; for CT and the UGI series, the corresponding landmarks (Supplement 1). Technique elements were counted as documented whether the finding was normal or abnormal; the whirlpool sign, a finding rather than a technique, was counted only where not negated.</w:t>
+        <w:t>Each ultrasound index unit was coded by two readers working independently from the findings and conclusion text against written criteria for twelve elements, from D3 and the duodenojejunal junction to the whirlpool sign and limiting bowel gas (Table 3). Technique elements were counted as documented whether the finding was normal or abnormal; the whirlpool sign, a finding, only where described as present. Agreement was assessed with Cohen kappa and disagreements adjudicated. Booking category and bedside performance were taken from the examination name, and CT and UGI landmarks were coded by text patterns (Supplement 1).</w:t>
       </w:r>
     </w:p>
     <w:p>
@@ -239,7 +239,7 @@
         <w:spacing w:after="160" w:line="480" w:lineRule="auto"/>
       </w:pPr>
       <w:r>
-        <w:t>Report text was classified using a rule-based, clause-level algorithm with explicit negation handling [21]; the rule dictionary, negation logic, per-modality label distribution and worked misclassification examples are given in Supplement 1. A pediatric surgeon blinded to the operative findings adjudicated 32 reports. Agreement was 92% (Cohen kappa 0.83) in a stratified random sample of 24, and a targeted review of 8 suspected discordances identified 5 further under-calls, corrected from the full report text and excluded from the agreement statistics. All seven being under-calls, every index unit was then screened in both directions, returning nine positives whose text matched no diagnostic term or sign pattern and no negative naming the diagnosis. Source review confirmed three of the nine as over-calls, corrected to negative. Because adjudication read the whole report, the final label is the algorithmic label after review, not the conclusion alone. With a single adjudicator, interobserver agreement could not be estimated.</w:t>
+        <w:t>Report text was classified using a rule-based, clause-level algorithm with explicit negation handling [21] (rules, label distribution and worked misclassification examples in Supplement 1). A pediatric surgeon blinded to the operative findings adjudicated 32 reports: agreement was 92% (Cohen kappa 0.83) in a stratified random sample of 24, and a targeted review of 8 suspected discordances found 5 further under-calls, excluded from the agreement statistics. A two-directional screen of every index unit then returned nine positives that no diagnostic term or sign pattern supported, three of which source review confirmed as over-calls. All errors were corrected; because adjudication read the whole report, the final label is the algorithmic label after review, not the conclusion alone. With a single adjudicator, interobserver agreement on the detection label could not be estimated.</w:t>
       </w:r>
     </w:p>
     <w:p>
@@ -255,7 +255,7 @@
         <w:spacing w:after="160" w:line="480" w:lineRule="auto"/>
       </w:pPr>
       <w:r>
-        <w:t>Detection rates are presented with Wilson 95% confidence intervals (CIs), with denominators shown wherever a rate appears. All analysis variables were complete. Between-modality comparison used a generalized estimating equation (GEE) logistic model [22] with an exchangeable working correlation, patient-level clustering and cluster-robust standard errors, unadjusted and adjusted for era (2012–2018 vs 2019–2026) and age group. A modality a child did not undergo enters as an unobserved outcome, which is not missing at random here, so these coefficients describe reporting among children who underwent each test. A pre-specified modality-by-volvulus interaction was not estimable in the three-modality model, as no ultrasound examination was positive among the six children without volvulus; the estimable UGI-versus-CT interaction and a Firth penalized estimate of the separated contrast are given in Supplement 2 [23, 24]. In the subgroup that underwent all three modalities, detection was compared using Cochran's Q, the exact McNemar test and paired differences with bootstrap CIs (Supplement 2). The temporal change was examined using modality-specific logistic models of detection on era, before and after adding that modality's content variable, reported as odds ratios and as average marginal effects (Table 4); the era boundary was varied from 2019 to 2022. Attenuation was interpreted as consistent with the change operating through examination content rather than calendar time, not as a mediation estimate; era-by-content interaction terms were also fitted. P values were not adjusted for multiplicity, and Supplement 2 lists which analyses were pre-specified and which were decided after inspection of the data. Analyses used Python 3.12 (statsmodels 0.15, SciPy 1.17).</w:t>
+        <w:t>Detection rates are presented with denominators and Wilson 95% confidence intervals (CIs). All analysis variables were complete. Between-modality comparison used a generalized estimating equation (GEE) logistic model [22] with an exchangeable working correlation, patient-level clustering and cluster-robust standard errors, unadjusted and adjusted for era (2012–2018 vs 2019–2026) and age group. A modality a child did not undergo enters as an unobserved outcome, which is not missing at random here, so these coefficients describe reporting among children who underwent each test. A pre-specified modality-by-volvulus interaction was not estimable in the three-modality model, as no ultrasound examination was positive among the five children without volvulus; the estimable UGI-versus-CT interaction and a Firth penalized estimate of the separated contrast are given in Supplement 2 [23, 24]. In the subgroup that underwent all three modalities, detection was compared using Cochran's Q, the exact McNemar test and paired differences with bootstrap CIs (Supplement 2). The temporal change was examined using modality-specific logistic models of detection on era, before and after adding that modality's content variable, reported as odds ratios and as average marginal effects (Table 4); the era boundary was varied from 2019 to 2022. Attenuation was interpreted descriptively, not as a mediation estimate; era-by-content interactions were also fitted. P values were not adjusted for multiplicity, and Supplement 2 lists which analyses were pre-specified and which were decided after inspection of the data. Analyses used Python 3.12 (statsmodels 0.15, SciPy 1.17).</w:t>
       </w:r>
     </w:p>
     <w:p>
@@ -279,7 +279,7 @@
         <w:spacing w:after="160" w:line="480" w:lineRule="auto"/>
       </w:pPr>
       <w:r>
-        <w:t>Of 465 children with surgically confirmed malrotation, 302 (64.9%) were neonates and 403 (86.7%) had midgut volvulus (Table 1). An index examination was available in 301 children for the UGI series, 320 for CT and 119 for ultrasound; 410 underwent at least one and 59 all three. The remaining 55 (11.8%) underwent none of the three, but all had other preoperative imaging; in five it was documented before transfer (Table 1, Figure 1).</w:t>
+        <w:t>Of 450 children with surgically confirmed malrotation, 300 (66.7%) were neonates and 397 (88.2%) had midgut volvulus (Table 1). An index examination was available in 293 children for the UGI series, 313 for CT and 117 for ultrasound; 398 underwent at least one and 59 all three. The remaining 52 (11.6%) underwent none of the three, but all had other preoperative imaging; in four it was documented before transfer (Table 1, Figure 1).</w:t>
       </w:r>
     </w:p>
     <w:p>
@@ -287,7 +287,7 @@
         <w:spacing w:after="160" w:line="480" w:lineRule="auto"/>
       </w:pPr>
       <w:r>
-        <w:t>The modality groups were not interchangeable (Table 1). Ultrasound was performed more often in children with volvulus, its use rising from 13% to 48% of operated children between eras. Among children who underwent more than one index test, the UGI series was the last preoperative test in 75.1% of those who received it against 19.2% for CT, and detection was higher in that position (80.4% vs 70.5% for the UGI series), a feature of the pathway rather than of the test.</w:t>
+        <w:t>The modality groups were not interchangeable (Table 1). Ultrasound was performed more often in children with volvulus, its use rising from 13% to 51% of operated children between eras. Among children who underwent more than one index test, the UGI series was the last preoperative test in 75.0% of those who received it against 19.2% for CT, and detection was higher in that position (80.0% vs 70.0% for the UGI series), a feature of the pathway rather than of the test.</w:t>
       </w:r>
     </w:p>
     <w:p>
@@ -303,7 +303,7 @@
         <w:spacing w:after="160" w:line="480" w:lineRule="auto"/>
       </w:pPr>
       <w:r>
-        <w:t>Detection was 237/301 (78.7%, 95% CI 73.8–83.0) for the UGI series, 169/320 (52.8%, 47.3–58.2) for CT and 64/119 (53.8%, 44.8–62.5) for ultrasound (Table 2, Figure 2). These denominators are indication-selected and overlapping, and are not a ranking. CT and ultrasound had lower odds of a positive report than the UGI series (adjusted odds ratio 0.29 and 0.26), and the same model showed higher detection above 1 year of age (3.02, 1.64–5.54) and in the later era (1.75, 1.18–2.62); these coefficients absorb indication, pathway position and examination content (Supplement 2). Reclassifying possible-tier conclusions as negative reduced detection to 51.2%, 33.4% and 26.9% (Table 2).</w:t>
+        <w:t>Detection was 230/293 (78.5%, 95% CI 73.4–82.8) for the UGI series, 165/313 (52.7%, 47.2–58.2) for CT and 64/117 (54.7%, 45.7–63.4) for ultrasound (Table 2, Figure 2). These indication-selected, overlapping denominators are not a ranking. CT and ultrasound had lower odds of a positive report than the UGI series (adjusted odds ratio 0.29 and 0.27), and the same model showed higher detection above 1 year of age (3.52, 1.82–6.80) and in the later era (1.79, 1.18–2.71); these coefficients absorb indication, pathway position and examination content (Supplement 2). Reclassifying possible-tier conclusions as negative reduced detection to 50.5%, 32.9% and 27.4% (Table 2).</w:t>
       </w:r>
     </w:p>
     <w:p>
@@ -319,7 +319,7 @@
         <w:spacing w:after="160" w:line="480" w:lineRule="auto"/>
       </w:pPr>
       <w:r>
-        <w:t>Of the 119 ultrasound index examinations, three (2.5%; 95% CI 0.9–7.2) documented D3 or the duodenojejunal junction and seven (5.9%) mentioned the duodenum (Table 3, Figure 3). Twelve (10.1%) addressed the mesenteric artery–vein relationship, and one stated that the vessels were inverted, although inversion was one of the two positivity criteria. Enteric fluid was recorded twice and graded compression once; a whirlpool was reported in 58 examinations (48.7%) and bowel gas limited 30 (25.2%).</w:t>
+        <w:t>Of the 117 ultrasound index examinations, three (2.6%; 95% CI 0.9–7.3) documented D3 or the duodenojejunal junction and seven (6.0%) mentioned the duodenum (Table 3, Figure 3). Three (2.6%) stated the mesenteric artery–vein relationship, and one stated that the vessels were inverted, although inversion was one of the two positivity criteria. Enteric fluid was recorded twice and graded compression once; a whirlpool was reported in 59 examinations (50.4%) and bowel gas limited 36 (30.8%). Reader agreement was 1,423 of 1,428 item codes (kappa 0.80–1.00; Supplement 1).</w:t>
       </w:r>
     </w:p>
     <w:p>
@@ -335,7 +335,7 @@
         <w:spacing w:after="160" w:line="480" w:lineRule="auto"/>
       </w:pPr>
       <w:r>
-        <w:t>Detection followed this content closely. Malrotation was reported in 58 of the 58 examinations recording a whirlpool and in 6 of the 61 without one (9.8%, 95% CI 4.6–19.8). This contrast is partly definitional, as a whirlpool is itself a positivity criterion, and all 58 of those conclusions named malrotation or volvulus explicitly. The converse is more informative: a whirlpool was recorded in only 58 of the 113 children (51.3%) in whom operation confirmed midgut volvulus.</w:t>
+        <w:t>Detection followed this content closely. Malrotation was reported in 59 of the 59 examinations recording a whirlpool and in 5 of the 58 without one (8.6%, 95% CI 3.7–18.6). This contrast is partly definitional, as a whirlpool is itself a positivity criterion, and all 59 of those conclusions named malrotation or volvulus explicitly. The converse is more informative: a whirlpool was recorded in only 59 of the 112 children (52.7%) in whom operation confirmed midgut volvulus.</w:t>
       </w:r>
     </w:p>
     <w:p>
@@ -351,7 +351,7 @@
         <w:spacing w:after="160" w:line="480" w:lineRule="auto"/>
       </w:pPr>
       <w:r>
-        <w:t>Ultrasound detection was 41.0% (16/39) in 2012–2018 and 60.0% (48/80) in 2019–2026, and rose for CT but not the UGI series (Table 4). For ultrasound the change tracked how the examination was booked. Sessions including a great-vessel study rose from 33.3% to 67.5%, and adding this indicator reduced the era effect from +19.0 (95% CI +0.6 to +37.6) to +8.2 (−11.6 to +27.8) percentage points, the indicator carrying an odds ratio of 3.73 (1.67–8.33). Moving the era boundary from 2019 to 2022 left the examination-type odds ratio between 3.44 and 4.31, while the era odds ratio ranged from 2.67 to 1.14 (Supplement 2). The era-by-booking interaction was not significant, giving no evidence that the effect of examination type itself changed between eras, although these subgroups are small. The change in booking tracked whirlpool reporting but not duodenal assessment. CT showed a comparable change that contrast enhancement explained only in part, and the UGI series showed none (Table 4).</w:t>
+        <w:t>Ultrasound detection was 42.1% (16/38) in 2012–2018 and 60.8% (48/79) in 2019–2026, a difference of +18.7 percentage points (95% CI −0.2 to +37.7) that is itself imprecise; detection rose for CT but not the UGI series (Table 4). For ultrasound the change tracked how the examination was booked. Sessions including a great-vessel study rose from 34.2% to 68.4%, and adding this indicator reduced the era effect to +8.4 (−10.6 to +29.2) percentage points, the indicator carrying an odds ratio of 3.51 (1.56–7.87). Moving the era boundary from 2019 to 2022 left the examination-type odds ratio between 3.21 and 4.04, while the era odds ratio ranged from 2.66 to 1.17 (Supplement 2). The era-by-booking interaction was not significant, in small subgroups. The change in booking tracked whirlpool reporting but not duodenal assessment. CT showed a comparable change that contrast enhancement explained only in part (Table 4).</w:t>
       </w:r>
     </w:p>
     <w:p>
@@ -367,7 +367,7 @@
         <w:spacing w:after="160" w:line="480" w:lineRule="auto"/>
       </w:pPr>
       <w:r>
-        <w:t>Fifty-nine children underwent all three modalities. This subgroup, in whom the diagnosis remained uncertain, was more severely affected than the other 351 imaged children (volvulus 96.6% vs 86.6%; neonates 83.1% vs 65.5%). The UGI series was positive in 76.3%, ultrasound in 52.5% and CT in 45.8% (Cochran's Q p&lt;0.001; the UGI series exceeded CT by 30.5 percentage points, 95% CI +15.3 to +47.5, and ultrasound by 23.7, +8.5 to +39.0, while the CT–ultrasound difference was compatible with zero, −6.8, −20.3 to +6.8), and was unchanged within 48 h (Supplement 2). These comparisons describe reporting within one selected subgroup and are not measures of accuracy. Only 6 of the 62 children with malrotation but no volvulus underwent ultrasound, and none had a positive report; a Firth penalized model supports the direction of this contrast but not its magnitude (Supplement 2).</w:t>
+        <w:t>Fifty-nine children underwent all three modalities. This subgroup, in whom the diagnosis remained uncertain, was more severely affected than the other 339 imaged children (volvulus 96.6% vs 87.9%; neonates 83.1% vs 67.3%). The UGI series was positive in 76.3%, ultrasound in 52.5% and CT in 45.8% (Cochran's Q p&lt;0.001; UGI series minus CT +30.5 percentage points, 95% CI +13.6 to +47.5; CT minus ultrasound −6.8, −20.3 to +8.5), unchanged within 48 h (Supplement 2). These comparisons describe reporting within one selected subgroup and are not measures of accuracy. Only 5 of the 53 children with malrotation but no volvulus underwent ultrasound, and none had a positive report; a Firth penalized model supports the direction of this contrast but not its magnitude (Supplement 2).</w:t>
       </w:r>
     </w:p>
     <w:p>
@@ -383,7 +383,7 @@
         <w:spacing w:after="160" w:line="480" w:lineRule="auto"/>
       </w:pPr>
       <w:r>
-        <w:t>Over 13.5 years, routine ultrasound reports for children who proved to have intestinal malrotation rarely recorded the duodenal anatomy on which contemporary ultrasound accuracy depends: D3 or the duodenojejunal junction in three of 119 examinations, enteric fluid in two. The finding they did record was the whirlpool sign, present in about half of all examinations and of the children in whom operation confirmed volvulus. In this setting ultrasound functioned as an imperfect test for midgut volvulus.</w:t>
+        <w:t>Over 13.5 years, routine ultrasound reports for children who proved to have intestinal malrotation rarely recorded the duodenal anatomy on which contemporary ultrasound accuracy depends: D3 or the duodenojejunal junction in three of 117 examinations, enteric fluid in two. The finding they did record was the whirlpool sign, present in about half of all examinations and of the children in whom operation confirmed volvulus. In this setting ultrasound functioned as an imperfect test for midgut volvulus.</w:t>
       </w:r>
     </w:p>
     <w:p>
@@ -391,7 +391,7 @@
         <w:spacing w:after="160" w:line="480" w:lineRule="auto"/>
       </w:pPr>
       <w:r>
-        <w:t>Malrotation was reported in 53.8% of the surgically confirmed children who underwent ultrasound, compared with 93% (original reports) and 97% (blinded review) in the 2025 multicenter series, which excluded non-diagnostic and equivocal examinations [13], and a pooled 94% in meta-analysis [11], both in children investigated for suspicion. These figures are not interchangeable: ours is conditioned on confirmed disease and on the indications that selected these children, so the difference combines case-mix with technique. The audit nonetheless shows the technical component to be real. The published figures derive from examinations that assessed D3, the most accurate single sign in the 2025 multicenter series [13], and the duodenojejunal junction, often with enteric fluid, in readers alert to the diagnosis [15–17], whereas ours almost never did. The 2021 systematic review likewise found better performance where enteric fluid was given before the examination [11].</w:t>
+        <w:t>Malrotation was reported in 54.7% of the surgically confirmed children who underwent ultrasound, compared with 93% (original reports) and 97% (blinded review) in the 2025 multicenter series, which excluded non-diagnostic and equivocal examinations [13], and a pooled 94% in meta-analysis [11], both in children investigated for suspicion. These figures are not interchangeable: ours is conditioned on confirmed disease and on the indications that selected these children, so the difference combines case-mix with technique. The audit nonetheless shows the technical component to be real. The published figures derive from examinations that assessed D3, the most accurate single sign in the 2025 multicenter series [13], and the duodenojejunal junction, often with enteric fluid, in readers alert to the diagnosis [15–17], whereas ours almost never did. The 2021 systematic review likewise found better performance where enteric fluid was given before the examination [11].</w:t>
       </w:r>
     </w:p>
     <w:p>
@@ -399,7 +399,7 @@
         <w:spacing w:after="160" w:line="480" w:lineRule="auto"/>
       </w:pPr>
       <w:r>
-        <w:t>The temporal analysis is consistent with this interpretation without establishing it. Detection rose from 41% to 60%, and the change tracked what the examination was: adding the great-vessel indicator more than halved the era effect on the risk-difference scale, whereas the examination-type effect was stable at every boundary tested. The booking category was not randomized, and a child in whom volvulus is suspected is both more likely to be booked for a vessel study and more likely to have a whirlpool present, so indication and technique cannot be separated here. The adjusted marginal effect also has a wide interval that includes zero, so the analysis bounds the era contribution rather than removing it. The department's account is consistent: growing awareness from about 2021 attached to the whirlpool sign rather than to duodenal anatomy, so that the improvement also ran toward volvulus.</w:t>
+        <w:t>The temporal analysis is consistent with this interpretation without establishing it. Detection rose from 42% to 61%, an imprecise difference that adding the great-vessel indicator more than halved on the risk-difference scale, whereas the examination-type effect was stable at every boundary tested. Booking was not randomized: a child suspected of volvulus is both more likely to be booked for a vessel study and more likely to have a whirlpool, so indication and technique cannot be separated here, and both marginal effects have intervals that include zero. The department's account is consistent: growing awareness from about 2021 attached to the whirlpool sign rather than to duodenal anatomy, so that the improvement also ran toward volvulus.</w:t>
       </w:r>
     </w:p>
     <w:p>
@@ -431,7 +431,7 @@
         <w:spacing w:after="160" w:line="480" w:lineRule="auto"/>
       </w:pPr>
       <w:r>
-        <w:t>This is not a diagnostic accuracy study: detection among surgically confirmed children who underwent a test does not transfer to children investigated for suspicion [11, 13, 14]. The cohort contains only children who reached an operation, is weighted toward severe neonatal disease, and provides little information on older children with intermittent symptoms, incidental or non-volvulus malrotation, or stable outpatients. The 55 children without an index test were excluded from the denominators, an informative missingness. Excluding children whose operative record states a rotation below 360° changes prevalence from 86.7% to 82.6% without altering any conclusion (Supplement 2).</w:t>
+        <w:t>This is not a diagnostic accuracy study: detection among surgically confirmed children who underwent a test does not transfer to children investigated for suspicion [11, 13, 14]. The cohort contains only children who reached an operation, is weighted toward severe neonatal disease, and provides little information on older children with intermittent symptoms, incidental or non-volvulus malrotation, or stable outpatients. The 52 children without an index test were excluded from the denominators, an informative missingness, as were 9 whose operation followed earlier malrotation surgery. Excluding children whose operative record states a rotation below 360° changes prevalence from 88.2% to 84.0% without altering any conclusion (Supplement 2).</w:t>
       </w:r>
     </w:p>
     <w:p>
@@ -439,7 +439,7 @@
         <w:spacing w:after="160" w:line="480" w:lineRule="auto"/>
       </w:pPr>
       <w:r>
-        <w:t>Index tests were classified from report text rather than blinded image review, so the study measures reported detection rather than achievable image-based accuracy; a finding seen but not recorded and an inadequate examination reported as normal cannot be distinguished. This bounds the question rather than the answer, since the report is what clinicians act on. The certainty tiers were derived from the same text and, unlike the positive–negative label, were not separately adjudicated. The temporal analysis was not pre-specified, the examination-type variable having been identified after inspection of the data, and is best regarded as hypothesis-generating. Radiation dose could not be captured, and whether the deficit at this center generalizes is unknown.</w:t>
+        <w:t>Index tests were classified from report text rather than blinded image review, so the study measures reported detection rather than achievable image-based accuracy; a finding seen but not recorded and an inadequate examination reported as normal cannot be distinguished, although the report is what clinicians act on. The certainty tiers were derived from the same text and, unlike the positive–negative label, were not separately adjudicated. The temporal analysis was not pre-specified, the examination-type variable having been identified after inspection of the data, and is best regarded as hypothesis-generating. Radiation dose could not be captured, and whether the deficit at this center generalizes is unknown.</w:t>
       </w:r>
     </w:p>
     <w:p>
@@ -455,7 +455,7 @@
         <w:spacing w:after="160" w:line="480" w:lineRule="auto"/>
       </w:pPr>
       <w:r>
-        <w:t>• Routine ultrasound reports for children with surgically confirmed malrotation documented the duodenal landmarks underpinning published accuracy in 2.5% of examinations and reported the diagnosis almost only when a whirlpool sign was present.</w:t>
+        <w:t>• Routine ultrasound reports for children with surgically confirmed malrotation documented the duodenal landmarks underpinning published accuracy in 2.6% of examinations and reported the diagnosis almost only when a whirlpool sign was present.</w:t>
       </w:r>
     </w:p>
     <w:p>
@@ -463,7 +463,7 @@
         <w:spacing w:after="160" w:line="480" w:lineRule="auto"/>
       </w:pPr>
       <w:r>
-        <w:t>• In practice, routine ultrasound served as a test for volvulus rather than for malrotation: a whirlpool sign was recorded in only 58 of 113 children in whom operation confirmed volvulus.</w:t>
+        <w:t>• In practice, routine ultrasound served as a test for volvulus rather than for malrotation: a whirlpool sign was recorded in only 59 of 112 children in whom operation confirmed volvulus.</w:t>
       </w:r>
     </w:p>
     <w:p>
@@ -501,7 +501,7 @@
         <w:t>Supplement 1.</w:t>
       </w:r>
       <w:r>
-        <w:t xml:space="preserve"> Text-classification algorithm and report-content audit: full rule dictionary, negation and scope handling, priority rules, worked examples of misclassification, the per-modality distribution of positive, negative and tentative labels, and a runnable reference implementation of the rule set (`Supplement_1_classifier.py`), which reproduces 98.9% of the final labels. That figure measures agreement between the published code and the labels used here; the 92% above measures agreement between the algorithm and the blinded adjudicator.</w:t>
+        <w:t xml:space="preserve"> Text-classification algorithm and report-content audit, including the review of the reference standard and examination timing and the agreement of the two ultrasound readers: full rule dictionary, negation and scope handling, priority rules, worked examples of misclassification, the per-modality distribution of positive, negative and tentative labels, and a runnable reference implementation of the rule set (`Supplement_1_classifier.py`), which reproduces 99.0% of the final labels. That figure measures agreement between the published code and the labels used here; the 92% above measures agreement between the algorithm and the blinded adjudicator.</w:t>
       </w:r>
     </w:p>
     <w:p>
@@ -529,7 +529,7 @@
         <w:t>Supplement 3.</w:t>
       </w:r>
       <w:r>
-        <w:t xml:space="preserve"> Content audit of the 320 CT and 301 upper gastrointestinal series index examinations, with detection conditional on documented content.</w:t>
+        <w:t xml:space="preserve"> Content audit of the 313 CT and 293 upper gastrointestinal series index examinations, with detection conditional on documented content.</w:t>
       </w:r>
     </w:p>
     <w:p>
@@ -1260,7 +1260,7 @@
         <w:t>Figure 1. Study flow and the imaging received by children without an index test.</w:t>
       </w:r>
       <w:r>
-        <w:t xml:space="preserve"> Retrieval of 559 operative records in 499 children, assembly of the surgically confirmed cohort, availability of each preoperative index test, and reduction of 812 eligible preoperative reports to 740 index examination episodes. Every one of the 55 children who received none of the three index examinations nonetheless had other preoperative imaging, five of them documented before transfer; the breakdown is shown at right.</w:t>
+        <w:t xml:space="preserve"> Retrieval of 559 operative records in 499 children, exclusions after review of the anchor operation, availability of each preoperative index test, and reduction of 793 eligible preoperative reports to 723 index examination episodes. Every one of the 52 children who received none of the three index examinations nonetheless had other preoperative imaging, four of them documented before transfer; the breakdown is shown at right.</w:t>
       </w:r>
     </w:p>
     <w:p>
@@ -1288,7 +1288,7 @@
         <w:t>Figure 3. Ultrasound examination content and detection conditional on that content.</w:t>
       </w:r>
       <w:r>
-        <w:t xml:space="preserve"> A, Documented content of the 119 ultrasound index examinations. B, Report-level detection conditional on that content. Three examinations documented the third portion of the duodenum or the duodenojejunal junction. Detection when a whirlpool sign was reported is partly definitional, the sign being one of the positivity criteria; the informative contrast is the 6 of 61 examinations that named the diagnosis without one.</w:t>
+        <w:t xml:space="preserve"> A, Documented content of the 117 ultrasound index examinations, as coded by two independent readers. B, Report-level detection conditional on that content. Three examinations documented the third portion of the duodenum or the duodenojejunal junction. Detection when a whirlpool sign was reported is partly definitional, the sign being one of the positivity criteria; the informative contrast is the 5 of 58 examinations that named the diagnosis without one.</w:t>
       </w:r>
     </w:p>
     <w:p>
@@ -1305,7 +1305,7 @@
         <w:rPr>
           <w:b/>
         </w:rPr>
-        <w:t>Table 1. Characteristics of the 465 children with surgically confirmed intestinal malrotation, overall and according to which preoperative index test they received</w:t>
+        <w:t>Table 1. Characteristics of the 450 children with surgically confirmed intestinal malrotation, overall and according to which preoperative index test they received</w:t>
       </w:r>
     </w:p>
     <w:tbl>
@@ -1526,7 +1526,7 @@
                 <w:rFonts w:ascii="Times New Roman" w:hAnsi="Times New Roman"/>
                 <w:sz w:val="17"/>
               </w:rPr>
-              <w:t>465</w:t>
+              <w:t>450</w:t>
             </w:r>
           </w:p>
         </w:tc>
@@ -1550,7 +1550,7 @@
                 <w:rFonts w:ascii="Times New Roman" w:hAnsi="Times New Roman"/>
                 <w:sz w:val="17"/>
               </w:rPr>
-              <w:t>301</w:t>
+              <w:t>293</w:t>
             </w:r>
           </w:p>
         </w:tc>
@@ -1574,7 +1574,7 @@
                 <w:rFonts w:ascii="Times New Roman" w:hAnsi="Times New Roman"/>
                 <w:sz w:val="17"/>
               </w:rPr>
-              <w:t>320</w:t>
+              <w:t>313</w:t>
             </w:r>
           </w:p>
         </w:tc>
@@ -1598,7 +1598,7 @@
                 <w:rFonts w:ascii="Times New Roman" w:hAnsi="Times New Roman"/>
                 <w:sz w:val="17"/>
               </w:rPr>
-              <w:t>119</w:t>
+              <w:t>117</w:t>
             </w:r>
           </w:p>
         </w:tc>
@@ -1622,7 +1622,7 @@
                 <w:rFonts w:ascii="Times New Roman" w:hAnsi="Times New Roman"/>
                 <w:sz w:val="17"/>
               </w:rPr>
-              <w:t>55</w:t>
+              <w:t>52</w:t>
             </w:r>
           </w:p>
         </w:tc>
@@ -1672,7 +1672,7 @@
                 <w:rFonts w:ascii="Times New Roman" w:hAnsi="Times New Roman"/>
                 <w:sz w:val="17"/>
               </w:rPr>
-              <w:t>13 (7–85)</w:t>
+              <w:t>12 (6–75)</w:t>
             </w:r>
           </w:p>
         </w:tc>
@@ -1696,7 +1696,7 @@
                 <w:rFonts w:ascii="Times New Roman" w:hAnsi="Times New Roman"/>
                 <w:sz w:val="17"/>
               </w:rPr>
-              <w:t>12 (8–35)</w:t>
+              <w:t>11 (7–32)</w:t>
             </w:r>
           </w:p>
         </w:tc>
@@ -1720,7 +1720,7 @@
                 <w:rFonts w:ascii="Times New Roman" w:hAnsi="Times New Roman"/>
                 <w:sz w:val="17"/>
               </w:rPr>
-              <w:t>11 (6–47)</w:t>
+              <w:t>11 (6–44)</w:t>
             </w:r>
           </w:p>
         </w:tc>
@@ -1744,7 +1744,7 @@
                 <w:rFonts w:ascii="Times New Roman" w:hAnsi="Times New Roman"/>
                 <w:sz w:val="17"/>
               </w:rPr>
-              <w:t>10 (5–27)</w:t>
+              <w:t>9 (5–24)</w:t>
             </w:r>
           </w:p>
         </w:tc>
@@ -1768,7 +1768,7 @@
                 <w:rFonts w:ascii="Times New Roman" w:hAnsi="Times New Roman"/>
                 <w:sz w:val="17"/>
               </w:rPr>
-              <w:t>63 (4–932)</w:t>
+              <w:t>47 (3–692)</w:t>
             </w:r>
           </w:p>
         </w:tc>
@@ -1818,7 +1818,7 @@
                 <w:rFonts w:ascii="Times New Roman" w:hAnsi="Times New Roman"/>
                 <w:sz w:val="17"/>
               </w:rPr>
-              <w:t>302 (64.9)</w:t>
+              <w:t>300 (66.7)</w:t>
             </w:r>
           </w:p>
         </w:tc>
@@ -1842,7 +1842,7 @@
                 <w:rFonts w:ascii="Times New Roman" w:hAnsi="Times New Roman"/>
                 <w:sz w:val="17"/>
               </w:rPr>
-              <w:t>216 (71.8)</w:t>
+              <w:t>214 (73.0)</w:t>
             </w:r>
           </w:p>
         </w:tc>
@@ -1866,7 +1866,7 @@
                 <w:rFonts w:ascii="Times New Roman" w:hAnsi="Times New Roman"/>
                 <w:sz w:val="17"/>
               </w:rPr>
-              <w:t>222 (69.4)</w:t>
+              <w:t>220 (70.3)</w:t>
             </w:r>
           </w:p>
         </w:tc>
@@ -1890,7 +1890,7 @@
                 <w:rFonts w:ascii="Times New Roman" w:hAnsi="Times New Roman"/>
                 <w:sz w:val="17"/>
               </w:rPr>
-              <w:t>90 (75.6)</w:t>
+              <w:t>90 (76.9)</w:t>
             </w:r>
           </w:p>
         </w:tc>
@@ -1914,7 +1914,7 @@
                 <w:rFonts w:ascii="Times New Roman" w:hAnsi="Times New Roman"/>
                 <w:sz w:val="17"/>
               </w:rPr>
-              <w:t>23 (41.8)</w:t>
+              <w:t>23 (44.2)</w:t>
             </w:r>
           </w:p>
         </w:tc>
@@ -1964,7 +1964,7 @@
                 <w:rFonts w:ascii="Times New Roman" w:hAnsi="Times New Roman"/>
                 <w:sz w:val="17"/>
               </w:rPr>
-              <w:t>93 (20.0)</w:t>
+              <w:t>86 (19.1)</w:t>
             </w:r>
           </w:p>
         </w:tc>
@@ -1988,7 +1988,7 @@
                 <w:rFonts w:ascii="Times New Roman" w:hAnsi="Times New Roman"/>
                 <w:sz w:val="17"/>
               </w:rPr>
-              <w:t>45 (15.0)</w:t>
+              <w:t>41 (14.0)</w:t>
             </w:r>
           </w:p>
         </w:tc>
@@ -2012,7 +2012,7 @@
                 <w:rFonts w:ascii="Times New Roman" w:hAnsi="Times New Roman"/>
                 <w:sz w:val="17"/>
               </w:rPr>
-              <w:t>54 (16.9)</w:t>
+              <w:t>52 (16.6)</w:t>
             </w:r>
           </w:p>
         </w:tc>
@@ -2036,7 +2036,7 @@
                 <w:rFonts w:ascii="Times New Roman" w:hAnsi="Times New Roman"/>
                 <w:sz w:val="17"/>
               </w:rPr>
-              <w:t>15 (12.6)</w:t>
+              <w:t>13 (11.1)</w:t>
             </w:r>
           </w:p>
         </w:tc>
@@ -2060,7 +2060,7 @@
                 <w:rFonts w:ascii="Times New Roman" w:hAnsi="Times New Roman"/>
                 <w:sz w:val="17"/>
               </w:rPr>
-              <w:t>16 (29.1)</w:t>
+              <w:t>15 (28.8)</w:t>
             </w:r>
           </w:p>
         </w:tc>
@@ -2110,7 +2110,7 @@
                 <w:rFonts w:ascii="Times New Roman" w:hAnsi="Times New Roman"/>
                 <w:sz w:val="17"/>
               </w:rPr>
-              <w:t>352 (75.7)</w:t>
+              <w:t>342 (76.0)</w:t>
             </w:r>
           </w:p>
         </w:tc>
@@ -2134,7 +2134,7 @@
                 <w:rFonts w:ascii="Times New Roman" w:hAnsi="Times New Roman"/>
                 <w:sz w:val="17"/>
               </w:rPr>
-              <w:t>226 (75.1)</w:t>
+              <w:t>220 (75.1)</w:t>
             </w:r>
           </w:p>
         </w:tc>
@@ -2158,7 +2158,7 @@
                 <w:rFonts w:ascii="Times New Roman" w:hAnsi="Times New Roman"/>
                 <w:sz w:val="17"/>
               </w:rPr>
-              <w:t>250 (78.1)</w:t>
+              <w:t>247 (78.9)</w:t>
             </w:r>
           </w:p>
         </w:tc>
@@ -2182,7 +2182,7 @@
                 <w:rFonts w:ascii="Times New Roman" w:hAnsi="Times New Roman"/>
                 <w:sz w:val="17"/>
               </w:rPr>
-              <w:t>94 (79.0)</w:t>
+              <w:t>92 (78.6)</w:t>
             </w:r>
           </w:p>
         </w:tc>
@@ -2206,7 +2206,7 @@
                 <w:rFonts w:ascii="Times New Roman" w:hAnsi="Times New Roman"/>
                 <w:sz w:val="17"/>
               </w:rPr>
-              <w:t>39 (70.9)</w:t>
+              <w:t>37 (71.2)</w:t>
             </w:r>
           </w:p>
         </w:tc>
@@ -2256,7 +2256,7 @@
                 <w:rFonts w:ascii="Times New Roman" w:hAnsi="Times New Roman"/>
                 <w:sz w:val="17"/>
               </w:rPr>
-              <w:t>166 (35.7)</w:t>
+              <w:t>154 (34.2)</w:t>
             </w:r>
           </w:p>
         </w:tc>
@@ -2280,7 +2280,7 @@
                 <w:rFonts w:ascii="Times New Roman" w:hAnsi="Times New Roman"/>
                 <w:sz w:val="17"/>
               </w:rPr>
-              <w:t>96 (31.9)</w:t>
+              <w:t>89 (30.4)</w:t>
             </w:r>
           </w:p>
         </w:tc>
@@ -2304,7 +2304,7 @@
                 <w:rFonts w:ascii="Times New Roman" w:hAnsi="Times New Roman"/>
                 <w:sz w:val="17"/>
               </w:rPr>
-              <w:t>105 (32.8)</w:t>
+              <w:t>98 (31.3)</w:t>
             </w:r>
           </w:p>
         </w:tc>
@@ -2328,7 +2328,7 @@
                 <w:rFonts w:ascii="Times New Roman" w:hAnsi="Times New Roman"/>
                 <w:sz w:val="17"/>
               </w:rPr>
-              <w:t>80 (67.2)</w:t>
+              <w:t>79 (67.5)</w:t>
             </w:r>
           </w:p>
         </w:tc>
@@ -2352,7 +2352,7 @@
                 <w:rFonts w:ascii="Times New Roman" w:hAnsi="Times New Roman"/>
                 <w:sz w:val="17"/>
               </w:rPr>
-              <w:t>19 (34.5)</w:t>
+              <w:t>17 (32.7)</w:t>
             </w:r>
           </w:p>
         </w:tc>
@@ -2402,7 +2402,7 @@
                 <w:rFonts w:ascii="Times New Roman" w:hAnsi="Times New Roman"/>
                 <w:sz w:val="17"/>
               </w:rPr>
-              <w:t>403 (86.7)</w:t>
+              <w:t>397 (88.2)</w:t>
             </w:r>
           </w:p>
         </w:tc>
@@ -2426,7 +2426,7 @@
                 <w:rFonts w:ascii="Times New Roman" w:hAnsi="Times New Roman"/>
                 <w:sz w:val="17"/>
               </w:rPr>
-              <w:t>268 (89.0)</w:t>
+              <w:t>263 (89.8)</w:t>
             </w:r>
           </w:p>
         </w:tc>
@@ -2450,7 +2450,7 @@
                 <w:rFonts w:ascii="Times New Roman" w:hAnsi="Times New Roman"/>
                 <w:sz w:val="17"/>
               </w:rPr>
-              <w:t>281 (87.8)</w:t>
+              <w:t>279 (89.1)</w:t>
             </w:r>
           </w:p>
         </w:tc>
@@ -2474,7 +2474,7 @@
                 <w:rFonts w:ascii="Times New Roman" w:hAnsi="Times New Roman"/>
                 <w:sz w:val="17"/>
               </w:rPr>
-              <w:t>113 (95.0)</w:t>
+              <w:t>112 (95.7)</w:t>
             </w:r>
           </w:p>
         </w:tc>
@@ -2498,7 +2498,7 @@
                 <w:rFonts w:ascii="Times New Roman" w:hAnsi="Times New Roman"/>
                 <w:sz w:val="17"/>
               </w:rPr>
-              <w:t>42 (76.4)</w:t>
+              <w:t>42 (80.8)</w:t>
             </w:r>
           </w:p>
         </w:tc>
@@ -2548,7 +2548,7 @@
                 <w:rFonts w:ascii="Times New Roman" w:hAnsi="Times New Roman"/>
                 <w:sz w:val="17"/>
               </w:rPr>
-              <w:t>441 (94.8)</w:t>
+              <w:t>427 (94.9)</w:t>
             </w:r>
           </w:p>
         </w:tc>
@@ -2572,7 +2572,7 @@
                 <w:rFonts w:ascii="Times New Roman" w:hAnsi="Times New Roman"/>
                 <w:sz w:val="17"/>
               </w:rPr>
-              <w:t>288 (95.7)</w:t>
+              <w:t>281 (95.9)</w:t>
             </w:r>
           </w:p>
         </w:tc>
@@ -2596,7 +2596,7 @@
                 <w:rFonts w:ascii="Times New Roman" w:hAnsi="Times New Roman"/>
                 <w:sz w:val="17"/>
               </w:rPr>
-              <w:t>308 (96.2)</w:t>
+              <w:t>301 (96.2)</w:t>
             </w:r>
           </w:p>
         </w:tc>
@@ -2620,7 +2620,7 @@
                 <w:rFonts w:ascii="Times New Roman" w:hAnsi="Times New Roman"/>
                 <w:sz w:val="17"/>
               </w:rPr>
-              <w:t>113 (95.0)</w:t>
+              <w:t>111 (94.9)</w:t>
             </w:r>
           </w:p>
         </w:tc>
@@ -2644,7 +2644,7 @@
                 <w:rFonts w:ascii="Times New Roman" w:hAnsi="Times New Roman"/>
                 <w:sz w:val="17"/>
               </w:rPr>
-              <w:t>50 (90.9)</w:t>
+              <w:t>47 (90.4)</w:t>
             </w:r>
           </w:p>
         </w:tc>
@@ -2694,7 +2694,7 @@
                 <w:rFonts w:ascii="Times New Roman" w:hAnsi="Times New Roman"/>
                 <w:sz w:val="17"/>
               </w:rPr>
-              <w:t>219 (47.1)</w:t>
+              <w:t>214 (47.6)</w:t>
             </w:r>
           </w:p>
         </w:tc>
@@ -2718,7 +2718,7 @@
                 <w:rFonts w:ascii="Times New Roman" w:hAnsi="Times New Roman"/>
                 <w:sz w:val="17"/>
               </w:rPr>
-              <w:t>166 (55.1)</w:t>
+              <w:t>163 (55.6)</w:t>
             </w:r>
           </w:p>
         </w:tc>
@@ -2742,7 +2742,7 @@
                 <w:rFonts w:ascii="Times New Roman" w:hAnsi="Times New Roman"/>
                 <w:sz w:val="17"/>
               </w:rPr>
-              <w:t>165 (51.6)</w:t>
+              <w:t>161 (51.4)</w:t>
             </w:r>
           </w:p>
         </w:tc>
@@ -2766,7 +2766,7 @@
                 <w:rFonts w:ascii="Times New Roman" w:hAnsi="Times New Roman"/>
                 <w:sz w:val="17"/>
               </w:rPr>
-              <w:t>58 (48.7)</w:t>
+              <w:t>58 (49.6)</w:t>
             </w:r>
           </w:p>
         </w:tc>
@@ -2790,7 +2790,7 @@
                 <w:rFonts w:ascii="Times New Roman" w:hAnsi="Times New Roman"/>
                 <w:sz w:val="17"/>
               </w:rPr>
-              <w:t>12 (21.8)</w:t>
+              <w:t>12 (23.1)</w:t>
             </w:r>
           </w:p>
         </w:tc>
@@ -2840,7 +2840,7 @@
                 <w:rFonts w:ascii="Times New Roman" w:hAnsi="Times New Roman"/>
                 <w:sz w:val="17"/>
               </w:rPr>
-              <w:t>183 (39.4)</w:t>
+              <w:t>178 (39.6)</w:t>
             </w:r>
           </w:p>
         </w:tc>
@@ -2864,7 +2864,7 @@
                 <w:rFonts w:ascii="Times New Roman" w:hAnsi="Times New Roman"/>
                 <w:sz w:val="17"/>
               </w:rPr>
-              <w:t>119 (39.5)</w:t>
+              <w:t>117 (39.9)</w:t>
             </w:r>
           </w:p>
         </w:tc>
@@ -2888,7 +2888,7 @@
                 <w:rFonts w:ascii="Times New Roman" w:hAnsi="Times New Roman"/>
                 <w:sz w:val="17"/>
               </w:rPr>
-              <w:t>137 (42.8)</w:t>
+              <w:t>134 (42.8)</w:t>
             </w:r>
           </w:p>
         </w:tc>
@@ -2912,7 +2912,7 @@
                 <w:rFonts w:ascii="Times New Roman" w:hAnsi="Times New Roman"/>
                 <w:sz w:val="17"/>
               </w:rPr>
-              <w:t>57 (47.9)</w:t>
+              <w:t>57 (48.7)</w:t>
             </w:r>
           </w:p>
         </w:tc>
@@ -2936,7 +2936,7 @@
                 <w:rFonts w:ascii="Times New Roman" w:hAnsi="Times New Roman"/>
                 <w:sz w:val="17"/>
               </w:rPr>
-              <w:t>24 (43.6)</w:t>
+              <w:t>22 (42.3)</w:t>
             </w:r>
           </w:p>
         </w:tc>
@@ -2986,7 +2986,7 @@
                 <w:rFonts w:ascii="Times New Roman" w:hAnsi="Times New Roman"/>
                 <w:sz w:val="17"/>
               </w:rPr>
-              <w:t>113 (24.3)</w:t>
+              <w:t>110 (24.4)</w:t>
             </w:r>
           </w:p>
         </w:tc>
@@ -3010,7 +3010,7 @@
                 <w:rFonts w:ascii="Times New Roman" w:hAnsi="Times New Roman"/>
                 <w:sz w:val="17"/>
               </w:rPr>
-              <w:t>64 (21.3)</w:t>
+              <w:t>61 (20.8)</w:t>
             </w:r>
           </w:p>
         </w:tc>
@@ -3034,7 +3034,7 @@
                 <w:rFonts w:ascii="Times New Roman" w:hAnsi="Times New Roman"/>
                 <w:sz w:val="17"/>
               </w:rPr>
-              <w:t>88 (27.5)</w:t>
+              <w:t>86 (27.5)</w:t>
             </w:r>
           </w:p>
         </w:tc>
@@ -3058,7 +3058,7 @@
                 <w:rFonts w:ascii="Times New Roman" w:hAnsi="Times New Roman"/>
                 <w:sz w:val="17"/>
               </w:rPr>
-              <w:t>32 (26.9)</w:t>
+              <w:t>31 (26.5)</w:t>
             </w:r>
           </w:p>
         </w:tc>
@@ -3082,7 +3082,7 @@
                 <w:rFonts w:ascii="Times New Roman" w:hAnsi="Times New Roman"/>
                 <w:sz w:val="17"/>
               </w:rPr>
-              <w:t>11 (20.0)</w:t>
+              <w:t>12 (23.1)</w:t>
             </w:r>
           </w:p>
         </w:tc>
@@ -3132,7 +3132,7 @@
                 <w:rFonts w:ascii="Times New Roman" w:hAnsi="Times New Roman"/>
                 <w:sz w:val="17"/>
               </w:rPr>
-              <w:t>72 (15.5)</w:t>
+              <w:t>66 (14.7)</w:t>
             </w:r>
           </w:p>
         </w:tc>
@@ -3156,7 +3156,7 @@
                 <w:rFonts w:ascii="Times New Roman" w:hAnsi="Times New Roman"/>
                 <w:sz w:val="17"/>
               </w:rPr>
-              <w:t>33 (11.0)</w:t>
+              <w:t>30 (10.2)</w:t>
             </w:r>
           </w:p>
         </w:tc>
@@ -3180,7 +3180,7 @@
                 <w:rFonts w:ascii="Times New Roman" w:hAnsi="Times New Roman"/>
                 <w:sz w:val="17"/>
               </w:rPr>
-              <w:t>46 (14.4)</w:t>
+              <w:t>43 (13.7)</w:t>
             </w:r>
           </w:p>
         </w:tc>
@@ -3204,7 +3204,7 @@
                 <w:rFonts w:ascii="Times New Roman" w:hAnsi="Times New Roman"/>
                 <w:sz w:val="17"/>
               </w:rPr>
-              <w:t>10 (8.4)</w:t>
+              <w:t>10 (8.5)</w:t>
             </w:r>
           </w:p>
         </w:tc>
@@ -3228,7 +3228,7 @@
                 <w:rFonts w:ascii="Times New Roman" w:hAnsi="Times New Roman"/>
                 <w:sz w:val="17"/>
               </w:rPr>
-              <w:t>13 (23.6)</w:t>
+              <w:t>11 (21.2)</w:t>
             </w:r>
           </w:p>
         </w:tc>
@@ -3278,7 +3278,7 @@
                 <w:rFonts w:ascii="Times New Roman" w:hAnsi="Times New Roman"/>
                 <w:sz w:val="17"/>
               </w:rPr>
-              <w:t>221 (47.5)</w:t>
+              <w:t>212 (47.1)</w:t>
             </w:r>
           </w:p>
         </w:tc>
@@ -3302,7 +3302,7 @@
                 <w:rFonts w:ascii="Times New Roman" w:hAnsi="Times New Roman"/>
                 <w:sz w:val="17"/>
               </w:rPr>
-              <w:t>152 (50.5)</w:t>
+              <w:t>146 (49.8)</w:t>
             </w:r>
           </w:p>
         </w:tc>
@@ -3326,7 +3326,7 @@
                 <w:rFonts w:ascii="Times New Roman" w:hAnsi="Times New Roman"/>
                 <w:sz w:val="17"/>
               </w:rPr>
-              <w:t>148 (46.2)</w:t>
+              <w:t>144 (46.0)</w:t>
             </w:r>
           </w:p>
         </w:tc>
@@ -3350,7 +3350,7 @@
                 <w:rFonts w:ascii="Times New Roman" w:hAnsi="Times New Roman"/>
                 <w:sz w:val="17"/>
               </w:rPr>
-              <w:t>53 (44.5)</w:t>
+              <w:t>52 (44.4)</w:t>
             </w:r>
           </w:p>
         </w:tc>
@@ -3374,7 +3374,7 @@
                 <w:rFonts w:ascii="Times New Roman" w:hAnsi="Times New Roman"/>
                 <w:sz w:val="17"/>
               </w:rPr>
-              <w:t>21 (38.2)</w:t>
+              <w:t>19 (36.5)</w:t>
             </w:r>
           </w:p>
         </w:tc>
@@ -3496,7 +3496,7 @@
                 <w:rFonts w:ascii="Times New Roman" w:hAnsi="Times New Roman"/>
                 <w:sz w:val="17"/>
               </w:rPr>
-              <w:t>3 (2.5)</w:t>
+              <w:t>3 (2.6)</w:t>
             </w:r>
           </w:p>
         </w:tc>
@@ -3520,7 +3520,7 @@
                 <w:rFonts w:ascii="Times New Roman" w:hAnsi="Times New Roman"/>
                 <w:sz w:val="17"/>
               </w:rPr>
-              <w:t>4 (7.3)</w:t>
+              <w:t>4 (7.7)</w:t>
             </w:r>
           </w:p>
         </w:tc>
@@ -3535,7 +3535,7 @@
           <w:i/>
           <w:sz w:val="17"/>
         </w:rPr>
-        <w:t>Groups overlap, because a child could receive more than one index test; columns therefore do not sum to the cohort total. Age at operation was calculated as age at admission for the operative encounter plus the interval from admission to operation. Presenting features were extracted from admission records by text search and are documentation rates, not verified prevalences. The rightmost column shows the 55 children who received none of the three index tests; all of them nonetheless had other preoperative imaging (Figure 1). IQR interquartile range, UGI upper gastrointestinal.</w:t>
+        <w:t>Groups overlap, because a child could receive more than one index test; columns therefore do not sum to the cohort total. Age at operation was calculated as age at admission for the operative encounter plus the interval from admission to operation. Presenting features were extracted from admission records by text search and are documentation rates, not verified prevalences. The rightmost column shows the 52 children who received none of the three index tests; all of them nonetheless had other preoperative imaging (Figure 1). IQR interquartile range, UGI upper gastrointestinal.</w:t>
       </w:r>
     </w:p>
     <w:p>
@@ -3799,7 +3799,7 @@
                 <w:rFonts w:ascii="Times New Roman" w:hAnsi="Times New Roman"/>
                 <w:sz w:val="17"/>
               </w:rPr>
-              <w:t>237/301</w:t>
+              <w:t>230/293</w:t>
             </w:r>
           </w:p>
         </w:tc>
@@ -3823,7 +3823,7 @@
                 <w:rFonts w:ascii="Times New Roman" w:hAnsi="Times New Roman"/>
                 <w:sz w:val="17"/>
               </w:rPr>
-              <w:t>78.7 (73.8–83.0)</w:t>
+              <w:t>78.5 (73.4–82.8)</w:t>
             </w:r>
           </w:p>
         </w:tc>
@@ -3847,7 +3847,7 @@
                 <w:rFonts w:ascii="Times New Roman" w:hAnsi="Times New Roman"/>
                 <w:sz w:val="17"/>
               </w:rPr>
-              <w:t>78 (32.9)</w:t>
+              <w:t>75 (32.6)</w:t>
             </w:r>
           </w:p>
         </w:tc>
@@ -3871,7 +3871,7 @@
                 <w:rFonts w:ascii="Times New Roman" w:hAnsi="Times New Roman"/>
                 <w:sz w:val="17"/>
               </w:rPr>
-              <w:t>76 (32.1)</w:t>
+              <w:t>73 (31.7)</w:t>
             </w:r>
           </w:p>
         </w:tc>
@@ -3895,7 +3895,7 @@
                 <w:rFonts w:ascii="Times New Roman" w:hAnsi="Times New Roman"/>
                 <w:sz w:val="17"/>
               </w:rPr>
-              <w:t>83 (35.0)</w:t>
+              <w:t>82 (35.7)</w:t>
             </w:r>
           </w:p>
         </w:tc>
@@ -3919,7 +3919,7 @@
                 <w:rFonts w:ascii="Times New Roman" w:hAnsi="Times New Roman"/>
                 <w:sz w:val="17"/>
               </w:rPr>
-              <w:t>51.2</w:t>
+              <w:t>50.5</w:t>
             </w:r>
           </w:p>
         </w:tc>
@@ -3969,7 +3969,7 @@
                 <w:rFonts w:ascii="Times New Roman" w:hAnsi="Times New Roman"/>
                 <w:sz w:val="17"/>
               </w:rPr>
-              <w:t>169/320</w:t>
+              <w:t>165/313</w:t>
             </w:r>
           </w:p>
         </w:tc>
@@ -3993,7 +3993,7 @@
                 <w:rFonts w:ascii="Times New Roman" w:hAnsi="Times New Roman"/>
                 <w:sz w:val="17"/>
               </w:rPr>
-              <w:t>52.8 (47.3–58.2)</w:t>
+              <w:t>52.7 (47.2–58.2)</w:t>
             </w:r>
           </w:p>
         </w:tc>
@@ -4017,7 +4017,7 @@
                 <w:rFonts w:ascii="Times New Roman" w:hAnsi="Times New Roman"/>
                 <w:sz w:val="17"/>
               </w:rPr>
-              <w:t>33 (19.5)</w:t>
+              <w:t>30 (18.2)</w:t>
             </w:r>
           </w:p>
         </w:tc>
@@ -4041,7 +4041,7 @@
                 <w:rFonts w:ascii="Times New Roman" w:hAnsi="Times New Roman"/>
                 <w:sz w:val="17"/>
               </w:rPr>
-              <w:t>74 (43.8)</w:t>
+              <w:t>73 (44.2)</w:t>
             </w:r>
           </w:p>
         </w:tc>
@@ -4065,7 +4065,7 @@
                 <w:rFonts w:ascii="Times New Roman" w:hAnsi="Times New Roman"/>
                 <w:sz w:val="17"/>
               </w:rPr>
-              <w:t>62 (36.7)</w:t>
+              <w:t>62 (37.6)</w:t>
             </w:r>
           </w:p>
         </w:tc>
@@ -4089,7 +4089,7 @@
                 <w:rFonts w:ascii="Times New Roman" w:hAnsi="Times New Roman"/>
                 <w:sz w:val="17"/>
               </w:rPr>
-              <w:t>33.4</w:t>
+              <w:t>32.9</w:t>
             </w:r>
           </w:p>
         </w:tc>
@@ -4139,7 +4139,7 @@
                 <w:rFonts w:ascii="Times New Roman" w:hAnsi="Times New Roman"/>
                 <w:sz w:val="17"/>
               </w:rPr>
-              <w:t>64/119</w:t>
+              <w:t>64/117</w:t>
             </w:r>
           </w:p>
         </w:tc>
@@ -4163,7 +4163,7 @@
                 <w:rFonts w:ascii="Times New Roman" w:hAnsi="Times New Roman"/>
                 <w:sz w:val="17"/>
               </w:rPr>
-              <w:t>53.8 (44.8–62.5)</w:t>
+              <w:t>54.7 (45.7–63.4)</w:t>
             </w:r>
           </w:p>
         </w:tc>
@@ -4259,7 +4259,7 @@
                 <w:rFonts w:ascii="Times New Roman" w:hAnsi="Times New Roman"/>
                 <w:sz w:val="17"/>
               </w:rPr>
-              <w:t>26.9</w:t>
+              <w:t>27.4</w:t>
             </w:r>
           </w:p>
         </w:tc>
@@ -4309,7 +4309,7 @@
                 <w:rFonts w:ascii="Times New Roman" w:hAnsi="Times New Roman"/>
                 <w:sz w:val="17"/>
               </w:rPr>
-              <w:t>42/52</w:t>
+              <w:t>40/50</w:t>
             </w:r>
           </w:p>
         </w:tc>
@@ -4333,7 +4333,7 @@
                 <w:rFonts w:ascii="Times New Roman" w:hAnsi="Times New Roman"/>
                 <w:sz w:val="17"/>
               </w:rPr>
-              <w:t>80.8 (68.1–89.2)</w:t>
+              <w:t>80.0 (67.0–88.8)</w:t>
             </w:r>
           </w:p>
         </w:tc>
@@ -4479,7 +4479,7 @@
                 <w:rFonts w:ascii="Times New Roman" w:hAnsi="Times New Roman"/>
                 <w:sz w:val="17"/>
               </w:rPr>
-              <w:t>127/268</w:t>
+              <w:t>125/263</w:t>
             </w:r>
           </w:p>
         </w:tc>
@@ -4503,7 +4503,7 @@
                 <w:rFonts w:ascii="Times New Roman" w:hAnsi="Times New Roman"/>
                 <w:sz w:val="17"/>
               </w:rPr>
-              <w:t>47.4 (41.5–53.4)</w:t>
+              <w:t>47.5 (41.6–53.6)</w:t>
             </w:r>
           </w:p>
         </w:tc>
@@ -4631,7 +4631,7 @@
         <w:rPr>
           <w:b/>
         </w:rPr>
-        <w:t>Table 3. Documented content of the 119 routine gastrointestinal ultrasound index examinations, and report-level detection conditional on that content</w:t>
+        <w:t>Table 3. Documented content of the 117 routine gastrointestinal ultrasound index examinations, and report-level detection conditional on that content</w:t>
       </w:r>
     </w:p>
     <w:tbl>
@@ -4702,7 +4702,7 @@
                 <w:b/>
                 <w:sz w:val="17"/>
               </w:rPr>
-              <w:t>n (%) of 119</w:t>
+              <w:t>n (%) of 117</w:t>
             </w:r>
           </w:p>
         </w:tc>
@@ -4727,7 +4727,7 @@
                 <w:b/>
                 <w:sz w:val="17"/>
               </w:rPr>
-              <w:t>2012–2018 (n=39)</w:t>
+              <w:t>2012–2018 (n=38)</w:t>
             </w:r>
           </w:p>
         </w:tc>
@@ -4752,7 +4752,7 @@
                 <w:b/>
                 <w:sz w:val="17"/>
               </w:rPr>
-              <w:t>2019–2026 (n=80)</w:t>
+              <w:t>2019–2026 (n=79)</w:t>
             </w:r>
           </w:p>
         </w:tc>
@@ -4852,7 +4852,7 @@
                 <w:rFonts w:ascii="Times New Roman" w:hAnsi="Times New Roman"/>
                 <w:sz w:val="17"/>
               </w:rPr>
-              <w:t>3 (2.5)</w:t>
+              <w:t>3 (2.6)</w:t>
             </w:r>
           </w:p>
         </w:tc>
@@ -4948,7 +4948,7 @@
                 <w:rFonts w:ascii="Times New Roman" w:hAnsi="Times New Roman"/>
                 <w:sz w:val="17"/>
               </w:rPr>
-              <w:t>62/116 (53%)</w:t>
+              <w:t>62/114 (54%)</w:t>
             </w:r>
           </w:p>
         </w:tc>
@@ -4998,7 +4998,7 @@
                 <w:rFonts w:ascii="Times New Roman" w:hAnsi="Times New Roman"/>
                 <w:sz w:val="17"/>
               </w:rPr>
-              <w:t>7 (5.9)</w:t>
+              <w:t>7 (6.0)</w:t>
             </w:r>
           </w:p>
         </w:tc>
@@ -5094,7 +5094,7 @@
                 <w:rFonts w:ascii="Times New Roman" w:hAnsi="Times New Roman"/>
                 <w:sz w:val="17"/>
               </w:rPr>
-              <w:t>61/112 (54%)</w:t>
+              <w:t>61/110 (55%)</w:t>
             </w:r>
           </w:p>
         </w:tc>
@@ -5144,7 +5144,7 @@
                 <w:rFonts w:ascii="Times New Roman" w:hAnsi="Times New Roman"/>
                 <w:sz w:val="17"/>
               </w:rPr>
-              <w:t>12 (10.1)</w:t>
+              <w:t>3 (2.6)</w:t>
             </w:r>
           </w:p>
         </w:tc>
@@ -5168,7 +5168,7 @@
                 <w:rFonts w:ascii="Times New Roman" w:hAnsi="Times New Roman"/>
                 <w:sz w:val="17"/>
               </w:rPr>
-              <w:t>3</w:t>
+              <w:t>1</w:t>
             </w:r>
           </w:p>
         </w:tc>
@@ -5192,7 +5192,7 @@
                 <w:rFonts w:ascii="Times New Roman" w:hAnsi="Times New Roman"/>
                 <w:sz w:val="17"/>
               </w:rPr>
-              <w:t>9</w:t>
+              <w:t>2</w:t>
             </w:r>
           </w:p>
         </w:tc>
@@ -5216,7 +5216,7 @@
                 <w:rFonts w:ascii="Times New Roman" w:hAnsi="Times New Roman"/>
                 <w:sz w:val="17"/>
               </w:rPr>
-              <w:t>10/12 (83%)</w:t>
+              <w:t>1/3</w:t>
             </w:r>
           </w:p>
         </w:tc>
@@ -5240,7 +5240,7 @@
                 <w:rFonts w:ascii="Times New Roman" w:hAnsi="Times New Roman"/>
                 <w:sz w:val="17"/>
               </w:rPr>
-              <w:t>54/107 (50%)</w:t>
+              <w:t>63/114 (55%)</w:t>
             </w:r>
           </w:p>
         </w:tc>
@@ -5290,7 +5290,7 @@
                 <w:rFonts w:ascii="Times New Roman" w:hAnsi="Times New Roman"/>
                 <w:sz w:val="17"/>
               </w:rPr>
-              <w:t>1 (0.8)</w:t>
+              <w:t>1 (0.9)</w:t>
             </w:r>
           </w:p>
         </w:tc>
@@ -5386,7 +5386,7 @@
                 <w:rFonts w:ascii="Times New Roman" w:hAnsi="Times New Roman"/>
                 <w:sz w:val="17"/>
               </w:rPr>
-              <w:t>63/118 (53%)</w:t>
+              <w:t>63/116 (54%)</w:t>
             </w:r>
           </w:p>
         </w:tc>
@@ -5532,7 +5532,7 @@
                 <w:rFonts w:ascii="Times New Roman" w:hAnsi="Times New Roman"/>
                 <w:sz w:val="17"/>
               </w:rPr>
-              <w:t>63/117 (54%)</w:t>
+              <w:t>63/115 (55%)</w:t>
             </w:r>
           </w:p>
         </w:tc>
@@ -5582,7 +5582,7 @@
                 <w:rFonts w:ascii="Times New Roman" w:hAnsi="Times New Roman"/>
                 <w:sz w:val="17"/>
               </w:rPr>
-              <w:t>3 (2.5)</w:t>
+              <w:t>4 (3.4)</w:t>
             </w:r>
           </w:p>
         </w:tc>
@@ -5606,7 +5606,7 @@
                 <w:rFonts w:ascii="Times New Roman" w:hAnsi="Times New Roman"/>
                 <w:sz w:val="17"/>
               </w:rPr>
-              <w:t>0</w:t>
+              <w:t>1</w:t>
             </w:r>
           </w:p>
         </w:tc>
@@ -5654,7 +5654,7 @@
                 <w:rFonts w:ascii="Times New Roman" w:hAnsi="Times New Roman"/>
                 <w:sz w:val="17"/>
               </w:rPr>
-              <w:t>1/3</w:t>
+              <w:t>1/4</w:t>
             </w:r>
           </w:p>
         </w:tc>
@@ -5678,7 +5678,7 @@
                 <w:rFonts w:ascii="Times New Roman" w:hAnsi="Times New Roman"/>
                 <w:sz w:val="17"/>
               </w:rPr>
-              <w:t>63/116 (54%)</w:t>
+              <w:t>63/113 (56%)</w:t>
             </w:r>
           </w:p>
         </w:tc>
@@ -5728,7 +5728,7 @@
                 <w:rFonts w:ascii="Times New Roman" w:hAnsi="Times New Roman"/>
                 <w:sz w:val="17"/>
               </w:rPr>
-              <w:t>1 (0.8)</w:t>
+              <w:t>1 (0.9)</w:t>
             </w:r>
           </w:p>
         </w:tc>
@@ -5824,7 +5824,7 @@
                 <w:rFonts w:ascii="Times New Roman" w:hAnsi="Times New Roman"/>
                 <w:sz w:val="17"/>
               </w:rPr>
-              <w:t>63/118 (53%)</w:t>
+              <w:t>63/116 (54%)</w:t>
             </w:r>
           </w:p>
         </w:tc>
@@ -5874,7 +5874,7 @@
                 <w:rFonts w:ascii="Times New Roman" w:hAnsi="Times New Roman"/>
                 <w:sz w:val="17"/>
               </w:rPr>
-              <w:t>5 (4.2)</w:t>
+              <w:t>5 (4.3)</w:t>
             </w:r>
           </w:p>
         </w:tc>
@@ -5970,7 +5970,7 @@
                 <w:rFonts w:ascii="Times New Roman" w:hAnsi="Times New Roman"/>
                 <w:sz w:val="17"/>
               </w:rPr>
-              <w:t>60/114 (53%)</w:t>
+              <w:t>60/112 (54%)</w:t>
             </w:r>
           </w:p>
         </w:tc>
@@ -6020,7 +6020,7 @@
                 <w:rFonts w:ascii="Times New Roman" w:hAnsi="Times New Roman"/>
                 <w:sz w:val="17"/>
               </w:rPr>
-              <w:t>116 (97.5)</w:t>
+              <w:t>114 (97.4)</w:t>
             </w:r>
           </w:p>
         </w:tc>
@@ -6044,7 +6044,7 @@
                 <w:rFonts w:ascii="Times New Roman" w:hAnsi="Times New Roman"/>
                 <w:sz w:val="17"/>
               </w:rPr>
-              <w:t>38</w:t>
+              <w:t>37</w:t>
             </w:r>
           </w:p>
         </w:tc>
@@ -6068,7 +6068,7 @@
                 <w:rFonts w:ascii="Times New Roman" w:hAnsi="Times New Roman"/>
                 <w:sz w:val="17"/>
               </w:rPr>
-              <w:t>78</w:t>
+              <w:t>77</w:t>
             </w:r>
           </w:p>
         </w:tc>
@@ -6092,7 +6092,7 @@
                 <w:rFonts w:ascii="Times New Roman" w:hAnsi="Times New Roman"/>
                 <w:sz w:val="17"/>
               </w:rPr>
-              <w:t>63/116 (54%)</w:t>
+              <w:t>63/114 (55%)</w:t>
             </w:r>
           </w:p>
         </w:tc>
@@ -6166,7 +6166,7 @@
                 <w:rFonts w:ascii="Times New Roman" w:hAnsi="Times New Roman"/>
                 <w:sz w:val="17"/>
               </w:rPr>
-              <w:t>58 (48.7)</w:t>
+              <w:t>59 (50.4)</w:t>
             </w:r>
           </w:p>
         </w:tc>
@@ -6190,7 +6190,7 @@
                 <w:rFonts w:ascii="Times New Roman" w:hAnsi="Times New Roman"/>
                 <w:sz w:val="17"/>
               </w:rPr>
-              <w:t>16</w:t>
+              <w:t>15</w:t>
             </w:r>
           </w:p>
         </w:tc>
@@ -6214,7 +6214,7 @@
                 <w:rFonts w:ascii="Times New Roman" w:hAnsi="Times New Roman"/>
                 <w:sz w:val="17"/>
               </w:rPr>
-              <w:t>42</w:t>
+              <w:t>44</w:t>
             </w:r>
           </w:p>
         </w:tc>
@@ -6238,7 +6238,7 @@
                 <w:rFonts w:ascii="Times New Roman" w:hAnsi="Times New Roman"/>
                 <w:sz w:val="17"/>
               </w:rPr>
-              <w:t>58/58 (100%)</w:t>
+              <w:t>59/59 (100%)</w:t>
             </w:r>
           </w:p>
         </w:tc>
@@ -6262,7 +6262,7 @@
                 <w:rFonts w:ascii="Times New Roman" w:hAnsi="Times New Roman"/>
                 <w:sz w:val="17"/>
               </w:rPr>
-              <w:t>6/61 (10%)</w:t>
+              <w:t>5/58 (9%)</w:t>
             </w:r>
           </w:p>
         </w:tc>
@@ -6312,7 +6312,7 @@
                 <w:rFonts w:ascii="Times New Roman" w:hAnsi="Times New Roman"/>
                 <w:sz w:val="17"/>
               </w:rPr>
-              <w:t>30 (25.2)</w:t>
+              <w:t>36 (30.8)</w:t>
             </w:r>
           </w:p>
         </w:tc>
@@ -6336,7 +6336,7 @@
                 <w:rFonts w:ascii="Times New Roman" w:hAnsi="Times New Roman"/>
                 <w:sz w:val="17"/>
               </w:rPr>
-              <w:t>11</w:t>
+              <w:t>12</w:t>
             </w:r>
           </w:p>
         </w:tc>
@@ -6360,7 +6360,7 @@
                 <w:rFonts w:ascii="Times New Roman" w:hAnsi="Times New Roman"/>
                 <w:sz w:val="17"/>
               </w:rPr>
-              <w:t>19</w:t>
+              <w:t>24</w:t>
             </w:r>
           </w:p>
         </w:tc>
@@ -6384,7 +6384,7 @@
                 <w:rFonts w:ascii="Times New Roman" w:hAnsi="Times New Roman"/>
                 <w:sz w:val="17"/>
               </w:rPr>
-              <w:t>12/30 (40%)</w:t>
+              <w:t>15/36 (42%)</w:t>
             </w:r>
           </w:p>
         </w:tc>
@@ -6408,7 +6408,7 @@
                 <w:rFonts w:ascii="Times New Roman" w:hAnsi="Times New Roman"/>
                 <w:sz w:val="17"/>
               </w:rPr>
-              <w:t>52/89 (58%)</w:t>
+              <w:t>49/81 (60%)</w:t>
             </w:r>
           </w:p>
         </w:tc>
@@ -6458,7 +6458,7 @@
                 <w:rFonts w:ascii="Times New Roman" w:hAnsi="Times New Roman"/>
                 <w:sz w:val="17"/>
               </w:rPr>
-              <w:t>67 (56.3)</w:t>
+              <w:t>67 (57.3)</w:t>
             </w:r>
           </w:p>
         </w:tc>
@@ -6554,7 +6554,7 @@
                 <w:rFonts w:ascii="Times New Roman" w:hAnsi="Times New Roman"/>
                 <w:sz w:val="17"/>
               </w:rPr>
-              <w:t>18/52 (35%)</w:t>
+              <w:t>18/50 (36%)</w:t>
             </w:r>
           </w:p>
         </w:tc>
@@ -6604,7 +6604,7 @@
                 <w:rFonts w:ascii="Times New Roman" w:hAnsi="Times New Roman"/>
                 <w:sz w:val="17"/>
               </w:rPr>
-              <w:t>75 (63.0)</w:t>
+              <w:t>73 (62.4)</w:t>
             </w:r>
           </w:p>
         </w:tc>
@@ -6628,7 +6628,7 @@
                 <w:rFonts w:ascii="Times New Roman" w:hAnsi="Times New Roman"/>
                 <w:sz w:val="17"/>
               </w:rPr>
-              <w:t>29</w:t>
+              <w:t>28</w:t>
             </w:r>
           </w:p>
         </w:tc>
@@ -6652,7 +6652,7 @@
                 <w:rFonts w:ascii="Times New Roman" w:hAnsi="Times New Roman"/>
                 <w:sz w:val="17"/>
               </w:rPr>
-              <w:t>46</w:t>
+              <w:t>45</w:t>
             </w:r>
           </w:p>
         </w:tc>
@@ -6676,7 +6676,7 @@
                 <w:rFonts w:ascii="Times New Roman" w:hAnsi="Times New Roman"/>
                 <w:sz w:val="17"/>
               </w:rPr>
-              <w:t>37/75 (49%)</w:t>
+              <w:t>37/73 (51%)</w:t>
             </w:r>
           </w:p>
         </w:tc>
@@ -6750,7 +6750,7 @@
                 <w:rFonts w:ascii="Times New Roman" w:hAnsi="Times New Roman"/>
                 <w:sz w:val="17"/>
               </w:rPr>
-              <w:t>12 (10.1)</w:t>
+              <w:t>12 (10.3)</w:t>
             </w:r>
           </w:p>
         </w:tc>
@@ -6846,7 +6846,7 @@
                 <w:rFonts w:ascii="Times New Roman" w:hAnsi="Times New Roman"/>
                 <w:sz w:val="17"/>
               </w:rPr>
-              <w:t>57/107 (53%)</w:t>
+              <w:t>57/105 (54%)</w:t>
             </w:r>
           </w:p>
         </w:tc>
@@ -6896,7 +6896,7 @@
                 <w:rFonts w:ascii="Times New Roman" w:hAnsi="Times New Roman"/>
                 <w:sz w:val="17"/>
               </w:rPr>
-              <w:t>9 (7.6)</w:t>
+              <w:t>9 (7.7)</w:t>
             </w:r>
           </w:p>
         </w:tc>
@@ -6992,7 +6992,7 @@
                 <w:rFonts w:ascii="Times New Roman" w:hAnsi="Times New Roman"/>
                 <w:sz w:val="17"/>
               </w:rPr>
-              <w:t>63/110 (57%)</w:t>
+              <w:t>63/108 (58%)</w:t>
             </w:r>
           </w:p>
         </w:tc>
@@ -7007,7 +7007,7 @@
           <w:i/>
           <w:sz w:val="17"/>
         </w:rPr>
-        <w:t>The index unit is the examination episode closest to operation, pooling all reports of that modality issued that day. Content was coded from the findings and conclusion text by pre-specified patterns (Supplement 1). This is an audit of what was recorded and is a lower bound on what was performed: an element assessed but not documented cannot be distinguished from one never assessed. Technique elements count as documented whether the finding was normal or abnormal; the whirlpool sign counts only where it is not negated, and agrees with the separately adjudicated whirlpool variable in 118 of 119 examinations. Enteric fluid administration counts only examinations stating that fluid was given (oral contrast or nasogastric instillation); observed luminal fluid without a stated route was not counted. Booking categories are not mutually exclusive: 28 sessions were booked as both a gastrointestinal and a great-vessel study. Denominators of fewer than 10 are shown without a percentage.</w:t>
+        <w:t>The index unit is the examination episode closest to operation, pooling all reports of that modality issued that day. Content was coded from the findings and conclusion text by two readers working independently against written criteria; 5 of 1,428 item codes differed and were adjudicated against the criteria (Supplement 1, Section K). This is an audit of what was recorded and is a lower bound on what was performed: an element assessed but not documented cannot be distinguished from one never assessed. Technique elements count as documented whether the finding was normal or abnormal; the artery–vein relationship counts only where the position of the two vessels relative to each other was stated, and the whirlpool sign only where it was described as present. Enteric fluid administration counts only examinations stating that fluid was given (oral contrast or nasogastric instillation); observed luminal fluid without a stated route was not counted. Booking categories were coded from the examination name and are not mutually exclusive: 28 sessions were booked as both a gastrointestinal and a great-vessel study. Denominators of fewer than 10 are shown without a percentage.</w:t>
       </w:r>
     </w:p>
     <w:p>
@@ -7271,7 +7271,7 @@
                 <w:rFonts w:ascii="Times New Roman" w:hAnsi="Times New Roman"/>
                 <w:sz w:val="17"/>
               </w:rPr>
-              <w:t>158/205 (77.1%)</w:t>
+              <w:t>157/204 (77.0%)</w:t>
             </w:r>
           </w:p>
         </w:tc>
@@ -7295,7 +7295,7 @@
                 <w:rFonts w:ascii="Times New Roman" w:hAnsi="Times New Roman"/>
                 <w:sz w:val="17"/>
               </w:rPr>
-              <w:t>79/96 (82.3%)</w:t>
+              <w:t>73/89 (82.0%)</w:t>
             </w:r>
           </w:p>
         </w:tc>
@@ -7319,7 +7319,7 @@
                 <w:rFonts w:ascii="Times New Roman" w:hAnsi="Times New Roman"/>
                 <w:sz w:val="17"/>
               </w:rPr>
-              <w:t>1.38 (0.75–2.56), p=0.304</w:t>
+              <w:t>1.37 (0.73–2.57), p=0.333</w:t>
             </w:r>
           </w:p>
         </w:tc>
@@ -7391,7 +7391,7 @@
                 <w:rFonts w:ascii="Times New Roman" w:hAnsi="Times New Roman"/>
                 <w:sz w:val="17"/>
               </w:rPr>
-              <w:t>+5.2</w:t>
+              <w:t>+5.1</w:t>
             </w:r>
           </w:p>
         </w:tc>
@@ -7465,7 +7465,7 @@
                 <w:rFonts w:ascii="Times New Roman" w:hAnsi="Times New Roman"/>
                 <w:sz w:val="17"/>
               </w:rPr>
-              <w:t>69/105 (65.7%)</w:t>
+              <w:t>65/98 (66.3%)</w:t>
             </w:r>
           </w:p>
         </w:tc>
@@ -7489,7 +7489,7 @@
                 <w:rFonts w:ascii="Times New Roman" w:hAnsi="Times New Roman"/>
                 <w:sz w:val="17"/>
               </w:rPr>
-              <w:t>2.20 (1.36–3.58), p=0.001</w:t>
+              <w:t>2.27 (1.38–3.72), p=0.001</w:t>
             </w:r>
           </w:p>
         </w:tc>
@@ -7513,7 +7513,7 @@
                 <w:rFonts w:ascii="Times New Roman" w:hAnsi="Times New Roman"/>
                 <w:sz w:val="17"/>
               </w:rPr>
-              <w:t>1.95 (1.19–3.22), p=0.009</w:t>
+              <w:t>2.02 (1.21–3.37), p=0.007</w:t>
             </w:r>
           </w:p>
         </w:tc>
@@ -7537,7 +7537,7 @@
                 <w:rFonts w:ascii="Times New Roman" w:hAnsi="Times New Roman"/>
                 <w:sz w:val="17"/>
               </w:rPr>
-              <w:t>Intravenous contrast enhancement 4.21 (2.01–8.81), p&lt;0.001</w:t>
+              <w:t>Intravenous contrast enhancement 3.98 (1.90–8.37), p&lt;0.001</w:t>
             </w:r>
           </w:p>
         </w:tc>
@@ -7561,7 +7561,7 @@
                 <w:rFonts w:ascii="Times New Roman" w:hAnsi="Times New Roman"/>
                 <w:sz w:val="17"/>
               </w:rPr>
-              <w:t>+19.2 → +15.5</w:t>
+              <w:t>+19.8 → +16.4</w:t>
             </w:r>
           </w:p>
         </w:tc>
@@ -7611,7 +7611,7 @@
                 <w:rFonts w:ascii="Times New Roman" w:hAnsi="Times New Roman"/>
                 <w:sz w:val="17"/>
               </w:rPr>
-              <w:t>16/39 (41.0%)</w:t>
+              <w:t>16/38 (42.1%)</w:t>
             </w:r>
           </w:p>
         </w:tc>
@@ -7635,7 +7635,7 @@
                 <w:rFonts w:ascii="Times New Roman" w:hAnsi="Times New Roman"/>
                 <w:sz w:val="17"/>
               </w:rPr>
-              <w:t>48/80 (60.0%)</w:t>
+              <w:t>48/79 (60.8%)</w:t>
             </w:r>
           </w:p>
         </w:tc>
@@ -7659,7 +7659,7 @@
                 <w:rFonts w:ascii="Times New Roman" w:hAnsi="Times New Roman"/>
                 <w:sz w:val="17"/>
               </w:rPr>
-              <w:t>2.16 (0.99–4.70), p=0.053</w:t>
+              <w:t>2.13 (0.97–4.67), p=0.060</w:t>
             </w:r>
           </w:p>
         </w:tc>
@@ -7683,7 +7683,7 @@
                 <w:rFonts w:ascii="Times New Roman" w:hAnsi="Times New Roman"/>
                 <w:sz w:val="17"/>
               </w:rPr>
-              <w:t>1.44 (0.62–3.37), p=0.399</w:t>
+              <w:t>1.45 (0.62–3.40), p=0.397</w:t>
             </w:r>
           </w:p>
         </w:tc>
@@ -7707,7 +7707,7 @@
                 <w:rFonts w:ascii="Times New Roman" w:hAnsi="Times New Roman"/>
                 <w:sz w:val="17"/>
               </w:rPr>
-              <w:t>Session included a great-vessel study 3.73 (1.67–8.33), p=0.001</w:t>
+              <w:t>Session included a great-vessel study 3.51 (1.56–7.87), p=0.002</w:t>
             </w:r>
           </w:p>
         </w:tc>
@@ -7731,7 +7731,7 @@
                 <w:rFonts w:ascii="Times New Roman" w:hAnsi="Times New Roman"/>
                 <w:sz w:val="17"/>
               </w:rPr>
-              <w:t>+19.0 → +8.2</w:t>
+              <w:t>+18.7 → +8.4</w:t>
             </w:r>
           </w:p>
         </w:tc>
@@ -7773,7 +7773,7 @@
       <w:r>
         <w:drawing>
           <wp:inline xmlns:a="http://schemas.openxmlformats.org/drawingml/2006/main" xmlns:pic="http://schemas.openxmlformats.org/drawingml/2006/picture">
-            <wp:extent cx="5852160" cy="4554188"/>
+            <wp:extent cx="5852160" cy="5543853"/>
             <wp:docPr id="1" name="Picture 1"/>
             <wp:cNvGraphicFramePr>
               <a:graphicFrameLocks noChangeAspect="1"/>
@@ -7794,7 +7794,7 @@
                   <pic:spPr>
                     <a:xfrm>
                       <a:off x="0" y="0"/>
-                      <a:ext cx="5852160" cy="4554188"/>
+                      <a:ext cx="5852160" cy="5543853"/>
                     </a:xfrm>
                     <a:prstGeom prst="rect"/>
                   </pic:spPr>

--- a/JACR_3_Manuscript_masked.docx
+++ b/JACR_3_Manuscript_masked.docx
@@ -24,7 +24,7 @@
         <w:spacing w:after="160" w:line="480" w:lineRule="auto"/>
       </w:pPr>
       <w:r>
-        <w:t>Word count: 2,989 (Introduction through Take-Home Points; excluding abstract, references, tables and figure legends); Tables: 4; Figures: 3; Supplemental material: Supplements 1–3</w:t>
+        <w:t>Word count: 2,996 (Introduction through Take-Home Points; excluding abstract, references, tables and figure legends); Tables: 4; Figures: 3; Supplemental material: Supplements 1–3</w:t>
       </w:r>
     </w:p>
     <w:p>
@@ -223,7 +223,7 @@
         <w:spacing w:after="160" w:line="480" w:lineRule="auto"/>
       </w:pPr>
       <w:r>
-        <w:t>Each ultrasound index unit was coded by two readers working independently from the findings and conclusion text against written criteria for twelve elements, from D3 and the duodenojejunal junction to the whirlpool sign and limiting bowel gas (Table 3). Technique elements were counted as documented whether the finding was normal or abnormal; the whirlpool sign, a finding, only where described as present. Agreement was assessed with Cohen kappa and disagreements adjudicated. Booking category and bedside performance were taken from the examination name, and CT and UGI landmarks were coded by text patterns (Supplement 1).</w:t>
+        <w:t>Each ultrasound index unit was coded by two readers, an ultrasound physician and a pediatric surgeon, working independently from the findings and conclusion text against written criteria for twelve elements, from D3 and the duodenojejunal junction to the whirlpool sign and limiting bowel gas (Table 3). Technique elements were counted as documented whether the finding was normal or abnormal; the whirlpool sign, a finding, only where described as present. Agreement was assessed with Cohen kappa and disagreements adjudicated. Booking category and bedside performance were taken from the examination name, and CT and UGI landmarks were coded by text patterns (Supplement 1).</w:t>
       </w:r>
     </w:p>
     <w:p>
@@ -7007,7 +7007,7 @@
           <w:i/>
           <w:sz w:val="17"/>
         </w:rPr>
-        <w:t>The index unit is the examination episode closest to operation, pooling all reports of that modality issued that day. Content was coded from the findings and conclusion text by two readers working independently against written criteria; 5 of 1,428 item codes differed and were adjudicated against the criteria (Supplement 1, Section K). This is an audit of what was recorded and is a lower bound on what was performed: an element assessed but not documented cannot be distinguished from one never assessed. Technique elements count as documented whether the finding was normal or abnormal; the artery–vein relationship counts only where the position of the two vessels relative to each other was stated, and the whirlpool sign only where it was described as present. Enteric fluid administration counts only examinations stating that fluid was given (oral contrast or nasogastric instillation); observed luminal fluid without a stated route was not counted. Booking categories were coded from the examination name and are not mutually exclusive: 28 sessions were booked as both a gastrointestinal and a great-vessel study. Denominators of fewer than 10 are shown without a percentage.</w:t>
+        <w:t>The index unit is the examination episode closest to operation, pooling all reports of that modality issued that day. Content was coded from the findings and conclusion text by two readers, an ultrasound physician and a pediatric surgeon, working independently against written criteria; 5 of 1,428 item codes differed and were adjudicated against the criteria (Supplement 1, Section K). This is an audit of what was recorded and is a lower bound on what was performed: an element assessed but not documented cannot be distinguished from one never assessed. Technique elements count as documented whether the finding was normal or abnormal; the artery–vein relationship counts only where the position of the two vessels relative to each other was stated, and the whirlpool sign only where it was described as present. Enteric fluid administration counts only examinations stating that fluid was given (oral contrast or nasogastric instillation); observed luminal fluid without a stated route was not counted. Booking categories were coded from the examination name and are not mutually exclusive: 28 sessions were booked as both a gastrointestinal and a great-vessel study. Denominators of fewer than 10 are shown without a percentage.</w:t>
       </w:r>
     </w:p>
     <w:p>

--- a/JACR_3_Manuscript_masked.docx
+++ b/JACR_3_Manuscript_masked.docx
@@ -24,7 +24,7 @@
         <w:spacing w:after="160" w:line="480" w:lineRule="auto"/>
       </w:pPr>
       <w:r>
-        <w:t>Word count: 2,996 (Introduction through Take-Home Points; excluding abstract, references, tables and figure legends); Tables: 4; Figures: 3; Supplemental material: Supplements 1–3</w:t>
+        <w:t>Word count: 2,959 (Introduction through Take-Home Points; excluding abstract, references, tables and figure legends); Tables: 4; Figures: 3; Supplemental material: Supplements 1–3</w:t>
       </w:r>
     </w:p>
     <w:p>
@@ -46,7 +46,7 @@
         <w:t>Objective:</w:t>
       </w:r>
       <w:r>
-        <w:t xml:space="preserve"> Ultrasound is increasingly advocated as first-line for suspected intestinal malrotation, based on sensitivities of 93–97% under dedicated protocols. We audited what routine reports document and whether the diagnosis was reported.</w:t>
+        <w:t xml:space="preserve"> Ultrasound is increasingly advocated as the first-line test for suspected intestinal malrotation, based on reported sensitivities of 93–97%. We audited what routine reports document and whether the diagnosis was reported.</w:t>
       </w:r>
     </w:p>
     <w:p>
@@ -60,7 +60,7 @@
         <w:t>Methods:</w:t>
       </w:r>
       <w:r>
-        <w:t xml:space="preserve"> Retrospective case-only report audit at one tertiary children's hospital (December 2012–June 2026). Preoperative examination episodes closest to operation were classified for detection by a rule-based algorithm with blinded surgical adjudication, and separately audited for documented technical content (ultrasound by two independent readers). The cohort being surgically confirmed, the outcome is report-level detection among children who underwent the test; specificity, predictive values and comparative accuracy are not estimable.</w:t>
+        <w:t xml:space="preserve"> Retrospective case-only report audit at one tertiary children's hospital (December 2012–June 2026). Preoperative examination episodes closest to operation were classified for detection by a rule-based algorithm with blinded surgical adjudication, and separately audited for documented technical content (ultrasound by two independent readers). Because the cohort was surgically confirmed, the outcome is report-level detection among children who underwent the test; specificity, predictive values and comparative accuracy are not estimable.</w:t>
       </w:r>
     </w:p>
     <w:p>
@@ -74,7 +74,7 @@
         <w:t>Results:</w:t>
       </w:r>
       <w:r>
-        <w:t xml:space="preserve"> Among 450 children (volvulus in 88.2%), 398 underwent at least one index test. Three of 117 ultrasound examinations (2.6%) documented the third portion of the duodenum or the duodenojejunal junction, 3 (2.6%) the mesenteric artery–vein relationship and 2 (1.7%) enteric fluid; a whirlpool sign was reported in 50.4%. Ultrasound reported malrotation in 64 of 117 examinations (54.7%): in 59 of 59 recording a whirlpool and 5 of 58 without one, whereas a whirlpool appeared in only 59 of 112 children with confirmed volvulus. Ultrasound detection rose from 42.1% to 60.8% between eras (+18.7 percentage points, 95% CI −0.2 to +37.7); adjusting for a shift toward great-vessel sessions reduced it to +8.4.</w:t>
+        <w:t xml:space="preserve"> Among 450 children (volvulus in 88.2%), 398 underwent at least one index test. Three of 117 ultrasound examinations (2.6%, 95% CI 0.9–7.3) documented the third portion of the duodenum or the duodenojejunal junction, 3 (2.6%) the mesenteric artery–vein relationship and 2 (1.7%) enteric fluid; a whirlpool sign was reported in 50.4%. Ultrasound named malrotation or volvulus in 64 of 117 examinations (54.7%): in all 59 recording a whirlpool, itself a positivity criterion, and in 5 of 58 without one. A whirlpool was recorded in 59 of 112 children with operatively confirmed volvulus. Counting only conclusions naming malrotation, ultrasound detection was 53.8%.</w:t>
       </w:r>
     </w:p>
     <w:p>
@@ -88,7 +88,7 @@
         <w:t>Discussion:</w:t>
       </w:r>
       <w:r>
-        <w:t xml:space="preserve"> Routine ultrasound functioned as a whirlpool-dependent test for volvulus rather than a protocolized assessment of duodenal position. Whether the missing elements would close the gap to published performance cannot be tested here, but the deficit is measurable.</w:t>
+        <w:t xml:space="preserve"> Positive routine ultrasound reports rested almost entirely on the whirlpool sign, and the duodenal landmarks to which published performance is attributed were rarely documented. Whether documenting them would close the gap cannot be tested from reports, but their absence can be audited.</w:t>
       </w:r>
     </w:p>
     <w:p>
@@ -126,7 +126,7 @@
         <w:spacing w:after="160" w:line="480" w:lineRule="auto"/>
       </w:pPr>
       <w:r>
-        <w:t>The upper gastrointestinal (UGI) contrast series has long been the reference imaging test, based on the position of the duodenojejunal junction and the course of the proximal small bowel [5–7], despite well-described mimics [8]. Abdominal CT is not a dedicated test, and the mesenteric swirl it may show is neither reliably present nor specific in children [9, 10]. The field has moved toward ultrasound: series report sensitivities of 93–97% under dedicated protocols, a systematic review of 17 studies and 2,257 children estimated a pooled sensitivity of 94% [11–13], and a single-center study of 539 children supported ultrasound as a safe first-line test [14]. This performance is attributed to specific technical elements rather than to the modality itself: the third portion of the duodenum (D3), the duodenojejunal junction, the superior mesenteric artery–vein relationship, enteric fluid and dynamic graded compression [12, 13, 15–17]. The same literature records these elements as demanding and not universally achievable, and D3 position alone as insufficient for diagnosis [18].</w:t>
+        <w:t>The upper gastrointestinal (UGI) contrast series has long been the reference imaging test, based on the position of the duodenojejunal junction and the course of the proximal small bowel [5–7], despite well-described mimics [8]. Abdominal CT is not a dedicated test, and the mesenteric swirl it may show is neither reliably present nor specific in children [9, 10]. The field has moved toward ultrasound: series report sensitivities of 93–97%, a systematic review of 17 studies and 2,257 children estimated a pooled sensitivity of 94% [11–13], and a single-center study of 539 children supported ultrasound as a safe first-line test [14]. This performance is attributed to specific technical elements rather than to the modality itself: the third portion of the duodenum (D3), the duodenojejunal junction, the superior mesenteric artery–vein relationship, enteric fluid and dynamic graded compression [12, 13, 15–17]. The same literature records these elements as demanding and not universally achievable, and D3 position alone as insufficient for diagnosis [18].</w:t>
       </w:r>
     </w:p>
     <w:p>
@@ -134,7 +134,7 @@
         <w:spacing w:after="160" w:line="480" w:lineRule="auto"/>
       </w:pPr>
       <w:r>
-        <w:t>Those studies describe what ultrasound achieves under favorable conditions; clinicians act on the routine report issued during unselected care. To our knowledge, no study has examined the content of routine malrotation ultrasound reports at scale, or related it to whether the diagnosis was reported.</w:t>
+        <w:t>The 2025 multicenter series measured performance from the original clinical reports, after excluding non-diagnostic and equivocal examinations [13]. Whether routine reports from a general pediatric ultrasound service document the elements to which that performance is attributed, and how this relates to whether the diagnosis is reported, has not to our knowledge been examined at scale.</w:t>
       </w:r>
     </w:p>
     <w:p>
@@ -175,7 +175,7 @@
         <w:t>report-level detection rate among surgically confirmed children who underwent the test</w:t>
       </w:r>
       <w:r>
-        <w:t>. We avoid the term "sensitivity", which applies only within the indication-selected group that underwent each test and does not transfer to children investigated for suspicion. Specificity, predictive values and any accuracy-based ranking cannot be estimated. Malrotation, midgut volvulus and malrotation with volvulus are distinguished throughout; the whirlpool sign is a sign of volvulus rather than of malrotation [20].</w:t>
+        <w:t>. We avoid the term "sensitivity", which applies only within the indication-selected group that underwent each test and does not transfer to children investigated for suspicion. Specificity, predictive values and any accuracy-based ranking cannot be estimated. The whirlpool sign is a sign of volvulus rather than of malrotation [20].</w:t>
       </w:r>
     </w:p>
     <w:p>
@@ -231,7 +231,7 @@
         <w:spacing w:after="160" w:line="480" w:lineRule="auto"/>
       </w:pPr>
       <w:r>
-        <w:t>An examination was classified as positive when its conclusion named malrotation or midgut volvulus, including tentative phrasing, or described a modality-specific sign: for ultrasound, a whirlpool or an explicit statement of mesenteric vessel inversion; for the UGI series, a corkscrew or spring appearance or a malpositioned duodenojejunal junction; for CT, a mesenteric whirl or an abnormal duodenal position. Explicit negation was classified as negative, and isolated gastric volvulus was not counted. Because the whirlpool is both an audited element and a positivity criterion, we report how often conclusions named the diagnosis outright. Tentative phrasing is standard here, so the certainty tier of every positive conclusion was tabulated and the analyses repeated with "possible" tiers counted as negative.</w:t>
+        <w:t>An examination was classified as positive when its conclusion named malrotation or midgut volvulus, including tentative phrasing, or described a modality-specific sign: for ultrasound, a whirlpool or an explicit statement of mesenteric vessel inversion; for the UGI series, a corkscrew or spring appearance or a malpositioned duodenojejunal junction; for CT, a mesenteric whirl or an abnormal duodenal position. Explicit negation was classified as negative, and isolated gastric volvulus was not counted. Because the whirlpool is both an audited element and a positivity criterion, and a conclusion may name volvulus without malrotation, detection was also computed counting only conclusions that named malrotation. Tentative phrasing is standard here, so the certainty tier of every positive conclusion was tabulated and the analyses repeated with "possible" tiers counted as negative.</w:t>
       </w:r>
     </w:p>
     <w:p>
@@ -255,7 +255,7 @@
         <w:spacing w:after="160" w:line="480" w:lineRule="auto"/>
       </w:pPr>
       <w:r>
-        <w:t>Detection rates are presented with denominators and Wilson 95% confidence intervals (CIs). All analysis variables were complete. Between-modality comparison used a generalized estimating equation (GEE) logistic model [22] with an exchangeable working correlation, patient-level clustering and cluster-robust standard errors, unadjusted and adjusted for era (2012–2018 vs 2019–2026) and age group. A modality a child did not undergo enters as an unobserved outcome, which is not missing at random here, so these coefficients describe reporting among children who underwent each test. A pre-specified modality-by-volvulus interaction was not estimable in the three-modality model, as no ultrasound examination was positive among the five children without volvulus; the estimable UGI-versus-CT interaction and a Firth penalized estimate of the separated contrast are given in Supplement 2 [23, 24]. In the subgroup that underwent all three modalities, detection was compared using Cochran's Q, the exact McNemar test and paired differences with bootstrap CIs (Supplement 2). The temporal change was examined using modality-specific logistic models of detection on era, before and after adding that modality's content variable, reported as odds ratios and as average marginal effects (Table 4); the era boundary was varied from 2019 to 2022. Attenuation was interpreted descriptively, not as a mediation estimate; era-by-content interactions were also fitted. P values were not adjusted for multiplicity, and Supplement 2 lists which analyses were pre-specified and which were decided after inspection of the data. Analyses used Python 3.12 (statsmodels 0.15, SciPy 1.17).</w:t>
+        <w:t>Detection rates are presented with denominators and Wilson 95% confidence intervals (CIs). All analysis variables were complete. Between-modality comparison used a generalized estimating equation (GEE) logistic model [22] with an exchangeable working correlation, patient-level clustering and cluster-robust standard errors, unadjusted and adjusted for era (2012–2018 vs 2019–2026) and age group. A modality a child did not undergo enters as an unobserved outcome, which is not missing at random here, so these coefficients describe reporting among children who underwent each test. A pre-specified modality-by-volvulus interaction was not estimable in the three-modality model, as no ultrasound examination was positive among the five children without volvulus; the estimable UGI-versus-CT interaction and a Firth penalized estimate of the separated contrast are given in Supplement 2 [23, 24]. In the subgroup that underwent all three modalities, detection was compared using Cochran's Q, the exact McNemar test and paired differences with bootstrap CIs (Supplement 2). The temporal change was explored, after inspection of the data, using modality-specific logistic models of detection on era before and after adding one covariate (booking category or contrast enhancement), reported as odds ratios and average marginal effects (Table 4); the era boundary was varied from 2019 to 2022 and era-by-covariate interactions fitted. Attenuation was not interpreted as mediation. P values were not adjusted for multiplicity, and Supplement 2 lists which analyses were pre-specified and which were decided after inspection of the data. Analyses used Python 3.12 (statsmodels 0.15, SciPy 1.17).</w:t>
       </w:r>
     </w:p>
     <w:p>
@@ -303,7 +303,7 @@
         <w:spacing w:after="160" w:line="480" w:lineRule="auto"/>
       </w:pPr>
       <w:r>
-        <w:t>Detection was 230/293 (78.5%, 95% CI 73.4–82.8) for the UGI series, 165/313 (52.7%, 47.2–58.2) for CT and 64/117 (54.7%, 45.7–63.4) for ultrasound (Table 2, Figure 2). These indication-selected, overlapping denominators are not a ranking. CT and ultrasound had lower odds of a positive report than the UGI series (adjusted odds ratio 0.29 and 0.27), and the same model showed higher detection above 1 year of age (3.52, 1.82–6.80) and in the later era (1.79, 1.18–2.71); these coefficients absorb indication, pathway position and examination content (Supplement 2). Reclassifying possible-tier conclusions as negative reduced detection to 50.5%, 32.9% and 27.4% (Table 2).</w:t>
+        <w:t>Detection was 230/293 (78.5%, 95% CI 73.4–82.8) for the UGI series, 165/313 (52.7%, 47.2–58.2) for CT and 64/117 (54.7%, 45.7–63.4) for ultrasound (Table 2, Figure 2). These indication-selected, overlapping denominators are not a ranking. CT and ultrasound had lower odds of a positive report than the UGI series (adjusted odds ratio 0.29 and 0.27), and the same model showed higher detection above 1 year of age (3.52, 1.82–6.80) and in the later era (1.79, 1.18–2.71); these coefficients absorb indication, pathway position and examination content (Supplement 2). Reclassifying possible-tier conclusions as negative reduced detection to 50.5%, 32.9% and 27.4%; counting only conclusions that named malrotation gave 77.8%, 48.6% and 53.8% (Table 2).</w:t>
       </w:r>
     </w:p>
     <w:p>
@@ -335,7 +335,7 @@
         <w:spacing w:after="160" w:line="480" w:lineRule="auto"/>
       </w:pPr>
       <w:r>
-        <w:t>Detection followed this content closely. Malrotation was reported in 59 of the 59 examinations recording a whirlpool and in 5 of the 58 without one (8.6%, 95% CI 3.7–18.6). This contrast is partly definitional, as a whirlpool is itself a positivity criterion, and all 59 of those conclusions named malrotation or volvulus explicitly. The converse is more informative: a whirlpool was recorded in only 59 of the 112 children (52.7%) in whom operation confirmed midgut volvulus.</w:t>
+        <w:t>The diagnosis was named in all 59 examinations recording a whirlpool and in 5 of the 58 without one (8.6%, 95% CI 3.7–18.6). This contrast is partly definitional, as a whirlpool is itself a positivity criterion, although all 59 conclusions also named malrotation explicitly. A whirlpool was recorded in only 59 of the 112 children (52.7%) in whom operation confirmed midgut volvulus. As 112 of the 117 children who underwent ultrasound had volvulus, ultrasound in malrotation without volvulus cannot be assessed here.</w:t>
       </w:r>
     </w:p>
     <w:p>
@@ -351,7 +351,7 @@
         <w:spacing w:after="160" w:line="480" w:lineRule="auto"/>
       </w:pPr>
       <w:r>
-        <w:t>Ultrasound detection was 42.1% (16/38) in 2012–2018 and 60.8% (48/79) in 2019–2026, a difference of +18.7 percentage points (95% CI −0.2 to +37.7) that is itself imprecise; detection rose for CT but not the UGI series (Table 4). For ultrasound the change tracked how the examination was booked. Sessions including a great-vessel study rose from 34.2% to 68.4%, and adding this indicator reduced the era effect to +8.4 (−10.6 to +29.2) percentage points, the indicator carrying an odds ratio of 3.51 (1.56–7.87). Moving the era boundary from 2019 to 2022 left the examination-type odds ratio between 3.21 and 4.04, while the era odds ratio ranged from 2.66 to 1.17 (Supplement 2). The era-by-booking interaction was not significant, in small subgroups. The change in booking tracked whirlpool reporting but not duodenal assessment. CT showed a comparable change that contrast enhancement explained only in part (Table 4).</w:t>
+        <w:t>In this exploratory analysis, ultrasound detection was 42.1% (16/38) in 2012–2018 and 60.8% (48/79) in 2019–2026, a difference of +18.7 percentage points whose 95% CI (−0.2 to +37.7) includes zero; CT detection rose and UGI detection did not (Table 4). Sessions including a great-vessel study rose from 34.2% to 68.4%, and adding this booking indicator reduced the ultrasound difference to +8.4 (−10.6 to +29.2) percentage points; its odds ratio of 3.51 (1.56–7.87) lay between 3.21 and 4.04 at every era boundary from 2019 to 2022 (Supplement 2). Whirlpool reporting rose from 39.5% to 55.7%, whereas D3 or the duodenojejunal junction was documented in one and two examinations.</w:t>
       </w:r>
     </w:p>
     <w:p>
@@ -383,7 +383,7 @@
         <w:spacing w:after="160" w:line="480" w:lineRule="auto"/>
       </w:pPr>
       <w:r>
-        <w:t>Over 13.5 years, routine ultrasound reports for children who proved to have intestinal malrotation rarely recorded the duodenal anatomy on which contemporary ultrasound accuracy depends: D3 or the duodenojejunal junction in three of 117 examinations, enteric fluid in two. The finding they did record was the whirlpool sign, present in about half of all examinations and of the children in whom operation confirmed volvulus. In this setting ultrasound functioned as an imperfect test for midgut volvulus.</w:t>
+        <w:t>Over 13.5 years, routine ultrasound reports for children who proved to have intestinal malrotation rarely recorded the duodenal anatomy to which contemporary ultrasound accuracy is attributed: D3 or the duodenojejunal junction in three of 117 examinations, enteric fluid in two. The finding they did record was the whirlpool sign, present in about half of all examinations and of the children in whom operation confirmed volvulus. In this setting a positive report rested almost entirely on a sign of volvulus.</w:t>
       </w:r>
     </w:p>
     <w:p>
@@ -391,7 +391,7 @@
         <w:spacing w:after="160" w:line="480" w:lineRule="auto"/>
       </w:pPr>
       <w:r>
-        <w:t>Malrotation was reported in 54.7% of the surgically confirmed children who underwent ultrasound, compared with 93% (original reports) and 97% (blinded review) in the 2025 multicenter series, which excluded non-diagnostic and equivocal examinations [13], and a pooled 94% in meta-analysis [11], both in children investigated for suspicion. These figures are not interchangeable: ours is conditioned on confirmed disease and on the indications that selected these children, so the difference combines case-mix with technique. The audit nonetheless shows the technical component to be real. The published figures derive from examinations that assessed D3, the most accurate single sign in the 2025 multicenter series [13], and the duodenojejunal junction, often with enteric fluid, in readers alert to the diagnosis [15–17], whereas ours almost never did. The 2021 systematic review likewise found better performance where enteric fluid was given before the examination [11].</w:t>
+        <w:t>Malrotation or volvulus was named in 54.7% of the surgically confirmed children who underwent ultrasound, compared with 93% in the original clinical reports and 97% on blinded review in the 2025 multicenter series, which excluded non-diagnostic and equivocal examinations [13], and a pooled 94% in meta-analysis [11], both in children investigated for suspicion. These figures are not interchangeable: ours is conditioned on confirmed disease and on the indications that selected these children, theirs on those exclusions, so the difference combines case mix, examination quality and technique in proportions this audit cannot separate. What it does show is that the elements to which published performance is attributed were almost never documented here: D3 [16, 17], the most accurate single sign in the 2025 series [13]; the duodenojejunal junction [12, 15]; and enteric fluid, associated with better performance in meta-analysis [11]. Whether documenting them would have raised detection cannot be tested, as documentation is a lower bound on what was done.</w:t>
       </w:r>
     </w:p>
     <w:p>
@@ -399,7 +399,7 @@
         <w:spacing w:after="160" w:line="480" w:lineRule="auto"/>
       </w:pPr>
       <w:r>
-        <w:t>The temporal analysis is consistent with this interpretation without establishing it. Detection rose from 42% to 61%, an imprecise difference that adding the great-vessel indicator more than halved on the risk-difference scale, whereas the examination-type effect was stable at every boundary tested. Booking was not randomized: a child suspected of volvulus is both more likely to be booked for a vessel study and more likely to have a whirlpool, so indication and technique cannot be separated here, and both marginal effects have intervals that include zero. The department's account is consistent: growing awareness from about 2021 attached to the whirlpool sign rather than to duodenal anatomy, so that the improvement also ran toward volvulus.</w:t>
+        <w:t>The temporal analysis is exploratory. The crude rise in ultrasound detection was itself imprecise, the booking indicator was chosen after inspection of the data, and the earlier era contributed only 38 examinations. Adding the indicator roughly halved the estimated rise, but booking was not randomized: a child suspected of volvulus is both more likely to be booked for a vessel study and more likely to have a whirlpool, so indication and technique cannot be separated. The consistent observation is descriptive: duodenal landmarks were documented no more often in the later era, while whirlpool reporting rose.</w:t>
       </w:r>
     </w:p>
     <w:p>
@@ -415,7 +415,7 @@
         <w:spacing w:after="160" w:line="480" w:lineRule="auto"/>
       </w:pPr>
       <w:r>
-        <w:t>Departments adopting an ultrasound-first pathway on the basis of sensitivities of 93–97% should first establish that their examinations resemble those that produced them. Here detection rose over the period of reported growing awareness while the duodenal landmarks remained largely unexamined. A structured report requiring explicit statements on D3, the duodenojejunal junction and study adequacy would make this gap auditable. Where such an examination cannot be delivered, a negative ultrasound should not be taken to exclude malrotation.</w:t>
+        <w:t>Departments adopting an ultrasound-first pathway on the basis of sensitivities of 93–97% should first establish that their examinations resemble those that produced them. Here the duodenal landmarks remained largely undocumented throughout the study period. A structured report requiring explicit statements on D3, the duodenojejunal junction and study adequacy would make this gap auditable. Where such an examination cannot be delivered, a negative ultrasound should not be taken to exclude malrotation.</w:t>
       </w:r>
     </w:p>
     <w:p>
@@ -439,7 +439,7 @@
         <w:spacing w:after="160" w:line="480" w:lineRule="auto"/>
       </w:pPr>
       <w:r>
-        <w:t>Index tests were classified from report text rather than blinded image review, so the study measures reported detection rather than achievable image-based accuracy; a finding seen but not recorded and an inadequate examination reported as normal cannot be distinguished, although the report is what clinicians act on. The certainty tiers were derived from the same text and, unlike the positive–negative label, were not separately adjudicated. The temporal analysis was not pre-specified, the examination-type variable having been identified after inspection of the data, and is best regarded as hypothesis-generating. Radiation dose could not be captured, and whether the deficit at this center generalizes is unknown.</w:t>
+        <w:t>Index tests were classified from report text rather than blinded image review, so the study measures reported detection rather than achievable image-based accuracy; a finding seen but not recorded and an inadequate examination reported as normal cannot be distinguished, although the report is what clinicians act on. The certainty tiers were derived from the same text and, unlike the positive–negative label, were not separately adjudicated. Radiation dose could not be captured, and whether the deficit at this center generalizes is unknown.</w:t>
       </w:r>
     </w:p>
     <w:p>
@@ -455,7 +455,7 @@
         <w:spacing w:after="160" w:line="480" w:lineRule="auto"/>
       </w:pPr>
       <w:r>
-        <w:t>• Routine ultrasound reports for children with surgically confirmed malrotation documented the duodenal landmarks underpinning published accuracy in 2.6% of examinations and reported the diagnosis almost only when a whirlpool sign was present.</w:t>
+        <w:t>• Routine ultrasound reports for children with surgically confirmed malrotation documented the duodenal landmarks emphasized by published series in 2.6% of examinations and reported the diagnosis almost only when a whirlpool sign was present.</w:t>
       </w:r>
     </w:p>
     <w:p>
@@ -463,7 +463,7 @@
         <w:spacing w:after="160" w:line="480" w:lineRule="auto"/>
       </w:pPr>
       <w:r>
-        <w:t>• In practice, routine ultrasound served as a test for volvulus rather than for malrotation: a whirlpool sign was recorded in only 59 of 112 children in whom operation confirmed volvulus.</w:t>
+        <w:t>• A positive routine ultrasound report rested almost entirely on the whirlpool sign, a sign of volvulus, which was recorded in only 59 of 112 children with operatively confirmed volvulus.</w:t>
       </w:r>
     </w:p>
     <w:p>
@@ -3569,18 +3569,19 @@
         </w:tblBorders>
       </w:tblPr>
       <w:tblGrid>
-        <w:gridCol w:w="1337"/>
-        <w:gridCol w:w="1337"/>
-        <w:gridCol w:w="1337"/>
-        <w:gridCol w:w="1337"/>
-        <w:gridCol w:w="1337"/>
-        <w:gridCol w:w="1337"/>
-        <w:gridCol w:w="1337"/>
+        <w:gridCol w:w="1170"/>
+        <w:gridCol w:w="1170"/>
+        <w:gridCol w:w="1170"/>
+        <w:gridCol w:w="1170"/>
+        <w:gridCol w:w="1170"/>
+        <w:gridCol w:w="1170"/>
+        <w:gridCol w:w="1170"/>
+        <w:gridCol w:w="1170"/>
       </w:tblGrid>
       <w:tr>
         <w:tc>
           <w:tcPr>
-            <w:tcW w:type="dxa" w:w="1337"/>
+            <w:tcW w:type="dxa" w:w="1170"/>
             <w:tcBorders>
               <w:left w:sz="0" w:val="nil" w:color="auto"/>
               <w:right w:sz="0" w:val="nil" w:color="auto"/>
@@ -3605,7 +3606,7 @@
         </w:tc>
         <w:tc>
           <w:tcPr>
-            <w:tcW w:type="dxa" w:w="1337"/>
+            <w:tcW w:type="dxa" w:w="1170"/>
             <w:tcBorders>
               <w:left w:sz="0" w:val="nil" w:color="auto"/>
               <w:right w:sz="0" w:val="nil" w:color="auto"/>
@@ -3630,7 +3631,7 @@
         </w:tc>
         <w:tc>
           <w:tcPr>
-            <w:tcW w:type="dxa" w:w="1337"/>
+            <w:tcW w:type="dxa" w:w="1170"/>
             <w:tcBorders>
               <w:left w:sz="0" w:val="nil" w:color="auto"/>
               <w:right w:sz="0" w:val="nil" w:color="auto"/>
@@ -3655,7 +3656,7 @@
         </w:tc>
         <w:tc>
           <w:tcPr>
-            <w:tcW w:type="dxa" w:w="1337"/>
+            <w:tcW w:type="dxa" w:w="1170"/>
             <w:tcBorders>
               <w:left w:sz="0" w:val="nil" w:color="auto"/>
               <w:right w:sz="0" w:val="nil" w:color="auto"/>
@@ -3680,7 +3681,7 @@
         </w:tc>
         <w:tc>
           <w:tcPr>
-            <w:tcW w:type="dxa" w:w="1337"/>
+            <w:tcW w:type="dxa" w:w="1170"/>
             <w:tcBorders>
               <w:left w:sz="0" w:val="nil" w:color="auto"/>
               <w:right w:sz="0" w:val="nil" w:color="auto"/>
@@ -3705,7 +3706,7 @@
         </w:tc>
         <w:tc>
           <w:tcPr>
-            <w:tcW w:type="dxa" w:w="1337"/>
+            <w:tcW w:type="dxa" w:w="1170"/>
             <w:tcBorders>
               <w:left w:sz="0" w:val="nil" w:color="auto"/>
               <w:right w:sz="0" w:val="nil" w:color="auto"/>
@@ -3730,7 +3731,7 @@
         </w:tc>
         <w:tc>
           <w:tcPr>
-            <w:tcW w:type="dxa" w:w="1337"/>
+            <w:tcW w:type="dxa" w:w="1170"/>
             <w:tcBorders>
               <w:left w:sz="0" w:val="nil" w:color="auto"/>
               <w:right w:sz="0" w:val="nil" w:color="auto"/>
@@ -3753,11 +3754,36 @@
             </w:r>
           </w:p>
         </w:tc>
+        <w:tc>
+          <w:tcPr>
+            <w:tcW w:type="dxa" w:w="1170"/>
+            <w:tcBorders>
+              <w:left w:sz="0" w:val="nil" w:color="auto"/>
+              <w:right w:sz="0" w:val="nil" w:color="auto"/>
+              <w:top w:sz="12" w:val="single" w:color="000000"/>
+              <w:bottom w:sz="6" w:val="single" w:color="000000"/>
+            </w:tcBorders>
+          </w:tcPr>
+          <w:p>
+            <w:pPr>
+              <w:spacing w:after="40" w:before="40"/>
+            </w:pPr>
+            <w:r/>
+            <w:r>
+              <w:rPr>
+                <w:rFonts w:ascii="Times New Roman" w:hAnsi="Times New Roman"/>
+                <w:b/>
+                <w:sz w:val="17"/>
+              </w:rPr>
+              <w:t>Detection counting only conclusions naming malrotation, % (95% CI)</w:t>
+            </w:r>
+          </w:p>
+        </w:tc>
       </w:tr>
       <w:tr>
         <w:tc>
           <w:tcPr>
-            <w:tcW w:type="dxa" w:w="1337"/>
+            <w:tcW w:type="dxa" w:w="1170"/>
             <w:tcBorders>
               <w:left w:sz="0" w:val="nil" w:color="auto"/>
               <w:right w:sz="0" w:val="nil" w:color="auto"/>
@@ -3781,7 +3807,7 @@
         </w:tc>
         <w:tc>
           <w:tcPr>
-            <w:tcW w:type="dxa" w:w="1337"/>
+            <w:tcW w:type="dxa" w:w="1170"/>
             <w:tcBorders>
               <w:left w:sz="0" w:val="nil" w:color="auto"/>
               <w:right w:sz="0" w:val="nil" w:color="auto"/>
@@ -3805,7 +3831,7 @@
         </w:tc>
         <w:tc>
           <w:tcPr>
-            <w:tcW w:type="dxa" w:w="1337"/>
+            <w:tcW w:type="dxa" w:w="1170"/>
             <w:tcBorders>
               <w:left w:sz="0" w:val="nil" w:color="auto"/>
               <w:right w:sz="0" w:val="nil" w:color="auto"/>
@@ -3829,7 +3855,7 @@
         </w:tc>
         <w:tc>
           <w:tcPr>
-            <w:tcW w:type="dxa" w:w="1337"/>
+            <w:tcW w:type="dxa" w:w="1170"/>
             <w:tcBorders>
               <w:left w:sz="0" w:val="nil" w:color="auto"/>
               <w:right w:sz="0" w:val="nil" w:color="auto"/>
@@ -3853,7 +3879,7 @@
         </w:tc>
         <w:tc>
           <w:tcPr>
-            <w:tcW w:type="dxa" w:w="1337"/>
+            <w:tcW w:type="dxa" w:w="1170"/>
             <w:tcBorders>
               <w:left w:sz="0" w:val="nil" w:color="auto"/>
               <w:right w:sz="0" w:val="nil" w:color="auto"/>
@@ -3877,7 +3903,7 @@
         </w:tc>
         <w:tc>
           <w:tcPr>
-            <w:tcW w:type="dxa" w:w="1337"/>
+            <w:tcW w:type="dxa" w:w="1170"/>
             <w:tcBorders>
               <w:left w:sz="0" w:val="nil" w:color="auto"/>
               <w:right w:sz="0" w:val="nil" w:color="auto"/>
@@ -3901,7 +3927,7 @@
         </w:tc>
         <w:tc>
           <w:tcPr>
-            <w:tcW w:type="dxa" w:w="1337"/>
+            <w:tcW w:type="dxa" w:w="1170"/>
             <w:tcBorders>
               <w:left w:sz="0" w:val="nil" w:color="auto"/>
               <w:right w:sz="0" w:val="nil" w:color="auto"/>
@@ -3923,11 +3949,35 @@
             </w:r>
           </w:p>
         </w:tc>
+        <w:tc>
+          <w:tcPr>
+            <w:tcW w:type="dxa" w:w="1170"/>
+            <w:tcBorders>
+              <w:left w:sz="0" w:val="nil" w:color="auto"/>
+              <w:right w:sz="0" w:val="nil" w:color="auto"/>
+              <w:top w:sz="0" w:val="nil" w:color="auto"/>
+              <w:bottom w:sz="0" w:val="nil" w:color="auto"/>
+            </w:tcBorders>
+          </w:tcPr>
+          <w:p>
+            <w:pPr>
+              <w:spacing w:after="40" w:before="40"/>
+            </w:pPr>
+            <w:r/>
+            <w:r>
+              <w:rPr>
+                <w:rFonts w:ascii="Times New Roman" w:hAnsi="Times New Roman"/>
+                <w:sz w:val="17"/>
+              </w:rPr>
+              <w:t>77.8 (72.7–82.2)</w:t>
+            </w:r>
+          </w:p>
+        </w:tc>
       </w:tr>
       <w:tr>
         <w:tc>
           <w:tcPr>
-            <w:tcW w:type="dxa" w:w="1337"/>
+            <w:tcW w:type="dxa" w:w="1170"/>
             <w:tcBorders>
               <w:left w:sz="0" w:val="nil" w:color="auto"/>
               <w:right w:sz="0" w:val="nil" w:color="auto"/>
@@ -3951,7 +4001,7 @@
         </w:tc>
         <w:tc>
           <w:tcPr>
-            <w:tcW w:type="dxa" w:w="1337"/>
+            <w:tcW w:type="dxa" w:w="1170"/>
             <w:tcBorders>
               <w:left w:sz="0" w:val="nil" w:color="auto"/>
               <w:right w:sz="0" w:val="nil" w:color="auto"/>
@@ -3975,7 +4025,7 @@
         </w:tc>
         <w:tc>
           <w:tcPr>
-            <w:tcW w:type="dxa" w:w="1337"/>
+            <w:tcW w:type="dxa" w:w="1170"/>
             <w:tcBorders>
               <w:left w:sz="0" w:val="nil" w:color="auto"/>
               <w:right w:sz="0" w:val="nil" w:color="auto"/>
@@ -3999,7 +4049,7 @@
         </w:tc>
         <w:tc>
           <w:tcPr>
-            <w:tcW w:type="dxa" w:w="1337"/>
+            <w:tcW w:type="dxa" w:w="1170"/>
             <w:tcBorders>
               <w:left w:sz="0" w:val="nil" w:color="auto"/>
               <w:right w:sz="0" w:val="nil" w:color="auto"/>
@@ -4023,7 +4073,7 @@
         </w:tc>
         <w:tc>
           <w:tcPr>
-            <w:tcW w:type="dxa" w:w="1337"/>
+            <w:tcW w:type="dxa" w:w="1170"/>
             <w:tcBorders>
               <w:left w:sz="0" w:val="nil" w:color="auto"/>
               <w:right w:sz="0" w:val="nil" w:color="auto"/>
@@ -4047,7 +4097,7 @@
         </w:tc>
         <w:tc>
           <w:tcPr>
-            <w:tcW w:type="dxa" w:w="1337"/>
+            <w:tcW w:type="dxa" w:w="1170"/>
             <w:tcBorders>
               <w:left w:sz="0" w:val="nil" w:color="auto"/>
               <w:right w:sz="0" w:val="nil" w:color="auto"/>
@@ -4071,7 +4121,7 @@
         </w:tc>
         <w:tc>
           <w:tcPr>
-            <w:tcW w:type="dxa" w:w="1337"/>
+            <w:tcW w:type="dxa" w:w="1170"/>
             <w:tcBorders>
               <w:left w:sz="0" w:val="nil" w:color="auto"/>
               <w:right w:sz="0" w:val="nil" w:color="auto"/>
@@ -4093,11 +4143,35 @@
             </w:r>
           </w:p>
         </w:tc>
+        <w:tc>
+          <w:tcPr>
+            <w:tcW w:type="dxa" w:w="1170"/>
+            <w:tcBorders>
+              <w:left w:sz="0" w:val="nil" w:color="auto"/>
+              <w:right w:sz="0" w:val="nil" w:color="auto"/>
+              <w:top w:sz="0" w:val="nil" w:color="auto"/>
+              <w:bottom w:sz="0" w:val="nil" w:color="auto"/>
+            </w:tcBorders>
+          </w:tcPr>
+          <w:p>
+            <w:pPr>
+              <w:spacing w:after="40" w:before="40"/>
+            </w:pPr>
+            <w:r/>
+            <w:r>
+              <w:rPr>
+                <w:rFonts w:ascii="Times New Roman" w:hAnsi="Times New Roman"/>
+                <w:sz w:val="17"/>
+              </w:rPr>
+              <w:t>48.6 (43.1–54.1)</w:t>
+            </w:r>
+          </w:p>
+        </w:tc>
       </w:tr>
       <w:tr>
         <w:tc>
           <w:tcPr>
-            <w:tcW w:type="dxa" w:w="1337"/>
+            <w:tcW w:type="dxa" w:w="1170"/>
             <w:tcBorders>
               <w:left w:sz="0" w:val="nil" w:color="auto"/>
               <w:right w:sz="0" w:val="nil" w:color="auto"/>
@@ -4121,7 +4195,7 @@
         </w:tc>
         <w:tc>
           <w:tcPr>
-            <w:tcW w:type="dxa" w:w="1337"/>
+            <w:tcW w:type="dxa" w:w="1170"/>
             <w:tcBorders>
               <w:left w:sz="0" w:val="nil" w:color="auto"/>
               <w:right w:sz="0" w:val="nil" w:color="auto"/>
@@ -4145,7 +4219,7 @@
         </w:tc>
         <w:tc>
           <w:tcPr>
-            <w:tcW w:type="dxa" w:w="1337"/>
+            <w:tcW w:type="dxa" w:w="1170"/>
             <w:tcBorders>
               <w:left w:sz="0" w:val="nil" w:color="auto"/>
               <w:right w:sz="0" w:val="nil" w:color="auto"/>
@@ -4169,7 +4243,7 @@
         </w:tc>
         <w:tc>
           <w:tcPr>
-            <w:tcW w:type="dxa" w:w="1337"/>
+            <w:tcW w:type="dxa" w:w="1170"/>
             <w:tcBorders>
               <w:left w:sz="0" w:val="nil" w:color="auto"/>
               <w:right w:sz="0" w:val="nil" w:color="auto"/>
@@ -4193,7 +4267,7 @@
         </w:tc>
         <w:tc>
           <w:tcPr>
-            <w:tcW w:type="dxa" w:w="1337"/>
+            <w:tcW w:type="dxa" w:w="1170"/>
             <w:tcBorders>
               <w:left w:sz="0" w:val="nil" w:color="auto"/>
               <w:right w:sz="0" w:val="nil" w:color="auto"/>
@@ -4217,7 +4291,7 @@
         </w:tc>
         <w:tc>
           <w:tcPr>
-            <w:tcW w:type="dxa" w:w="1337"/>
+            <w:tcW w:type="dxa" w:w="1170"/>
             <w:tcBorders>
               <w:left w:sz="0" w:val="nil" w:color="auto"/>
               <w:right w:sz="0" w:val="nil" w:color="auto"/>
@@ -4241,7 +4315,7 @@
         </w:tc>
         <w:tc>
           <w:tcPr>
-            <w:tcW w:type="dxa" w:w="1337"/>
+            <w:tcW w:type="dxa" w:w="1170"/>
             <w:tcBorders>
               <w:left w:sz="0" w:val="nil" w:color="auto"/>
               <w:right w:sz="0" w:val="nil" w:color="auto"/>
@@ -4263,11 +4337,35 @@
             </w:r>
           </w:p>
         </w:tc>
+        <w:tc>
+          <w:tcPr>
+            <w:tcW w:type="dxa" w:w="1170"/>
+            <w:tcBorders>
+              <w:left w:sz="0" w:val="nil" w:color="auto"/>
+              <w:right w:sz="0" w:val="nil" w:color="auto"/>
+              <w:top w:sz="0" w:val="nil" w:color="auto"/>
+              <w:bottom w:sz="0" w:val="nil" w:color="auto"/>
+            </w:tcBorders>
+          </w:tcPr>
+          <w:p>
+            <w:pPr>
+              <w:spacing w:after="40" w:before="40"/>
+            </w:pPr>
+            <w:r/>
+            <w:r>
+              <w:rPr>
+                <w:rFonts w:ascii="Times New Roman" w:hAnsi="Times New Roman"/>
+                <w:sz w:val="17"/>
+              </w:rPr>
+              <w:t>53.8 (44.8–62.6)</w:t>
+            </w:r>
+          </w:p>
+        </w:tc>
       </w:tr>
       <w:tr>
         <w:tc>
           <w:tcPr>
-            <w:tcW w:type="dxa" w:w="1337"/>
+            <w:tcW w:type="dxa" w:w="1170"/>
             <w:tcBorders>
               <w:left w:sz="0" w:val="nil" w:color="auto"/>
               <w:right w:sz="0" w:val="nil" w:color="auto"/>
@@ -4291,7 +4389,7 @@
         </w:tc>
         <w:tc>
           <w:tcPr>
-            <w:tcW w:type="dxa" w:w="1337"/>
+            <w:tcW w:type="dxa" w:w="1170"/>
             <w:tcBorders>
               <w:left w:sz="0" w:val="nil" w:color="auto"/>
               <w:right w:sz="0" w:val="nil" w:color="auto"/>
@@ -4315,7 +4413,7 @@
         </w:tc>
         <w:tc>
           <w:tcPr>
-            <w:tcW w:type="dxa" w:w="1337"/>
+            <w:tcW w:type="dxa" w:w="1170"/>
             <w:tcBorders>
               <w:left w:sz="0" w:val="nil" w:color="auto"/>
               <w:right w:sz="0" w:val="nil" w:color="auto"/>
@@ -4339,7 +4437,7 @@
         </w:tc>
         <w:tc>
           <w:tcPr>
-            <w:tcW w:type="dxa" w:w="1337"/>
+            <w:tcW w:type="dxa" w:w="1170"/>
             <w:tcBorders>
               <w:left w:sz="0" w:val="nil" w:color="auto"/>
               <w:right w:sz="0" w:val="nil" w:color="auto"/>
@@ -4363,7 +4461,7 @@
         </w:tc>
         <w:tc>
           <w:tcPr>
-            <w:tcW w:type="dxa" w:w="1337"/>
+            <w:tcW w:type="dxa" w:w="1170"/>
             <w:tcBorders>
               <w:left w:sz="0" w:val="nil" w:color="auto"/>
               <w:right w:sz="0" w:val="nil" w:color="auto"/>
@@ -4387,7 +4485,7 @@
         </w:tc>
         <w:tc>
           <w:tcPr>
-            <w:tcW w:type="dxa" w:w="1337"/>
+            <w:tcW w:type="dxa" w:w="1170"/>
             <w:tcBorders>
               <w:left w:sz="0" w:val="nil" w:color="auto"/>
               <w:right w:sz="0" w:val="nil" w:color="auto"/>
@@ -4411,7 +4509,31 @@
         </w:tc>
         <w:tc>
           <w:tcPr>
-            <w:tcW w:type="dxa" w:w="1337"/>
+            <w:tcW w:type="dxa" w:w="1170"/>
+            <w:tcBorders>
+              <w:left w:sz="0" w:val="nil" w:color="auto"/>
+              <w:right w:sz="0" w:val="nil" w:color="auto"/>
+              <w:top w:sz="0" w:val="nil" w:color="auto"/>
+              <w:bottom w:sz="0" w:val="nil" w:color="auto"/>
+            </w:tcBorders>
+          </w:tcPr>
+          <w:p>
+            <w:pPr>
+              <w:spacing w:after="40" w:before="40"/>
+            </w:pPr>
+            <w:r/>
+            <w:r>
+              <w:rPr>
+                <w:rFonts w:ascii="Times New Roman" w:hAnsi="Times New Roman"/>
+                <w:sz w:val="17"/>
+              </w:rPr>
+              <w:t>–</w:t>
+            </w:r>
+          </w:p>
+        </w:tc>
+        <w:tc>
+          <w:tcPr>
+            <w:tcW w:type="dxa" w:w="1170"/>
             <w:tcBorders>
               <w:left w:sz="0" w:val="nil" w:color="auto"/>
               <w:right w:sz="0" w:val="nil" w:color="auto"/>
@@ -4437,7 +4559,7 @@
       <w:tr>
         <w:tc>
           <w:tcPr>
-            <w:tcW w:type="dxa" w:w="1337"/>
+            <w:tcW w:type="dxa" w:w="1170"/>
             <w:tcBorders>
               <w:left w:sz="0" w:val="nil" w:color="auto"/>
               <w:right w:sz="0" w:val="nil" w:color="auto"/>
@@ -4461,7 +4583,7 @@
         </w:tc>
         <w:tc>
           <w:tcPr>
-            <w:tcW w:type="dxa" w:w="1337"/>
+            <w:tcW w:type="dxa" w:w="1170"/>
             <w:tcBorders>
               <w:left w:sz="0" w:val="nil" w:color="auto"/>
               <w:right w:sz="0" w:val="nil" w:color="auto"/>
@@ -4485,7 +4607,7 @@
         </w:tc>
         <w:tc>
           <w:tcPr>
-            <w:tcW w:type="dxa" w:w="1337"/>
+            <w:tcW w:type="dxa" w:w="1170"/>
             <w:tcBorders>
               <w:left w:sz="0" w:val="nil" w:color="auto"/>
               <w:right w:sz="0" w:val="nil" w:color="auto"/>
@@ -4509,7 +4631,7 @@
         </w:tc>
         <w:tc>
           <w:tcPr>
-            <w:tcW w:type="dxa" w:w="1337"/>
+            <w:tcW w:type="dxa" w:w="1170"/>
             <w:tcBorders>
               <w:left w:sz="0" w:val="nil" w:color="auto"/>
               <w:right w:sz="0" w:val="nil" w:color="auto"/>
@@ -4533,7 +4655,7 @@
         </w:tc>
         <w:tc>
           <w:tcPr>
-            <w:tcW w:type="dxa" w:w="1337"/>
+            <w:tcW w:type="dxa" w:w="1170"/>
             <w:tcBorders>
               <w:left w:sz="0" w:val="nil" w:color="auto"/>
               <w:right w:sz="0" w:val="nil" w:color="auto"/>
@@ -4557,7 +4679,7 @@
         </w:tc>
         <w:tc>
           <w:tcPr>
-            <w:tcW w:type="dxa" w:w="1337"/>
+            <w:tcW w:type="dxa" w:w="1170"/>
             <w:tcBorders>
               <w:left w:sz="0" w:val="nil" w:color="auto"/>
               <w:right w:sz="0" w:val="nil" w:color="auto"/>
@@ -4581,7 +4703,31 @@
         </w:tc>
         <w:tc>
           <w:tcPr>
-            <w:tcW w:type="dxa" w:w="1337"/>
+            <w:tcW w:type="dxa" w:w="1170"/>
+            <w:tcBorders>
+              <w:left w:sz="0" w:val="nil" w:color="auto"/>
+              <w:right w:sz="0" w:val="nil" w:color="auto"/>
+              <w:top w:sz="0" w:val="nil" w:color="auto"/>
+              <w:bottom w:sz="12" w:val="single" w:color="000000"/>
+            </w:tcBorders>
+          </w:tcPr>
+          <w:p>
+            <w:pPr>
+              <w:spacing w:after="40" w:before="40"/>
+            </w:pPr>
+            <w:r/>
+            <w:r>
+              <w:rPr>
+                <w:rFonts w:ascii="Times New Roman" w:hAnsi="Times New Roman"/>
+                <w:sz w:val="17"/>
+              </w:rPr>
+              <w:t>–</w:t>
+            </w:r>
+          </w:p>
+        </w:tc>
+        <w:tc>
+          <w:tcPr>
+            <w:tcW w:type="dxa" w:w="1170"/>
             <w:tcBorders>
               <w:left w:sz="0" w:val="nil" w:color="auto"/>
               <w:right w:sz="0" w:val="nil" w:color="auto"/>
@@ -4614,7 +4760,7 @@
           <w:i/>
           <w:sz w:val="17"/>
         </w:rPr>
-        <w:t>Wilson 95% confidence intervals. Denominators differ between modalities and are drawn from overlapping but non-identical, indication-selected groups of children; the rates are not directly comparable between modalities and are not sensitivities. Certainty tiers were assigned from the conclusion text: definite (unqualified statement), probable ("most likely", "first consideration"), possible ("suspected", "cannot be excluded", "?"). The final column repeats the detection rate after reclassifying all possible-tier conclusions as negative. Percentages for certainty tiers are of positive reports; detection rates are of all index reports of that modality. Contrast-enhanced and unenhanced CT were performed for different indications and in children of different ages, so their comparison is confounded and is presented as an exploratory subgroup only.</w:t>
+        <w:t>Wilson 95% confidence intervals. Denominators differ between modalities and are drawn from overlapping but non-identical, indication-selected groups of children; the rates are not directly comparable between modalities and are not sensitivities. Certainty tiers were assigned from the conclusion text: definite (unqualified statement), probable ("most likely", "first consideration"), possible ("suspected", "cannot be excluded", "?"). The penultimate column repeats the detection rate after reclassifying all possible-tier conclusions as negative; the last counts as detected only positive examinations whose conclusion named malrotation, so that a conclusion naming volvulus alone or describing a sign alone does not count. Percentages for certainty tiers are of positive reports; detection rates are of all index reports of that modality. Contrast-enhanced and unenhanced CT were performed for different indications and in children of different ages, so their comparison is confounded and is presented as an exploratory subgroup only.</w:t>
       </w:r>
     </w:p>
     <w:p>
@@ -7024,7 +7170,7 @@
         <w:rPr>
           <w:b/>
         </w:rPr>
-        <w:t>Table 4. Change in report-level detection between eras, and the examination-content variables associated with it</w:t>
+        <w:t>Table 4. Change in report-level detection between eras, before and after adding one covariate per modality (exploratory)</w:t>
       </w:r>
     </w:p>
     <w:tbl>
@@ -7171,7 +7317,7 @@
                 <w:b/>
                 <w:sz w:val="17"/>
               </w:rPr>
-              <w:t>Era odds ratio after adjustment for examination content</w:t>
+              <w:t>Era odds ratio adjusted for the covariate</w:t>
             </w:r>
           </w:p>
         </w:tc>
@@ -7196,7 +7342,7 @@
                 <w:b/>
                 <w:sz w:val="17"/>
               </w:rPr>
-              <w:t>Examination-content variable, odds ratio (95% CI)</w:t>
+              <w:t>Covariate added, odds ratio (95% CI)</w:t>
             </w:r>
           </w:p>
         </w:tc>
@@ -7343,7 +7489,7 @@
                 <w:rFonts w:ascii="Times New Roman" w:hAnsi="Times New Roman"/>
                 <w:sz w:val="17"/>
               </w:rPr>
-              <w:t>Not applicable (technique unchanged)</w:t>
+              <w:t>–</w:t>
             </w:r>
           </w:p>
         </w:tc>
@@ -7367,7 +7513,7 @@
                 <w:rFonts w:ascii="Times New Roman" w:hAnsi="Times New Roman"/>
                 <w:sz w:val="17"/>
               </w:rPr>
-              <w:t>–</w:t>
+              <w:t>None fitted</w:t>
             </w:r>
           </w:p>
         </w:tc>
@@ -7746,7 +7892,7 @@
           <w:i/>
           <w:sz w:val="17"/>
         </w:rPr>
-        <w:t>Modality-specific logistic models. For ultrasound the content variable is whether the examination session included an abdominal great-vessel study; this is an ordering and reporting label, not a record of technique. For CT the variable is intravenous contrast enhancement. Odds ratios and average marginal effects are both shown because a conditional odds ratio attenuates when a predictive covariate is added even in the absence of mediation (non-collapsibility), so the marginal effect is the more interpretable measure of how much of the era difference the content variable accounts for. The content variables were not randomized and are themselves confounded by indication: a child suspected of volvulus is both more likely to be booked for a great-vessel study and more likely to have a whirlpool to find. These models are explanatory, not causal. Sensitivity analyses moving the era boundary from 2019 to 2022 are in Supplement 2.</w:t>
+        <w:t>Modality-specific logistic models; exploratory, the covariates having been chosen after inspection of the data. For ultrasound the covariate is whether the examination session included an abdominal great-vessel study; this is a booking label, not a record of technique. For CT it is intravenous contrast enhancement. No covariate was fitted for the UGI series. Odds ratios and average marginal effects are both shown because a conditional odds ratio attenuates when a predictive covariate is added even in the absence of mediation (non-collapsibility), so the marginal effect is the more interpretable measure of how far the era difference changes when the covariate is added. The covariates were not randomized and are themselves confounded by indication: a child suspected of volvulus is both more likely to be booked for a great-vessel study and more likely to have a whirlpool to find. These models are descriptive, not causal. Sensitivity analyses moving the era boundary from 2019 to 2022 are in Supplement 2.</w:t>
       </w:r>
     </w:p>
     <w:p>

--- a/JACR_3_Manuscript_masked.docx
+++ b/JACR_3_Manuscript_masked.docx
@@ -24,7 +24,7 @@
         <w:spacing w:after="160" w:line="480" w:lineRule="auto"/>
       </w:pPr>
       <w:r>
-        <w:t>Word count: 2,959 (Introduction through Take-Home Points; excluding abstract, references, tables and figure legends); Tables: 4; Figures: 3; Supplemental material: Supplements 1–3</w:t>
+        <w:t>Word count: 2,979 (Introduction through Take-Home Points; excluding abstract, references, tables and figure legends); Tables: 4; Figures: 3; Supplemental material: Supplements 1–3</w:t>
       </w:r>
     </w:p>
     <w:p>
@@ -46,7 +46,7 @@
         <w:t>Objective:</w:t>
       </w:r>
       <w:r>
-        <w:t xml:space="preserve"> Ultrasound is increasingly advocated as the first-line test for suspected intestinal malrotation, based on reported sensitivities of 93–97%. We audited what routine reports document and whether the diagnosis was reported.</w:t>
+        <w:t xml:space="preserve"> Ultrasound is increasingly advocated as the first-line test for suspected intestinal malrotation, based on reported sensitivities of 93–97%. We audited what routine reports documented and whether they named the diagnosis.</w:t>
       </w:r>
     </w:p>
     <w:p>
@@ -60,7 +60,7 @@
         <w:t>Methods:</w:t>
       </w:r>
       <w:r>
-        <w:t xml:space="preserve"> Retrospective case-only report audit at one tertiary children's hospital (December 2012–June 2026). Preoperative examination episodes closest to operation were classified for detection by a rule-based algorithm with blinded surgical adjudication, and separately audited for documented technical content (ultrasound by two independent readers). Because the cohort was surgically confirmed, the outcome is report-level detection among children who underwent the test; specificity, predictive values and comparative accuracy are not estimable.</w:t>
+        <w:t xml:space="preserve"> Retrospective case-only report audit at one tertiary children's hospital (December 2012–June 2026). The preoperative examination closest to operation was classified by a rule-based algorithm with blinded surgical adjudication, and separately audited for documented technical content (ultrasound by two independent readers). Because the cohort was surgically confirmed, the outcome is report-level detection among tested children, with Wilson 95% CIs; specificity, predictive values and comparative accuracy are not estimable.</w:t>
       </w:r>
     </w:p>
     <w:p>
@@ -74,7 +74,7 @@
         <w:t>Results:</w:t>
       </w:r>
       <w:r>
-        <w:t xml:space="preserve"> Among 450 children (volvulus in 88.2%), 398 underwent at least one index test. Three of 117 ultrasound examinations (2.6%, 95% CI 0.9–7.3) documented the third portion of the duodenum or the duodenojejunal junction, 3 (2.6%) the mesenteric artery–vein relationship and 2 (1.7%) enteric fluid; a whirlpool sign was reported in 50.4%. Ultrasound named malrotation or volvulus in 64 of 117 examinations (54.7%): in all 59 recording a whirlpool, itself a positivity criterion, and in 5 of 58 without one. A whirlpool was recorded in 59 of 112 children with operatively confirmed volvulus. Counting only conclusions naming malrotation, ultrasound detection was 53.8%.</w:t>
+        <w:t xml:space="preserve"> Among 450 children (volvulus in 88.2%), 398 underwent at least one index test. Three of 117 ultrasound examinations (2.6%, 95% CI 0.9–7.3) documented the third portion of the duodenum or the duodenojejunal junction, 3 (2.6%) the mesenteric artery–vein relationship and 2 (1.7%) enteric fluid; a whirlpool sign was reported in 50.4%. Ultrasound named malrotation or volvulus in 64 of 117 examinations (54.7%, 45.7–63.4): in all 59 recording a whirlpool, itself a positivity criterion, and in 5 of 58 without one. A whirlpool was recorded in 59 of 112 children with operatively confirmed volvulus. Detection was 53.8% counting only conclusions naming malrotation, 27.4% excluding tentative wording.</w:t>
       </w:r>
     </w:p>
     <w:p>
@@ -118,7 +118,7 @@
         <w:spacing w:after="160" w:line="480" w:lineRule="auto"/>
       </w:pPr>
       <w:r>
-        <w:t>Intestinal malrotation predisposes to midgut volvulus, which can progress within hours to bowel necrosis, short-bowel syndrome or death [1, 2]. Bilious vomiting in a neonate is a surgical emergency until malrotation with volvulus has been excluded, although older children may present atypically and be diagnosed late [3, 4].</w:t>
+        <w:t>Intestinal malrotation predisposes to midgut volvulus, which can progress within hours to bowel necrosis [1] and lead to short-bowel syndrome or death [1, 2]. Bilious vomiting in a neonate is a surgical emergency until malrotation with volvulus has been excluded, although older children may present atypically and be diagnosed late [3, 4].</w:t>
       </w:r>
     </w:p>
     <w:p>
@@ -142,7 +142,7 @@
         <w:spacing w:after="160" w:line="480" w:lineRule="auto"/>
       </w:pPr>
       <w:r>
-        <w:t>We therefore audited 13.5 years of routine reports at a tertiary children's hospital. Because every child had surgically confirmed malrotation, the study measures how often the disease was reported and with what documented content, not how accurate the tests are. The contrast series and CT are reported alongside ultrasound to show where ultrasound sat in the diagnostic pathway, not to rank them.</w:t>
+        <w:t>We therefore audited 13.5 years of routine reports at a tertiary children's hospital. Because every child had surgically confirmed malrotation, the study measures how often the disease was reported and with what documented content, not how accurate the tests are. The UGI series and CT are reported alongside ultrasound to show where ultrasound sat in the diagnostic pathway, not to rank them.</w:t>
       </w:r>
     </w:p>
     <w:p>
@@ -191,7 +191,7 @@
         <w:spacing w:after="160" w:line="480" w:lineRule="auto"/>
       </w:pPr>
       <w:r>
-        <w:t>We searched the institutional surgical records database for operations performed between December 2012 and June 2026 in which the operative diagnosis named intestinal malrotation or the procedure was recorded as a Ladd procedure, and reviewed every record retrieved (search strings in Supplement 1). Of 559 operative records in 499 children, 503 records in 465 children met this criterion. All operative records were re-read for 34 children whose anchor operation was not named as a malrotation procedure or followed earlier malrotation surgery, and 15 were excluded: 6 in whom that operation did not confirm malrotation and 9 reoperations after earlier malrotation surgery. The remaining 450 consecutive children form the reference standard. Midgut volvulus was defined by an explicit operative statement of torsion or by a documented degree of midgut or mesenteric rotation, with no minimum degree required (see Limitations). No sample-size calculation was performed.</w:t>
+        <w:t>The institutional clinical research database supplied the records of 711 children with a recorded diagnosis of intestinal malrotation between December 2012 and June 2026, including 559 operative records in 499 children. Every operative record was read, and operations whose operative diagnosis named intestinal malrotation or whose procedure was recorded as a Ladd procedure were selected (search strings in Supplement 1): 503 records in 465 children. The anchor operation was each child's first such operation. All operative records were re-read for 34 children whose anchor operation was not named as a malrotation procedure or followed earlier malrotation surgery, and 15 were excluded: 6 in whom that operation did not confirm malrotation and 9 reoperations after earlier malrotation surgery. The remaining 450 consecutive children form the reference standard. Midgut volvulus was defined by an explicit operative statement of torsion or by a documented degree of midgut or mesenteric rotation, with no minimum degree required (see Limitations). No sample-size calculation was performed.</w:t>
       </w:r>
     </w:p>
     <w:p>
@@ -199,7 +199,7 @@
         <w:spacing w:after="160" w:line="480" w:lineRule="auto"/>
       </w:pPr>
       <w:r>
-        <w:t>Three modalities were evaluated: ultrasound (sessions booked as gastrointestinal, abdominal great-vessel or pyloric), abdominal CT and the UGI contrast series; contrast enemas were not counted. For each child and modality, the index unit was the examination episode closest to operation, pooling every report of that modality issued that day, as the department routinely issues separate gastrointestinal and great-vessel reports for one ultrasound session. Operative times were recorded as dates only, so the 154 same-day reports and the 27 index examinations more than 7 days before operation were reviewed individually; three issued after the operation or for an unrelated earlier illness were removed. This yielded 723 index examinations from 761 reports; 32 earlier repeat examinations were not audited (Figure 1). The clinical indication on each request was not retrievable, so confounding by indication is displayed through the characteristics of each modality group (Table 1) rather than adjusted for.</w:t>
+        <w:t>Three modalities were evaluated: ultrasound (sessions booked as gastrointestinal, abdominal great-vessel or pyloric), abdominal CT and the UGI series; contrast enemas were not counted. For each child and modality, the index examination was the examination episode closest to operation, pooling every report of that modality issued that day, as the department routinely issues separate gastrointestinal and great-vessel reports for one ultrasound session. Operative times were recorded as dates only, so the 154 same-day reports and the 27 index examinations more than 7 days before operation were reviewed individually; three issued after the operation or for an unrelated earlier illness were removed. This yielded 723 index examinations from 761 reports; 32 earlier repeat examinations were not audited (Figure 1). The clinical indication on each request was not retrievable, so confounding by indication is displayed through the characteristics of each modality group (Table 1) rather than adjusted for.</w:t>
       </w:r>
     </w:p>
     <w:p>
@@ -207,7 +207,7 @@
         <w:spacing w:after="160" w:line="480" w:lineRule="auto"/>
       </w:pPr>
       <w:r>
-        <w:t>Examinations were reported during routine care by radiologists unaware of the operative findings but not blinded to clinical history or previous imaging, within the general pediatric ultrasound service rather than by a designated reader group. Reports were free text, with no structured malrotation template in use. The department reports no change in ultrasound equipment, reporting staff or protocol during the study period, and attributes the change in practice from about 2021 to growing awareness of the diagnosis; this account was given retrospectively rather than recorded at the time.</w:t>
+        <w:t>Ultrasound was performed and reported by ultrasound physicians, and CT and the UGI series by radiologists, during routine care, unaware of the operative findings but not blinded to clinical history or previous imaging, and not by a designated reader group. Reports were free text, with no structured malrotation template in use. The department reports no change in ultrasound equipment, reporting staff or protocol during the study period, and attributes the change in practice from about 2021 to growing awareness of the diagnosis; this account was given retrospectively rather than recorded at the time.</w:t>
       </w:r>
     </w:p>
     <w:p>
@@ -223,7 +223,7 @@
         <w:spacing w:after="160" w:line="480" w:lineRule="auto"/>
       </w:pPr>
       <w:r>
-        <w:t>Each ultrasound index unit was coded by two readers, an ultrasound physician and a pediatric surgeon, working independently from the findings and conclusion text against written criteria for twelve elements, from D3 and the duodenojejunal junction to the whirlpool sign and limiting bowel gas (Table 3). Technique elements were counted as documented whether the finding was normal or abnormal; the whirlpool sign, a finding, only where described as present. Agreement was assessed with Cohen kappa and disagreements adjudicated. Booking category and bedside performance were taken from the examination name, and CT and UGI landmarks were coded by text patterns (Supplement 1).</w:t>
+        <w:t>Each ultrasound index examination was coded by two readers, an ultrasound physician and a pediatric surgeon, working independently from the findings and conclusion text against written criteria for twelve elements, from D3 and the duodenojejunal junction to the whirlpool sign and limiting bowel gas (Table 3). Technique elements were counted as documented whether the finding was normal or abnormal; the whirlpool sign, a finding, only where described as present. Agreement was assessed with Cohen kappa and disagreements adjudicated. Booking category and bedside performance were taken from the examination name, and CT and UGI landmarks were coded by text patterns (Supplement 1).</w:t>
       </w:r>
     </w:p>
     <w:p>
@@ -239,7 +239,7 @@
         <w:spacing w:after="160" w:line="480" w:lineRule="auto"/>
       </w:pPr>
       <w:r>
-        <w:t>Report text was classified using a rule-based, clause-level algorithm with explicit negation handling [21] (rules, label distribution and worked misclassification examples in Supplement 1). A pediatric surgeon blinded to the operative findings adjudicated 32 reports: agreement was 92% (Cohen kappa 0.83) in a stratified random sample of 24, and a targeted review of 8 suspected discordances found 5 further under-calls, excluded from the agreement statistics. A two-directional screen of every index unit then returned nine positives that no diagnostic term or sign pattern supported, three of which source review confirmed as over-calls. All errors were corrected; because adjudication read the whole report, the final label is the algorithmic label after review, not the conclusion alone. With a single adjudicator, interobserver agreement on the detection label could not be estimated.</w:t>
+        <w:t>Report text was classified using a rule-based, clause-level algorithm with explicit negation handling [21] (rules, label distribution and worked misclassification examples in Supplement 1). A pediatric surgeon, one of the authors, blinded to the operative findings adjudicated 32 reports: agreement was 92% (Cohen kappa 0.83, 95% CI 0.61–1.00) in a stratified random sample of 24, and a targeted review of 8 suspected discordances found 5 further under-calls, excluded from the agreement statistics. A two-directional screen of every index examination then returned nine positives that no diagnostic term or sign pattern supported, three of which source review confirmed as over-calls. All errors were corrected; because adjudication read the whole report, the final label is the algorithmic label after review, not the conclusion alone. With a single adjudicator, interobserver agreement on the detection label could not be estimated.</w:t>
       </w:r>
     </w:p>
     <w:p>
@@ -255,7 +255,7 @@
         <w:spacing w:after="160" w:line="480" w:lineRule="auto"/>
       </w:pPr>
       <w:r>
-        <w:t>Detection rates are presented with denominators and Wilson 95% confidence intervals (CIs). All analysis variables were complete. Between-modality comparison used a generalized estimating equation (GEE) logistic model [22] with an exchangeable working correlation, patient-level clustering and cluster-robust standard errors, unadjusted and adjusted for era (2012–2018 vs 2019–2026) and age group. A modality a child did not undergo enters as an unobserved outcome, which is not missing at random here, so these coefficients describe reporting among children who underwent each test. A pre-specified modality-by-volvulus interaction was not estimable in the three-modality model, as no ultrasound examination was positive among the five children without volvulus; the estimable UGI-versus-CT interaction and a Firth penalized estimate of the separated contrast are given in Supplement 2 [23, 24]. In the subgroup that underwent all three modalities, detection was compared using Cochran's Q, the exact McNemar test and paired differences with bootstrap CIs (Supplement 2). The temporal change was explored, after inspection of the data, using modality-specific logistic models of detection on era before and after adding one covariate (booking category or contrast enhancement), reported as odds ratios and average marginal effects (Table 4); the era boundary was varied from 2019 to 2022 and era-by-covariate interactions fitted. Attenuation was not interpreted as mediation. P values were not adjusted for multiplicity, and Supplement 2 lists which analyses were pre-specified and which were decided after inspection of the data. Analyses used Python 3.12 (statsmodels 0.15, SciPy 1.17).</w:t>
+        <w:t>Detection rates are presented with denominators and Wilson 95% confidence intervals (CIs). All analysis variables were complete. Between-modality comparison used a generalized estimating equation (GEE) logistic model [22] with an exchangeable working correlation, patient-level clustering and cluster-robust standard errors, unadjusted and adjusted for era (2012–2018 vs 2019–2026) and age group. Modalities a child did not undergo are unobserved outcomes, not missing at random here, so these coefficients describe reporting among children who underwent each test. A pre-specified modality-by-volvulus interaction was not estimable in the three-modality model, as no ultrasound examination was positive among the five children without volvulus; the estimable UGI-versus-CT interaction and a Firth penalized estimate of the separated contrast are given in Supplement 2 [23, 24]. In the subgroup that underwent all three modalities, detection was compared using the Cochran Q test, the exact McNemar test and paired differences with bootstrap CIs (Supplement 2). The temporal change was explored, after inspection of the data, using modality-specific logistic models of detection on era before and after adding one covariate (booking category or contrast enhancement), reported as odds ratios and average marginal effects (Table 4); the era boundary was varied from 2019 to 2022 and era-by-covariate interactions fitted. Attenuation was not interpreted as mediation. P values were not adjusted for multiplicity, and Supplement 2 lists which analyses were pre-specified and which were decided after inspection of the data. Analyses used Python 3.12 (statsmodels 0.15, SciPy 1.17).</w:t>
       </w:r>
     </w:p>
     <w:p>
@@ -303,7 +303,7 @@
         <w:spacing w:after="160" w:line="480" w:lineRule="auto"/>
       </w:pPr>
       <w:r>
-        <w:t>Detection was 230/293 (78.5%, 95% CI 73.4–82.8) for the UGI series, 165/313 (52.7%, 47.2–58.2) for CT and 64/117 (54.7%, 45.7–63.4) for ultrasound (Table 2, Figure 2). These indication-selected, overlapping denominators are not a ranking. CT and ultrasound had lower odds of a positive report than the UGI series (adjusted odds ratio 0.29 and 0.27), and the same model showed higher detection above 1 year of age (3.52, 1.82–6.80) and in the later era (1.79, 1.18–2.71); these coefficients absorb indication, pathway position and examination content (Supplement 2). Reclassifying possible-tier conclusions as negative reduced detection to 50.5%, 32.9% and 27.4%; counting only conclusions that named malrotation gave 77.8%, 48.6% and 53.8% (Table 2).</w:t>
+        <w:t>Detection was 230/293 (78.5%, 95% CI 73.4–82.8) for the UGI series, 165/313 (52.7%, 47.2–58.2) for CT and 64/117 (54.7%, 45.7–63.4) for ultrasound (Table 2, Figure 2). In a GEE model adjusted for era and age group, CT and ultrasound remained less often positive than the UGI series; the coefficients absorb indication, pathway position and examination content and are given in Supplement 2. Reclassifying possible-tier conclusions as negative reduced detection to 50.5%, 32.9% and 27.4%; counting only conclusions that named malrotation gave 77.8%, 48.6% and 53.8% (Table 2).</w:t>
       </w:r>
     </w:p>
     <w:p>
@@ -319,7 +319,7 @@
         <w:spacing w:after="160" w:line="480" w:lineRule="auto"/>
       </w:pPr>
       <w:r>
-        <w:t>Of the 117 ultrasound index examinations, three (2.6%; 95% CI 0.9–7.3) documented D3 or the duodenojejunal junction and seven (6.0%) mentioned the duodenum (Table 3, Figure 3). Three (2.6%) stated the mesenteric artery–vein relationship, and one stated that the vessels were inverted, although inversion was one of the two positivity criteria. Enteric fluid was recorded twice and graded compression once; a whirlpool was reported in 59 examinations (50.4%) and bowel gas limited 36 (30.8%). Reader agreement was 1,423 of 1,428 item codes (kappa 0.80–1.00; Supplement 1).</w:t>
+        <w:t>Of the 117 ultrasound index examinations, three (2.6%; 95% CI 0.9–7.3) documented D3 or the duodenojejunal junction and seven (6.0%) mentioned the duodenum (Table 3, Figure 3). Three (2.6%) stated the mesenteric artery–vein relationship, and only one stated that the vessels were inverted, one of the two ultrasound positivity criteria. Enteric fluid was recorded twice and graded compression once; a whirlpool was reported in 59 examinations (50.4%) and bowel gas limited 36 (30.8%). Reader agreement was 1,423 of 1,428 item codes (kappa 0.80–1.00; Supplement 1).</w:t>
       </w:r>
     </w:p>
     <w:p>
@@ -327,7 +327,7 @@
         <w:spacing w:after="160" w:line="480" w:lineRule="auto"/>
       </w:pPr>
       <w:r>
-        <w:t>In 2018 the horizontal duodenum was described passing anterior to the superior mesenteric artery after oral contrast; in 2022 it was followed between the artery and the aorta with the duodenojejunal junction identified, the only examination resembling the published protocol; in 2024 it could not be filled and further imaging was advised.</w:t>
+        <w:t>In 2018 the horizontal duodenum was described passing anterior to the superior mesenteric artery after oral contrast; in 2022 it was followed between the artery and the aorta with the duodenojejunal junction identified, the only examination resembling the published technique [16, 17]; in 2024 it could not be filled and further imaging was advised.</w:t>
       </w:r>
     </w:p>
     <w:p>
@@ -335,7 +335,7 @@
         <w:spacing w:after="160" w:line="480" w:lineRule="auto"/>
       </w:pPr>
       <w:r>
-        <w:t>The diagnosis was named in all 59 examinations recording a whirlpool and in 5 of the 58 without one (8.6%, 95% CI 3.7–18.6). This contrast is partly definitional, as a whirlpool is itself a positivity criterion, although all 59 conclusions also named malrotation explicitly. A whirlpool was recorded in only 59 of the 112 children (52.7%) in whom operation confirmed midgut volvulus. As 112 of the 117 children who underwent ultrasound had volvulus, ultrasound in malrotation without volvulus cannot be assessed here.</w:t>
+        <w:t>The diagnosis was named in all 59 examinations recording a whirlpool and in 5 of the 58 without one (8.6%, 95% CI 3.7–18.6). This contrast is partly definitional, as a whirlpool is itself a positivity criterion, although all 59 conclusions also named malrotation explicitly. A whirlpool was recorded in only 59 of the 112 children (52.7%) in whom operation confirmed midgut volvulus.</w:t>
       </w:r>
     </w:p>
     <w:p>
@@ -367,7 +367,16 @@
         <w:spacing w:after="160" w:line="480" w:lineRule="auto"/>
       </w:pPr>
       <w:r>
-        <w:t>Fifty-nine children underwent all three modalities. This subgroup, in whom the diagnosis remained uncertain, was more severely affected than the other 339 imaged children (volvulus 96.6% vs 87.9%; neonates 83.1% vs 67.3%). The UGI series was positive in 76.3%, ultrasound in 52.5% and CT in 45.8% (Cochran's Q p&lt;0.001; UGI series minus CT +30.5 percentage points, 95% CI +13.6 to +47.5; CT minus ultrasound −6.8, −20.3 to +8.5), unchanged within 48 h (Supplement 2). These comparisons describe reporting within one selected subgroup and are not measures of accuracy. Only 5 of the 53 children with malrotation but no volvulus underwent ultrasound, and none had a positive report; a Firth penalized model supports the direction of this contrast but not its magnitude (Supplement 2).</w:t>
+        <w:t xml:space="preserve">Fifty-nine children underwent all three modalities. This subgroup, in whom the diagnosis remained uncertain, was more severely affected than the other 339 imaged children (volvulus 96.6% vs 87.9%; neonates 83.1% vs 67.3%). The UGI series was positive in 76.3%, ultrasound in 52.5% and CT in 45.8% (Cochran Q test, </w:t>
+      </w:r>
+      <w:r>
+        <w:rPr>
+          <w:i/>
+        </w:rPr>
+        <w:t>P</w:t>
+      </w:r>
+      <w:r>
+        <w:t xml:space="preserve"> &lt; .001; UGI series minus CT +30.5 percentage points, 95% CI +13.6 to +47.5; CT minus ultrasound −6.8, −20.3 to +8.5), a pattern unchanged when all three examinations fell within 48 h (Supplement 2). Only 5 of the 53 children with malrotation but no volvulus underwent ultrasound, and none had a positive report; a Firth penalized model supports the direction of this contrast but not its magnitude (Supplement 2).</w:t>
       </w:r>
     </w:p>
     <w:p>
@@ -391,7 +400,7 @@
         <w:spacing w:after="160" w:line="480" w:lineRule="auto"/>
       </w:pPr>
       <w:r>
-        <w:t>Malrotation or volvulus was named in 54.7% of the surgically confirmed children who underwent ultrasound, compared with 93% in the original clinical reports and 97% on blinded review in the 2025 multicenter series, which excluded non-diagnostic and equivocal examinations [13], and a pooled 94% in meta-analysis [11], both in children investigated for suspicion. These figures are not interchangeable: ours is conditioned on confirmed disease and on the indications that selected these children, theirs on those exclusions, so the difference combines case mix, examination quality and technique in proportions this audit cannot separate. What it does show is that the elements to which published performance is attributed were almost never documented here: D3 [16, 17], the most accurate single sign in the 2025 series [13]; the duodenojejunal junction [12, 15]; and enteric fluid, associated with better performance in meta-analysis [11]. Whether documenting them would have raised detection cannot be tested, as documentation is a lower bound on what was done.</w:t>
+        <w:t>Malrotation or volvulus was named in 54.7% of the surgically confirmed children who underwent ultrasound, compared with 93% in the original clinical reports and 97% on blinded review in the 2025 multicenter series, which excluded non-diagnostic and equivocal examinations [13] (in a multi-institutional cohort, 25.7% of examinations for malrotation were non-diagnostic on the original report [25]), and a pooled 94% in meta-analysis [11], both in children investigated for suspicion. These figures are not interchangeable: ours is conditioned on confirmed disease and on the indications that selected these children, theirs on those exclusions, so the difference combines case mix, examination quality and technique in proportions this audit cannot separate. What it does show is that the elements to which published performance is attributed were almost never documented here: D3 [16, 17], the most accurate single sign in the 2025 series [13]; the duodenojejunal junction [12, 15]; and enteric fluid, associated with better performance in meta-analysis [11]. Whether documenting them would have raised detection cannot be tested, as documentation is a lower bound on what was done.</w:t>
       </w:r>
     </w:p>
     <w:p>
@@ -407,7 +416,7 @@
         <w:spacing w:after="160" w:line="480" w:lineRule="auto"/>
       </w:pPr>
       <w:r>
-        <w:t>Three features of the design make the between-modality differences uninterpretable as accuracy. The reference standard is not independent of the index tests: the surgeon knew the preoperative imaging, and a positive UGI series often precipitated the operation that confirmed the diagnosis, an incorporation bias asymmetrical between tests. Pathway position differed, the UGI series usually being the last preoperative test. The modalities were also used in different children for different reasons (Table 1), which no adjustment can undo.</w:t>
+        <w:t>Three features of the design make the between-modality differences uninterpretable as accuracy. The reference standard is not independent of the index tests: the surgeon knew the preoperative imaging, and a positive UGI series, the last preoperative test in 75.0% of children who had it with another index test, may often have precipitated the operation that confirmed the diagnosis, an incorporation bias asymmetrical between tests. Pathway position therefore also differed. The modalities were also used in different children for different reasons (Table 1), which no adjustment can undo.</w:t>
       </w:r>
     </w:p>
     <w:p>
@@ -415,7 +424,7 @@
         <w:spacing w:after="160" w:line="480" w:lineRule="auto"/>
       </w:pPr>
       <w:r>
-        <w:t>Departments adopting an ultrasound-first pathway on the basis of sensitivities of 93–97% should first establish that their examinations resemble those that produced them. Here the duodenal landmarks remained largely undocumented throughout the study period. A structured report requiring explicit statements on D3, the duodenojejunal junction and study adequacy would make this gap auditable. Where such an examination cannot be delivered, a negative ultrasound should not be taken to exclude malrotation.</w:t>
+        <w:t>Departments adopting an ultrasound-first pathway on the basis of sensitivities of 93–97% should first establish that their examinations resemble those that produced them. Here the duodenal landmarks remained largely undocumented throughout the study period. A structured report requiring explicit statements on D3, the duodenojejunal junction and study adequacy would make this gap auditable. These data cannot estimate the negative predictive value of a routine report, but a department whose reports lack these elements should not assume that published values apply to its own.</w:t>
       </w:r>
     </w:p>
     <w:p>
@@ -515,7 +524,7 @@
         <w:t>Supplement 2.</w:t>
       </w:r>
       <w:r>
-        <w:t xml:space="preserve"> Between-modality generalized estimating equation models; the subgroup receiving all three examinations, with 48-h and 24-h timing sensitivity analyses; detection stratified by midgut volvulus and by age; detection of a volvulus-specific sign among children with confirmed volvulus; and sensitivity analyses varying the era boundary from 2019 to 2022, restricting midgut volvulus to a documented rotation of 360° or more, and taking the earliest rather than the closest preoperative examination as the index unit.</w:t>
+        <w:t xml:space="preserve"> Between-modality generalized estimating equation models; the subgroup receiving all three examinations, with 48-h and 24-h timing sensitivity analyses; detection stratified by midgut volvulus and by age; detection of a volvulus-specific sign among children with confirmed volvulus; and sensitivity analyses varying the era boundary from 2019 to 2022, restricting midgut volvulus to a documented rotation of 360° or more, and taking the earliest rather than the closest preoperative examination as the index examination.</w:t>
       </w:r>
     </w:p>
     <w:p>
@@ -1237,6 +1246,30 @@
       </w:r>
     </w:p>
     <w:p>
+      <w:pPr>
+        <w:spacing w:after="60" w:line="480" w:lineRule="auto"/>
+      </w:pPr>
+      <w:r>
+        <w:rPr>
+          <w:sz w:val="20"/>
+        </w:rPr>
+        <w:t xml:space="preserve">25. El-Ali AM, Schiess DM, Van Tassel D, et al. Ultrasound for midgut volvulus and malrotation: frequency and predictors of a non-diagnostic examination in a multi-institutional cohort. </w:t>
+      </w:r>
+      <w:r>
+        <w:rPr>
+          <w:i/>
+          <w:sz w:val="20"/>
+        </w:rPr>
+        <w:t>Pediatr Radiol</w:t>
+      </w:r>
+      <w:r>
+        <w:rPr>
+          <w:sz w:val="20"/>
+        </w:rPr>
+        <w:t>. 2025;55:925-935. doi:10.1007/s00247-024-06141-x</w:t>
+      </w:r>
+    </w:p>
+    <w:p>
       <w:r>
         <w:br w:type="page"/>
       </w:r>
@@ -1260,7 +1293,7 @@
         <w:t>Figure 1. Study flow and the imaging received by children without an index test.</w:t>
       </w:r>
       <w:r>
-        <w:t xml:space="preserve"> Retrieval of 559 operative records in 499 children, exclusions after review of the anchor operation, availability of each preoperative index test, and reduction of 793 eligible preoperative reports to 723 index examination episodes. Every one of the 52 children who received none of the three index examinations nonetheless had other preoperative imaging, four of them documented before transfer; the breakdown is shown at right.</w:t>
+        <w:t xml:space="preserve"> Records of 711 children in the clinical research database, selection of 503 operative records in 465 children, exclusions after review of the anchor operation, availability of each preoperative index test, and reduction of 793 eligible preoperative reports to 723 index examination episodes. Every one of the 52 children who received none of the three index examinations nonetheless had other preoperative imaging, four of them documented before transfer; the breakdown is shown at right.</w:t>
       </w:r>
     </w:p>
     <w:p>
@@ -1349,6 +1382,7 @@
               <w:rPr>
                 <w:rFonts w:ascii="Times New Roman" w:hAnsi="Times New Roman"/>
                 <w:b/>
+                <w:i w:val="0"/>
                 <w:sz w:val="17"/>
               </w:rPr>
               <w:t>Characteristic</w:t>
@@ -1374,6 +1408,7 @@
               <w:rPr>
                 <w:rFonts w:ascii="Times New Roman" w:hAnsi="Times New Roman"/>
                 <w:b/>
+                <w:i w:val="0"/>
                 <w:sz w:val="17"/>
               </w:rPr>
               <w:t>All children</w:t>
@@ -1399,6 +1434,7 @@
               <w:rPr>
                 <w:rFonts w:ascii="Times New Roman" w:hAnsi="Times New Roman"/>
                 <w:b/>
+                <w:i w:val="0"/>
                 <w:sz w:val="17"/>
               </w:rPr>
               <w:t>Received UGI series</w:t>
@@ -1424,6 +1460,7 @@
               <w:rPr>
                 <w:rFonts w:ascii="Times New Roman" w:hAnsi="Times New Roman"/>
                 <w:b/>
+                <w:i w:val="0"/>
                 <w:sz w:val="17"/>
               </w:rPr>
               <w:t>Received CT</w:t>
@@ -1449,6 +1486,7 @@
               <w:rPr>
                 <w:rFonts w:ascii="Times New Roman" w:hAnsi="Times New Roman"/>
                 <w:b/>
+                <w:i w:val="0"/>
                 <w:sz w:val="17"/>
               </w:rPr>
               <w:t>Received ultrasound</w:t>
@@ -1474,6 +1512,7 @@
               <w:rPr>
                 <w:rFonts w:ascii="Times New Roman" w:hAnsi="Times New Roman"/>
                 <w:b/>
+                <w:i w:val="0"/>
                 <w:sz w:val="17"/>
               </w:rPr>
               <w:t>Received none of the three</w:t>
@@ -1500,6 +1539,7 @@
             <w:r>
               <w:rPr>
                 <w:rFonts w:ascii="Times New Roman" w:hAnsi="Times New Roman"/>
+                <w:i w:val="0"/>
                 <w:sz w:val="17"/>
               </w:rPr>
               <w:t>Children, n</w:t>
@@ -1524,6 +1564,7 @@
             <w:r>
               <w:rPr>
                 <w:rFonts w:ascii="Times New Roman" w:hAnsi="Times New Roman"/>
+                <w:i w:val="0"/>
                 <w:sz w:val="17"/>
               </w:rPr>
               <w:t>450</w:t>
@@ -1548,6 +1589,7 @@
             <w:r>
               <w:rPr>
                 <w:rFonts w:ascii="Times New Roman" w:hAnsi="Times New Roman"/>
+                <w:i w:val="0"/>
                 <w:sz w:val="17"/>
               </w:rPr>
               <w:t>293</w:t>
@@ -1572,6 +1614,7 @@
             <w:r>
               <w:rPr>
                 <w:rFonts w:ascii="Times New Roman" w:hAnsi="Times New Roman"/>
+                <w:i w:val="0"/>
                 <w:sz w:val="17"/>
               </w:rPr>
               <w:t>313</w:t>
@@ -1596,6 +1639,7 @@
             <w:r>
               <w:rPr>
                 <w:rFonts w:ascii="Times New Roman" w:hAnsi="Times New Roman"/>
+                <w:i w:val="0"/>
                 <w:sz w:val="17"/>
               </w:rPr>
               <w:t>117</w:t>
@@ -1620,6 +1664,7 @@
             <w:r>
               <w:rPr>
                 <w:rFonts w:ascii="Times New Roman" w:hAnsi="Times New Roman"/>
+                <w:i w:val="0"/>
                 <w:sz w:val="17"/>
               </w:rPr>
               <w:t>52</w:t>
@@ -1646,6 +1691,7 @@
             <w:r>
               <w:rPr>
                 <w:rFonts w:ascii="Times New Roman" w:hAnsi="Times New Roman"/>
+                <w:i w:val="0"/>
                 <w:sz w:val="17"/>
               </w:rPr>
               <w:t>Age at operation, median (IQR), days</w:t>
@@ -1670,6 +1716,7 @@
             <w:r>
               <w:rPr>
                 <w:rFonts w:ascii="Times New Roman" w:hAnsi="Times New Roman"/>
+                <w:i w:val="0"/>
                 <w:sz w:val="17"/>
               </w:rPr>
               <w:t>12 (6–75)</w:t>
@@ -1694,6 +1741,7 @@
             <w:r>
               <w:rPr>
                 <w:rFonts w:ascii="Times New Roman" w:hAnsi="Times New Roman"/>
+                <w:i w:val="0"/>
                 <w:sz w:val="17"/>
               </w:rPr>
               <w:t>11 (7–32)</w:t>
@@ -1718,6 +1766,7 @@
             <w:r>
               <w:rPr>
                 <w:rFonts w:ascii="Times New Roman" w:hAnsi="Times New Roman"/>
+                <w:i w:val="0"/>
                 <w:sz w:val="17"/>
               </w:rPr>
               <w:t>11 (6–44)</w:t>
@@ -1742,6 +1791,7 @@
             <w:r>
               <w:rPr>
                 <w:rFonts w:ascii="Times New Roman" w:hAnsi="Times New Roman"/>
+                <w:i w:val="0"/>
                 <w:sz w:val="17"/>
               </w:rPr>
               <w:t>9 (5–24)</w:t>
@@ -1766,6 +1816,7 @@
             <w:r>
               <w:rPr>
                 <w:rFonts w:ascii="Times New Roman" w:hAnsi="Times New Roman"/>
+                <w:i w:val="0"/>
                 <w:sz w:val="17"/>
               </w:rPr>
               <w:t>47 (3–692)</w:t>
@@ -1792,6 +1843,7 @@
             <w:r>
               <w:rPr>
                 <w:rFonts w:ascii="Times New Roman" w:hAnsi="Times New Roman"/>
+                <w:i w:val="0"/>
                 <w:sz w:val="17"/>
               </w:rPr>
               <w:t>Neonate ≤28 days, n (%)</w:t>
@@ -1816,6 +1868,7 @@
             <w:r>
               <w:rPr>
                 <w:rFonts w:ascii="Times New Roman" w:hAnsi="Times New Roman"/>
+                <w:i w:val="0"/>
                 <w:sz w:val="17"/>
               </w:rPr>
               <w:t>300 (66.7)</w:t>
@@ -1840,6 +1893,7 @@
             <w:r>
               <w:rPr>
                 <w:rFonts w:ascii="Times New Roman" w:hAnsi="Times New Roman"/>
+                <w:i w:val="0"/>
                 <w:sz w:val="17"/>
               </w:rPr>
               <w:t>214 (73.0)</w:t>
@@ -1864,6 +1918,7 @@
             <w:r>
               <w:rPr>
                 <w:rFonts w:ascii="Times New Roman" w:hAnsi="Times New Roman"/>
+                <w:i w:val="0"/>
                 <w:sz w:val="17"/>
               </w:rPr>
               <w:t>220 (70.3)</w:t>
@@ -1888,6 +1943,7 @@
             <w:r>
               <w:rPr>
                 <w:rFonts w:ascii="Times New Roman" w:hAnsi="Times New Roman"/>
+                <w:i w:val="0"/>
                 <w:sz w:val="17"/>
               </w:rPr>
               <w:t>90 (76.9)</w:t>
@@ -1912,6 +1968,7 @@
             <w:r>
               <w:rPr>
                 <w:rFonts w:ascii="Times New Roman" w:hAnsi="Times New Roman"/>
+                <w:i w:val="0"/>
                 <w:sz w:val="17"/>
               </w:rPr>
               <w:t>23 (44.2)</w:t>
@@ -1938,6 +1995,7 @@
             <w:r>
               <w:rPr>
                 <w:rFonts w:ascii="Times New Roman" w:hAnsi="Times New Roman"/>
+                <w:i w:val="0"/>
                 <w:sz w:val="17"/>
               </w:rPr>
               <w:t>Age &gt;1 year, n (%)</w:t>
@@ -1962,6 +2020,7 @@
             <w:r>
               <w:rPr>
                 <w:rFonts w:ascii="Times New Roman" w:hAnsi="Times New Roman"/>
+                <w:i w:val="0"/>
                 <w:sz w:val="17"/>
               </w:rPr>
               <w:t>86 (19.1)</w:t>
@@ -1986,6 +2045,7 @@
             <w:r>
               <w:rPr>
                 <w:rFonts w:ascii="Times New Roman" w:hAnsi="Times New Roman"/>
+                <w:i w:val="0"/>
                 <w:sz w:val="17"/>
               </w:rPr>
               <w:t>41 (14.0)</w:t>
@@ -2010,6 +2070,7 @@
             <w:r>
               <w:rPr>
                 <w:rFonts w:ascii="Times New Roman" w:hAnsi="Times New Roman"/>
+                <w:i w:val="0"/>
                 <w:sz w:val="17"/>
               </w:rPr>
               <w:t>52 (16.6)</w:t>
@@ -2034,6 +2095,7 @@
             <w:r>
               <w:rPr>
                 <w:rFonts w:ascii="Times New Roman" w:hAnsi="Times New Roman"/>
+                <w:i w:val="0"/>
                 <w:sz w:val="17"/>
               </w:rPr>
               <w:t>13 (11.1)</w:t>
@@ -2058,6 +2120,7 @@
             <w:r>
               <w:rPr>
                 <w:rFonts w:ascii="Times New Roman" w:hAnsi="Times New Roman"/>
+                <w:i w:val="0"/>
                 <w:sz w:val="17"/>
               </w:rPr>
               <w:t>15 (28.8)</w:t>
@@ -2084,6 +2147,7 @@
             <w:r>
               <w:rPr>
                 <w:rFonts w:ascii="Times New Roman" w:hAnsi="Times New Roman"/>
+                <w:i w:val="0"/>
                 <w:sz w:val="17"/>
               </w:rPr>
               <w:t>Male, n (%)</w:t>
@@ -2108,6 +2172,7 @@
             <w:r>
               <w:rPr>
                 <w:rFonts w:ascii="Times New Roman" w:hAnsi="Times New Roman"/>
+                <w:i w:val="0"/>
                 <w:sz w:val="17"/>
               </w:rPr>
               <w:t>342 (76.0)</w:t>
@@ -2132,6 +2197,7 @@
             <w:r>
               <w:rPr>
                 <w:rFonts w:ascii="Times New Roman" w:hAnsi="Times New Roman"/>
+                <w:i w:val="0"/>
                 <w:sz w:val="17"/>
               </w:rPr>
               <w:t>220 (75.1)</w:t>
@@ -2156,6 +2222,7 @@
             <w:r>
               <w:rPr>
                 <w:rFonts w:ascii="Times New Roman" w:hAnsi="Times New Roman"/>
+                <w:i w:val="0"/>
                 <w:sz w:val="17"/>
               </w:rPr>
               <w:t>247 (78.9)</w:t>
@@ -2180,6 +2247,7 @@
             <w:r>
               <w:rPr>
                 <w:rFonts w:ascii="Times New Roman" w:hAnsi="Times New Roman"/>
+                <w:i w:val="0"/>
                 <w:sz w:val="17"/>
               </w:rPr>
               <w:t>92 (78.6)</w:t>
@@ -2204,6 +2272,7 @@
             <w:r>
               <w:rPr>
                 <w:rFonts w:ascii="Times New Roman" w:hAnsi="Times New Roman"/>
+                <w:i w:val="0"/>
                 <w:sz w:val="17"/>
               </w:rPr>
               <w:t>37 (71.2)</w:t>
@@ -2230,6 +2299,7 @@
             <w:r>
               <w:rPr>
                 <w:rFonts w:ascii="Times New Roman" w:hAnsi="Times New Roman"/>
+                <w:i w:val="0"/>
                 <w:sz w:val="17"/>
               </w:rPr>
               <w:t>Operated 2019–2026, n (%)</w:t>
@@ -2254,6 +2324,7 @@
             <w:r>
               <w:rPr>
                 <w:rFonts w:ascii="Times New Roman" w:hAnsi="Times New Roman"/>
+                <w:i w:val="0"/>
                 <w:sz w:val="17"/>
               </w:rPr>
               <w:t>154 (34.2)</w:t>
@@ -2278,6 +2349,7 @@
             <w:r>
               <w:rPr>
                 <w:rFonts w:ascii="Times New Roman" w:hAnsi="Times New Roman"/>
+                <w:i w:val="0"/>
                 <w:sz w:val="17"/>
               </w:rPr>
               <w:t>89 (30.4)</w:t>
@@ -2302,6 +2374,7 @@
             <w:r>
               <w:rPr>
                 <w:rFonts w:ascii="Times New Roman" w:hAnsi="Times New Roman"/>
+                <w:i w:val="0"/>
                 <w:sz w:val="17"/>
               </w:rPr>
               <w:t>98 (31.3)</w:t>
@@ -2326,6 +2399,7 @@
             <w:r>
               <w:rPr>
                 <w:rFonts w:ascii="Times New Roman" w:hAnsi="Times New Roman"/>
+                <w:i w:val="0"/>
                 <w:sz w:val="17"/>
               </w:rPr>
               <w:t>79 (67.5)</w:t>
@@ -2350,6 +2424,7 @@
             <w:r>
               <w:rPr>
                 <w:rFonts w:ascii="Times New Roman" w:hAnsi="Times New Roman"/>
+                <w:i w:val="0"/>
                 <w:sz w:val="17"/>
               </w:rPr>
               <w:t>17 (32.7)</w:t>
@@ -2376,6 +2451,7 @@
             <w:r>
               <w:rPr>
                 <w:rFonts w:ascii="Times New Roman" w:hAnsi="Times New Roman"/>
+                <w:i w:val="0"/>
                 <w:sz w:val="17"/>
               </w:rPr>
               <w:t>Midgut volvulus at operation, n (%)</w:t>
@@ -2400,6 +2476,7 @@
             <w:r>
               <w:rPr>
                 <w:rFonts w:ascii="Times New Roman" w:hAnsi="Times New Roman"/>
+                <w:i w:val="0"/>
                 <w:sz w:val="17"/>
               </w:rPr>
               <w:t>397 (88.2)</w:t>
@@ -2424,6 +2501,7 @@
             <w:r>
               <w:rPr>
                 <w:rFonts w:ascii="Times New Roman" w:hAnsi="Times New Roman"/>
+                <w:i w:val="0"/>
                 <w:sz w:val="17"/>
               </w:rPr>
               <w:t>263 (89.8)</w:t>
@@ -2448,6 +2526,7 @@
             <w:r>
               <w:rPr>
                 <w:rFonts w:ascii="Times New Roman" w:hAnsi="Times New Roman"/>
+                <w:i w:val="0"/>
                 <w:sz w:val="17"/>
               </w:rPr>
               <w:t>279 (89.1)</w:t>
@@ -2472,6 +2551,7 @@
             <w:r>
               <w:rPr>
                 <w:rFonts w:ascii="Times New Roman" w:hAnsi="Times New Roman"/>
+                <w:i w:val="0"/>
                 <w:sz w:val="17"/>
               </w:rPr>
               <w:t>112 (95.7)</w:t>
@@ -2496,6 +2576,7 @@
             <w:r>
               <w:rPr>
                 <w:rFonts w:ascii="Times New Roman" w:hAnsi="Times New Roman"/>
+                <w:i w:val="0"/>
                 <w:sz w:val="17"/>
               </w:rPr>
               <w:t>42 (80.8)</w:t>
@@ -2522,6 +2603,7 @@
             <w:r>
               <w:rPr>
                 <w:rFonts w:ascii="Times New Roman" w:hAnsi="Times New Roman"/>
+                <w:i w:val="0"/>
                 <w:sz w:val="17"/>
               </w:rPr>
               <w:t>Vomiting documented, n (%)</w:t>
@@ -2546,6 +2628,7 @@
             <w:r>
               <w:rPr>
                 <w:rFonts w:ascii="Times New Roman" w:hAnsi="Times New Roman"/>
+                <w:i w:val="0"/>
                 <w:sz w:val="17"/>
               </w:rPr>
               <w:t>427 (94.9)</w:t>
@@ -2570,6 +2653,7 @@
             <w:r>
               <w:rPr>
                 <w:rFonts w:ascii="Times New Roman" w:hAnsi="Times New Roman"/>
+                <w:i w:val="0"/>
                 <w:sz w:val="17"/>
               </w:rPr>
               <w:t>281 (95.9)</w:t>
@@ -2594,6 +2678,7 @@
             <w:r>
               <w:rPr>
                 <w:rFonts w:ascii="Times New Roman" w:hAnsi="Times New Roman"/>
+                <w:i w:val="0"/>
                 <w:sz w:val="17"/>
               </w:rPr>
               <w:t>301 (96.2)</w:t>
@@ -2618,6 +2703,7 @@
             <w:r>
               <w:rPr>
                 <w:rFonts w:ascii="Times New Roman" w:hAnsi="Times New Roman"/>
+                <w:i w:val="0"/>
                 <w:sz w:val="17"/>
               </w:rPr>
               <w:t>111 (94.9)</w:t>
@@ -2642,6 +2728,7 @@
             <w:r>
               <w:rPr>
                 <w:rFonts w:ascii="Times New Roman" w:hAnsi="Times New Roman"/>
+                <w:i w:val="0"/>
                 <w:sz w:val="17"/>
               </w:rPr>
               <w:t>47 (90.4)</w:t>
@@ -2668,6 +2755,7 @@
             <w:r>
               <w:rPr>
                 <w:rFonts w:ascii="Times New Roman" w:hAnsi="Times New Roman"/>
+                <w:i w:val="0"/>
                 <w:sz w:val="17"/>
               </w:rPr>
               <w:t>Bilious vomiting documented, n (%)</w:t>
@@ -2692,6 +2780,7 @@
             <w:r>
               <w:rPr>
                 <w:rFonts w:ascii="Times New Roman" w:hAnsi="Times New Roman"/>
+                <w:i w:val="0"/>
                 <w:sz w:val="17"/>
               </w:rPr>
               <w:t>214 (47.6)</w:t>
@@ -2716,6 +2805,7 @@
             <w:r>
               <w:rPr>
                 <w:rFonts w:ascii="Times New Roman" w:hAnsi="Times New Roman"/>
+                <w:i w:val="0"/>
                 <w:sz w:val="17"/>
               </w:rPr>
               <w:t>163 (55.6)</w:t>
@@ -2740,6 +2830,7 @@
             <w:r>
               <w:rPr>
                 <w:rFonts w:ascii="Times New Roman" w:hAnsi="Times New Roman"/>
+                <w:i w:val="0"/>
                 <w:sz w:val="17"/>
               </w:rPr>
               <w:t>161 (51.4)</w:t>
@@ -2764,6 +2855,7 @@
             <w:r>
               <w:rPr>
                 <w:rFonts w:ascii="Times New Roman" w:hAnsi="Times New Roman"/>
+                <w:i w:val="0"/>
                 <w:sz w:val="17"/>
               </w:rPr>
               <w:t>58 (49.6)</w:t>
@@ -2788,6 +2880,7 @@
             <w:r>
               <w:rPr>
                 <w:rFonts w:ascii="Times New Roman" w:hAnsi="Times New Roman"/>
+                <w:i w:val="0"/>
                 <w:sz w:val="17"/>
               </w:rPr>
               <w:t>12 (23.1)</w:t>
@@ -2814,6 +2907,7 @@
             <w:r>
               <w:rPr>
                 <w:rFonts w:ascii="Times New Roman" w:hAnsi="Times New Roman"/>
+                <w:i w:val="0"/>
                 <w:sz w:val="17"/>
               </w:rPr>
               <w:t>Abdominal distension, n (%)</w:t>
@@ -2838,6 +2932,7 @@
             <w:r>
               <w:rPr>
                 <w:rFonts w:ascii="Times New Roman" w:hAnsi="Times New Roman"/>
+                <w:i w:val="0"/>
                 <w:sz w:val="17"/>
               </w:rPr>
               <w:t>178 (39.6)</w:t>
@@ -2862,6 +2957,7 @@
             <w:r>
               <w:rPr>
                 <w:rFonts w:ascii="Times New Roman" w:hAnsi="Times New Roman"/>
+                <w:i w:val="0"/>
                 <w:sz w:val="17"/>
               </w:rPr>
               <w:t>117 (39.9)</w:t>
@@ -2886,6 +2982,7 @@
             <w:r>
               <w:rPr>
                 <w:rFonts w:ascii="Times New Roman" w:hAnsi="Times New Roman"/>
+                <w:i w:val="0"/>
                 <w:sz w:val="17"/>
               </w:rPr>
               <w:t>134 (42.8)</w:t>
@@ -2910,6 +3007,7 @@
             <w:r>
               <w:rPr>
                 <w:rFonts w:ascii="Times New Roman" w:hAnsi="Times New Roman"/>
+                <w:i w:val="0"/>
                 <w:sz w:val="17"/>
               </w:rPr>
               <w:t>57 (48.7)</w:t>
@@ -2934,6 +3032,7 @@
             <w:r>
               <w:rPr>
                 <w:rFonts w:ascii="Times New Roman" w:hAnsi="Times New Roman"/>
+                <w:i w:val="0"/>
                 <w:sz w:val="17"/>
               </w:rPr>
               <w:t>22 (42.3)</w:t>
@@ -2960,6 +3059,7 @@
             <w:r>
               <w:rPr>
                 <w:rFonts w:ascii="Times New Roman" w:hAnsi="Times New Roman"/>
+                <w:i w:val="0"/>
                 <w:sz w:val="17"/>
               </w:rPr>
               <w:t>Blood in stool, n (%)</w:t>
@@ -2984,6 +3084,7 @@
             <w:r>
               <w:rPr>
                 <w:rFonts w:ascii="Times New Roman" w:hAnsi="Times New Roman"/>
+                <w:i w:val="0"/>
                 <w:sz w:val="17"/>
               </w:rPr>
               <w:t>110 (24.4)</w:t>
@@ -3008,6 +3109,7 @@
             <w:r>
               <w:rPr>
                 <w:rFonts w:ascii="Times New Roman" w:hAnsi="Times New Roman"/>
+                <w:i w:val="0"/>
                 <w:sz w:val="17"/>
               </w:rPr>
               <w:t>61 (20.8)</w:t>
@@ -3032,6 +3134,7 @@
             <w:r>
               <w:rPr>
                 <w:rFonts w:ascii="Times New Roman" w:hAnsi="Times New Roman"/>
+                <w:i w:val="0"/>
                 <w:sz w:val="17"/>
               </w:rPr>
               <w:t>86 (27.5)</w:t>
@@ -3056,6 +3159,7 @@
             <w:r>
               <w:rPr>
                 <w:rFonts w:ascii="Times New Roman" w:hAnsi="Times New Roman"/>
+                <w:i w:val="0"/>
                 <w:sz w:val="17"/>
               </w:rPr>
               <w:t>31 (26.5)</w:t>
@@ -3080,6 +3184,7 @@
             <w:r>
               <w:rPr>
                 <w:rFonts w:ascii="Times New Roman" w:hAnsi="Times New Roman"/>
+                <w:i w:val="0"/>
                 <w:sz w:val="17"/>
               </w:rPr>
               <w:t>12 (23.1)</w:t>
@@ -3106,6 +3211,7 @@
             <w:r>
               <w:rPr>
                 <w:rFonts w:ascii="Times New Roman" w:hAnsi="Times New Roman"/>
+                <w:i w:val="0"/>
                 <w:sz w:val="17"/>
               </w:rPr>
               <w:t>Abdominal pain, n (%)</w:t>
@@ -3130,6 +3236,7 @@
             <w:r>
               <w:rPr>
                 <w:rFonts w:ascii="Times New Roman" w:hAnsi="Times New Roman"/>
+                <w:i w:val="0"/>
                 <w:sz w:val="17"/>
               </w:rPr>
               <w:t>66 (14.7)</w:t>
@@ -3154,6 +3261,7 @@
             <w:r>
               <w:rPr>
                 <w:rFonts w:ascii="Times New Roman" w:hAnsi="Times New Roman"/>
+                <w:i w:val="0"/>
                 <w:sz w:val="17"/>
               </w:rPr>
               <w:t>30 (10.2)</w:t>
@@ -3178,6 +3286,7 @@
             <w:r>
               <w:rPr>
                 <w:rFonts w:ascii="Times New Roman" w:hAnsi="Times New Roman"/>
+                <w:i w:val="0"/>
                 <w:sz w:val="17"/>
               </w:rPr>
               <w:t>43 (13.7)</w:t>
@@ -3202,6 +3311,7 @@
             <w:r>
               <w:rPr>
                 <w:rFonts w:ascii="Times New Roman" w:hAnsi="Times New Roman"/>
+                <w:i w:val="0"/>
                 <w:sz w:val="17"/>
               </w:rPr>
               <w:t>10 (8.5)</w:t>
@@ -3226,6 +3336,7 @@
             <w:r>
               <w:rPr>
                 <w:rFonts w:ascii="Times New Roman" w:hAnsi="Times New Roman"/>
+                <w:i w:val="0"/>
                 <w:sz w:val="17"/>
               </w:rPr>
               <w:t>11 (21.2)</w:t>
@@ -3252,9 +3363,10 @@
             <w:r>
               <w:rPr>
                 <w:rFonts w:ascii="Times New Roman" w:hAnsi="Times New Roman"/>
+                <w:i w:val="0"/>
                 <w:sz w:val="17"/>
               </w:rPr>
-              <w:t>Recurrent/intermittent symptoms, n (%)</w:t>
+              <w:t>Symptoms described as repeated, intermittent or lasting months, n (%)</w:t>
             </w:r>
           </w:p>
         </w:tc>
@@ -3276,6 +3388,7 @@
             <w:r>
               <w:rPr>
                 <w:rFonts w:ascii="Times New Roman" w:hAnsi="Times New Roman"/>
+                <w:i w:val="0"/>
                 <w:sz w:val="17"/>
               </w:rPr>
               <w:t>212 (47.1)</w:t>
@@ -3300,6 +3413,7 @@
             <w:r>
               <w:rPr>
                 <w:rFonts w:ascii="Times New Roman" w:hAnsi="Times New Roman"/>
+                <w:i w:val="0"/>
                 <w:sz w:val="17"/>
               </w:rPr>
               <w:t>146 (49.8)</w:t>
@@ -3324,6 +3438,7 @@
             <w:r>
               <w:rPr>
                 <w:rFonts w:ascii="Times New Roman" w:hAnsi="Times New Roman"/>
+                <w:i w:val="0"/>
                 <w:sz w:val="17"/>
               </w:rPr>
               <w:t>144 (46.0)</w:t>
@@ -3348,6 +3463,7 @@
             <w:r>
               <w:rPr>
                 <w:rFonts w:ascii="Times New Roman" w:hAnsi="Times New Roman"/>
+                <w:i w:val="0"/>
                 <w:sz w:val="17"/>
               </w:rPr>
               <w:t>52 (44.4)</w:t>
@@ -3372,6 +3488,7 @@
             <w:r>
               <w:rPr>
                 <w:rFonts w:ascii="Times New Roman" w:hAnsi="Times New Roman"/>
+                <w:i w:val="0"/>
                 <w:sz w:val="17"/>
               </w:rPr>
               <w:t>19 (36.5)</w:t>
@@ -3398,6 +3515,7 @@
             <w:r>
               <w:rPr>
                 <w:rFonts w:ascii="Times New Roman" w:hAnsi="Times New Roman"/>
+                <w:i w:val="0"/>
                 <w:sz w:val="17"/>
               </w:rPr>
               <w:t>Shock or poor perfusion, n (%)</w:t>
@@ -3422,6 +3540,7 @@
             <w:r>
               <w:rPr>
                 <w:rFonts w:ascii="Times New Roman" w:hAnsi="Times New Roman"/>
+                <w:i w:val="0"/>
                 <w:sz w:val="17"/>
               </w:rPr>
               <w:t>11 (2.4)</w:t>
@@ -3446,6 +3565,7 @@
             <w:r>
               <w:rPr>
                 <w:rFonts w:ascii="Times New Roman" w:hAnsi="Times New Roman"/>
+                <w:i w:val="0"/>
                 <w:sz w:val="17"/>
               </w:rPr>
               <w:t>3 (1.0)</w:t>
@@ -3470,6 +3590,7 @@
             <w:r>
               <w:rPr>
                 <w:rFonts w:ascii="Times New Roman" w:hAnsi="Times New Roman"/>
+                <w:i w:val="0"/>
                 <w:sz w:val="17"/>
               </w:rPr>
               <w:t>6 (1.9)</w:t>
@@ -3494,6 +3615,7 @@
             <w:r>
               <w:rPr>
                 <w:rFonts w:ascii="Times New Roman" w:hAnsi="Times New Roman"/>
+                <w:i w:val="0"/>
                 <w:sz w:val="17"/>
               </w:rPr>
               <w:t>3 (2.6)</w:t>
@@ -3518,6 +3640,7 @@
             <w:r>
               <w:rPr>
                 <w:rFonts w:ascii="Times New Roman" w:hAnsi="Times New Roman"/>
+                <w:i w:val="0"/>
                 <w:sz w:val="17"/>
               </w:rPr>
               <w:t>4 (7.7)</w:t>
@@ -3535,7 +3658,7 @@
           <w:i/>
           <w:sz w:val="17"/>
         </w:rPr>
-        <w:t>Groups overlap, because a child could receive more than one index test; columns therefore do not sum to the cohort total. Age at operation was calculated as age at admission for the operative encounter plus the interval from admission to operation. Presenting features were extracted from admission records by text search and are documentation rates, not verified prevalences. The rightmost column shows the 52 children who received none of the three index tests; all of them nonetheless had other preoperative imaging (Figure 1). IQR interquartile range, UGI upper gastrointestinal.</w:t>
+        <w:t>Groups overlap, because a child could receive more than one index test; columns therefore do not sum to the cohort total. Age at operation was calculated as age at admission for the operative encounter plus the interval from admission to operation. Presenting features were extracted from admission records by text search and are documentation rates, not verified prevalences; "repeated" also captures vomiting repeated over hours or days, so that row is not a measure of chronic presentation. The rightmost column shows the 52 children who received none of the three index tests; all of them nonetheless had other preoperative imaging (Figure 1). IQR interquartile range, UGI upper gastrointestinal.</w:t>
       </w:r>
     </w:p>
     <w:p>
@@ -3598,6 +3721,7 @@
               <w:rPr>
                 <w:rFonts w:ascii="Times New Roman" w:hAnsi="Times New Roman"/>
                 <w:b/>
+                <w:i w:val="0"/>
                 <w:sz w:val="17"/>
               </w:rPr>
               <w:t>Index test</w:t>
@@ -3623,6 +3747,7 @@
               <w:rPr>
                 <w:rFonts w:ascii="Times New Roman" w:hAnsi="Times New Roman"/>
                 <w:b/>
+                <w:i w:val="0"/>
                 <w:sz w:val="17"/>
               </w:rPr>
               <w:t>Positive/total</w:t>
@@ -3648,6 +3773,7 @@
               <w:rPr>
                 <w:rFonts w:ascii="Times New Roman" w:hAnsi="Times New Roman"/>
                 <w:b/>
+                <w:i w:val="0"/>
                 <w:sz w:val="17"/>
               </w:rPr>
               <w:t>Detection rate, % (95% CI)</w:t>
@@ -3673,6 +3799,7 @@
               <w:rPr>
                 <w:rFonts w:ascii="Times New Roman" w:hAnsi="Times New Roman"/>
                 <w:b/>
+                <w:i w:val="0"/>
                 <w:sz w:val="17"/>
               </w:rPr>
               <w:t>Definite wording, n (%)</w:t>
@@ -3698,6 +3825,7 @@
               <w:rPr>
                 <w:rFonts w:ascii="Times New Roman" w:hAnsi="Times New Roman"/>
                 <w:b/>
+                <w:i w:val="0"/>
                 <w:sz w:val="17"/>
               </w:rPr>
               <w:t>Probable wording, n (%)</w:t>
@@ -3723,6 +3851,7 @@
               <w:rPr>
                 <w:rFonts w:ascii="Times New Roman" w:hAnsi="Times New Roman"/>
                 <w:b/>
+                <w:i w:val="0"/>
                 <w:sz w:val="17"/>
               </w:rPr>
               <w:t>Possible wording, n (%)</w:t>
@@ -3748,6 +3877,7 @@
               <w:rPr>
                 <w:rFonts w:ascii="Times New Roman" w:hAnsi="Times New Roman"/>
                 <w:b/>
+                <w:i w:val="0"/>
                 <w:sz w:val="17"/>
               </w:rPr>
               <w:t>Detection excluding possible wording, %</w:t>
@@ -3773,6 +3903,7 @@
               <w:rPr>
                 <w:rFonts w:ascii="Times New Roman" w:hAnsi="Times New Roman"/>
                 <w:b/>
+                <w:i w:val="0"/>
                 <w:sz w:val="17"/>
               </w:rPr>
               <w:t>Detection counting only conclusions naming malrotation, % (95% CI)</w:t>
@@ -3799,9 +3930,10 @@
             <w:r>
               <w:rPr>
                 <w:rFonts w:ascii="Times New Roman" w:hAnsi="Times New Roman"/>
+                <w:i w:val="0"/>
                 <w:sz w:val="17"/>
               </w:rPr>
-              <w:t>UGI contrast series</w:t>
+              <w:t>UGI series</w:t>
             </w:r>
           </w:p>
         </w:tc>
@@ -3823,6 +3955,7 @@
             <w:r>
               <w:rPr>
                 <w:rFonts w:ascii="Times New Roman" w:hAnsi="Times New Roman"/>
+                <w:i w:val="0"/>
                 <w:sz w:val="17"/>
               </w:rPr>
               <w:t>230/293</w:t>
@@ -3847,6 +3980,7 @@
             <w:r>
               <w:rPr>
                 <w:rFonts w:ascii="Times New Roman" w:hAnsi="Times New Roman"/>
+                <w:i w:val="0"/>
                 <w:sz w:val="17"/>
               </w:rPr>
               <w:t>78.5 (73.4–82.8)</w:t>
@@ -3871,6 +4005,7 @@
             <w:r>
               <w:rPr>
                 <w:rFonts w:ascii="Times New Roman" w:hAnsi="Times New Roman"/>
+                <w:i w:val="0"/>
                 <w:sz w:val="17"/>
               </w:rPr>
               <w:t>75 (32.6)</w:t>
@@ -3895,6 +4030,7 @@
             <w:r>
               <w:rPr>
                 <w:rFonts w:ascii="Times New Roman" w:hAnsi="Times New Roman"/>
+                <w:i w:val="0"/>
                 <w:sz w:val="17"/>
               </w:rPr>
               <w:t>73 (31.7)</w:t>
@@ -3919,6 +4055,7 @@
             <w:r>
               <w:rPr>
                 <w:rFonts w:ascii="Times New Roman" w:hAnsi="Times New Roman"/>
+                <w:i w:val="0"/>
                 <w:sz w:val="17"/>
               </w:rPr>
               <w:t>82 (35.7)</w:t>
@@ -3943,6 +4080,7 @@
             <w:r>
               <w:rPr>
                 <w:rFonts w:ascii="Times New Roman" w:hAnsi="Times New Roman"/>
+                <w:i w:val="0"/>
                 <w:sz w:val="17"/>
               </w:rPr>
               <w:t>50.5</w:t>
@@ -3967,6 +4105,7 @@
             <w:r>
               <w:rPr>
                 <w:rFonts w:ascii="Times New Roman" w:hAnsi="Times New Roman"/>
+                <w:i w:val="0"/>
                 <w:sz w:val="17"/>
               </w:rPr>
               <w:t>77.8 (72.7–82.2)</w:t>
@@ -3993,6 +4132,7 @@
             <w:r>
               <w:rPr>
                 <w:rFonts w:ascii="Times New Roman" w:hAnsi="Times New Roman"/>
+                <w:i w:val="0"/>
                 <w:sz w:val="17"/>
               </w:rPr>
               <w:t>Abdominal CT (all)</w:t>
@@ -4017,6 +4157,7 @@
             <w:r>
               <w:rPr>
                 <w:rFonts w:ascii="Times New Roman" w:hAnsi="Times New Roman"/>
+                <w:i w:val="0"/>
                 <w:sz w:val="17"/>
               </w:rPr>
               <w:t>165/313</w:t>
@@ -4041,6 +4182,7 @@
             <w:r>
               <w:rPr>
                 <w:rFonts w:ascii="Times New Roman" w:hAnsi="Times New Roman"/>
+                <w:i w:val="0"/>
                 <w:sz w:val="17"/>
               </w:rPr>
               <w:t>52.7 (47.2–58.2)</w:t>
@@ -4065,6 +4207,7 @@
             <w:r>
               <w:rPr>
                 <w:rFonts w:ascii="Times New Roman" w:hAnsi="Times New Roman"/>
+                <w:i w:val="0"/>
                 <w:sz w:val="17"/>
               </w:rPr>
               <w:t>30 (18.2)</w:t>
@@ -4089,6 +4232,7 @@
             <w:r>
               <w:rPr>
                 <w:rFonts w:ascii="Times New Roman" w:hAnsi="Times New Roman"/>
+                <w:i w:val="0"/>
                 <w:sz w:val="17"/>
               </w:rPr>
               <w:t>73 (44.2)</w:t>
@@ -4113,6 +4257,7 @@
             <w:r>
               <w:rPr>
                 <w:rFonts w:ascii="Times New Roman" w:hAnsi="Times New Roman"/>
+                <w:i w:val="0"/>
                 <w:sz w:val="17"/>
               </w:rPr>
               <w:t>62 (37.6)</w:t>
@@ -4137,6 +4282,7 @@
             <w:r>
               <w:rPr>
                 <w:rFonts w:ascii="Times New Roman" w:hAnsi="Times New Roman"/>
+                <w:i w:val="0"/>
                 <w:sz w:val="17"/>
               </w:rPr>
               <w:t>32.9</w:t>
@@ -4161,6 +4307,7 @@
             <w:r>
               <w:rPr>
                 <w:rFonts w:ascii="Times New Roman" w:hAnsi="Times New Roman"/>
+                <w:i w:val="0"/>
                 <w:sz w:val="17"/>
               </w:rPr>
               <w:t>48.6 (43.1–54.1)</w:t>
@@ -4187,9 +4334,10 @@
             <w:r>
               <w:rPr>
                 <w:rFonts w:ascii="Times New Roman" w:hAnsi="Times New Roman"/>
+                <w:i w:val="0"/>
                 <w:sz w:val="17"/>
               </w:rPr>
-              <w:t>Gastrointestinal ultrasound</w:t>
+              <w:t>Ultrasound</w:t>
             </w:r>
           </w:p>
         </w:tc>
@@ -4211,6 +4359,7 @@
             <w:r>
               <w:rPr>
                 <w:rFonts w:ascii="Times New Roman" w:hAnsi="Times New Roman"/>
+                <w:i w:val="0"/>
                 <w:sz w:val="17"/>
               </w:rPr>
               <w:t>64/117</w:t>
@@ -4235,6 +4384,7 @@
             <w:r>
               <w:rPr>
                 <w:rFonts w:ascii="Times New Roman" w:hAnsi="Times New Roman"/>
+                <w:i w:val="0"/>
                 <w:sz w:val="17"/>
               </w:rPr>
               <w:t>54.7 (45.7–63.4)</w:t>
@@ -4259,6 +4409,7 @@
             <w:r>
               <w:rPr>
                 <w:rFonts w:ascii="Times New Roman" w:hAnsi="Times New Roman"/>
+                <w:i w:val="0"/>
                 <w:sz w:val="17"/>
               </w:rPr>
               <w:t>15 (23.4)</w:t>
@@ -4283,6 +4434,7 @@
             <w:r>
               <w:rPr>
                 <w:rFonts w:ascii="Times New Roman" w:hAnsi="Times New Roman"/>
+                <w:i w:val="0"/>
                 <w:sz w:val="17"/>
               </w:rPr>
               <w:t>17 (26.6)</w:t>
@@ -4307,6 +4459,7 @@
             <w:r>
               <w:rPr>
                 <w:rFonts w:ascii="Times New Roman" w:hAnsi="Times New Roman"/>
+                <w:i w:val="0"/>
                 <w:sz w:val="17"/>
               </w:rPr>
               <w:t>32 (50.0)</w:t>
@@ -4331,6 +4484,7 @@
             <w:r>
               <w:rPr>
                 <w:rFonts w:ascii="Times New Roman" w:hAnsi="Times New Roman"/>
+                <w:i w:val="0"/>
                 <w:sz w:val="17"/>
               </w:rPr>
               <w:t>27.4</w:t>
@@ -4355,6 +4509,7 @@
             <w:r>
               <w:rPr>
                 <w:rFonts w:ascii="Times New Roman" w:hAnsi="Times New Roman"/>
+                <w:i w:val="0"/>
                 <w:sz w:val="17"/>
               </w:rPr>
               <w:t>53.8 (44.8–62.6)</w:t>
@@ -4381,6 +4536,7 @@
             <w:r>
               <w:rPr>
                 <w:rFonts w:ascii="Times New Roman" w:hAnsi="Times New Roman"/>
+                <w:i w:val="0"/>
                 <w:sz w:val="17"/>
               </w:rPr>
               <w:t xml:space="preserve">  CT, contrast-enhanced</w:t>
@@ -4405,6 +4561,7 @@
             <w:r>
               <w:rPr>
                 <w:rFonts w:ascii="Times New Roman" w:hAnsi="Times New Roman"/>
+                <w:i w:val="0"/>
                 <w:sz w:val="17"/>
               </w:rPr>
               <w:t>40/50</w:t>
@@ -4429,6 +4586,7 @@
             <w:r>
               <w:rPr>
                 <w:rFonts w:ascii="Times New Roman" w:hAnsi="Times New Roman"/>
+                <w:i w:val="0"/>
                 <w:sz w:val="17"/>
               </w:rPr>
               <w:t>80.0 (67.0–88.8)</w:t>
@@ -4453,6 +4611,7 @@
             <w:r>
               <w:rPr>
                 <w:rFonts w:ascii="Times New Roman" w:hAnsi="Times New Roman"/>
+                <w:i w:val="0"/>
                 <w:sz w:val="17"/>
               </w:rPr>
               <w:t>–</w:t>
@@ -4477,6 +4636,7 @@
             <w:r>
               <w:rPr>
                 <w:rFonts w:ascii="Times New Roman" w:hAnsi="Times New Roman"/>
+                <w:i w:val="0"/>
                 <w:sz w:val="17"/>
               </w:rPr>
               <w:t>–</w:t>
@@ -4501,6 +4661,7 @@
             <w:r>
               <w:rPr>
                 <w:rFonts w:ascii="Times New Roman" w:hAnsi="Times New Roman"/>
+                <w:i w:val="0"/>
                 <w:sz w:val="17"/>
               </w:rPr>
               <w:t>–</w:t>
@@ -4525,6 +4686,7 @@
             <w:r>
               <w:rPr>
                 <w:rFonts w:ascii="Times New Roman" w:hAnsi="Times New Roman"/>
+                <w:i w:val="0"/>
                 <w:sz w:val="17"/>
               </w:rPr>
               <w:t>–</w:t>
@@ -4549,6 +4711,7 @@
             <w:r>
               <w:rPr>
                 <w:rFonts w:ascii="Times New Roman" w:hAnsi="Times New Roman"/>
+                <w:i w:val="0"/>
                 <w:sz w:val="17"/>
               </w:rPr>
               <w:t>–</w:t>
@@ -4575,6 +4738,7 @@
             <w:r>
               <w:rPr>
                 <w:rFonts w:ascii="Times New Roman" w:hAnsi="Times New Roman"/>
+                <w:i w:val="0"/>
                 <w:sz w:val="17"/>
               </w:rPr>
               <w:t xml:space="preserve">  CT, unenhanced</w:t>
@@ -4599,6 +4763,7 @@
             <w:r>
               <w:rPr>
                 <w:rFonts w:ascii="Times New Roman" w:hAnsi="Times New Roman"/>
+                <w:i w:val="0"/>
                 <w:sz w:val="17"/>
               </w:rPr>
               <w:t>125/263</w:t>
@@ -4623,6 +4788,7 @@
             <w:r>
               <w:rPr>
                 <w:rFonts w:ascii="Times New Roman" w:hAnsi="Times New Roman"/>
+                <w:i w:val="0"/>
                 <w:sz w:val="17"/>
               </w:rPr>
               <w:t>47.5 (41.6–53.6)</w:t>
@@ -4647,6 +4813,7 @@
             <w:r>
               <w:rPr>
                 <w:rFonts w:ascii="Times New Roman" w:hAnsi="Times New Roman"/>
+                <w:i w:val="0"/>
                 <w:sz w:val="17"/>
               </w:rPr>
               <w:t>–</w:t>
@@ -4671,6 +4838,7 @@
             <w:r>
               <w:rPr>
                 <w:rFonts w:ascii="Times New Roman" w:hAnsi="Times New Roman"/>
+                <w:i w:val="0"/>
                 <w:sz w:val="17"/>
               </w:rPr>
               <w:t>–</w:t>
@@ -4695,6 +4863,7 @@
             <w:r>
               <w:rPr>
                 <w:rFonts w:ascii="Times New Roman" w:hAnsi="Times New Roman"/>
+                <w:i w:val="0"/>
                 <w:sz w:val="17"/>
               </w:rPr>
               <w:t>–</w:t>
@@ -4719,6 +4888,7 @@
             <w:r>
               <w:rPr>
                 <w:rFonts w:ascii="Times New Roman" w:hAnsi="Times New Roman"/>
+                <w:i w:val="0"/>
                 <w:sz w:val="17"/>
               </w:rPr>
               <w:t>–</w:t>
@@ -4743,6 +4913,7 @@
             <w:r>
               <w:rPr>
                 <w:rFonts w:ascii="Times New Roman" w:hAnsi="Times New Roman"/>
+                <w:i w:val="0"/>
                 <w:sz w:val="17"/>
               </w:rPr>
               <w:t>–</w:t>
@@ -4760,7 +4931,7 @@
           <w:i/>
           <w:sz w:val="17"/>
         </w:rPr>
-        <w:t>Wilson 95% confidence intervals. Denominators differ between modalities and are drawn from overlapping but non-identical, indication-selected groups of children; the rates are not directly comparable between modalities and are not sensitivities. Certainty tiers were assigned from the conclusion text: definite (unqualified statement), probable ("most likely", "first consideration"), possible ("suspected", "cannot be excluded", "?"). The penultimate column repeats the detection rate after reclassifying all possible-tier conclusions as negative; the last counts as detected only positive examinations whose conclusion named malrotation, so that a conclusion naming volvulus alone or describing a sign alone does not count. Percentages for certainty tiers are of positive reports; detection rates are of all index reports of that modality. Contrast-enhanced and unenhanced CT were performed for different indications and in children of different ages, so their comparison is confounded and is presented as an exploratory subgroup only.</w:t>
+        <w:t>Wilson 95% confidence intervals. Denominators differ between modalities and are drawn from overlapping but non-identical, indication-selected groups of children; the rates are not directly comparable between modalities and are not sensitivities. Certainty tiers were assigned from the conclusion text: definite (unqualified statement), probable ("most likely", "first consideration"), possible ("suspected", "cannot be excluded", "?"). The penultimate column repeats the detection rate after reclassifying all possible-tier conclusions as negative; the last counts as detected only positive examinations whose conclusion named malrotation, so that a conclusion naming volvulus alone or describing a sign alone does not count. Percentages for certainty tiers are of positive reports; detection rates are of all index reports of that modality. Contrast-enhanced and unenhanced CT were performed for different indications and in children of different ages, so their comparison is confounded and is presented as an exploratory subgroup only. UGI, upper gastrointestinal.</w:t>
       </w:r>
     </w:p>
     <w:p>
@@ -4777,7 +4948,7 @@
         <w:rPr>
           <w:b/>
         </w:rPr>
-        <w:t>Table 3. Documented content of the 117 routine gastrointestinal ultrasound index examinations, and report-level detection conditional on that content</w:t>
+        <w:t>Table 3. Documented content of the 117 routine ultrasound index examinations, and report-level detection conditional on that content</w:t>
       </w:r>
     </w:p>
     <w:tbl>
@@ -4821,6 +4992,7 @@
               <w:rPr>
                 <w:rFonts w:ascii="Times New Roman" w:hAnsi="Times New Roman"/>
                 <w:b/>
+                <w:i w:val="0"/>
                 <w:sz w:val="17"/>
               </w:rPr>
               <w:t>Documented content of the ultrasound examination</w:t>
@@ -4846,6 +5018,7 @@
               <w:rPr>
                 <w:rFonts w:ascii="Times New Roman" w:hAnsi="Times New Roman"/>
                 <w:b/>
+                <w:i w:val="0"/>
                 <w:sz w:val="17"/>
               </w:rPr>
               <w:t>n (%) of 117</w:t>
@@ -4871,6 +5044,7 @@
               <w:rPr>
                 <w:rFonts w:ascii="Times New Roman" w:hAnsi="Times New Roman"/>
                 <w:b/>
+                <w:i w:val="0"/>
                 <w:sz w:val="17"/>
               </w:rPr>
               <w:t>2012–2018 (n=38)</w:t>
@@ -4896,6 +5070,7 @@
               <w:rPr>
                 <w:rFonts w:ascii="Times New Roman" w:hAnsi="Times New Roman"/>
                 <w:b/>
+                <w:i w:val="0"/>
                 <w:sz w:val="17"/>
               </w:rPr>
               <w:t>2019–2026 (n=79)</w:t>
@@ -4921,6 +5096,7 @@
               <w:rPr>
                 <w:rFonts w:ascii="Times New Roman" w:hAnsi="Times New Roman"/>
                 <w:b/>
+                <w:i w:val="0"/>
                 <w:sz w:val="17"/>
               </w:rPr>
               <w:t>Detection when documented</w:t>
@@ -4946,6 +5122,7 @@
               <w:rPr>
                 <w:rFonts w:ascii="Times New Roman" w:hAnsi="Times New Roman"/>
                 <w:b/>
+                <w:i w:val="0"/>
                 <w:sz w:val="17"/>
               </w:rPr>
               <w:t>Detection when not documented</w:t>
@@ -4972,6 +5149,7 @@
             <w:r>
               <w:rPr>
                 <w:rFonts w:ascii="Times New Roman" w:hAnsi="Times New Roman"/>
+                <w:i w:val="0"/>
                 <w:sz w:val="17"/>
               </w:rPr>
               <w:t>Third portion of duodenum or duodenojejunal junction</w:t>
@@ -4996,6 +5174,7 @@
             <w:r>
               <w:rPr>
                 <w:rFonts w:ascii="Times New Roman" w:hAnsi="Times New Roman"/>
+                <w:i w:val="0"/>
                 <w:sz w:val="17"/>
               </w:rPr>
               <w:t>3 (2.6)</w:t>
@@ -5020,6 +5199,7 @@
             <w:r>
               <w:rPr>
                 <w:rFonts w:ascii="Times New Roman" w:hAnsi="Times New Roman"/>
+                <w:i w:val="0"/>
                 <w:sz w:val="17"/>
               </w:rPr>
               <w:t>1</w:t>
@@ -5044,6 +5224,7 @@
             <w:r>
               <w:rPr>
                 <w:rFonts w:ascii="Times New Roman" w:hAnsi="Times New Roman"/>
+                <w:i w:val="0"/>
                 <w:sz w:val="17"/>
               </w:rPr>
               <w:t>2</w:t>
@@ -5068,6 +5249,7 @@
             <w:r>
               <w:rPr>
                 <w:rFonts w:ascii="Times New Roman" w:hAnsi="Times New Roman"/>
+                <w:i w:val="0"/>
                 <w:sz w:val="17"/>
               </w:rPr>
               <w:t>2/3</w:t>
@@ -5092,6 +5274,7 @@
             <w:r>
               <w:rPr>
                 <w:rFonts w:ascii="Times New Roman" w:hAnsi="Times New Roman"/>
+                <w:i w:val="0"/>
                 <w:sz w:val="17"/>
               </w:rPr>
               <w:t>62/114 (54%)</w:t>
@@ -5118,6 +5301,7 @@
             <w:r>
               <w:rPr>
                 <w:rFonts w:ascii="Times New Roman" w:hAnsi="Times New Roman"/>
+                <w:i w:val="0"/>
                 <w:sz w:val="17"/>
               </w:rPr>
               <w:t>Duodenum mentioned in any form</w:t>
@@ -5142,6 +5326,7 @@
             <w:r>
               <w:rPr>
                 <w:rFonts w:ascii="Times New Roman" w:hAnsi="Times New Roman"/>
+                <w:i w:val="0"/>
                 <w:sz w:val="17"/>
               </w:rPr>
               <w:t>7 (6.0)</w:t>
@@ -5166,6 +5351,7 @@
             <w:r>
               <w:rPr>
                 <w:rFonts w:ascii="Times New Roman" w:hAnsi="Times New Roman"/>
+                <w:i w:val="0"/>
                 <w:sz w:val="17"/>
               </w:rPr>
               <w:t>3</w:t>
@@ -5190,6 +5376,7 @@
             <w:r>
               <w:rPr>
                 <w:rFonts w:ascii="Times New Roman" w:hAnsi="Times New Roman"/>
+                <w:i w:val="0"/>
                 <w:sz w:val="17"/>
               </w:rPr>
               <w:t>4</w:t>
@@ -5214,6 +5401,7 @@
             <w:r>
               <w:rPr>
                 <w:rFonts w:ascii="Times New Roman" w:hAnsi="Times New Roman"/>
+                <w:i w:val="0"/>
                 <w:sz w:val="17"/>
               </w:rPr>
               <w:t>3/7</w:t>
@@ -5238,6 +5426,7 @@
             <w:r>
               <w:rPr>
                 <w:rFonts w:ascii="Times New Roman" w:hAnsi="Times New Roman"/>
+                <w:i w:val="0"/>
                 <w:sz w:val="17"/>
               </w:rPr>
               <w:t>61/110 (55%)</w:t>
@@ -5264,6 +5453,7 @@
             <w:r>
               <w:rPr>
                 <w:rFonts w:ascii="Times New Roman" w:hAnsi="Times New Roman"/>
+                <w:i w:val="0"/>
                 <w:sz w:val="17"/>
               </w:rPr>
               <w:t>Superior mesenteric artery–vein relationship</w:t>
@@ -5288,6 +5478,7 @@
             <w:r>
               <w:rPr>
                 <w:rFonts w:ascii="Times New Roman" w:hAnsi="Times New Roman"/>
+                <w:i w:val="0"/>
                 <w:sz w:val="17"/>
               </w:rPr>
               <w:t>3 (2.6)</w:t>
@@ -5312,6 +5503,7 @@
             <w:r>
               <w:rPr>
                 <w:rFonts w:ascii="Times New Roman" w:hAnsi="Times New Roman"/>
+                <w:i w:val="0"/>
                 <w:sz w:val="17"/>
               </w:rPr>
               <w:t>1</w:t>
@@ -5336,6 +5528,7 @@
             <w:r>
               <w:rPr>
                 <w:rFonts w:ascii="Times New Roman" w:hAnsi="Times New Roman"/>
+                <w:i w:val="0"/>
                 <w:sz w:val="17"/>
               </w:rPr>
               <w:t>2</w:t>
@@ -5360,6 +5553,7 @@
             <w:r>
               <w:rPr>
                 <w:rFonts w:ascii="Times New Roman" w:hAnsi="Times New Roman"/>
+                <w:i w:val="0"/>
                 <w:sz w:val="17"/>
               </w:rPr>
               <w:t>1/3</w:t>
@@ -5384,6 +5578,7 @@
             <w:r>
               <w:rPr>
                 <w:rFonts w:ascii="Times New Roman" w:hAnsi="Times New Roman"/>
+                <w:i w:val="0"/>
                 <w:sz w:val="17"/>
               </w:rPr>
               <w:t>63/114 (55%)</w:t>
@@ -5410,6 +5605,7 @@
             <w:r>
               <w:rPr>
                 <w:rFonts w:ascii="Times New Roman" w:hAnsi="Times New Roman"/>
+                <w:i w:val="0"/>
                 <w:sz w:val="17"/>
               </w:rPr>
               <w:t>Explicit statement of vessel inversion</w:t>
@@ -5434,6 +5630,7 @@
             <w:r>
               <w:rPr>
                 <w:rFonts w:ascii="Times New Roman" w:hAnsi="Times New Roman"/>
+                <w:i w:val="0"/>
                 <w:sz w:val="17"/>
               </w:rPr>
               <w:t>1 (0.9)</w:t>
@@ -5458,6 +5655,7 @@
             <w:r>
               <w:rPr>
                 <w:rFonts w:ascii="Times New Roman" w:hAnsi="Times New Roman"/>
+                <w:i w:val="0"/>
                 <w:sz w:val="17"/>
               </w:rPr>
               <w:t>0</w:t>
@@ -5482,6 +5680,7 @@
             <w:r>
               <w:rPr>
                 <w:rFonts w:ascii="Times New Roman" w:hAnsi="Times New Roman"/>
+                <w:i w:val="0"/>
                 <w:sz w:val="17"/>
               </w:rPr>
               <w:t>1</w:t>
@@ -5506,6 +5705,7 @@
             <w:r>
               <w:rPr>
                 <w:rFonts w:ascii="Times New Roman" w:hAnsi="Times New Roman"/>
+                <w:i w:val="0"/>
                 <w:sz w:val="17"/>
               </w:rPr>
               <w:t>1/1</w:t>
@@ -5530,6 +5730,7 @@
             <w:r>
               <w:rPr>
                 <w:rFonts w:ascii="Times New Roman" w:hAnsi="Times New Roman"/>
+                <w:i w:val="0"/>
                 <w:sz w:val="17"/>
               </w:rPr>
               <w:t>63/116 (54%)</w:t>
@@ -5556,6 +5757,7 @@
             <w:r>
               <w:rPr>
                 <w:rFonts w:ascii="Times New Roman" w:hAnsi="Times New Roman"/>
+                <w:i w:val="0"/>
                 <w:sz w:val="17"/>
               </w:rPr>
               <w:t>Enteric fluid administration recorded</w:t>
@@ -5580,6 +5782,7 @@
             <w:r>
               <w:rPr>
                 <w:rFonts w:ascii="Times New Roman" w:hAnsi="Times New Roman"/>
+                <w:i w:val="0"/>
                 <w:sz w:val="17"/>
               </w:rPr>
               <w:t>2 (1.7)</w:t>
@@ -5604,6 +5807,7 @@
             <w:r>
               <w:rPr>
                 <w:rFonts w:ascii="Times New Roman" w:hAnsi="Times New Roman"/>
+                <w:i w:val="0"/>
                 <w:sz w:val="17"/>
               </w:rPr>
               <w:t>1</w:t>
@@ -5628,6 +5832,7 @@
             <w:r>
               <w:rPr>
                 <w:rFonts w:ascii="Times New Roman" w:hAnsi="Times New Roman"/>
+                <w:i w:val="0"/>
                 <w:sz w:val="17"/>
               </w:rPr>
               <w:t>1</w:t>
@@ -5652,6 +5857,7 @@
             <w:r>
               <w:rPr>
                 <w:rFonts w:ascii="Times New Roman" w:hAnsi="Times New Roman"/>
+                <w:i w:val="0"/>
                 <w:sz w:val="17"/>
               </w:rPr>
               <w:t>1/2</w:t>
@@ -5676,6 +5882,7 @@
             <w:r>
               <w:rPr>
                 <w:rFonts w:ascii="Times New Roman" w:hAnsi="Times New Roman"/>
+                <w:i w:val="0"/>
                 <w:sz w:val="17"/>
               </w:rPr>
               <w:t>63/115 (55%)</w:t>
@@ -5702,6 +5909,7 @@
             <w:r>
               <w:rPr>
                 <w:rFonts w:ascii="Times New Roman" w:hAnsi="Times New Roman"/>
+                <w:i w:val="0"/>
                 <w:sz w:val="17"/>
               </w:rPr>
               <w:t>Dynamic (real-time) assessment</w:t>
@@ -5726,6 +5934,7 @@
             <w:r>
               <w:rPr>
                 <w:rFonts w:ascii="Times New Roman" w:hAnsi="Times New Roman"/>
+                <w:i w:val="0"/>
                 <w:sz w:val="17"/>
               </w:rPr>
               <w:t>4 (3.4)</w:t>
@@ -5750,6 +5959,7 @@
             <w:r>
               <w:rPr>
                 <w:rFonts w:ascii="Times New Roman" w:hAnsi="Times New Roman"/>
+                <w:i w:val="0"/>
                 <w:sz w:val="17"/>
               </w:rPr>
               <w:t>1</w:t>
@@ -5774,6 +5984,7 @@
             <w:r>
               <w:rPr>
                 <w:rFonts w:ascii="Times New Roman" w:hAnsi="Times New Roman"/>
+                <w:i w:val="0"/>
                 <w:sz w:val="17"/>
               </w:rPr>
               <w:t>3</w:t>
@@ -5798,6 +6009,7 @@
             <w:r>
               <w:rPr>
                 <w:rFonts w:ascii="Times New Roman" w:hAnsi="Times New Roman"/>
+                <w:i w:val="0"/>
                 <w:sz w:val="17"/>
               </w:rPr>
               <w:t>1/4</w:t>
@@ -5822,6 +6034,7 @@
             <w:r>
               <w:rPr>
                 <w:rFonts w:ascii="Times New Roman" w:hAnsi="Times New Roman"/>
+                <w:i w:val="0"/>
                 <w:sz w:val="17"/>
               </w:rPr>
               <w:t>63/113 (56%)</w:t>
@@ -5848,6 +6061,7 @@
             <w:r>
               <w:rPr>
                 <w:rFonts w:ascii="Times New Roman" w:hAnsi="Times New Roman"/>
+                <w:i w:val="0"/>
                 <w:sz w:val="17"/>
               </w:rPr>
               <w:t>Graded compression</w:t>
@@ -5872,6 +6086,7 @@
             <w:r>
               <w:rPr>
                 <w:rFonts w:ascii="Times New Roman" w:hAnsi="Times New Roman"/>
+                <w:i w:val="0"/>
                 <w:sz w:val="17"/>
               </w:rPr>
               <w:t>1 (0.9)</w:t>
@@ -5896,6 +6111,7 @@
             <w:r>
               <w:rPr>
                 <w:rFonts w:ascii="Times New Roman" w:hAnsi="Times New Roman"/>
+                <w:i w:val="0"/>
                 <w:sz w:val="17"/>
               </w:rPr>
               <w:t>1</w:t>
@@ -5920,6 +6136,7 @@
             <w:r>
               <w:rPr>
                 <w:rFonts w:ascii="Times New Roman" w:hAnsi="Times New Roman"/>
+                <w:i w:val="0"/>
                 <w:sz w:val="17"/>
               </w:rPr>
               <w:t>0</w:t>
@@ -5944,6 +6161,7 @@
             <w:r>
               <w:rPr>
                 <w:rFonts w:ascii="Times New Roman" w:hAnsi="Times New Roman"/>
+                <w:i w:val="0"/>
                 <w:sz w:val="17"/>
               </w:rPr>
               <w:t>1/1</w:t>
@@ -5968,6 +6186,7 @@
             <w:r>
               <w:rPr>
                 <w:rFonts w:ascii="Times New Roman" w:hAnsi="Times New Roman"/>
+                <w:i w:val="0"/>
                 <w:sz w:val="17"/>
               </w:rPr>
               <w:t>63/116 (54%)</w:t>
@@ -5994,6 +6213,7 @@
             <w:r>
               <w:rPr>
                 <w:rFonts w:ascii="Times New Roman" w:hAnsi="Times New Roman"/>
+                <w:i w:val="0"/>
                 <w:sz w:val="17"/>
               </w:rPr>
               <w:t>Cecal position</w:t>
@@ -6018,6 +6238,7 @@
             <w:r>
               <w:rPr>
                 <w:rFonts w:ascii="Times New Roman" w:hAnsi="Times New Roman"/>
+                <w:i w:val="0"/>
                 <w:sz w:val="17"/>
               </w:rPr>
               <w:t>5 (4.3)</w:t>
@@ -6042,6 +6263,7 @@
             <w:r>
               <w:rPr>
                 <w:rFonts w:ascii="Times New Roman" w:hAnsi="Times New Roman"/>
+                <w:i w:val="0"/>
                 <w:sz w:val="17"/>
               </w:rPr>
               <w:t>1</w:t>
@@ -6066,6 +6288,7 @@
             <w:r>
               <w:rPr>
                 <w:rFonts w:ascii="Times New Roman" w:hAnsi="Times New Roman"/>
+                <w:i w:val="0"/>
                 <w:sz w:val="17"/>
               </w:rPr>
               <w:t>4</w:t>
@@ -6090,6 +6313,7 @@
             <w:r>
               <w:rPr>
                 <w:rFonts w:ascii="Times New Roman" w:hAnsi="Times New Roman"/>
+                <w:i w:val="0"/>
                 <w:sz w:val="17"/>
               </w:rPr>
               <w:t>4/5</w:t>
@@ -6114,6 +6338,7 @@
             <w:r>
               <w:rPr>
                 <w:rFonts w:ascii="Times New Roman" w:hAnsi="Times New Roman"/>
+                <w:i w:val="0"/>
                 <w:sz w:val="17"/>
               </w:rPr>
               <w:t>60/112 (54%)</w:t>
@@ -6140,6 +6365,7 @@
             <w:r>
               <w:rPr>
                 <w:rFonts w:ascii="Times New Roman" w:hAnsi="Times New Roman"/>
+                <w:i w:val="0"/>
                 <w:sz w:val="17"/>
               </w:rPr>
               <w:t>Color Doppler used</w:t>
@@ -6164,6 +6390,7 @@
             <w:r>
               <w:rPr>
                 <w:rFonts w:ascii="Times New Roman" w:hAnsi="Times New Roman"/>
+                <w:i w:val="0"/>
                 <w:sz w:val="17"/>
               </w:rPr>
               <w:t>114 (97.4)</w:t>
@@ -6188,6 +6415,7 @@
             <w:r>
               <w:rPr>
                 <w:rFonts w:ascii="Times New Roman" w:hAnsi="Times New Roman"/>
+                <w:i w:val="0"/>
                 <w:sz w:val="17"/>
               </w:rPr>
               <w:t>37</w:t>
@@ -6212,6 +6440,7 @@
             <w:r>
               <w:rPr>
                 <w:rFonts w:ascii="Times New Roman" w:hAnsi="Times New Roman"/>
+                <w:i w:val="0"/>
                 <w:sz w:val="17"/>
               </w:rPr>
               <w:t>77</w:t>
@@ -6236,6 +6465,7 @@
             <w:r>
               <w:rPr>
                 <w:rFonts w:ascii="Times New Roman" w:hAnsi="Times New Roman"/>
+                <w:i w:val="0"/>
                 <w:sz w:val="17"/>
               </w:rPr>
               <w:t>63/114 (55%)</w:t>
@@ -6260,6 +6490,7 @@
             <w:r>
               <w:rPr>
                 <w:rFonts w:ascii="Times New Roman" w:hAnsi="Times New Roman"/>
+                <w:i w:val="0"/>
                 <w:sz w:val="17"/>
               </w:rPr>
               <w:t>1/3</w:t>
@@ -6286,6 +6517,7 @@
             <w:r>
               <w:rPr>
                 <w:rFonts w:ascii="Times New Roman" w:hAnsi="Times New Roman"/>
+                <w:i w:val="0"/>
                 <w:sz w:val="17"/>
               </w:rPr>
               <w:t>Whirlpool, swirl or spiral appearance reported</w:t>
@@ -6310,6 +6542,7 @@
             <w:r>
               <w:rPr>
                 <w:rFonts w:ascii="Times New Roman" w:hAnsi="Times New Roman"/>
+                <w:i w:val="0"/>
                 <w:sz w:val="17"/>
               </w:rPr>
               <w:t>59 (50.4)</w:t>
@@ -6334,6 +6567,7 @@
             <w:r>
               <w:rPr>
                 <w:rFonts w:ascii="Times New Roman" w:hAnsi="Times New Roman"/>
+                <w:i w:val="0"/>
                 <w:sz w:val="17"/>
               </w:rPr>
               <w:t>15</w:t>
@@ -6358,6 +6592,7 @@
             <w:r>
               <w:rPr>
                 <w:rFonts w:ascii="Times New Roman" w:hAnsi="Times New Roman"/>
+                <w:i w:val="0"/>
                 <w:sz w:val="17"/>
               </w:rPr>
               <w:t>44</w:t>
@@ -6382,6 +6617,7 @@
             <w:r>
               <w:rPr>
                 <w:rFonts w:ascii="Times New Roman" w:hAnsi="Times New Roman"/>
+                <w:i w:val="0"/>
                 <w:sz w:val="17"/>
               </w:rPr>
               <w:t>59/59 (100%)</w:t>
@@ -6406,6 +6642,7 @@
             <w:r>
               <w:rPr>
                 <w:rFonts w:ascii="Times New Roman" w:hAnsi="Times New Roman"/>
+                <w:i w:val="0"/>
                 <w:sz w:val="17"/>
               </w:rPr>
               <w:t>5/58 (9%)</w:t>
@@ -6432,6 +6669,7 @@
             <w:r>
               <w:rPr>
                 <w:rFonts w:ascii="Times New Roman" w:hAnsi="Times New Roman"/>
+                <w:i w:val="0"/>
                 <w:sz w:val="17"/>
               </w:rPr>
               <w:t>Bowel gas explicitly limiting the study</w:t>
@@ -6456,6 +6694,7 @@
             <w:r>
               <w:rPr>
                 <w:rFonts w:ascii="Times New Roman" w:hAnsi="Times New Roman"/>
+                <w:i w:val="0"/>
                 <w:sz w:val="17"/>
               </w:rPr>
               <w:t>36 (30.8)</w:t>
@@ -6480,6 +6719,7 @@
             <w:r>
               <w:rPr>
                 <w:rFonts w:ascii="Times New Roman" w:hAnsi="Times New Roman"/>
+                <w:i w:val="0"/>
                 <w:sz w:val="17"/>
               </w:rPr>
               <w:t>12</w:t>
@@ -6504,6 +6744,7 @@
             <w:r>
               <w:rPr>
                 <w:rFonts w:ascii="Times New Roman" w:hAnsi="Times New Roman"/>
+                <w:i w:val="0"/>
                 <w:sz w:val="17"/>
               </w:rPr>
               <w:t>24</w:t>
@@ -6528,6 +6769,7 @@
             <w:r>
               <w:rPr>
                 <w:rFonts w:ascii="Times New Roman" w:hAnsi="Times New Roman"/>
+                <w:i w:val="0"/>
                 <w:sz w:val="17"/>
               </w:rPr>
               <w:t>15/36 (42%)</w:t>
@@ -6552,6 +6794,7 @@
             <w:r>
               <w:rPr>
                 <w:rFonts w:ascii="Times New Roman" w:hAnsi="Times New Roman"/>
+                <w:i w:val="0"/>
                 <w:sz w:val="17"/>
               </w:rPr>
               <w:t>49/81 (60%)</w:t>
@@ -6578,6 +6821,7 @@
             <w:r>
               <w:rPr>
                 <w:rFonts w:ascii="Times New Roman" w:hAnsi="Times New Roman"/>
+                <w:i w:val="0"/>
                 <w:sz w:val="17"/>
               </w:rPr>
               <w:t>Booked as abdominal great-vessel study</w:t>
@@ -6602,6 +6846,7 @@
             <w:r>
               <w:rPr>
                 <w:rFonts w:ascii="Times New Roman" w:hAnsi="Times New Roman"/>
+                <w:i w:val="0"/>
                 <w:sz w:val="17"/>
               </w:rPr>
               <w:t>67 (57.3)</w:t>
@@ -6626,6 +6871,7 @@
             <w:r>
               <w:rPr>
                 <w:rFonts w:ascii="Times New Roman" w:hAnsi="Times New Roman"/>
+                <w:i w:val="0"/>
                 <w:sz w:val="17"/>
               </w:rPr>
               <w:t>13</w:t>
@@ -6650,6 +6896,7 @@
             <w:r>
               <w:rPr>
                 <w:rFonts w:ascii="Times New Roman" w:hAnsi="Times New Roman"/>
+                <w:i w:val="0"/>
                 <w:sz w:val="17"/>
               </w:rPr>
               <w:t>54</w:t>
@@ -6674,6 +6921,7 @@
             <w:r>
               <w:rPr>
                 <w:rFonts w:ascii="Times New Roman" w:hAnsi="Times New Roman"/>
+                <w:i w:val="0"/>
                 <w:sz w:val="17"/>
               </w:rPr>
               <w:t>46/67 (69%)</w:t>
@@ -6698,6 +6946,7 @@
             <w:r>
               <w:rPr>
                 <w:rFonts w:ascii="Times New Roman" w:hAnsi="Times New Roman"/>
+                <w:i w:val="0"/>
                 <w:sz w:val="17"/>
               </w:rPr>
               <w:t>18/50 (36%)</w:t>
@@ -6724,6 +6973,7 @@
             <w:r>
               <w:rPr>
                 <w:rFonts w:ascii="Times New Roman" w:hAnsi="Times New Roman"/>
+                <w:i w:val="0"/>
                 <w:sz w:val="17"/>
               </w:rPr>
               <w:t>Booked as gastrointestinal ultrasound</w:t>
@@ -6748,6 +6998,7 @@
             <w:r>
               <w:rPr>
                 <w:rFonts w:ascii="Times New Roman" w:hAnsi="Times New Roman"/>
+                <w:i w:val="0"/>
                 <w:sz w:val="17"/>
               </w:rPr>
               <w:t>73 (62.4)</w:t>
@@ -6772,6 +7023,7 @@
             <w:r>
               <w:rPr>
                 <w:rFonts w:ascii="Times New Roman" w:hAnsi="Times New Roman"/>
+                <w:i w:val="0"/>
                 <w:sz w:val="17"/>
               </w:rPr>
               <w:t>28</w:t>
@@ -6796,6 +7048,7 @@
             <w:r>
               <w:rPr>
                 <w:rFonts w:ascii="Times New Roman" w:hAnsi="Times New Roman"/>
+                <w:i w:val="0"/>
                 <w:sz w:val="17"/>
               </w:rPr>
               <w:t>45</w:t>
@@ -6820,6 +7073,7 @@
             <w:r>
               <w:rPr>
                 <w:rFonts w:ascii="Times New Roman" w:hAnsi="Times New Roman"/>
+                <w:i w:val="0"/>
                 <w:sz w:val="17"/>
               </w:rPr>
               <w:t>37/73 (51%)</w:t>
@@ -6844,6 +7098,7 @@
             <w:r>
               <w:rPr>
                 <w:rFonts w:ascii="Times New Roman" w:hAnsi="Times New Roman"/>
+                <w:i w:val="0"/>
                 <w:sz w:val="17"/>
               </w:rPr>
               <w:t>27/44 (61%)</w:t>
@@ -6870,6 +7125,7 @@
             <w:r>
               <w:rPr>
                 <w:rFonts w:ascii="Times New Roman" w:hAnsi="Times New Roman"/>
+                <w:i w:val="0"/>
                 <w:sz w:val="17"/>
               </w:rPr>
               <w:t>Booked as pyloric ultrasound</w:t>
@@ -6894,6 +7150,7 @@
             <w:r>
               <w:rPr>
                 <w:rFonts w:ascii="Times New Roman" w:hAnsi="Times New Roman"/>
+                <w:i w:val="0"/>
                 <w:sz w:val="17"/>
               </w:rPr>
               <w:t>12 (10.3)</w:t>
@@ -6918,6 +7175,7 @@
             <w:r>
               <w:rPr>
                 <w:rFonts w:ascii="Times New Roman" w:hAnsi="Times New Roman"/>
+                <w:i w:val="0"/>
                 <w:sz w:val="17"/>
               </w:rPr>
               <w:t>4</w:t>
@@ -6942,6 +7200,7 @@
             <w:r>
               <w:rPr>
                 <w:rFonts w:ascii="Times New Roman" w:hAnsi="Times New Roman"/>
+                <w:i w:val="0"/>
                 <w:sz w:val="17"/>
               </w:rPr>
               <w:t>8</w:t>
@@ -6966,6 +7225,7 @@
             <w:r>
               <w:rPr>
                 <w:rFonts w:ascii="Times New Roman" w:hAnsi="Times New Roman"/>
+                <w:i w:val="0"/>
                 <w:sz w:val="17"/>
               </w:rPr>
               <w:t>7/12 (58%)</w:t>
@@ -6990,6 +7250,7 @@
             <w:r>
               <w:rPr>
                 <w:rFonts w:ascii="Times New Roman" w:hAnsi="Times New Roman"/>
+                <w:i w:val="0"/>
                 <w:sz w:val="17"/>
               </w:rPr>
               <w:t>57/105 (54%)</w:t>
@@ -7016,6 +7277,7 @@
             <w:r>
               <w:rPr>
                 <w:rFonts w:ascii="Times New Roman" w:hAnsi="Times New Roman"/>
+                <w:i w:val="0"/>
                 <w:sz w:val="17"/>
               </w:rPr>
               <w:t>Performed at the bedside</w:t>
@@ -7040,6 +7302,7 @@
             <w:r>
               <w:rPr>
                 <w:rFonts w:ascii="Times New Roman" w:hAnsi="Times New Roman"/>
+                <w:i w:val="0"/>
                 <w:sz w:val="17"/>
               </w:rPr>
               <w:t>9 (7.7)</w:t>
@@ -7064,6 +7327,7 @@
             <w:r>
               <w:rPr>
                 <w:rFonts w:ascii="Times New Roman" w:hAnsi="Times New Roman"/>
+                <w:i w:val="0"/>
                 <w:sz w:val="17"/>
               </w:rPr>
               <w:t>0</w:t>
@@ -7088,6 +7352,7 @@
             <w:r>
               <w:rPr>
                 <w:rFonts w:ascii="Times New Roman" w:hAnsi="Times New Roman"/>
+                <w:i w:val="0"/>
                 <w:sz w:val="17"/>
               </w:rPr>
               <w:t>9</w:t>
@@ -7112,6 +7377,7 @@
             <w:r>
               <w:rPr>
                 <w:rFonts w:ascii="Times New Roman" w:hAnsi="Times New Roman"/>
+                <w:i w:val="0"/>
                 <w:sz w:val="17"/>
               </w:rPr>
               <w:t>1/9</w:t>
@@ -7136,6 +7402,7 @@
             <w:r>
               <w:rPr>
                 <w:rFonts w:ascii="Times New Roman" w:hAnsi="Times New Roman"/>
+                <w:i w:val="0"/>
                 <w:sz w:val="17"/>
               </w:rPr>
               <w:t>63/108 (58%)</w:t>
@@ -7153,7 +7420,7 @@
           <w:i/>
           <w:sz w:val="17"/>
         </w:rPr>
-        <w:t>The index unit is the examination episode closest to operation, pooling all reports of that modality issued that day. Content was coded from the findings and conclusion text by two readers, an ultrasound physician and a pediatric surgeon, working independently against written criteria; 5 of 1,428 item codes differed and were adjudicated against the criteria (Supplement 1, Section K). This is an audit of what was recorded and is a lower bound on what was performed: an element assessed but not documented cannot be distinguished from one never assessed. Technique elements count as documented whether the finding was normal or abnormal; the artery–vein relationship counts only where the position of the two vessels relative to each other was stated, and the whirlpool sign only where it was described as present. Enteric fluid administration counts only examinations stating that fluid was given (oral contrast or nasogastric instillation); observed luminal fluid without a stated route was not counted. Booking categories were coded from the examination name and are not mutually exclusive: 28 sessions were booked as both a gastrointestinal and a great-vessel study. Denominators of fewer than 10 are shown without a percentage.</w:t>
+        <w:t>The index examination is the examination episode closest to operation, pooling all reports of that modality issued that day. Content was coded from the findings and conclusion text by two readers, an ultrasound physician and a pediatric surgeon, working independently against written criteria; 5 of 1,428 item codes differed and were adjudicated against the criteria (Supplement 1, Section K). This is an audit of what was recorded and is a lower bound on what was performed: an element assessed but not documented cannot be distinguished from one never assessed. Technique elements count as documented whether the finding was normal or abnormal; the artery–vein relationship counts only where the position of the two vessels relative to each other was stated, and the whirlpool sign only where it was described as present. Enteric fluid administration counts only examinations stating that fluid was given (oral contrast or nasogastric instillation); observed luminal fluid without a stated route was not counted. Booking categories were coded from the examination name and are not mutually exclusive: 28 sessions were booked as both gastrointestinal and great-vessel studies, 4 as gastrointestinal and pyloric, and 3 as great-vessel and pyloric. Denominators of fewer than 10 are shown without a percentage.</w:t>
       </w:r>
     </w:p>
     <w:p>
@@ -7215,6 +7482,7 @@
               <w:rPr>
                 <w:rFonts w:ascii="Times New Roman" w:hAnsi="Times New Roman"/>
                 <w:b/>
+                <w:i w:val="0"/>
                 <w:sz w:val="17"/>
               </w:rPr>
               <w:t>Modality</w:t>
@@ -7240,6 +7508,7 @@
               <w:rPr>
                 <w:rFonts w:ascii="Times New Roman" w:hAnsi="Times New Roman"/>
                 <w:b/>
+                <w:i w:val="0"/>
                 <w:sz w:val="17"/>
               </w:rPr>
               <w:t>Detection 2012–2018</w:t>
@@ -7265,6 +7534,7 @@
               <w:rPr>
                 <w:rFonts w:ascii="Times New Roman" w:hAnsi="Times New Roman"/>
                 <w:b/>
+                <w:i w:val="0"/>
                 <w:sz w:val="17"/>
               </w:rPr>
               <w:t>Detection 2019–2026</w:t>
@@ -7290,6 +7560,7 @@
               <w:rPr>
                 <w:rFonts w:ascii="Times New Roman" w:hAnsi="Times New Roman"/>
                 <w:b/>
+                <w:i w:val="0"/>
                 <w:sz w:val="17"/>
               </w:rPr>
               <w:t>Era odds ratio (95% CI)</w:t>
@@ -7315,6 +7586,7 @@
               <w:rPr>
                 <w:rFonts w:ascii="Times New Roman" w:hAnsi="Times New Roman"/>
                 <w:b/>
+                <w:i w:val="0"/>
                 <w:sz w:val="17"/>
               </w:rPr>
               <w:t>Era odds ratio adjusted for the covariate</w:t>
@@ -7340,6 +7612,7 @@
               <w:rPr>
                 <w:rFonts w:ascii="Times New Roman" w:hAnsi="Times New Roman"/>
                 <w:b/>
+                <w:i w:val="0"/>
                 <w:sz w:val="17"/>
               </w:rPr>
               <w:t>Covariate added, odds ratio (95% CI)</w:t>
@@ -7365,9 +7638,10 @@
               <w:rPr>
                 <w:rFonts w:ascii="Times New Roman" w:hAnsi="Times New Roman"/>
                 <w:b/>
+                <w:i w:val="0"/>
                 <w:sz w:val="17"/>
               </w:rPr>
-              <w:t>Average marginal effect of later era, percentage points (crude → adjusted)</w:t>
+              <w:t>Average marginal effect of later era, percentage points (95% CI), crude → adjusted</w:t>
             </w:r>
           </w:p>
         </w:tc>
@@ -7391,9 +7665,10 @@
             <w:r>
               <w:rPr>
                 <w:rFonts w:ascii="Times New Roman" w:hAnsi="Times New Roman"/>
+                <w:i w:val="0"/>
                 <w:sz w:val="17"/>
               </w:rPr>
-              <w:t>UGI contrast series</w:t>
+              <w:t>UGI series</w:t>
             </w:r>
           </w:p>
         </w:tc>
@@ -7415,6 +7690,7 @@
             <w:r>
               <w:rPr>
                 <w:rFonts w:ascii="Times New Roman" w:hAnsi="Times New Roman"/>
+                <w:i w:val="0"/>
                 <w:sz w:val="17"/>
               </w:rPr>
               <w:t>157/204 (77.0%)</w:t>
@@ -7439,6 +7715,7 @@
             <w:r>
               <w:rPr>
                 <w:rFonts w:ascii="Times New Roman" w:hAnsi="Times New Roman"/>
+                <w:i w:val="0"/>
                 <w:sz w:val="17"/>
               </w:rPr>
               <w:t>73/89 (82.0%)</w:t>
@@ -7463,9 +7740,26 @@
             <w:r>
               <w:rPr>
                 <w:rFonts w:ascii="Times New Roman" w:hAnsi="Times New Roman"/>
+                <w:i w:val="0"/>
                 <w:sz w:val="17"/>
               </w:rPr>
-              <w:t>1.37 (0.73–2.57), p=0.333</w:t>
+              <w:t xml:space="preserve">1.37 (0.73–2.57), </w:t>
+            </w:r>
+            <w:r>
+              <w:rPr>
+                <w:rFonts w:ascii="Times New Roman" w:hAnsi="Times New Roman"/>
+                <w:i/>
+                <w:sz w:val="17"/>
+              </w:rPr>
+              <w:t>P</w:t>
+            </w:r>
+            <w:r>
+              <w:rPr>
+                <w:rFonts w:ascii="Times New Roman" w:hAnsi="Times New Roman"/>
+                <w:i w:val="0"/>
+                <w:sz w:val="17"/>
+              </w:rPr>
+              <w:t xml:space="preserve"> = .333</w:t>
             </w:r>
           </w:p>
         </w:tc>
@@ -7487,6 +7781,7 @@
             <w:r>
               <w:rPr>
                 <w:rFonts w:ascii="Times New Roman" w:hAnsi="Times New Roman"/>
+                <w:i w:val="0"/>
                 <w:sz w:val="17"/>
               </w:rPr>
               <w:t>–</w:t>
@@ -7511,6 +7806,7 @@
             <w:r>
               <w:rPr>
                 <w:rFonts w:ascii="Times New Roman" w:hAnsi="Times New Roman"/>
+                <w:i w:val="0"/>
                 <w:sz w:val="17"/>
               </w:rPr>
               <w:t>None fitted</w:t>
@@ -7535,9 +7831,10 @@
             <w:r>
               <w:rPr>
                 <w:rFonts w:ascii="Times New Roman" w:hAnsi="Times New Roman"/>
+                <w:i w:val="0"/>
                 <w:sz w:val="17"/>
               </w:rPr>
-              <w:t>+5.1</w:t>
+              <w:t>+5.1 (−4.7 to +15.0)</w:t>
             </w:r>
           </w:p>
         </w:tc>
@@ -7561,6 +7858,7 @@
             <w:r>
               <w:rPr>
                 <w:rFonts w:ascii="Times New Roman" w:hAnsi="Times New Roman"/>
+                <w:i w:val="0"/>
                 <w:sz w:val="17"/>
               </w:rPr>
               <w:t>Abdominal CT</w:t>
@@ -7585,6 +7883,7 @@
             <w:r>
               <w:rPr>
                 <w:rFonts w:ascii="Times New Roman" w:hAnsi="Times New Roman"/>
+                <w:i w:val="0"/>
                 <w:sz w:val="17"/>
               </w:rPr>
               <w:t>100/215 (46.5%)</w:t>
@@ -7609,6 +7908,7 @@
             <w:r>
               <w:rPr>
                 <w:rFonts w:ascii="Times New Roman" w:hAnsi="Times New Roman"/>
+                <w:i w:val="0"/>
                 <w:sz w:val="17"/>
               </w:rPr>
               <w:t>65/98 (66.3%)</w:t>
@@ -7633,9 +7933,26 @@
             <w:r>
               <w:rPr>
                 <w:rFonts w:ascii="Times New Roman" w:hAnsi="Times New Roman"/>
+                <w:i w:val="0"/>
                 <w:sz w:val="17"/>
               </w:rPr>
-              <w:t>2.27 (1.38–3.72), p=0.001</w:t>
+              <w:t xml:space="preserve">2.27 (1.38–3.72), </w:t>
+            </w:r>
+            <w:r>
+              <w:rPr>
+                <w:rFonts w:ascii="Times New Roman" w:hAnsi="Times New Roman"/>
+                <w:i/>
+                <w:sz w:val="17"/>
+              </w:rPr>
+              <w:t>P</w:t>
+            </w:r>
+            <w:r>
+              <w:rPr>
+                <w:rFonts w:ascii="Times New Roman" w:hAnsi="Times New Roman"/>
+                <w:i w:val="0"/>
+                <w:sz w:val="17"/>
+              </w:rPr>
+              <w:t xml:space="preserve"> = .001</w:t>
             </w:r>
           </w:p>
         </w:tc>
@@ -7657,9 +7974,26 @@
             <w:r>
               <w:rPr>
                 <w:rFonts w:ascii="Times New Roman" w:hAnsi="Times New Roman"/>
+                <w:i w:val="0"/>
                 <w:sz w:val="17"/>
               </w:rPr>
-              <w:t>2.02 (1.21–3.37), p=0.007</w:t>
+              <w:t xml:space="preserve">2.02 (1.21–3.37), </w:t>
+            </w:r>
+            <w:r>
+              <w:rPr>
+                <w:rFonts w:ascii="Times New Roman" w:hAnsi="Times New Roman"/>
+                <w:i/>
+                <w:sz w:val="17"/>
+              </w:rPr>
+              <w:t>P</w:t>
+            </w:r>
+            <w:r>
+              <w:rPr>
+                <w:rFonts w:ascii="Times New Roman" w:hAnsi="Times New Roman"/>
+                <w:i w:val="0"/>
+                <w:sz w:val="17"/>
+              </w:rPr>
+              <w:t xml:space="preserve"> = .007</w:t>
             </w:r>
           </w:p>
         </w:tc>
@@ -7681,9 +8015,26 @@
             <w:r>
               <w:rPr>
                 <w:rFonts w:ascii="Times New Roman" w:hAnsi="Times New Roman"/>
+                <w:i w:val="0"/>
                 <w:sz w:val="17"/>
               </w:rPr>
-              <w:t>Intravenous contrast enhancement 3.98 (1.90–8.37), p&lt;0.001</w:t>
+              <w:t xml:space="preserve">Intravenous contrast enhancement 3.98 (1.90–8.37), </w:t>
+            </w:r>
+            <w:r>
+              <w:rPr>
+                <w:rFonts w:ascii="Times New Roman" w:hAnsi="Times New Roman"/>
+                <w:i/>
+                <w:sz w:val="17"/>
+              </w:rPr>
+              <w:t>P</w:t>
+            </w:r>
+            <w:r>
+              <w:rPr>
+                <w:rFonts w:ascii="Times New Roman" w:hAnsi="Times New Roman"/>
+                <w:i w:val="0"/>
+                <w:sz w:val="17"/>
+              </w:rPr>
+              <w:t xml:space="preserve"> &lt; .001</w:t>
             </w:r>
           </w:p>
         </w:tc>
@@ -7705,9 +8056,10 @@
             <w:r>
               <w:rPr>
                 <w:rFonts w:ascii="Times New Roman" w:hAnsi="Times New Roman"/>
+                <w:i w:val="0"/>
                 <w:sz w:val="17"/>
               </w:rPr>
-              <w:t>+19.8 → +16.4</w:t>
+              <w:t>+19.8 (+8.3 to +31.0) → +16.4 (+4.3 to +27.3)</w:t>
             </w:r>
           </w:p>
         </w:tc>
@@ -7731,9 +8083,10 @@
             <w:r>
               <w:rPr>
                 <w:rFonts w:ascii="Times New Roman" w:hAnsi="Times New Roman"/>
+                <w:i w:val="0"/>
                 <w:sz w:val="17"/>
               </w:rPr>
-              <w:t>Gastrointestinal ultrasound</w:t>
+              <w:t>Ultrasound</w:t>
             </w:r>
           </w:p>
         </w:tc>
@@ -7755,6 +8108,7 @@
             <w:r>
               <w:rPr>
                 <w:rFonts w:ascii="Times New Roman" w:hAnsi="Times New Roman"/>
+                <w:i w:val="0"/>
                 <w:sz w:val="17"/>
               </w:rPr>
               <w:t>16/38 (42.1%)</w:t>
@@ -7779,6 +8133,7 @@
             <w:r>
               <w:rPr>
                 <w:rFonts w:ascii="Times New Roman" w:hAnsi="Times New Roman"/>
+                <w:i w:val="0"/>
                 <w:sz w:val="17"/>
               </w:rPr>
               <w:t>48/79 (60.8%)</w:t>
@@ -7803,9 +8158,26 @@
             <w:r>
               <w:rPr>
                 <w:rFonts w:ascii="Times New Roman" w:hAnsi="Times New Roman"/>
+                <w:i w:val="0"/>
                 <w:sz w:val="17"/>
               </w:rPr>
-              <w:t>2.13 (0.97–4.67), p=0.060</w:t>
+              <w:t xml:space="preserve">2.13 (0.97–4.67), </w:t>
+            </w:r>
+            <w:r>
+              <w:rPr>
+                <w:rFonts w:ascii="Times New Roman" w:hAnsi="Times New Roman"/>
+                <w:i/>
+                <w:sz w:val="17"/>
+              </w:rPr>
+              <w:t>P</w:t>
+            </w:r>
+            <w:r>
+              <w:rPr>
+                <w:rFonts w:ascii="Times New Roman" w:hAnsi="Times New Roman"/>
+                <w:i w:val="0"/>
+                <w:sz w:val="17"/>
+              </w:rPr>
+              <w:t xml:space="preserve"> = .060</w:t>
             </w:r>
           </w:p>
         </w:tc>
@@ -7827,9 +8199,26 @@
             <w:r>
               <w:rPr>
                 <w:rFonts w:ascii="Times New Roman" w:hAnsi="Times New Roman"/>
+                <w:i w:val="0"/>
                 <w:sz w:val="17"/>
               </w:rPr>
-              <w:t>1.45 (0.62–3.40), p=0.397</w:t>
+              <w:t xml:space="preserve">1.45 (0.62–3.40), </w:t>
+            </w:r>
+            <w:r>
+              <w:rPr>
+                <w:rFonts w:ascii="Times New Roman" w:hAnsi="Times New Roman"/>
+                <w:i/>
+                <w:sz w:val="17"/>
+              </w:rPr>
+              <w:t>P</w:t>
+            </w:r>
+            <w:r>
+              <w:rPr>
+                <w:rFonts w:ascii="Times New Roman" w:hAnsi="Times New Roman"/>
+                <w:i w:val="0"/>
+                <w:sz w:val="17"/>
+              </w:rPr>
+              <w:t xml:space="preserve"> = .397</w:t>
             </w:r>
           </w:p>
         </w:tc>
@@ -7851,9 +8240,26 @@
             <w:r>
               <w:rPr>
                 <w:rFonts w:ascii="Times New Roman" w:hAnsi="Times New Roman"/>
+                <w:i w:val="0"/>
                 <w:sz w:val="17"/>
               </w:rPr>
-              <w:t>Session included a great-vessel study 3.51 (1.56–7.87), p=0.002</w:t>
+              <w:t xml:space="preserve">Session included a great-vessel study 3.51 (1.56–7.87), </w:t>
+            </w:r>
+            <w:r>
+              <w:rPr>
+                <w:rFonts w:ascii="Times New Roman" w:hAnsi="Times New Roman"/>
+                <w:i/>
+                <w:sz w:val="17"/>
+              </w:rPr>
+              <w:t>P</w:t>
+            </w:r>
+            <w:r>
+              <w:rPr>
+                <w:rFonts w:ascii="Times New Roman" w:hAnsi="Times New Roman"/>
+                <w:i w:val="0"/>
+                <w:sz w:val="17"/>
+              </w:rPr>
+              <w:t xml:space="preserve"> = .002</w:t>
             </w:r>
           </w:p>
         </w:tc>
@@ -7875,9 +8281,10 @@
             <w:r>
               <w:rPr>
                 <w:rFonts w:ascii="Times New Roman" w:hAnsi="Times New Roman"/>
+                <w:i w:val="0"/>
                 <w:sz w:val="17"/>
               </w:rPr>
-              <w:t>+18.7 → +8.4</w:t>
+              <w:t>+18.7 (−0.2 to +37.7) → +8.4 (−10.6 to +29.2)</w:t>
             </w:r>
           </w:p>
         </w:tc>
@@ -7892,7 +8299,7 @@
           <w:i/>
           <w:sz w:val="17"/>
         </w:rPr>
-        <w:t>Modality-specific logistic models; exploratory, the covariates having been chosen after inspection of the data. For ultrasound the covariate is whether the examination session included an abdominal great-vessel study; this is a booking label, not a record of technique. For CT it is intravenous contrast enhancement. No covariate was fitted for the UGI series. Odds ratios and average marginal effects are both shown because a conditional odds ratio attenuates when a predictive covariate is added even in the absence of mediation (non-collapsibility), so the marginal effect is the more interpretable measure of how far the era difference changes when the covariate is added. The covariates were not randomized and are themselves confounded by indication: a child suspected of volvulus is both more likely to be booked for a great-vessel study and more likely to have a whirlpool to find. These models are descriptive, not causal. Sensitivity analyses moving the era boundary from 2019 to 2022 are in Supplement 2.</w:t>
+        <w:t>Modality-specific logistic models; exploratory, the covariates having been chosen after inspection of the data. For ultrasound the covariate is whether the examination session included an abdominal great-vessel study; this is a booking label, not a record of technique. For CT it is intravenous contrast enhancement. No covariate was fitted for the UGI series. Odds ratios and average marginal effects are both shown because a conditional odds ratio attenuates when a predictive covariate is added even in the absence of mediation (non-collapsibility), so the marginal effect is the more interpretable measure of how far the era difference changes when the covariate is added. The covariates were not randomized and are themselves confounded by indication: a child suspected of volvulus is both more likely to be booked for a great-vessel study and more likely to have a whirlpool to find. These models are descriptive, not causal. Sensitivity analyses moving the era boundary from 2019 to 2022 are in Supplement 2. Marginal-effect intervals are percentile bootstrap intervals (2,000 resamples of children). UGI, upper gastrointestinal.</w:t>
       </w:r>
     </w:p>
     <w:p>
@@ -7919,7 +8326,7 @@
       <w:r>
         <w:drawing>
           <wp:inline xmlns:a="http://schemas.openxmlformats.org/drawingml/2006/main" xmlns:pic="http://schemas.openxmlformats.org/drawingml/2006/picture">
-            <wp:extent cx="5852160" cy="5543853"/>
+            <wp:extent cx="5852160" cy="5600597"/>
             <wp:docPr id="1" name="Picture 1"/>
             <wp:cNvGraphicFramePr>
               <a:graphicFrameLocks noChangeAspect="1"/>
@@ -7940,7 +8347,7 @@
                   <pic:spPr>
                     <a:xfrm>
                       <a:off x="0" y="0"/>
-                      <a:ext cx="5852160" cy="5543853"/>
+                      <a:ext cx="5852160" cy="5600597"/>
                     </a:xfrm>
                     <a:prstGeom prst="rect"/>
                   </pic:spPr>
@@ -7975,7 +8382,7 @@
       <w:r>
         <w:drawing>
           <wp:inline xmlns:a="http://schemas.openxmlformats.org/drawingml/2006/main" xmlns:pic="http://schemas.openxmlformats.org/drawingml/2006/picture">
-            <wp:extent cx="5852160" cy="2391876"/>
+            <wp:extent cx="5852160" cy="2406546"/>
             <wp:docPr id="2" name="Picture 2"/>
             <wp:cNvGraphicFramePr>
               <a:graphicFrameLocks noChangeAspect="1"/>
@@ -7996,7 +8403,7 @@
                   <pic:spPr>
                     <a:xfrm>
                       <a:off x="0" y="0"/>
-                      <a:ext cx="5852160" cy="2391876"/>
+                      <a:ext cx="5852160" cy="2406546"/>
                     </a:xfrm>
                     <a:prstGeom prst="rect"/>
                   </pic:spPr>
@@ -8031,7 +8438,7 @@
       <w:r>
         <w:drawing>
           <wp:inline xmlns:a="http://schemas.openxmlformats.org/drawingml/2006/main" xmlns:pic="http://schemas.openxmlformats.org/drawingml/2006/picture">
-            <wp:extent cx="5943600" cy="2272895"/>
+            <wp:extent cx="5943600" cy="2267970"/>
             <wp:docPr id="3" name="Picture 3"/>
             <wp:cNvGraphicFramePr>
               <a:graphicFrameLocks noChangeAspect="1"/>
@@ -8052,7 +8459,7 @@
                   <pic:spPr>
                     <a:xfrm>
                       <a:off x="0" y="0"/>
-                      <a:ext cx="5943600" cy="2272895"/>
+                      <a:ext cx="5943600" cy="2267970"/>
                     </a:xfrm>
                     <a:prstGeom prst="rect"/>
                   </pic:spPr>

--- a/JACR_3_Manuscript_masked.docx
+++ b/JACR_3_Manuscript_masked.docx
@@ -24,7 +24,7 @@
         <w:spacing w:after="160" w:line="480" w:lineRule="auto"/>
       </w:pPr>
       <w:r>
-        <w:t>Word count: 2,979 (Introduction through Take-Home Points; excluding abstract, references, tables and figure legends); Tables: 4; Figures: 3; Supplemental material: Supplements 1–3</w:t>
+        <w:t>Word count: 2,977 (Introduction through Take-Home Points; excluding abstract, references, tables and figure legends); Tables: 4; Figures: 3; Supplemental material: Supplements 1–3</w:t>
       </w:r>
     </w:p>
     <w:p>
@@ -207,7 +207,7 @@
         <w:spacing w:after="160" w:line="480" w:lineRule="auto"/>
       </w:pPr>
       <w:r>
-        <w:t>Ultrasound was performed and reported by ultrasound physicians, and CT and the UGI series by radiologists, during routine care, unaware of the operative findings but not blinded to clinical history or previous imaging, and not by a designated reader group. Reports were free text, with no structured malrotation template in use. The department reports no change in ultrasound equipment, reporting staff or protocol during the study period, and attributes the change in practice from about 2021 to growing awareness of the diagnosis; this account was given retrospectively rather than recorded at the time.</w:t>
+        <w:t>Ultrasound was reported by ultrasound physicians, and CT and the UGI series by radiologists, during routine care, unaware of the operative findings but not blinded to clinical history or previous imaging, and not by a designated reader group. Reports were free text, with no structured malrotation template in use. The department reports no change in ultrasound equipment, reporting staff or protocol during the study period, and attributes the change in practice from about 2021 to growing awareness of the diagnosis; this account was given retrospectively rather than recorded at the time.</w:t>
       </w:r>
     </w:p>
     <w:p>

--- a/JACR_3_Manuscript_masked.docx
+++ b/JACR_3_Manuscript_masked.docx
@@ -24,7 +24,7 @@
         <w:spacing w:after="160" w:line="480" w:lineRule="auto"/>
       </w:pPr>
       <w:r>
-        <w:t>Word count: 2,977 (Introduction through Take-Home Points; excluding abstract, references, tables and figure legends); Tables: 4; Figures: 3; Supplemental material: Supplements 1–3</w:t>
+        <w:t>Word count: 2,984 (Introduction through Take-Home Points; excluding abstract, references, tables and figure legends); Tables: 4; Figures: 3; Supplemental material: Supplements 1–3</w:t>
       </w:r>
     </w:p>
     <w:p>
@@ -74,7 +74,7 @@
         <w:t>Results:</w:t>
       </w:r>
       <w:r>
-        <w:t xml:space="preserve"> Among 450 children (volvulus in 88.2%), 398 underwent at least one index test. Three of 117 ultrasound examinations (2.6%, 95% CI 0.9–7.3) documented the third portion of the duodenum or the duodenojejunal junction, 3 (2.6%) the mesenteric artery–vein relationship and 2 (1.7%) enteric fluid; a whirlpool sign was reported in 50.4%. Ultrasound named malrotation or volvulus in 64 of 117 examinations (54.7%, 45.7–63.4): in all 59 recording a whirlpool, itself a positivity criterion, and in 5 of 58 without one. A whirlpool was recorded in 59 of 112 children with operatively confirmed volvulus. Detection was 53.8% counting only conclusions naming malrotation, 27.4% excluding tentative wording.</w:t>
+        <w:t xml:space="preserve"> Among 450 children (volvulus in 88.2%), 398 underwent at least one index test. Three of 117 ultrasound examinations (2.6%, 95% CI 0.9–7.3) documented the third portion of the duodenum or the duodenojejunal junction, 3 (2.6%) the mesenteric artery–vein relationship and 2 (1.7%) enteric fluid; a whirlpool sign was reported in 50.4%. Ultrasound named malrotation or volvulus in 64 of 117 examinations (54.7%, 45.7–63.4): in all 59 recording a whirlpool, itself a positivity criterion, and in 5 of 58 without one. A whirlpool was recorded in 59 of 112 children with operatively confirmed volvulus. Detection was 53.8% counting only conclusions naming malrotation, 25.6% excluding tentative wording.</w:t>
       </w:r>
     </w:p>
     <w:p>
@@ -142,7 +142,7 @@
         <w:spacing w:after="160" w:line="480" w:lineRule="auto"/>
       </w:pPr>
       <w:r>
-        <w:t>We therefore audited 13.5 years of routine reports at a tertiary children's hospital. Because every child had surgically confirmed malrotation, the study measures how often the disease was reported and with what documented content, not how accurate the tests are. The UGI series and CT are reported alongside ultrasound to show where ultrasound sat in the diagnostic pathway, not to rank them.</w:t>
+        <w:t>We therefore audited 13.6 years of routine reports at a tertiary children's hospital. Because every child had surgically confirmed malrotation, the study measures how often the disease was reported and with what documented content, not how accurate the tests are. The UGI series and CT are reported alongside ultrasound to show where ultrasound sat in the diagnostic pathway, not to rank them.</w:t>
       </w:r>
     </w:p>
     <w:p>
@@ -255,7 +255,7 @@
         <w:spacing w:after="160" w:line="480" w:lineRule="auto"/>
       </w:pPr>
       <w:r>
-        <w:t>Detection rates are presented with denominators and Wilson 95% confidence intervals (CIs). All analysis variables were complete. Between-modality comparison used a generalized estimating equation (GEE) logistic model [22] with an exchangeable working correlation, patient-level clustering and cluster-robust standard errors, unadjusted and adjusted for era (2012–2018 vs 2019–2026) and age group. Modalities a child did not undergo are unobserved outcomes, not missing at random here, so these coefficients describe reporting among children who underwent each test. A pre-specified modality-by-volvulus interaction was not estimable in the three-modality model, as no ultrasound examination was positive among the five children without volvulus; the estimable UGI-versus-CT interaction and a Firth penalized estimate of the separated contrast are given in Supplement 2 [23, 24]. In the subgroup that underwent all three modalities, detection was compared using the Cochran Q test, the exact McNemar test and paired differences with bootstrap CIs (Supplement 2). The temporal change was explored, after inspection of the data, using modality-specific logistic models of detection on era before and after adding one covariate (booking category or contrast enhancement), reported as odds ratios and average marginal effects (Table 4); the era boundary was varied from 2019 to 2022 and era-by-covariate interactions fitted. Attenuation was not interpreted as mediation. P values were not adjusted for multiplicity, and Supplement 2 lists which analyses were pre-specified and which were decided after inspection of the data. Analyses used Python 3.12 (statsmodels 0.15, SciPy 1.17).</w:t>
+        <w:t>Detection rates are presented with denominators and Wilson 95% confidence intervals (CIs). All analysis variables were complete. Between-modality comparison used a generalized estimating equation (GEE) logistic model [22] with an exchangeable working correlation, patient-level clustering and cluster-robust standard errors, unadjusted and adjusted for era (2012–2018 vs 2019–2026) and age group. Modalities a child did not undergo are unobserved outcomes, not missing at random here, so these coefficients describe reporting among children who underwent each test. A pre-specified modality-by-volvulus interaction was not estimable in the three-modality model, as no ultrasound examination was positive among the five children without volvulus; the estimable UGI-versus-CT interaction and a Firth penalized estimate of the separated contrast are given in Supplement 2 [23, 24]. In the subgroup that underwent all three modalities, detection was compared using the Cochran Q test, the exact McNemar test and paired differences with bootstrap CIs (Supplement 2). The temporal change was explored, after inspection of the data, using modality-specific logistic models of detection on era before and after adding one covariate (booking category or contrast enhancement), reported as odds ratios and average marginal effects (Table 4); the era boundary was varied from 2019 to 2022 and era-by-covariate interactions fitted. Attenuation was not interpreted as mediation. P values were not adjusted for multiplicity, and Supplement 2 lists which analyses were pre-specified and which were decided after inspection of the data. Analyses used Python 3.11 (statsmodels 0.15, SciPy 1.17).</w:t>
       </w:r>
     </w:p>
     <w:p>
@@ -287,7 +287,7 @@
         <w:spacing w:after="160" w:line="480" w:lineRule="auto"/>
       </w:pPr>
       <w:r>
-        <w:t>The modality groups were not interchangeable (Table 1). Ultrasound was performed more often in children with volvulus, its use rising from 13% to 51% of operated children between eras. Among children who underwent more than one index test, the UGI series was the last preoperative test in 75.0% of those who received it against 19.2% for CT, and detection was higher in that position (80.0% vs 70.0% for the UGI series), a feature of the pathway rather than of the test.</w:t>
+        <w:t>The modality groups were not interchangeable (Table 1). Ultrasound was performed more often in children with volvulus, its use rising from 13% to 51% of operated children between eras. Among children who underwent more than one index test, the UGI series was the last preoperative test in 75.0% of those who received it against 19.2% for CT, and detection was higher in that position (80.0% [144/180] vs 70.0% [42/60] for the UGI series), a feature of the pathway rather than of the test.</w:t>
       </w:r>
     </w:p>
     <w:p>
@@ -303,7 +303,7 @@
         <w:spacing w:after="160" w:line="480" w:lineRule="auto"/>
       </w:pPr>
       <w:r>
-        <w:t>Detection was 230/293 (78.5%, 95% CI 73.4–82.8) for the UGI series, 165/313 (52.7%, 47.2–58.2) for CT and 64/117 (54.7%, 45.7–63.4) for ultrasound (Table 2, Figure 2). In a GEE model adjusted for era and age group, CT and ultrasound remained less often positive than the UGI series; the coefficients absorb indication, pathway position and examination content and are given in Supplement 2. Reclassifying possible-tier conclusions as negative reduced detection to 50.5%, 32.9% and 27.4%; counting only conclusions that named malrotation gave 77.8%, 48.6% and 53.8% (Table 2).</w:t>
+        <w:t>Detection was 230/293 (78.5%, 95% CI 73.4–82.8) for the UGI series, 165/313 (52.7%, 47.2–58.2) for CT and 64/117 (54.7%, 45.7–63.4) for ultrasound (Table 2, Figure 2). In a GEE model adjusted for era and age group, CT and ultrasound remained less often positive than the UGI series; the coefficients absorb indication, pathway position and examination content and are given in Supplement 2. Reclassifying possible-tier conclusions as negative reduced detection to 50.2%, 32.9% and 25.6%; counting only conclusions that named malrotation gave 77.8%, 48.6% and 53.8% (Table 2).</w:t>
       </w:r>
     </w:p>
     <w:p>
@@ -319,7 +319,7 @@
         <w:spacing w:after="160" w:line="480" w:lineRule="auto"/>
       </w:pPr>
       <w:r>
-        <w:t>Of the 117 ultrasound index examinations, three (2.6%; 95% CI 0.9–7.3) documented D3 or the duodenojejunal junction and seven (6.0%) mentioned the duodenum (Table 3, Figure 3). Three (2.6%) stated the mesenteric artery–vein relationship, and only one stated that the vessels were inverted, one of the two ultrasound positivity criteria. Enteric fluid was recorded twice and graded compression once; a whirlpool was reported in 59 examinations (50.4%) and bowel gas limited 36 (30.8%). Reader agreement was 1,423 of 1,428 item codes (kappa 0.80–1.00; Supplement 1).</w:t>
+        <w:t>Of the 117 ultrasound index examinations, three (2.6%; 95% CI 0.9–7.3) documented D3 or the duodenojejunal junction and seven (6.0%) mentioned the duodenum (Table 3, Figure 3). Three (2.6%) stated the mesenteric artery–vein relationship, and only one stated that the vessels were inverted, one of the two ultrasound positivity criteria. Enteric fluid was recorded twice and graded compression once; a whirlpool was reported in 59 examinations (50.4%) and bowel gas limited 36 (30.8%). Reader agreement was 1,423 of 1,428 item codes in the 119 episodes read (kappa 0.80–1.00; Supplement 1).</w:t>
       </w:r>
     </w:p>
     <w:p>
@@ -392,7 +392,7 @@
         <w:spacing w:after="160" w:line="480" w:lineRule="auto"/>
       </w:pPr>
       <w:r>
-        <w:t>Over 13.5 years, routine ultrasound reports for children who proved to have intestinal malrotation rarely recorded the duodenal anatomy to which contemporary ultrasound accuracy is attributed: D3 or the duodenojejunal junction in three of 117 examinations, enteric fluid in two. The finding they did record was the whirlpool sign, present in about half of all examinations and of the children in whom operation confirmed volvulus. In this setting a positive report rested almost entirely on a sign of volvulus.</w:t>
+        <w:t>Over 13.6 years, routine ultrasound reports for children who proved to have intestinal malrotation rarely recorded the duodenal anatomy to which contemporary ultrasound accuracy is attributed: D3 or the duodenojejunal junction in three of 117 examinations, enteric fluid in two. The finding they did record was the whirlpool sign, present in about half of all examinations and of the children in whom operation confirmed volvulus. In this setting a positive report rested almost entirely on a sign of volvulus.</w:t>
       </w:r>
     </w:p>
     <w:p>
@@ -4008,7 +4008,7 @@
                 <w:i w:val="0"/>
                 <w:sz w:val="17"/>
               </w:rPr>
-              <w:t>75 (32.6)</w:t>
+              <w:t>74 (32.2)</w:t>
             </w:r>
           </w:p>
         </w:tc>
@@ -4058,7 +4058,7 @@
                 <w:i w:val="0"/>
                 <w:sz w:val="17"/>
               </w:rPr>
-              <w:t>82 (35.7)</w:t>
+              <w:t>83 (36.1)</w:t>
             </w:r>
           </w:p>
         </w:tc>
@@ -4083,7 +4083,7 @@
                 <w:i w:val="0"/>
                 <w:sz w:val="17"/>
               </w:rPr>
-              <w:t>50.5</w:t>
+              <w:t>50.2</w:t>
             </w:r>
           </w:p>
         </w:tc>
@@ -4412,7 +4412,7 @@
                 <w:i w:val="0"/>
                 <w:sz w:val="17"/>
               </w:rPr>
-              <w:t>15 (23.4)</w:t>
+              <w:t>12 (18.8)</w:t>
             </w:r>
           </w:p>
         </w:tc>
@@ -4437,7 +4437,7 @@
                 <w:i w:val="0"/>
                 <w:sz w:val="17"/>
               </w:rPr>
-              <w:t>17 (26.6)</w:t>
+              <w:t>18 (28.1)</w:t>
             </w:r>
           </w:p>
         </w:tc>
@@ -4462,7 +4462,7 @@
                 <w:i w:val="0"/>
                 <w:sz w:val="17"/>
               </w:rPr>
-              <w:t>32 (50.0)</w:t>
+              <w:t>34 (53.1)</w:t>
             </w:r>
           </w:p>
         </w:tc>
@@ -4487,7 +4487,7 @@
                 <w:i w:val="0"/>
                 <w:sz w:val="17"/>
               </w:rPr>
-              <w:t>27.4</w:t>
+              <w:t>25.6</w:t>
             </w:r>
           </w:p>
         </w:tc>

--- a/JACR_3_Manuscript_masked.docx
+++ b/JACR_3_Manuscript_masked.docx
@@ -24,7 +24,7 @@
         <w:spacing w:after="160" w:line="480" w:lineRule="auto"/>
       </w:pPr>
       <w:r>
-        <w:t>Word count: 2,984 (Introduction through Take-Home Points; excluding abstract, references, tables and figure legends); Tables: 4; Figures: 3; Supplemental material: Supplements 1–3</w:t>
+        <w:t>Word count: 2,986 (Introduction through Take-Home Points; excluding abstract, references, tables and figure legends); Tables: 4; Figures: 3; Supplemental material: Supplements 1–3</w:t>
       </w:r>
     </w:p>
     <w:p>
@@ -191,7 +191,7 @@
         <w:spacing w:after="160" w:line="480" w:lineRule="auto"/>
       </w:pPr>
       <w:r>
-        <w:t>The institutional clinical research database supplied the records of 711 children with a recorded diagnosis of intestinal malrotation between December 2012 and June 2026, including 559 operative records in 499 children. Every operative record was read, and operations whose operative diagnosis named intestinal malrotation or whose procedure was recorded as a Ladd procedure were selected (search strings in Supplement 1): 503 records in 465 children. The anchor operation was each child's first such operation. All operative records were re-read for 34 children whose anchor operation was not named as a malrotation procedure or followed earlier malrotation surgery, and 15 were excluded: 6 in whom that operation did not confirm malrotation and 9 reoperations after earlier malrotation surgery. The remaining 450 consecutive children form the reference standard. Midgut volvulus was defined by an explicit operative statement of torsion or by a documented degree of midgut or mesenteric rotation, with no minimum degree required (see Limitations). No sample-size calculation was performed.</w:t>
+        <w:t>The institutional clinical research database supplied the records of 711 children with a recorded diagnosis of intestinal malrotation between December 2012 and June 2026, including 559 operative records in 499 children. Every operative record was read, and operations whose operative diagnosis named intestinal malrotation or whose procedure was recorded as a Ladd procedure were selected (search strings in Supplement 1): 503 records in 465 children. The anchor operation was each child's first such operation. All operative records were re-read for 34 children whose anchor operation was not named as a malrotation procedure or followed earlier malrotation surgery: 19 were retained and 15 excluded, 6 in whom that operation did not confirm malrotation and 9 reoperations after earlier malrotation surgery. The remaining 450 consecutive children form the reference standard. Midgut volvulus was defined by an explicit operative statement of torsion or by a documented degree of midgut or mesenteric rotation, with no minimum degree required (see Limitations). No sample-size calculation was performed.</w:t>
       </w:r>
     </w:p>
     <w:p>
@@ -1321,7 +1321,7 @@
         <w:t>Figure 3. Ultrasound examination content and detection conditional on that content.</w:t>
       </w:r>
       <w:r>
-        <w:t xml:space="preserve"> A, Documented content of the 117 ultrasound index examinations, as coded by two independent readers. B, Report-level detection conditional on that content. Three examinations documented the third portion of the duodenum or the duodenojejunal junction. Detection when a whirlpool sign was reported is partly definitional, the sign being one of the positivity criteria; the informative contrast is the 5 of 58 examinations that named the diagnosis without one.</w:t>
+        <w:t xml:space="preserve"> A, Documented content of the 117 ultrasound index examinations, as coded by two independent readers. B, Report-level detection conditional on the two elements documented in more than seven examinations and on whether the session included a great-vessel study. Three examinations documented the third portion of the duodenum or the duodenojejunal junction. Detection when a whirlpool sign was reported is partly definitional, the sign being one of the positivity criteria; the informative contrast is the 5 of 58 examinations that named the diagnosis without one.</w:t>
       </w:r>
     </w:p>
     <w:p>
@@ -3366,7 +3366,7 @@
                 <w:i w:val="0"/>
                 <w:sz w:val="17"/>
               </w:rPr>
-              <w:t>Symptoms described as repeated, intermittent or lasting months, n (%)</w:t>
+              <w:t>Gastrointestinal symptoms for 1 month or longer, n (%)</w:t>
             </w:r>
           </w:p>
         </w:tc>
@@ -3391,7 +3391,7 @@
                 <w:i w:val="0"/>
                 <w:sz w:val="17"/>
               </w:rPr>
-              <w:t>212 (47.1)</w:t>
+              <w:t>38 (8.4)</w:t>
             </w:r>
           </w:p>
         </w:tc>
@@ -3416,7 +3416,7 @@
                 <w:i w:val="0"/>
                 <w:sz w:val="17"/>
               </w:rPr>
-              <w:t>146 (49.8)</w:t>
+              <w:t>19 (6.5)</w:t>
             </w:r>
           </w:p>
         </w:tc>
@@ -3441,7 +3441,7 @@
                 <w:i w:val="0"/>
                 <w:sz w:val="17"/>
               </w:rPr>
-              <w:t>144 (46.0)</w:t>
+              <w:t>21 (6.7)</w:t>
             </w:r>
           </w:p>
         </w:tc>
@@ -3466,7 +3466,7 @@
                 <w:i w:val="0"/>
                 <w:sz w:val="17"/>
               </w:rPr>
-              <w:t>52 (44.4)</w:t>
+              <w:t>5 (4.3)</w:t>
             </w:r>
           </w:p>
         </w:tc>
@@ -3491,7 +3491,7 @@
                 <w:i w:val="0"/>
                 <w:sz w:val="17"/>
               </w:rPr>
-              <w:t>19 (36.5)</w:t>
+              <w:t>9 (17.3)</w:t>
             </w:r>
           </w:p>
         </w:tc>
@@ -3658,7 +3658,7 @@
           <w:i/>
           <w:sz w:val="17"/>
         </w:rPr>
-        <w:t>Groups overlap, because a child could receive more than one index test; columns therefore do not sum to the cohort total. Age at operation was calculated as age at admission for the operative encounter plus the interval from admission to operation. Presenting features were extracted from admission records by text search and are documentation rates, not verified prevalences; "repeated" also captures vomiting repeated over hours or days, so that row is not a measure of chronic presentation. The rightmost column shows the 52 children who received none of the three index tests; all of them nonetheless had other preoperative imaging (Figure 1). IQR interquartile range, UGI upper gastrointestinal.</w:t>
+        <w:t>Groups overlap, because a child could receive more than one index test; columns therefore do not sum to the cohort total. Age at operation was calculated as age at admission for the operative encounter plus the interval from admission to operation. Presenting features were extracted from admission records by text search and are documentation rates, not verified prevalences. Symptom duration is the longest duration of a gastrointestinal symptom stated in the chief complaint of the operative admission; a child whose chief complaint stated none was counted as not having symptoms for 1 month or longer. The rightmost column shows the 52 children who received none of the three index tests; all of them nonetheless had other preoperative imaging (Figure 1). IQR interquartile range, UGI upper gastrointestinal.</w:t>
       </w:r>
     </w:p>
     <w:p>

--- a/JACR_3_Manuscript_masked.docx
+++ b/JACR_3_Manuscript_masked.docx
@@ -24,7 +24,7 @@
         <w:spacing w:after="160" w:line="480" w:lineRule="auto"/>
       </w:pPr>
       <w:r>
-        <w:t>Word count: 2,986 (Introduction through Take-Home Points; excluding abstract, references, tables and figure legends); Tables: 4; Figures: 3; Supplemental material: Supplements 1–3</w:t>
+        <w:t>Word count: 2,989 (Introduction through Take-Home Points; excluding abstract, references, tables and figure legends); Tables: 4; Figures: 3; Supplemental material: Supplements 1–4</w:t>
       </w:r>
     </w:p>
     <w:p>
@@ -88,7 +88,7 @@
         <w:t>Discussion:</w:t>
       </w:r>
       <w:r>
-        <w:t xml:space="preserve"> Positive routine ultrasound reports rested almost entirely on the whirlpool sign, and the duodenal landmarks to which published performance is attributed were rarely documented. Whether documenting them would close the gap cannot be tested from reports, but their absence can be audited.</w:t>
+        <w:t xml:space="preserve"> Positive routine ultrasound reports rested almost entirely on the whirlpool sign, and the duodenal landmarks to which published performance is attributed were rarely documented. Documentation, unlike accuracy, can be audited without a reference standard; we provide the criteria as a minimum reporting dataset.</w:t>
       </w:r>
     </w:p>
     <w:p>
@@ -126,7 +126,7 @@
         <w:spacing w:after="160" w:line="480" w:lineRule="auto"/>
       </w:pPr>
       <w:r>
-        <w:t>The upper gastrointestinal (UGI) contrast series has long been the reference imaging test, based on the position of the duodenojejunal junction and the course of the proximal small bowel [5–7], despite well-described mimics [8]. Abdominal CT is not a dedicated test, and the mesenteric swirl it may show is neither reliably present nor specific in children [9, 10]. The field has moved toward ultrasound: series report sensitivities of 93–97%, a systematic review of 17 studies and 2,257 children estimated a pooled sensitivity of 94% [11–13], and a single-center study of 539 children supported ultrasound as a safe first-line test [14]. This performance is attributed to specific technical elements rather than to the modality itself: the third portion of the duodenum (D3), the duodenojejunal junction, the superior mesenteric artery–vein relationship, enteric fluid and dynamic graded compression [12, 13, 15–17]. The same literature records these elements as demanding and not universally achievable, and D3 position alone as insufficient for diagnosis [18].</w:t>
+        <w:t>The upper gastrointestinal (UGI) contrast series has long been the reference imaging test, based on the position of the duodenojejunal junction and the course of the proximal small bowel [5–7], despite well-described mimics [8]. Abdominal CT is not a dedicated test, and the mesenteric swirl it may show is neither reliably present nor specific in children [9, 10]. The field has moved toward ultrasound: series report sensitivities of 93–97%, a systematic review of 17 studies and 2,257 children estimated a pooled sensitivity of 94% [11–13], and a single-center study of 539 children supported ultrasound as a safe first-line test [14]. This performance is attributed to specific technical elements rather than to the modality itself: the third portion of the duodenum (D3), the duodenojejunal junction, the superior mesenteric artery–vein relationship, enteric fluid and dynamic graded compression [12, 13, 15–17]. The same literature records these elements as demanding and not universally achievable, and D3 position alone as insufficient for diagnosis [18]. The 2020 ACR Appropriateness Criteria, which predate most of this evidence, rate ultrasound as "may be appropriate" and the UGI series as "usually appropriate" for bilious vomiting in infants older than 2 days [19].</w:t>
       </w:r>
     </w:p>
     <w:p>
@@ -134,7 +134,7 @@
         <w:spacing w:after="160" w:line="480" w:lineRule="auto"/>
       </w:pPr>
       <w:r>
-        <w:t>The 2025 multicenter series measured performance from the original clinical reports, after excluding non-diagnostic and equivocal examinations [13]. Whether routine reports from a general pediatric ultrasound service document the elements to which that performance is attributed, and how this relates to whether the diagnosis is reported, has not to our knowledge been examined at scale.</w:t>
+        <w:t>The 2025 multicenter series measured performance from the original clinical reports, after excluding non-diagnostic and equivocal examinations [13]. A report audit of the UGI series for malrotation found discrepancies with blinded re-reading and proposed a structured template [20], but whether routine reports from a general pediatric ultrasound service document the elements to which that performance is attributed, and how this relates to whether the diagnosis is reported, has not to our knowledge been examined at scale.</w:t>
       </w:r>
     </w:p>
     <w:p>
@@ -142,7 +142,7 @@
         <w:spacing w:after="160" w:line="480" w:lineRule="auto"/>
       </w:pPr>
       <w:r>
-        <w:t>We therefore audited 13.6 years of routine reports at a tertiary children's hospital. Because every child had surgically confirmed malrotation, the study measures how often the disease was reported and with what documented content, not how accurate the tests are. The UGI series and CT are reported alongside ultrasound to show where ultrasound sat in the diagnostic pathway, not to rank them.</w:t>
+        <w:t>We therefore audited 13.6 years of routine reports at a tertiary children's hospital. Because every child had surgically confirmed malrotation, the study measures how often the disease was reported and with what documented content, not how accurate the tests are. The UGI series and CT are reported alongside ultrasound to show where ultrasound sat in the diagnostic pathway, not to rank them. The audit criteria are provided as a minimum reporting dataset that other departments can apply (Supplement 4).</w:t>
       </w:r>
     </w:p>
     <w:p>
@@ -166,7 +166,7 @@
         <w:spacing w:after="160" w:line="480" w:lineRule="auto"/>
       </w:pPr>
       <w:r>
-        <w:t xml:space="preserve">This was a retrospective, single-center, case-only report audit approved by the institutional review board with waiver of consent. Reporting follows STROBE [19]; STARD was not used, as the design is not that of a diagnostic accuracy study. The cohort includes no children in whom malrotation was suspected and excluded. The outcome is the </w:t>
+        <w:t xml:space="preserve">This was a retrospective, single-center, case-only report audit approved by the institutional review board with waiver of consent. Reporting follows STROBE [21]; STARD was not used, as the design is not that of a diagnostic accuracy study. The cohort includes no children in whom malrotation was suspected and excluded. The outcome is the </w:t>
       </w:r>
       <w:r>
         <w:rPr>
@@ -175,7 +175,7 @@
         <w:t>report-level detection rate among surgically confirmed children who underwent the test</w:t>
       </w:r>
       <w:r>
-        <w:t>. We avoid the term "sensitivity", which applies only within the indication-selected group that underwent each test and does not transfer to children investigated for suspicion. Specificity, predictive values and any accuracy-based ranking cannot be estimated. The whirlpool sign is a sign of volvulus rather than of malrotation [20].</w:t>
+        <w:t>. We avoid the term "sensitivity", which applies only within the indication-selected group that underwent each test and does not transfer to children investigated for suspicion. Specificity, predictive values and any accuracy-based ranking cannot be estimated. The whirlpool sign is a sign of volvulus rather than of malrotation [22].</w:t>
       </w:r>
     </w:p>
     <w:p>
@@ -207,7 +207,7 @@
         <w:spacing w:after="160" w:line="480" w:lineRule="auto"/>
       </w:pPr>
       <w:r>
-        <w:t>Ultrasound was reported by ultrasound physicians, and CT and the UGI series by radiologists, during routine care, unaware of the operative findings but not blinded to clinical history or previous imaging, and not by a designated reader group. Reports were free text, with no structured malrotation template in use. The department reports no change in ultrasound equipment, reporting staff or protocol during the study period, and attributes the change in practice from about 2021 to growing awareness of the diagnosis; this account was given retrospectively rather than recorded at the time.</w:t>
+        <w:t>Ultrasound was reported by ultrasound physicians, and CT and the UGI series by radiologists, during routine care, unaware of the operative findings but not blinded to clinical history or previous imaging, and not by a designated reader group. Reports were free text, with no structured malrotation template in use. The department reports no change in ultrasound equipment, reporting staff or protocol during the study period.</w:t>
       </w:r>
     </w:p>
     <w:p>
@@ -239,7 +239,7 @@
         <w:spacing w:after="160" w:line="480" w:lineRule="auto"/>
       </w:pPr>
       <w:r>
-        <w:t>Report text was classified using a rule-based, clause-level algorithm with explicit negation handling [21] (rules, label distribution and worked misclassification examples in Supplement 1). A pediatric surgeon, one of the authors, blinded to the operative findings adjudicated 32 reports: agreement was 92% (Cohen kappa 0.83, 95% CI 0.61–1.00) in a stratified random sample of 24, and a targeted review of 8 suspected discordances found 5 further under-calls, excluded from the agreement statistics. A two-directional screen of every index examination then returned nine positives that no diagnostic term or sign pattern supported, three of which source review confirmed as over-calls. All errors were corrected; because adjudication read the whole report, the final label is the algorithmic label after review, not the conclusion alone. With a single adjudicator, interobserver agreement on the detection label could not be estimated.</w:t>
+        <w:t>Report text was classified using a rule-based, clause-level algorithm with explicit negation handling [23] (Supplement 1). A pediatric surgeon, one of the authors, blinded to the operative findings adjudicated 32 reports: agreement was 92% (Cohen kappa 0.83, 95% CI 0.61–1.00) in a stratified random sample of 24, and a targeted review of 8 suspected discordances found 5 further under-calls, excluded from the agreement statistics. A two-directional screen of every index examination then returned nine positives that no diagnostic term or sign pattern supported, three of which source review confirmed as over-calls. All errors were corrected; because adjudication read the whole report, the final label is the algorithmic label after review, not the conclusion alone. With a single adjudicator, interobserver agreement on the detection label could not be estimated.</w:t>
       </w:r>
     </w:p>
     <w:p>
@@ -255,7 +255,7 @@
         <w:spacing w:after="160" w:line="480" w:lineRule="auto"/>
       </w:pPr>
       <w:r>
-        <w:t>Detection rates are presented with denominators and Wilson 95% confidence intervals (CIs). All analysis variables were complete. Between-modality comparison used a generalized estimating equation (GEE) logistic model [22] with an exchangeable working correlation, patient-level clustering and cluster-robust standard errors, unadjusted and adjusted for era (2012–2018 vs 2019–2026) and age group. Modalities a child did not undergo are unobserved outcomes, not missing at random here, so these coefficients describe reporting among children who underwent each test. A pre-specified modality-by-volvulus interaction was not estimable in the three-modality model, as no ultrasound examination was positive among the five children without volvulus; the estimable UGI-versus-CT interaction and a Firth penalized estimate of the separated contrast are given in Supplement 2 [23, 24]. In the subgroup that underwent all three modalities, detection was compared using the Cochran Q test, the exact McNemar test and paired differences with bootstrap CIs (Supplement 2). The temporal change was explored, after inspection of the data, using modality-specific logistic models of detection on era before and after adding one covariate (booking category or contrast enhancement), reported as odds ratios and average marginal effects (Table 4); the era boundary was varied from 2019 to 2022 and era-by-covariate interactions fitted. Attenuation was not interpreted as mediation. P values were not adjusted for multiplicity, and Supplement 2 lists which analyses were pre-specified and which were decided after inspection of the data. Analyses used Python 3.11 (statsmodels 0.15, SciPy 1.17).</w:t>
+        <w:t>Detection rates are presented with denominators and Wilson 95% confidence intervals (CIs). All analysis variables were complete. Between-modality comparison used a generalized estimating equation (GEE) logistic model [24] with an exchangeable working correlation, patient-level clustering and cluster-robust standard errors, unadjusted and adjusted for era (2012–2018 vs 2019–2026) and age group. Modalities a child did not undergo are unobserved outcomes, not missing at random here, so these coefficients describe reporting among children who underwent each test. A pre-specified modality-by-volvulus interaction was not estimable, no ultrasound examination being positive among the five children without volvulus; a Firth penalized estimate is given in Supplement 2 [25, 26]. In the subgroup that underwent all three modalities, detection was compared using the Cochran Q test, the exact McNemar test and paired differences with bootstrap CIs (Supplement 2). The temporal change was explored, after inspection of the data, using modality-specific logistic models of detection on era before and after adding one covariate (booking category or contrast enhancement), reported as odds ratios and average marginal effects (Table 4); the era boundary was varied from 2019 to 2022 and era-by-covariate interactions fitted. Attenuation was not interpreted as mediation. P values were not adjusted for multiplicity; Supplement 2 lists which analyses were pre-specified. Analyses used Python 3.11 (statsmodels 0.15, SciPy 1.17).</w:t>
       </w:r>
     </w:p>
     <w:p>
@@ -327,7 +327,7 @@
         <w:spacing w:after="160" w:line="480" w:lineRule="auto"/>
       </w:pPr>
       <w:r>
-        <w:t>In 2018 the horizontal duodenum was described passing anterior to the superior mesenteric artery after oral contrast; in 2022 it was followed between the artery and the aorta with the duodenojejunal junction identified, the only examination resembling the published technique [16, 17]; in 2024 it could not be filled and further imaging was advised.</w:t>
+        <w:t>Of these three, only one, in 2022, followed D3 between the artery and the aorta and identified the duodenojejunal junction, as the published technique describes [16, 17].</w:t>
       </w:r>
     </w:p>
     <w:p>
@@ -351,7 +351,7 @@
         <w:spacing w:after="160" w:line="480" w:lineRule="auto"/>
       </w:pPr>
       <w:r>
-        <w:t>In this exploratory analysis, ultrasound detection was 42.1% (16/38) in 2012–2018 and 60.8% (48/79) in 2019–2026, a difference of +18.7 percentage points whose 95% CI (−0.2 to +37.7) includes zero; CT detection rose and UGI detection did not (Table 4). Sessions including a great-vessel study rose from 34.2% to 68.4%, and adding this booking indicator reduced the ultrasound difference to +8.4 (−10.6 to +29.2) percentage points; its odds ratio of 3.51 (1.56–7.87) lay between 3.21 and 4.04 at every era boundary from 2019 to 2022 (Supplement 2). Whirlpool reporting rose from 39.5% to 55.7%, whereas D3 or the duodenojejunal junction was documented in one and two examinations.</w:t>
+        <w:t>In this exploratory analysis, ultrasound detection was 42.1% (16/38) in 2012–2018 and 60.8% (48/79) in 2019–2026, a difference of +18.7 percentage points whose 95% CI (−0.2 to +37.7) includes zero; CT detection rose and UGI detection did not (Table 4). Sessions including a great-vessel study rose from 34.2% to 68.4%, and adding this booking indicator reduced the ultrasound difference to +8.4 (−10.6 to +29.2) percentage points (Supplement 2). Whirlpool reporting rose from 39.5% to 55.7%, whereas D3 or the duodenojejunal junction was documented in one and two examinations.</w:t>
       </w:r>
     </w:p>
     <w:p>
@@ -392,7 +392,7 @@
         <w:spacing w:after="160" w:line="480" w:lineRule="auto"/>
       </w:pPr>
       <w:r>
-        <w:t>Over 13.6 years, routine ultrasound reports for children who proved to have intestinal malrotation rarely recorded the duodenal anatomy to which contemporary ultrasound accuracy is attributed: D3 or the duodenojejunal junction in three of 117 examinations, enteric fluid in two. The finding they did record was the whirlpool sign, present in about half of all examinations and of the children in whom operation confirmed volvulus. In this setting a positive report rested almost entirely on a sign of volvulus.</w:t>
+        <w:t>Over 13.6 years, routine ultrasound reports for children who proved to have intestinal malrotation rarely recorded the duodenal anatomy to which contemporary ultrasound accuracy is attributed: D3 or the duodenojejunal junction in three of 117 examinations, enteric fluid in two. The finding they did record was the whirlpool sign, present in about half of all examinations and of the children in whom operation confirmed volvulus. Such a gap might be expected with free-text reports and no condition-specific protocol, as here; the audit shows its size and its consequence: a positive report rested almost entirely on a sign of volvulus.</w:t>
       </w:r>
     </w:p>
     <w:p>
@@ -400,7 +400,7 @@
         <w:spacing w:after="160" w:line="480" w:lineRule="auto"/>
       </w:pPr>
       <w:r>
-        <w:t>Malrotation or volvulus was named in 54.7% of the surgically confirmed children who underwent ultrasound, compared with 93% in the original clinical reports and 97% on blinded review in the 2025 multicenter series, which excluded non-diagnostic and equivocal examinations [13] (in a multi-institutional cohort, 25.7% of examinations for malrotation were non-diagnostic on the original report [25]), and a pooled 94% in meta-analysis [11], both in children investigated for suspicion. These figures are not interchangeable: ours is conditioned on confirmed disease and on the indications that selected these children, theirs on those exclusions, so the difference combines case mix, examination quality and technique in proportions this audit cannot separate. What it does show is that the elements to which published performance is attributed were almost never documented here: D3 [16, 17], the most accurate single sign in the 2025 series [13]; the duodenojejunal junction [12, 15]; and enteric fluid, associated with better performance in meta-analysis [11]. Whether documenting them would have raised detection cannot be tested, as documentation is a lower bound on what was done.</w:t>
+        <w:t>Malrotation or volvulus was named in 54.7% of the surgically confirmed children who underwent ultrasound, compared with 93% in the original clinical reports and 97% on blinded review in the 2025 multicenter series, which excluded non-diagnostic and equivocal examinations [13] (in a multi-institutional cohort, 25.7% of examinations for malrotation were non-diagnostic on the original report [27]), and a pooled 94% in meta-analysis [11], both in children investigated for suspicion. These figures are not interchangeable: ours is conditioned on confirmed disease and on the indications that selected these children, theirs on those exclusions, so the difference combines case mix, examination quality and technique in proportions this audit cannot separate. What it does show is that the elements to which published performance is attributed were almost never documented here: D3 [16, 17], the most accurate single sign in the 2025 series [13]; the duodenojejunal junction [12, 15]; and enteric fluid, associated with better performance in meta-analysis [11]. Whether documenting them would have raised detection cannot be tested, as documentation is a lower bound on what was done.</w:t>
       </w:r>
     </w:p>
     <w:p>
@@ -408,7 +408,7 @@
         <w:spacing w:after="160" w:line="480" w:lineRule="auto"/>
       </w:pPr>
       <w:r>
-        <w:t>The temporal analysis is exploratory. The crude rise in ultrasound detection was itself imprecise, the booking indicator was chosen after inspection of the data, and the earlier era contributed only 38 examinations. Adding the indicator roughly halved the estimated rise, but booking was not randomized: a child suspected of volvulus is both more likely to be booked for a vessel study and more likely to have a whirlpool, so indication and technique cannot be separated. The consistent observation is descriptive: duodenal landmarks were documented no more often in the later era, while whirlpool reporting rose.</w:t>
+        <w:t>The temporal analysis is exploratory: the crude rise was imprecise, the booking indicator was chosen after inspection of the data, and booking was not randomized, as a child suspected of volvulus is both more likely to be booked for a vessel study and more likely to have a whirlpool. The consistent observation is descriptive: duodenal landmarks were documented no more often in the later era, while whirlpool reporting rose.</w:t>
       </w:r>
     </w:p>
     <w:p>
@@ -424,7 +424,7 @@
         <w:spacing w:after="160" w:line="480" w:lineRule="auto"/>
       </w:pPr>
       <w:r>
-        <w:t>Departments adopting an ultrasound-first pathway on the basis of sensitivities of 93–97% should first establish that their examinations resemble those that produced them. Here the duodenal landmarks remained largely undocumented throughout the study period. A structured report requiring explicit statements on D3, the duodenojejunal junction and study adequacy would make this gap auditable. These data cannot estimate the negative predictive value of a routine report, but a department whose reports lack these elements should not assume that published values apply to its own.</w:t>
+        <w:t>The documentation gap bears on departments adopting an ultrasound-first pathway on the basis of sensitivities of 93–97%, and on guidance weighing that evidence [19]: published performance applies only where examinations resemble those that produced it. Unlike accuracy, documentation needs no reference standard and can be audited prospectively in every examination requested for suspected malrotation. Supplement 4 sets out the audited elements as a minimum reporting dataset, with this audit as the baseline for a second cycle. These data cannot estimate the negative predictive value of a routine report, but a department whose reports lack these elements should not assume that published values apply to its own.</w:t>
       </w:r>
     </w:p>
     <w:p>
@@ -448,7 +448,7 @@
         <w:spacing w:after="160" w:line="480" w:lineRule="auto"/>
       </w:pPr>
       <w:r>
-        <w:t>Index tests were classified from report text rather than blinded image review, so the study measures reported detection rather than achievable image-based accuracy; a finding seen but not recorded and an inadequate examination reported as normal cannot be distinguished, although the report is what clinicians act on. The certainty tiers were derived from the same text and, unlike the positive–negative label, were not separately adjudicated. Radiation dose could not be captured, and whether the deficit at this center generalizes is unknown.</w:t>
+        <w:t>Index tests were classified from report text rather than blinded image review, so the study measures reported detection rather than achievable image-based accuracy; a finding seen but not recorded and an inadequate examination reported as normal cannot be distinguished, although the report is what clinicians act on. The certainty tiers were derived from the same text and, unlike the positive–negative label, were not separately adjudicated. Radiation dose could not be captured. This is one audit cycle at one center: whether the deficit generalizes, whether a structured report would raise documentation and whether documentation would raise detection are unknown.</w:t>
       </w:r>
     </w:p>
     <w:p>
@@ -488,7 +488,7 @@
         <w:spacing w:after="160" w:line="480" w:lineRule="auto"/>
       </w:pPr>
       <w:r>
-        <w:t>• Before assuming that published ultrasound performance applies locally, departments should audit whether their own reports document the duodenal landmarks; a structured report would make the gap auditable.</w:t>
+        <w:t>• Documentation, unlike accuracy, can be audited without a reference standard; the audit criteria are provided as a minimum reporting dataset, with this audit as the baseline for re-audit.</w:t>
       </w:r>
     </w:p>
     <w:p>
@@ -539,6 +539,20 @@
       </w:r>
       <w:r>
         <w:t xml:space="preserve"> Content audit of the 313 CT and 293 upper gastrointestinal series index examinations, with detection conditional on documented content.</w:t>
+      </w:r>
+    </w:p>
+    <w:p>
+      <w:pPr>
+        <w:spacing w:after="160" w:line="480" w:lineRule="auto"/>
+      </w:pPr>
+      <w:r>
+        <w:rPr>
+          <w:b/>
+        </w:rPr>
+        <w:t>Supplement 4.</w:t>
+      </w:r>
+      <w:r>
+        <w:t xml:space="preserve"> A minimum reporting dataset for ultrasound in suspected intestinal malrotation, with the documentation rates of this audit as the baseline, and how to re-audit against it without a reference standard.</w:t>
       </w:r>
     </w:p>
     <w:p>
@@ -1109,7 +1123,55 @@
         <w:rPr>
           <w:sz w:val="20"/>
         </w:rPr>
-        <w:t xml:space="preserve">19. von Elm E, Altman DG, Egger M, Pocock SJ, Gøtzsche PC, Vandenbroucke JP; STROBE Initiative. The Strengthening the Reporting of Observational Studies in Epidemiology (STROBE) statement: guidelines for reporting observational studies. </w:t>
+        <w:t xml:space="preserve">19. Expert Panel on Pediatric Imaging; Alazraki AL, Rigsby CK, Iyer RS, et al. ACR Appropriateness Criteria® Vomiting in Infants. </w:t>
+      </w:r>
+      <w:r>
+        <w:rPr>
+          <w:i/>
+          <w:sz w:val="20"/>
+        </w:rPr>
+        <w:t>J Am Coll Radiol</w:t>
+      </w:r>
+      <w:r>
+        <w:rPr>
+          <w:sz w:val="20"/>
+        </w:rPr>
+        <w:t>. 2020;17(11S):S505-S515. doi:10.1016/j.jacr.2020.09.002</w:t>
+      </w:r>
+    </w:p>
+    <w:p>
+      <w:pPr>
+        <w:spacing w:after="60" w:line="480" w:lineRule="auto"/>
+      </w:pPr>
+      <w:r>
+        <w:rPr>
+          <w:sz w:val="20"/>
+        </w:rPr>
+        <w:t xml:space="preserve">20. Keenan LN, Sewchuran T. Audit of upper gastrointestinal tract series examinations for diagnosing intestinal malrotation in a resource-limited radiology department in Southern Africa. </w:t>
+      </w:r>
+      <w:r>
+        <w:rPr>
+          <w:i/>
+          <w:sz w:val="20"/>
+        </w:rPr>
+        <w:t>Surg Pract Sci</w:t>
+      </w:r>
+      <w:r>
+        <w:rPr>
+          <w:sz w:val="20"/>
+        </w:rPr>
+        <w:t>. 2023;14:100183. doi:10.1016/j.sipas.2023.100183</w:t>
+      </w:r>
+    </w:p>
+    <w:p>
+      <w:pPr>
+        <w:spacing w:after="60" w:line="480" w:lineRule="auto"/>
+      </w:pPr>
+      <w:r>
+        <w:rPr>
+          <w:sz w:val="20"/>
+        </w:rPr>
+        <w:t xml:space="preserve">21. von Elm E, Altman DG, Egger M, Pocock SJ, Gøtzsche PC, Vandenbroucke JP; STROBE Initiative. The Strengthening the Reporting of Observational Studies in Epidemiology (STROBE) statement: guidelines for reporting observational studies. </w:t>
       </w:r>
       <w:r>
         <w:rPr>
@@ -1133,7 +1195,7 @@
         <w:rPr>
           <w:sz w:val="20"/>
         </w:rPr>
-        <w:t xml:space="preserve">20. Shimanuki Y, Aihara T, Takano H, et al. Clockwise whirlpool sign at color Doppler US: an objective and definite sign of midgut volvulus. </w:t>
+        <w:t xml:space="preserve">22. Shimanuki Y, Aihara T, Takano H, et al. Clockwise whirlpool sign at color Doppler US: an objective and definite sign of midgut volvulus. </w:t>
       </w:r>
       <w:r>
         <w:rPr>
@@ -1157,7 +1219,7 @@
         <w:rPr>
           <w:sz w:val="20"/>
         </w:rPr>
-        <w:t xml:space="preserve">21. López-Úbeda P, Martín-Noguerol T, Juluru K, Luna A. Natural language processing in radiology: update on clinical applications. </w:t>
+        <w:t xml:space="preserve">23. López-Úbeda P, Martín-Noguerol T, Juluru K, Luna A. Natural language processing in radiology: update on clinical applications. </w:t>
       </w:r>
       <w:r>
         <w:rPr>
@@ -1181,7 +1243,7 @@
         <w:rPr>
           <w:sz w:val="20"/>
         </w:rPr>
-        <w:t xml:space="preserve">22. Zeger SL, Liang KY. Longitudinal data analysis for discrete and continuous outcomes. </w:t>
+        <w:t xml:space="preserve">24. Zeger SL, Liang KY. Longitudinal data analysis for discrete and continuous outcomes. </w:t>
       </w:r>
       <w:r>
         <w:rPr>
@@ -1205,7 +1267,7 @@
         <w:rPr>
           <w:sz w:val="20"/>
         </w:rPr>
-        <w:t xml:space="preserve">23. Firth D. Bias reduction of maximum likelihood estimates. </w:t>
+        <w:t xml:space="preserve">25. Firth D. Bias reduction of maximum likelihood estimates. </w:t>
       </w:r>
       <w:r>
         <w:rPr>
@@ -1229,7 +1291,7 @@
         <w:rPr>
           <w:sz w:val="20"/>
         </w:rPr>
-        <w:t xml:space="preserve">24. Heinze G, Schemper M. A solution to the problem of separation in logistic regression. </w:t>
+        <w:t xml:space="preserve">26. Heinze G, Schemper M. A solution to the problem of separation in logistic regression. </w:t>
       </w:r>
       <w:r>
         <w:rPr>
@@ -1253,7 +1315,7 @@
         <w:rPr>
           <w:sz w:val="20"/>
         </w:rPr>
-        <w:t xml:space="preserve">25. El-Ali AM, Schiess DM, Van Tassel D, et al. Ultrasound for midgut volvulus and malrotation: frequency and predictors of a non-diagnostic examination in a multi-institutional cohort. </w:t>
+        <w:t xml:space="preserve">27. El-Ali AM, Schiess DM, Van Tassel D, et al. Ultrasound for midgut volvulus and malrotation: frequency and predictors of a non-diagnostic examination in a multi-institutional cohort. </w:t>
       </w:r>
       <w:r>
         <w:rPr>

--- a/JACR_3_Manuscript_masked.docx
+++ b/JACR_3_Manuscript_masked.docx
@@ -24,7 +24,7 @@
         <w:spacing w:after="160" w:line="480" w:lineRule="auto"/>
       </w:pPr>
       <w:r>
-        <w:t>Word count: 2,989 (Introduction through Take-Home Points; excluding abstract, references, tables and figure legends); Tables: 4; Figures: 3; Supplemental material: Supplements 1–4</w:t>
+        <w:t>Word count: 2,995 (Introduction through Take-Home Points; excluding abstract, references, tables and figure legends); Tables: 4; Figures: 3; Supplemental material: Supplements 1–4</w:t>
       </w:r>
     </w:p>
     <w:p>
@@ -191,7 +191,7 @@
         <w:spacing w:after="160" w:line="480" w:lineRule="auto"/>
       </w:pPr>
       <w:r>
-        <w:t>The institutional clinical research database supplied the records of 711 children with a recorded diagnosis of intestinal malrotation between December 2012 and June 2026, including 559 operative records in 499 children. Every operative record was read, and operations whose operative diagnosis named intestinal malrotation or whose procedure was recorded as a Ladd procedure were selected (search strings in Supplement 1): 503 records in 465 children. The anchor operation was each child's first such operation. All operative records were re-read for 34 children whose anchor operation was not named as a malrotation procedure or followed earlier malrotation surgery: 19 were retained and 15 excluded, 6 in whom that operation did not confirm malrotation and 9 reoperations after earlier malrotation surgery. The remaining 450 consecutive children form the reference standard. Midgut volvulus was defined by an explicit operative statement of torsion or by a documented degree of midgut or mesenteric rotation, with no minimum degree required (see Limitations). No sample-size calculation was performed.</w:t>
+        <w:t>The institutional clinical research database supplied the records of 711 children with a recorded diagnosis of intestinal malrotation between December 2012 and June 2026, including 559 operative records in 499 children. Every operative record was read, and operations whose operative diagnosis named intestinal malrotation or whose procedure was recorded as a Ladd procedure were selected (search strings in Supplement 1): 503 records in 465 children. The anchor operation was each child's first such operation. One author, with the imaging labels visible, re-read all operative records for 34 children whose anchor operation was not named as a malrotation procedure or followed earlier malrotation surgery: 19 were retained and 15 excluded, 6 in whom that operation did not confirm malrotation and 9 reoperations (Supplement 1). The remaining 450 consecutive children form the reference standard. Midgut volvulus was defined by an explicit operative statement of torsion or by a documented degree of midgut or mesenteric rotation, with no minimum degree required (see Limitations). No sample-size calculation was performed.</w:t>
       </w:r>
     </w:p>
     <w:p>
@@ -223,7 +223,7 @@
         <w:spacing w:after="160" w:line="480" w:lineRule="auto"/>
       </w:pPr>
       <w:r>
-        <w:t>Each ultrasound index examination was coded by two readers, an ultrasound physician and a pediatric surgeon, working independently from the findings and conclusion text against written criteria for twelve elements, from D3 and the duodenojejunal junction to the whirlpool sign and limiting bowel gas (Table 3). Technique elements were counted as documented whether the finding was normal or abnormal; the whirlpool sign, a finding, only where described as present. Agreement was assessed with Cohen kappa and disagreements adjudicated. Booking category and bedside performance were taken from the examination name, and CT and UGI landmarks were coded by text patterns (Supplement 1).</w:t>
+        <w:t>Each ultrasound index examination was coded by two readers, an ultrasound physician and a pediatric surgeon, both authors, working independently from the findings and conclusion text against written criteria for twelve elements, from D3 and the duodenojejunal junction to the whirlpool sign and limiting bowel gas (Table 3). Technique elements were counted as documented whether the finding was normal or abnormal; the whirlpool sign, a finding, only where described as present. Agreement was assessed with Cohen kappa and disagreements adjudicated. Booking category and bedside performance were taken from the examination name, and CT and UGI landmarks were coded by text patterns (Supplement 1).</w:t>
       </w:r>
     </w:p>
     <w:p>
@@ -7482,7 +7482,7 @@
           <w:i/>
           <w:sz w:val="17"/>
         </w:rPr>
-        <w:t>The index examination is the examination episode closest to operation, pooling all reports of that modality issued that day. Content was coded from the findings and conclusion text by two readers, an ultrasound physician and a pediatric surgeon, working independently against written criteria; 5 of 1,428 item codes differed and were adjudicated against the criteria (Supplement 1, Section K). This is an audit of what was recorded and is a lower bound on what was performed: an element assessed but not documented cannot be distinguished from one never assessed. Technique elements count as documented whether the finding was normal or abnormal; the artery–vein relationship counts only where the position of the two vessels relative to each other was stated, and the whirlpool sign only where it was described as present. Enteric fluid administration counts only examinations stating that fluid was given (oral contrast or nasogastric instillation); observed luminal fluid without a stated route was not counted. Booking categories were coded from the examination name and are not mutually exclusive: 28 sessions were booked as both gastrointestinal and great-vessel studies, 4 as gastrointestinal and pyloric, and 3 as great-vessel and pyloric. Denominators of fewer than 10 are shown without a percentage.</w:t>
+        <w:t>The index examination is the examination episode closest to operation, pooling all reports of that modality issued that day. Content was coded from the findings and conclusion text by two readers, an ultrasound physician and a pediatric surgeon, both authors, working independently against written criteria; 5 of 1,428 item codes differed and were adjudicated against the criteria (Supplement 1, Section K). This is an audit of what was recorded and is a lower bound on what was performed: an element assessed but not documented cannot be distinguished from one never assessed. Technique elements count as documented whether the finding was normal or abnormal; the artery–vein relationship counts only where the position of the two vessels relative to each other was stated, and the whirlpool sign only where it was described as present. Enteric fluid administration counts only examinations stating that fluid was given (oral contrast or nasogastric instillation); observed luminal fluid without a stated route was not counted. Booking categories were coded from the examination name and are not mutually exclusive: 28 sessions were booked as both gastrointestinal and great-vessel studies, 4 as gastrointestinal and pyloric, and 3 as great-vessel and pyloric. Denominators of fewer than 10 are shown without a percentage.</w:t>
       </w:r>
     </w:p>
     <w:p>

--- a/JACR_3_Manuscript_masked.docx
+++ b/JACR_3_Manuscript_masked.docx
@@ -24,7 +24,7 @@
         <w:spacing w:after="160" w:line="480" w:lineRule="auto"/>
       </w:pPr>
       <w:r>
-        <w:t>Word count: 2,995 (Introduction through Take-Home Points; excluding abstract, references, tables and figure legends); Tables: 4; Figures: 3; Supplemental material: Supplements 1–4</w:t>
+        <w:t>Word count: 2,996 (Introduction through Take-Home Points; excluding abstract, references, tables and figure legends); Tables: 4; Figures: 3; Supplemental material: Supplements 1–4</w:t>
       </w:r>
     </w:p>
     <w:p>
@@ -287,7 +287,7 @@
         <w:spacing w:after="160" w:line="480" w:lineRule="auto"/>
       </w:pPr>
       <w:r>
-        <w:t>The modality groups were not interchangeable (Table 1). Ultrasound was performed more often in children with volvulus, its use rising from 13% to 51% of operated children between eras. Among children who underwent more than one index test, the UGI series was the last preoperative test in 75.0% of those who received it against 19.2% for CT, and detection was higher in that position (80.0% [144/180] vs 70.0% [42/60] for the UGI series), a feature of the pathway rather than of the test.</w:t>
+        <w:t>The modality groups were not interchangeable (Table 1). Ultrasound was performed more often in children with volvulus, its use rising from 13% to 51% of operated children between eras. Among children who underwent more than one index test, the UGI series was the last preoperative test in 75.0% of those who received it against 19.2% for CT, and UGI detection was higher when it came last (80.0% [144/180] vs 70.0% [42/60] when it did not), a feature of the pathway rather than of the test.</w:t>
       </w:r>
     </w:p>
     <w:p>
@@ -367,7 +367,7 @@
         <w:spacing w:after="160" w:line="480" w:lineRule="auto"/>
       </w:pPr>
       <w:r>
-        <w:t xml:space="preserve">Fifty-nine children underwent all three modalities. This subgroup, in whom the diagnosis remained uncertain, was more severely affected than the other 339 imaged children (volvulus 96.6% vs 87.9%; neonates 83.1% vs 67.3%). The UGI series was positive in 76.3%, ultrasound in 52.5% and CT in 45.8% (Cochran Q test, </w:t>
+        <w:t xml:space="preserve">Fifty-nine children underwent all three modalities. This subgroup, presumably selected by diagnostic uncertainty, was more severely affected than the other 339 imaged children (volvulus 96.6% vs 87.9%; neonates 83.1% vs 67.3%). The UGI series was positive in 76.3%, ultrasound in 52.5% and CT in 45.8% (Cochran Q test, </w:t>
       </w:r>
       <w:r>
         <w:rPr>
@@ -1383,7 +1383,7 @@
         <w:t>Figure 3. Ultrasound examination content and detection conditional on that content.</w:t>
       </w:r>
       <w:r>
-        <w:t xml:space="preserve"> A, Documented content of the 117 ultrasound index examinations, as coded by two independent readers. B, Report-level detection conditional on the two elements documented in more than seven examinations and on whether the session included a great-vessel study. Three examinations documented the third portion of the duodenum or the duodenojejunal junction. Detection when a whirlpool sign was reported is partly definitional, the sign being one of the positivity criteria; the informative contrast is the 5 of 58 examinations that named the diagnosis without one.</w:t>
+        <w:t xml:space="preserve"> A, Documented content of the 117 ultrasound index examinations, as coded by two independent readers. B, Report-level detection conditional on the two most often documented elements in panel A and on whether the session included a great-vessel study. Three examinations documented the third portion of the duodenum or the duodenojejunal junction. Detection when a whirlpool sign was reported is partly definitional, the sign being one of the positivity criteria; the informative contrast is the 5 of 58 examinations that named the diagnosis without one.</w:t>
       </w:r>
     </w:p>
     <w:p>
@@ -5109,7 +5109,7 @@
                 <w:i w:val="0"/>
                 <w:sz w:val="17"/>
               </w:rPr>
-              <w:t>2012–2018 (n=38)</w:t>
+              <w:t>2012–2018, n (of 38)</w:t>
             </w:r>
           </w:p>
         </w:tc>
@@ -5135,7 +5135,7 @@
                 <w:i w:val="0"/>
                 <w:sz w:val="17"/>
               </w:rPr>
-              <w:t>2019–2026 (n=79)</w:t>
+              <w:t>2019–2026, n (of 79)</w:t>
             </w:r>
           </w:p>
         </w:tc>

--- a/JACR_3_Manuscript_masked.docx
+++ b/JACR_3_Manuscript_masked.docx
@@ -24,7 +24,7 @@
         <w:spacing w:after="160" w:line="480" w:lineRule="auto"/>
       </w:pPr>
       <w:r>
-        <w:t>Word count: 2,996 (Introduction through Take-Home Points; excluding abstract, references, tables and figure legends); Tables: 4; Figures: 3; Supplemental material: Supplements 1–4</w:t>
+        <w:t>Word count: 2,998 (Introduction through Take-Home Points; excluding abstract, references, tables and figure legends); Tables: 4; Figures: 3; Supplemental material: Supplements 1–4</w:t>
       </w:r>
     </w:p>
     <w:p>
@@ -142,7 +142,7 @@
         <w:spacing w:after="160" w:line="480" w:lineRule="auto"/>
       </w:pPr>
       <w:r>
-        <w:t>We therefore audited 13.6 years of routine reports at a tertiary children's hospital. Because every child had surgically confirmed malrotation, the study measures how often the disease was reported and with what documented content, not how accurate the tests are. The UGI series and CT are reported alongside ultrasound to show where ultrasound sat in the diagnostic pathway, not to rank them. The audit criteria are provided as a minimum reporting dataset that other departments can apply (Supplement 4).</w:t>
+        <w:t>We therefore audited 13.6 years of routine reports at a tertiary children's hospital. Because every child had surgically confirmed malrotation, the study measures how often the disease was reported and with what documented content, not how accurate the tests are. The UGI series and CT are reported alongside ultrasound to show where ultrasound sat in the diagnostic pathway, not to rank them. The audit criteria are provided as a minimum reporting dataset (Supplement 4).</w:t>
       </w:r>
     </w:p>
     <w:p>
@@ -223,7 +223,7 @@
         <w:spacing w:after="160" w:line="480" w:lineRule="auto"/>
       </w:pPr>
       <w:r>
-        <w:t>Each ultrasound index examination was coded by two readers, an ultrasound physician and a pediatric surgeon, both authors, working independently from the findings and conclusion text against written criteria for twelve elements, from D3 and the duodenojejunal junction to the whirlpool sign and limiting bowel gas (Table 3). Technique elements were counted as documented whether the finding was normal or abnormal; the whirlpool sign, a finding, only where described as present. Agreement was assessed with Cohen kappa and disagreements adjudicated. Booking category and bedside performance were taken from the examination name, and CT and UGI landmarks were coded by text patterns (Supplement 1).</w:t>
+        <w:t>Each ultrasound index examination was coded by two readers, an ultrasound physician and a pediatric surgeon, both authors who had reported none of the examinations, working independently from the findings and conclusion text against written criteria for twelve elements, from D3 and the duodenojejunal junction to the whirlpool sign and limiting bowel gas (Table 3). Technique elements were counted as documented whether the finding was normal or abnormal; the whirlpool sign, a finding, only where described as present. Agreement was assessed with Cohen kappa and disagreements adjudicated. Booking category and bedside performance were taken from the examination name, and CT and UGI landmarks were coded by text patterns (Supplement 1).</w:t>
       </w:r>
     </w:p>
     <w:p>
@@ -7482,7 +7482,7 @@
           <w:i/>
           <w:sz w:val="17"/>
         </w:rPr>
-        <w:t>The index examination is the examination episode closest to operation, pooling all reports of that modality issued that day. Content was coded from the findings and conclusion text by two readers, an ultrasound physician and a pediatric surgeon, both authors, working independently against written criteria; 5 of 1,428 item codes differed and were adjudicated against the criteria (Supplement 1, Section K). This is an audit of what was recorded and is a lower bound on what was performed: an element assessed but not documented cannot be distinguished from one never assessed. Technique elements count as documented whether the finding was normal or abnormal; the artery–vein relationship counts only where the position of the two vessels relative to each other was stated, and the whirlpool sign only where it was described as present. Enteric fluid administration counts only examinations stating that fluid was given (oral contrast or nasogastric instillation); observed luminal fluid without a stated route was not counted. Booking categories were coded from the examination name and are not mutually exclusive: 28 sessions were booked as both gastrointestinal and great-vessel studies, 4 as gastrointestinal and pyloric, and 3 as great-vessel and pyloric. Denominators of fewer than 10 are shown without a percentage.</w:t>
+        <w:t>The index examination is the examination episode closest to operation, pooling all reports of that modality issued that day. Content was coded from the findings and conclusion text by two readers, an ultrasound physician and a pediatric surgeon, both authors who had reported none of the examinations, working independently against written criteria; 5 of 1,428 item codes differed and were adjudicated against the criteria (Supplement 1, Section K). This is an audit of what was recorded and is a lower bound on what was performed: an element assessed but not documented cannot be distinguished from one never assessed. Technique elements count as documented whether the finding was normal or abnormal; the artery–vein relationship counts only where the position of the two vessels relative to each other was stated, and the whirlpool sign only where it was described as present. Enteric fluid administration counts only examinations stating that fluid was given (oral contrast or nasogastric instillation); observed luminal fluid without a stated route was not counted. Booking categories were coded from the examination name and are not mutually exclusive: 28 sessions were booked as both gastrointestinal and great-vessel studies, 4 as gastrointestinal and pyloric, and 3 as great-vessel and pyloric. Denominators of fewer than 10 are shown without a percentage.</w:t>
       </w:r>
     </w:p>
     <w:p>

--- a/JACR_3_Manuscript_masked.docx
+++ b/JACR_3_Manuscript_masked.docx
@@ -24,7 +24,7 @@
         <w:spacing w:after="160" w:line="480" w:lineRule="auto"/>
       </w:pPr>
       <w:r>
-        <w:t>Word count: 2,998 (Introduction through Take-Home Points; excluding abstract, references, tables and figure legends); Tables: 4; Figures: 3; Supplemental material: Supplements 1–4</w:t>
+        <w:t>Word count: 2,983 (Introduction through Take-Home Points; excluding abstract, references, tables and figure legends); Tables: 4; Figures: 3; Supplemental material: Supplements 1–4</w:t>
       </w:r>
     </w:p>
     <w:p>
@@ -134,7 +134,7 @@
         <w:spacing w:after="160" w:line="480" w:lineRule="auto"/>
       </w:pPr>
       <w:r>
-        <w:t>The 2025 multicenter series measured performance from the original clinical reports, after excluding non-diagnostic and equivocal examinations [13]. A report audit of the UGI series for malrotation found discrepancies with blinded re-reading and proposed a structured template [20], but whether routine reports from a general pediatric ultrasound service document the elements to which that performance is attributed, and how this relates to whether the diagnosis is reported, has not to our knowledge been examined at scale.</w:t>
+        <w:t>A report audit of the UGI series for malrotation found discrepancies with blinded re-reading and proposed a structured template [20], but whether routine reports from a general pediatric ultrasound service document the elements to which that performance is attributed, and how this relates to whether the diagnosis is reported, has not to our knowledge been examined at scale.</w:t>
       </w:r>
     </w:p>
     <w:p>
@@ -175,7 +175,7 @@
         <w:t>report-level detection rate among surgically confirmed children who underwent the test</w:t>
       </w:r>
       <w:r>
-        <w:t>. We avoid the term "sensitivity", which applies only within the indication-selected group that underwent each test and does not transfer to children investigated for suspicion. Specificity, predictive values and any accuracy-based ranking cannot be estimated. The whirlpool sign is a sign of volvulus rather than of malrotation [22].</w:t>
+        <w:t>. We avoid the term "sensitivity", which does not transfer to children investigated for suspicion. Specificity, predictive values and any accuracy-based ranking cannot be estimated. The whirlpool sign is a sign of volvulus rather than of malrotation [22].</w:t>
       </w:r>
     </w:p>
     <w:p>
@@ -199,7 +199,7 @@
         <w:spacing w:after="160" w:line="480" w:lineRule="auto"/>
       </w:pPr>
       <w:r>
-        <w:t>Three modalities were evaluated: ultrasound (sessions booked as gastrointestinal, abdominal great-vessel or pyloric), abdominal CT and the UGI series; contrast enemas were not counted. For each child and modality, the index examination was the examination episode closest to operation, pooling every report of that modality issued that day, as the department routinely issues separate gastrointestinal and great-vessel reports for one ultrasound session. Operative times were recorded as dates only, so the 154 same-day reports and the 27 index examinations more than 7 days before operation were reviewed individually; three issued after the operation or for an unrelated earlier illness were removed. This yielded 723 index examinations from 761 reports; 32 earlier repeat examinations were not audited (Figure 1). The clinical indication on each request was not retrievable, so confounding by indication is displayed through the characteristics of each modality group (Table 1) rather than adjusted for.</w:t>
+        <w:t>Three modalities were evaluated: ultrasound (sessions booked as gastrointestinal, abdominal great-vessel or pyloric), abdominal CT and the UGI series; contrast enemas were not counted. For each child and modality, the index examination was the examination episode closest to operation, pooling every report of that modality issued that day, as the department routinely issues separate gastrointestinal and great-vessel reports for one ultrasound session. Operative times were recorded as dates only, so the 154 same-day reports and the 27 index examinations more than 7 days before operation were reviewed individually; three issued after the operation or for an unrelated earlier illness were removed. This yielded 723 index examinations from 761 reports; 32 earlier repeat examinations were not audited (Figure 1). The clinical indication was not retrievable, so confounding by indication is displayed in Table 1, not adjusted for.</w:t>
       </w:r>
     </w:p>
     <w:p>
@@ -255,7 +255,7 @@
         <w:spacing w:after="160" w:line="480" w:lineRule="auto"/>
       </w:pPr>
       <w:r>
-        <w:t>Detection rates are presented with denominators and Wilson 95% confidence intervals (CIs). All analysis variables were complete. Between-modality comparison used a generalized estimating equation (GEE) logistic model [24] with an exchangeable working correlation, patient-level clustering and cluster-robust standard errors, unadjusted and adjusted for era (2012–2018 vs 2019–2026) and age group. Modalities a child did not undergo are unobserved outcomes, not missing at random here, so these coefficients describe reporting among children who underwent each test. A pre-specified modality-by-volvulus interaction was not estimable, no ultrasound examination being positive among the five children without volvulus; a Firth penalized estimate is given in Supplement 2 [25, 26]. In the subgroup that underwent all three modalities, detection was compared using the Cochran Q test, the exact McNemar test and paired differences with bootstrap CIs (Supplement 2). The temporal change was explored, after inspection of the data, using modality-specific logistic models of detection on era before and after adding one covariate (booking category or contrast enhancement), reported as odds ratios and average marginal effects (Table 4); the era boundary was varied from 2019 to 2022 and era-by-covariate interactions fitted. Attenuation was not interpreted as mediation. P values were not adjusted for multiplicity; Supplement 2 lists which analyses were pre-specified. Analyses used Python 3.11 (statsmodels 0.15, SciPy 1.17).</w:t>
+        <w:t>Detection rates are presented with denominators and Wilson 95% confidence intervals (CIs). Between-modality comparison used a generalized estimating equation (GEE) logistic model [24] with an exchangeable working correlation, patient-level clustering and cluster-robust standard errors, unadjusted and adjusted for era (2012–2018 vs 2019–2026) and age group (≤28 days, 29 days–1 year, &gt;1 year), with standardized detection and cluster-bootstrap CIs. Modalities a child did not undergo are unobserved outcomes, not missing at random here, so these coefficients describe reporting among children who underwent each test. A pre-specified modality-by-volvulus interaction was not estimable, no ultrasound examination being positive among the five children without volvulus; a Firth penalized estimate is given in Supplement 2 [25, 26]. In the subgroup that underwent all three modalities, detection was compared using the Cochran Q test, the exact McNemar test and paired differences with bootstrap CIs (Supplement 2). The temporal change was explored, after inspection of the data, using modality-specific logistic models of detection on era before and after adding one covariate (booking category or contrast enhancement), reported as odds ratios and average marginal effects (Table 4); the era boundary was varied from 2019 to 2022 and era-by-covariate interactions fitted. Sensitivity analyses varied the outcome definition, index examination, interval to operation and ultrasound denominator (Supplement 2). P values were not adjusted for multiplicity; Supplement 2 lists which analyses were pre-specified. Analyses used Python 3.11 (statsmodels 0.15, SciPy 1.17).</w:t>
       </w:r>
     </w:p>
     <w:p>
@@ -303,7 +303,7 @@
         <w:spacing w:after="160" w:line="480" w:lineRule="auto"/>
       </w:pPr>
       <w:r>
-        <w:t>Detection was 230/293 (78.5%, 95% CI 73.4–82.8) for the UGI series, 165/313 (52.7%, 47.2–58.2) for CT and 64/117 (54.7%, 45.7–63.4) for ultrasound (Table 2, Figure 2). In a GEE model adjusted for era and age group, CT and ultrasound remained less often positive than the UGI series; the coefficients absorb indication, pathway position and examination content and are given in Supplement 2. Reclassifying possible-tier conclusions as negative reduced detection to 50.2%, 32.9% and 25.6%; counting only conclusions that named malrotation gave 77.8%, 48.6% and 53.8% (Table 2).</w:t>
+        <w:t>Detection was 230/293 (78.5%, 95% CI 73.4–82.8) for the UGI series, 165/313 (52.7%, 47.2–58.2) for CT and 64/117 (54.7%, 45.7–63.4) for ultrasound (Table 2, Figure 2). In a GEE model adjusted for era and age group, CT and ultrasound were less often positive than the UGI series (odds ratios 0.29, 95% CI 0.20–0.41, and 0.27, 0.17–0.44; standardized differences −25.5, −32.2 to −18.8, and −26.4, −35.9 to −16.8 percentage points); the coefficients absorb indication, pathway position and examination content (Supplement 2). Reclassifying possible-tier conclusions as negative reduced detection to 50.2%, 32.9% and 25.6%, and the adjusted odds ratio for ultrasound against CT fell from 0.96 (0.64–1.45) to 0.62 (0.38–1.01); counting only conclusions that named malrotation gave 77.8%, 48.6% and 53.8% (Table 2). Restricting to examinations within 2 days of operation, or using the earliest or any preoperative examination, changed these results little (Supplement 2).</w:t>
       </w:r>
     </w:p>
     <w:p>
@@ -319,7 +319,7 @@
         <w:spacing w:after="160" w:line="480" w:lineRule="auto"/>
       </w:pPr>
       <w:r>
-        <w:t>Of the 117 ultrasound index examinations, three (2.6%; 95% CI 0.9–7.3) documented D3 or the duodenojejunal junction and seven (6.0%) mentioned the duodenum (Table 3, Figure 3). Three (2.6%) stated the mesenteric artery–vein relationship, and only one stated that the vessels were inverted, one of the two ultrasound positivity criteria. Enteric fluid was recorded twice and graded compression once; a whirlpool was reported in 59 examinations (50.4%) and bowel gas limited 36 (30.8%). Reader agreement was 1,423 of 1,428 item codes in the 119 episodes read (kappa 0.80–1.00; Supplement 1).</w:t>
+        <w:t>Of the 117 ultrasound index examinations, three (2.6%; 95% CI 0.9–7.3) documented D3 or the duodenojejunal junction (all three among the 112 booked as gastrointestinal or great-vessel studies) and seven (6.0%) mentioned the duodenum (Table 3, Figure 3). Three (2.6%) stated the mesenteric artery–vein relationship, and only one stated that the vessels were inverted, one of the two ultrasound positivity criteria. Enteric fluid was recorded twice and graded compression once; a whirlpool was reported in 59 examinations (50.4%) and bowel gas limited 36 (30.8%). Reader agreement was 1,423 of 1,428 item codes in the 119 episodes read (kappa 0.80–1.00; Supplement 1).</w:t>
       </w:r>
     </w:p>
     <w:p>
@@ -400,7 +400,7 @@
         <w:spacing w:after="160" w:line="480" w:lineRule="auto"/>
       </w:pPr>
       <w:r>
-        <w:t>Malrotation or volvulus was named in 54.7% of the surgically confirmed children who underwent ultrasound, compared with 93% in the original clinical reports and 97% on blinded review in the 2025 multicenter series, which excluded non-diagnostic and equivocal examinations [13] (in a multi-institutional cohort, 25.7% of examinations for malrotation were non-diagnostic on the original report [27]), and a pooled 94% in meta-analysis [11], both in children investigated for suspicion. These figures are not interchangeable: ours is conditioned on confirmed disease and on the indications that selected these children, theirs on those exclusions, so the difference combines case mix, examination quality and technique in proportions this audit cannot separate. What it does show is that the elements to which published performance is attributed were almost never documented here: D3 [16, 17], the most accurate single sign in the 2025 series [13]; the duodenojejunal junction [12, 15]; and enteric fluid, associated with better performance in meta-analysis [11]. Whether documenting them would have raised detection cannot be tested, as documentation is a lower bound on what was done.</w:t>
+        <w:t>Malrotation or volvulus was named in 54.7% of the surgically confirmed children who underwent ultrasound, compared with 93% in the original clinical reports and 97% on blinded review in the 2025 multicenter series, which excluded non-diagnostic and equivocal examinations [13] (in a multi-institutional cohort, 25.7% of examinations for malrotation were non-diagnostic on the original report [27]), and a pooled 94% in meta-analysis [11], both in children investigated for suspicion. These figures are not interchangeable: ours is conditioned on confirmed disease and on the indications that selected these children, theirs on those exclusions, so the difference combines case mix, examination quality and technique in proportions this audit cannot separate. What it does show is that the elements to which published performance is attributed were almost never documented here: D3 [16, 17], the most accurate single sign in the 2025 series [13]; the duodenojejunal junction [12, 15]; and enteric fluid, associated with better performance in meta-analysis [11].</w:t>
       </w:r>
     </w:p>
     <w:p>
@@ -408,7 +408,7 @@
         <w:spacing w:after="160" w:line="480" w:lineRule="auto"/>
       </w:pPr>
       <w:r>
-        <w:t>The temporal analysis is exploratory: the crude rise was imprecise, the booking indicator was chosen after inspection of the data, and booking was not randomized, as a child suspected of volvulus is both more likely to be booked for a vessel study and more likely to have a whirlpool. The consistent observation is descriptive: duodenal landmarks were documented no more often in the later era, while whirlpool reporting rose.</w:t>
+        <w:t>The temporal analysis is exploratory: the crude rise was imprecise, the booking indicator was chosen after inspecting the data, and a child suspected of volvulus is both more likely to be booked for a vessel study and to have a whirlpool. Descriptively, whirlpool reporting rose while the duodenal landmarks stayed rare.</w:t>
       </w:r>
     </w:p>
     <w:p>
@@ -416,7 +416,7 @@
         <w:spacing w:after="160" w:line="480" w:lineRule="auto"/>
       </w:pPr>
       <w:r>
-        <w:t>Three features of the design make the between-modality differences uninterpretable as accuracy. The reference standard is not independent of the index tests: the surgeon knew the preoperative imaging, and a positive UGI series, the last preoperative test in 75.0% of children who had it with another index test, may often have precipitated the operation that confirmed the diagnosis, an incorporation bias asymmetrical between tests. Pathway position therefore also differed. The modalities were also used in different children for different reasons (Table 1), which no adjustment can undo.</w:t>
+        <w:t>Three features of the design make the between-modality differences uninterpretable as accuracy. The reference standard is not independent of the index tests: the surgeon knew the preoperative imaging, and a positive UGI series, the last preoperative test in 75.0% of children who had it with another index test, may often have precipitated the operation that confirmed the diagnosis, an incorporation bias asymmetrical between tests. The modalities were also used in different children for different reasons (Table 1), which no adjustment can undo.</w:t>
       </w:r>
     </w:p>
     <w:p>
@@ -424,7 +424,7 @@
         <w:spacing w:after="160" w:line="480" w:lineRule="auto"/>
       </w:pPr>
       <w:r>
-        <w:t>The documentation gap bears on departments adopting an ultrasound-first pathway on the basis of sensitivities of 93–97%, and on guidance weighing that evidence [19]: published performance applies only where examinations resemble those that produced it. Unlike accuracy, documentation needs no reference standard and can be audited prospectively in every examination requested for suspected malrotation. Supplement 4 sets out the audited elements as a minimum reporting dataset, with this audit as the baseline for a second cycle. These data cannot estimate the negative predictive value of a routine report, but a department whose reports lack these elements should not assume that published values apply to its own.</w:t>
+        <w:t>The documentation gap bears on departments adopting an ultrasound-first pathway on the basis of sensitivities of 93–97%, and on guidance weighing that evidence [19]: published performance applies only where examinations resemble those that produced it. Unlike accuracy, documentation needs no reference standard and can be audited prospectively in every examination requested for suspected malrotation. Supplement 4 sets out the audited elements as a minimum reporting dataset, with this audit as the baseline for a second cycle. These data cannot estimate the negative predictive value of a routine report.</w:t>
       </w:r>
     </w:p>
     <w:p>
@@ -524,7 +524,7 @@
         <w:t>Supplement 2.</w:t>
       </w:r>
       <w:r>
-        <w:t xml:space="preserve"> Between-modality generalized estimating equation models; the subgroup receiving all three examinations, with 48-h and 24-h timing sensitivity analyses; detection stratified by midgut volvulus and by age; detection of a volvulus-specific sign among children with confirmed volvulus; and sensitivity analyses varying the era boundary from 2019 to 2022, restricting midgut volvulus to a documented rotation of 360° or more, and taking the earliest rather than the closest preoperative examination as the index examination.</w:t>
+        <w:t xml:space="preserve"> Between-modality generalized estimating equation models; the subgroup receiving all three examinations, with 48-h and 24-h timing sensitivity analyses; detection stratified by midgut volvulus and by age; detection of a volvulus-specific sign among children with confirmed volvulus; and sensitivity analyses varying the era boundary from 2019 to 2022, restricting midgut volvulus to a documented rotation of 360° or more, and taking the earliest rather than the closest preoperative examination as the index examination; and standardized detection under four definitions of a positive report, the timing and choice of the index examination, and ultrasound content by booking category.</w:t>
       </w:r>
     </w:p>
     <w:p>

--- a/JACR_3_Manuscript_masked.docx
+++ b/JACR_3_Manuscript_masked.docx
@@ -24,7 +24,7 @@
         <w:spacing w:after="160" w:line="480" w:lineRule="auto"/>
       </w:pPr>
       <w:r>
-        <w:t>Word count: 2,983 (Introduction through Take-Home Points; excluding abstract, references, tables and figure legends); Tables: 4; Figures: 3; Supplemental material: Supplements 1–4</w:t>
+        <w:t>Word count: 2,998 (Introduction through Take-Home Points; excluding abstract, references, tables and figure legends); Tables: 4; Figures: 3; Supplemental material: Supplements 1–4</w:t>
       </w:r>
     </w:p>
     <w:p>
@@ -74,7 +74,7 @@
         <w:t>Results:</w:t>
       </w:r>
       <w:r>
-        <w:t xml:space="preserve"> Among 450 children (volvulus in 88.2%), 398 underwent at least one index test. Three of 117 ultrasound examinations (2.6%, 95% CI 0.9–7.3) documented the third portion of the duodenum or the duodenojejunal junction, 3 (2.6%) the mesenteric artery–vein relationship and 2 (1.7%) enteric fluid; a whirlpool sign was reported in 50.4%. Ultrasound named malrotation or volvulus in 64 of 117 examinations (54.7%, 45.7–63.4): in all 59 recording a whirlpool, itself a positivity criterion, and in 5 of 58 without one. A whirlpool was recorded in 59 of 112 children with operatively confirmed volvulus. Detection was 53.8% counting only conclusions naming malrotation, 25.6% excluding tentative wording.</w:t>
+        <w:t xml:space="preserve"> Among 450 children (volvulus in 88.2%), 398 underwent at least one index test. Three of 117 ultrasound examinations (2.6%, 95% CI 0.9–7.3) documented the third portion of the duodenum or the duodenojejunal junction, 3 (2.6%) the mesenteric artery–vein relationship and 2 (1.7%) enteric fluid; a whirlpool sign was reported in 50.4%. Ultrasound named malrotation or volvulus in 64 of 117 examinations (54.7%, 45.7–63.4): in all 59 recording a whirlpool, a positivity criterion, and in 5 of 58 without one. A whirlpool was recorded in 59 of the 112 ultrasound-examined children with operatively confirmed volvulus. Detection was 53.8% counting only conclusions naming malrotation, 25.6% excluding tentative wording.</w:t>
       </w:r>
     </w:p>
     <w:p>
@@ -88,7 +88,7 @@
         <w:t>Discussion:</w:t>
       </w:r>
       <w:r>
-        <w:t xml:space="preserve"> Positive routine ultrasound reports rested almost entirely on the whirlpool sign, and the duodenal landmarks to which published performance is attributed were rarely documented. Documentation, unlike accuracy, can be audited without a reference standard; we provide the criteria as a minimum reporting dataset.</w:t>
+        <w:t xml:space="preserve"> Positive routine ultrasound reports almost always described a whirlpool, and the duodenal landmarks to which published performance is attributed were rarely documented. Documentation, unlike accuracy, can be audited without a reference standard; we provide the criteria as a minimum reporting dataset.</w:t>
       </w:r>
     </w:p>
     <w:p>
@@ -287,7 +287,7 @@
         <w:spacing w:after="160" w:line="480" w:lineRule="auto"/>
       </w:pPr>
       <w:r>
-        <w:t>The modality groups were not interchangeable (Table 1). Ultrasound was performed more often in children with volvulus, its use rising from 13% to 51% of operated children between eras. Among children who underwent more than one index test, the UGI series was the last preoperative test in 75.0% of those who received it against 19.2% for CT, and UGI detection was higher when it came last (80.0% [144/180] vs 70.0% [42/60] when it did not), a feature of the pathway rather than of the test.</w:t>
+        <w:t>The modality groups were not interchangeable (Table 1). Ultrasound was performed more often in children with volvulus, its use rising from 13% to 51% of operated children between eras. Among children who underwent more than one index test, the last preoperative test was the UGI series in 75.0% of those who received it, ultrasound in 36.8% (39/106) and CT in 19.2%; UGI detection was higher when it came last (80.0% [144/180] vs 70.0% [42/60] when it did not), which may reflect the pathway rather than the test.</w:t>
       </w:r>
     </w:p>
     <w:p>
@@ -335,7 +335,7 @@
         <w:spacing w:after="160" w:line="480" w:lineRule="auto"/>
       </w:pPr>
       <w:r>
-        <w:t>The diagnosis was named in all 59 examinations recording a whirlpool and in 5 of the 58 without one (8.6%, 95% CI 3.7–18.6). This contrast is partly definitional, as a whirlpool is itself a positivity criterion, although all 59 conclusions also named malrotation explicitly. A whirlpool was recorded in only 59 of the 112 children (52.7%) in whom operation confirmed midgut volvulus.</w:t>
+        <w:t>The diagnosis was named in all 59 examinations recording a whirlpool and in 5 of the 58 without one (8.6%, 95% CI 3.7–18.6). This contrast is partly definitional, as a whirlpool is itself a positivity criterion, although all 59 conclusions also named malrotation explicitly. A whirlpool was recorded in 59 of the 112 children (52.7%) who underwent ultrasound and in whom operation confirmed midgut volvulus.</w:t>
       </w:r>
     </w:p>
     <w:p>
@@ -351,7 +351,7 @@
         <w:spacing w:after="160" w:line="480" w:lineRule="auto"/>
       </w:pPr>
       <w:r>
-        <w:t>In this exploratory analysis, ultrasound detection was 42.1% (16/38) in 2012–2018 and 60.8% (48/79) in 2019–2026, a difference of +18.7 percentage points whose 95% CI (−0.2 to +37.7) includes zero; CT detection rose and UGI detection did not (Table 4). Sessions including a great-vessel study rose from 34.2% to 68.4%, and adding this booking indicator reduced the ultrasound difference to +8.4 (−10.6 to +29.2) percentage points (Supplement 2). Whirlpool reporting rose from 39.5% to 55.7%, whereas D3 or the duodenojejunal junction was documented in one and two examinations.</w:t>
+        <w:t>In this exploratory analysis, ultrasound detection was 42.1% (16/38) in 2012–2018 and 60.8% (48/79) in 2019–2026, a difference of +18.7 percentage points whose 95% CI (−0.2 to +37.7) includes zero; CT detection rose (odds ratio 2.27, 1.38–3.72), whereas the UGI estimate was imprecise (+5.1 percentage points, −4.7 to +15.0; Table 4). Sessions including a great-vessel study rose from 34.2% to 68.4%, and adding this booking indicator reduced the ultrasound difference to +8.4 (−10.6 to +29.2) percentage points (Supplement 2). Whirlpool reporting rose from 39.5% to 55.7%; D3 or the duodenojejunal junction was documented in one of 38 and two of 79 examinations, too few to show a trend.</w:t>
       </w:r>
     </w:p>
     <w:p>
@@ -376,7 +376,7 @@
         <w:t>P</w:t>
       </w:r>
       <w:r>
-        <w:t xml:space="preserve"> &lt; .001; UGI series minus CT +30.5 percentage points, 95% CI +13.6 to +47.5; CT minus ultrasound −6.8, −20.3 to +8.5), a pattern unchanged when all three examinations fell within 48 h (Supplement 2). Only 5 of the 53 children with malrotation but no volvulus underwent ultrasound, and none had a positive report; a Firth penalized model supports the direction of this contrast but not its magnitude (Supplement 2).</w:t>
+        <w:t xml:space="preserve"> &lt; .001; UGI series minus CT +30.5 percentage points, 95% CI +13.6 to +47.5; CT minus ultrasound −6.8, −20.3 to +8.5), with the same ordering when all three examinations fell within 48 h (Supplement 2). Only 5 of the 53 children with malrotation but no volvulus underwent ultrasound, and none had a positive report; a Firth penalized model supports the direction of this contrast but not its magnitude (Supplement 2).</w:t>
       </w:r>
     </w:p>
     <w:p>
@@ -392,7 +392,7 @@
         <w:spacing w:after="160" w:line="480" w:lineRule="auto"/>
       </w:pPr>
       <w:r>
-        <w:t>Over 13.6 years, routine ultrasound reports for children who proved to have intestinal malrotation rarely recorded the duodenal anatomy to which contemporary ultrasound accuracy is attributed: D3 or the duodenojejunal junction in three of 117 examinations, enteric fluid in two. The finding they did record was the whirlpool sign, present in about half of all examinations and of the children in whom operation confirmed volvulus. Such a gap might be expected with free-text reports and no condition-specific protocol, as here; the audit shows its size and its consequence: a positive report rested almost entirely on a sign of volvulus.</w:t>
+        <w:t>Over 13.6 years, routine ultrasound reports for children who proved to have intestinal malrotation rarely recorded the duodenal anatomy to which contemporary ultrasound accuracy is attributed: D3 or the duodenojejunal junction in three of 117 examinations, enteric fluid in two. The finding they did record was the whirlpool sign, present in about half of all examinations and of the children in whom operation confirmed volvulus. Such low documentation might be expected with free-text reports and no structured template, as here. Positive reports almost always described a whirlpool (59 of 64).</w:t>
       </w:r>
     </w:p>
     <w:p>
@@ -408,7 +408,7 @@
         <w:spacing w:after="160" w:line="480" w:lineRule="auto"/>
       </w:pPr>
       <w:r>
-        <w:t>The temporal analysis is exploratory: the crude rise was imprecise, the booking indicator was chosen after inspecting the data, and a child suspected of volvulus is both more likely to be booked for a vessel study and to have a whirlpool. Descriptively, whirlpool reporting rose while the duodenal landmarks stayed rare.</w:t>
+        <w:t>The temporal analysis is exploratory: the crude rise was imprecise, the booking indicator was chosen after inspecting the data, and booking may reflect clinical suspicion, which was not recorded and may itself relate to finding a whirlpool. Descriptively, whirlpool reporting rose, whereas too few examinations documented the landmarks to show a trend.</w:t>
       </w:r>
     </w:p>
     <w:p>
@@ -416,7 +416,7 @@
         <w:spacing w:after="160" w:line="480" w:lineRule="auto"/>
       </w:pPr>
       <w:r>
-        <w:t>Three features of the design make the between-modality differences uninterpretable as accuracy. The reference standard is not independent of the index tests: the surgeon knew the preoperative imaging, and a positive UGI series, the last preoperative test in 75.0% of children who had it with another index test, may often have precipitated the operation that confirmed the diagnosis, an incorporation bias asymmetrical between tests. The modalities were also used in different children for different reasons (Table 1), which no adjustment can undo.</w:t>
+        <w:t>Two features of the design make the between-modality differences uninterpretable as accuracy. The reference standard is not independent of the index tests: the surgeon presumably knew the preoperative imaging, and a positive UGI series, the last preoperative test in 75.0% of children who had it with another index test, may often have precipitated the operation that confirmed the diagnosis, an incorporation bias asymmetrical between tests. The modalities were also used in different children for different reasons (Table 1), which no adjustment can undo.</w:t>
       </w:r>
     </w:p>
     <w:p>
@@ -424,7 +424,7 @@
         <w:spacing w:after="160" w:line="480" w:lineRule="auto"/>
       </w:pPr>
       <w:r>
-        <w:t>The documentation gap bears on departments adopting an ultrasound-first pathway on the basis of sensitivities of 93–97%, and on guidance weighing that evidence [19]: published performance applies only where examinations resemble those that produced it. Unlike accuracy, documentation needs no reference standard and can be audited prospectively in every examination requested for suspected malrotation. Supplement 4 sets out the audited elements as a minimum reporting dataset, with this audit as the baseline for a second cycle. These data cannot estimate the negative predictive value of a routine report.</w:t>
+        <w:t>The low documentation may bear on departments adopting an ultrasound-first pathway on the basis of sensitivities of 93–97%, and on guidance weighing that evidence [19]: published performance may not apply where examinations differ from those that produced it. Unlike accuracy, documentation needs no reference standard and can be audited prospectively in every examination requested for suspected malrotation. Supplement 4 sets out the audited elements as a minimum reporting dataset, with this audit as the baseline for a second cycle. These data cannot estimate the negative predictive value of a routine report.</w:t>
       </w:r>
     </w:p>
     <w:p>
@@ -448,7 +448,7 @@
         <w:spacing w:after="160" w:line="480" w:lineRule="auto"/>
       </w:pPr>
       <w:r>
-        <w:t>Index tests were classified from report text rather than blinded image review, so the study measures reported detection rather than achievable image-based accuracy; a finding seen but not recorded and an inadequate examination reported as normal cannot be distinguished, although the report is what clinicians act on. The certainty tiers were derived from the same text and, unlike the positive–negative label, were not separately adjudicated. Radiation dose could not be captured. This is one audit cycle at one center: whether the deficit generalizes, whether a structured report would raise documentation and whether documentation would raise detection are unknown.</w:t>
+        <w:t>Index tests were classified from report text rather than blinded image review, so the study measures reported detection rather than achievable image-based accuracy; a finding seen but not recorded and an inadequate examination reported as normal cannot be distinguished, although the report is what clinicians act on. The certainty tiers were derived from the same text and, unlike the positive–negative label, were not separately adjudicated. Radiation dose could not be captured. This is one audit cycle at one center: whether the findings generalize, whether a structured report would raise documentation and whether documentation would raise detection are unknown.</w:t>
       </w:r>
     </w:p>
     <w:p>
@@ -464,7 +464,7 @@
         <w:spacing w:after="160" w:line="480" w:lineRule="auto"/>
       </w:pPr>
       <w:r>
-        <w:t>• Routine ultrasound reports for children with surgically confirmed malrotation documented the duodenal landmarks emphasized by published series in 2.6% of examinations and reported the diagnosis almost only when a whirlpool sign was present.</w:t>
+        <w:t>• At one center, routine ultrasound reports for children with surgically confirmed malrotation (96% with volvulus) documented the duodenal landmarks emphasized by published series in 2.6% of 117 examinations.</w:t>
       </w:r>
     </w:p>
     <w:p>
@@ -472,7 +472,7 @@
         <w:spacing w:after="160" w:line="480" w:lineRule="auto"/>
       </w:pPr>
       <w:r>
-        <w:t>• A positive routine ultrasound report rested almost entirely on the whirlpool sign, a sign of volvulus, which was recorded in only 59 of 112 children with operatively confirmed volvulus.</w:t>
+        <w:t>• Positive ultrasound reports almost always described a whirlpool (59 of 64), a sign of volvulus, which was recorded in 59 of the 112 ultrasound-examined children with volvulus.</w:t>
       </w:r>
     </w:p>
     <w:p>

--- a/JACR_3_Manuscript_masked.docx
+++ b/JACR_3_Manuscript_masked.docx
@@ -24,7 +24,7 @@
         <w:spacing w:after="160" w:line="480" w:lineRule="auto"/>
       </w:pPr>
       <w:r>
-        <w:t>Word count: 2,998 (Introduction through Take-Home Points; excluding abstract, references, tables and figure legends); Tables: 4; Figures: 3; Supplemental material: Supplements 1–4</w:t>
+        <w:t>Word count: 2,999 (Introduction through Take-Home Points; excluding abstract, references, tables and figure legends); Tables: 4; Figures: 3; Supplemental material: Supplements 1–4</w:t>
       </w:r>
     </w:p>
     <w:p>
@@ -239,7 +239,7 @@
         <w:spacing w:after="160" w:line="480" w:lineRule="auto"/>
       </w:pPr>
       <w:r>
-        <w:t>Report text was classified using a rule-based, clause-level algorithm with explicit negation handling [23] (Supplement 1). A pediatric surgeon, one of the authors, blinded to the operative findings adjudicated 32 reports: agreement was 92% (Cohen kappa 0.83, 95% CI 0.61–1.00) in a stratified random sample of 24, and a targeted review of 8 suspected discordances found 5 further under-calls, excluded from the agreement statistics. A two-directional screen of every index examination then returned nine positives that no diagnostic term or sign pattern supported, three of which source review confirmed as over-calls. All errors were corrected; because adjudication read the whole report, the final label is the algorithmic label after review, not the conclusion alone. With a single adjudicator, interobserver agreement on the detection label could not be estimated.</w:t>
+        <w:t>Report text was classified using a rule-based, clause-level algorithm [23] with explicit negation handling [24] (Supplement 1). A pediatric surgeon, one of the authors, blinded to the operative findings adjudicated 32 reports: agreement was 92% (Cohen kappa 0.83, 95% CI 0.61–1.00) in a stratified random sample of 24, and a targeted review of 8 suspected discordances found 5 further under-calls, excluded from the agreement statistics. A two-directional screen of every index examination then returned nine positives that no diagnostic term or sign pattern supported, three of which source review confirmed as over-calls. All errors were corrected; because adjudication read the whole report, the final label is the algorithmic label after review, not the conclusion alone. With a single adjudicator, interobserver agreement on the detection label could not be estimated.</w:t>
       </w:r>
     </w:p>
     <w:p>
@@ -255,7 +255,7 @@
         <w:spacing w:after="160" w:line="480" w:lineRule="auto"/>
       </w:pPr>
       <w:r>
-        <w:t>Detection rates are presented with denominators and Wilson 95% confidence intervals (CIs). Between-modality comparison used a generalized estimating equation (GEE) logistic model [24] with an exchangeable working correlation, patient-level clustering and cluster-robust standard errors, unadjusted and adjusted for era (2012–2018 vs 2019–2026) and age group (≤28 days, 29 days–1 year, &gt;1 year), with standardized detection and cluster-bootstrap CIs. Modalities a child did not undergo are unobserved outcomes, not missing at random here, so these coefficients describe reporting among children who underwent each test. A pre-specified modality-by-volvulus interaction was not estimable, no ultrasound examination being positive among the five children without volvulus; a Firth penalized estimate is given in Supplement 2 [25, 26]. In the subgroup that underwent all three modalities, detection was compared using the Cochran Q test, the exact McNemar test and paired differences with bootstrap CIs (Supplement 2). The temporal change was explored, after inspection of the data, using modality-specific logistic models of detection on era before and after adding one covariate (booking category or contrast enhancement), reported as odds ratios and average marginal effects (Table 4); the era boundary was varied from 2019 to 2022 and era-by-covariate interactions fitted. Sensitivity analyses varied the outcome definition, index examination, interval to operation and ultrasound denominator (Supplement 2). P values were not adjusted for multiplicity; Supplement 2 lists which analyses were pre-specified. Analyses used Python 3.11 (statsmodels 0.15, SciPy 1.17).</w:t>
+        <w:t>Detection rates are presented with denominators and Wilson 95% confidence intervals (CIs). Between-modality comparison used a generalized estimating equation (GEE) logistic model [25] with an exchangeable working correlation, patient-level clustering and cluster-robust standard errors, unadjusted and adjusted for era (2012–2018 vs 2019–2026) and age group (≤28 days, 29 days–1 year, &gt;1 year), with standardized detection and cluster-bootstrap CIs. Modalities a child did not undergo are unobserved outcomes, not missing at random here, so these coefficients describe reporting among children who underwent each test. A pre-specified modality-by-volvulus interaction was not estimable, no ultrasound examination being positive among the five children without volvulus; a Firth penalized estimate is given in Supplement 2 [26, 27]. In the subgroup that underwent all three modalities, detection was compared using the Cochran Q test, the exact McNemar test and paired differences with bootstrap CIs (Supplement 2). The temporal change was explored, after inspection of the data, using modality-specific logistic models of detection on era before and after adding one covariate (booking category or contrast enhancement), reported as odds ratios and average marginal effects (Table 4); the era boundary was varied from 2019 to 2022 and era-by-covariate interactions fitted. Sensitivity analyses varied the outcome definition, index examination, interval to operation and ultrasound denominator (Supplement 2). P values were not adjusted for multiplicity; Supplement 2 lists which analyses were pre-specified. Analyses used Python 3.11 (statsmodels 0.15, SciPy 1.17).</w:t>
       </w:r>
     </w:p>
     <w:p>
@@ -400,7 +400,7 @@
         <w:spacing w:after="160" w:line="480" w:lineRule="auto"/>
       </w:pPr>
       <w:r>
-        <w:t>Malrotation or volvulus was named in 54.7% of the surgically confirmed children who underwent ultrasound, compared with 93% in the original clinical reports and 97% on blinded review in the 2025 multicenter series, which excluded non-diagnostic and equivocal examinations [13] (in a multi-institutional cohort, 25.7% of examinations for malrotation were non-diagnostic on the original report [27]), and a pooled 94% in meta-analysis [11], both in children investigated for suspicion. These figures are not interchangeable: ours is conditioned on confirmed disease and on the indications that selected these children, theirs on those exclusions, so the difference combines case mix, examination quality and technique in proportions this audit cannot separate. What it does show is that the elements to which published performance is attributed were almost never documented here: D3 [16, 17], the most accurate single sign in the 2025 series [13]; the duodenojejunal junction [12, 15]; and enteric fluid, associated with better performance in meta-analysis [11].</w:t>
+        <w:t>Malrotation or volvulus was named in 54.7% of the surgically confirmed children who underwent ultrasound, compared with 93% in the original clinical reports and 97% on blinded review in the 2025 multicenter series, which excluded non-diagnostic and equivocal examinations [13] (in a multi-institutional cohort, 25.7% of examinations for malrotation were non-diagnostic on the original report [28]), and a pooled 94% in meta-analysis [11], both in children investigated for suspicion. These figures are not interchangeable: ours is conditioned on confirmed disease and on the indications that selected these children, theirs on those exclusions, so the difference combines case mix, examination quality and technique in proportions this audit cannot separate. What it does show is that the elements to which published performance is attributed were almost never documented here: D3 [16, 17], the most accurate single sign in the 2025 series [13]; the duodenojejunal junction [12, 15]; and enteric fluid, associated with better performance in meta-analysis [11].</w:t>
       </w:r>
     </w:p>
     <w:p>
@@ -424,7 +424,7 @@
         <w:spacing w:after="160" w:line="480" w:lineRule="auto"/>
       </w:pPr>
       <w:r>
-        <w:t>The low documentation may bear on departments adopting an ultrasound-first pathway on the basis of sensitivities of 93–97%, and on guidance weighing that evidence [19]: published performance may not apply where examinations differ from those that produced it. Unlike accuracy, documentation needs no reference standard and can be audited prospectively in every examination requested for suspected malrotation. Supplement 4 sets out the audited elements as a minimum reporting dataset, with this audit as the baseline for a second cycle. These data cannot estimate the negative predictive value of a routine report.</w:t>
+        <w:t>The low documentation may bear on departments adopting an ultrasound-first pathway based on sensitivities of 93–97%, and on revisions of the 2020 ACR guidance [19]: published performance may not apply where examinations differ from those that produced it. Unlike accuracy, documentation needs no reference standard and can be audited prospectively in every examination requested for suspected malrotation. Supplement 4 sets out the audited elements as a minimum reporting dataset, with this audit as the baseline for a second cycle. These data cannot estimate the negative predictive value of a routine report.</w:t>
       </w:r>
     </w:p>
     <w:p>
@@ -1243,7 +1243,31 @@
         <w:rPr>
           <w:sz w:val="20"/>
         </w:rPr>
-        <w:t xml:space="preserve">24. Zeger SL, Liang KY. Longitudinal data analysis for discrete and continuous outcomes. </w:t>
+        <w:t xml:space="preserve">24. Chapman WW, Bridewell W, Hanbury P, Cooper GF, Buchanan BG. A simple algorithm for identifying negated findings and diseases in discharge summaries. </w:t>
+      </w:r>
+      <w:r>
+        <w:rPr>
+          <w:i/>
+          <w:sz w:val="20"/>
+        </w:rPr>
+        <w:t>J Biomed Inform</w:t>
+      </w:r>
+      <w:r>
+        <w:rPr>
+          <w:sz w:val="20"/>
+        </w:rPr>
+        <w:t>. 2001;34:301-310. doi:10.1006/jbin.2001.1029</w:t>
+      </w:r>
+    </w:p>
+    <w:p>
+      <w:pPr>
+        <w:spacing w:after="60" w:line="480" w:lineRule="auto"/>
+      </w:pPr>
+      <w:r>
+        <w:rPr>
+          <w:sz w:val="20"/>
+        </w:rPr>
+        <w:t xml:space="preserve">25. Zeger SL, Liang KY. Longitudinal data analysis for discrete and continuous outcomes. </w:t>
       </w:r>
       <w:r>
         <w:rPr>
@@ -1267,7 +1291,7 @@
         <w:rPr>
           <w:sz w:val="20"/>
         </w:rPr>
-        <w:t xml:space="preserve">25. Firth D. Bias reduction of maximum likelihood estimates. </w:t>
+        <w:t xml:space="preserve">26. Firth D. Bias reduction of maximum likelihood estimates. </w:t>
       </w:r>
       <w:r>
         <w:rPr>
@@ -1291,7 +1315,7 @@
         <w:rPr>
           <w:sz w:val="20"/>
         </w:rPr>
-        <w:t xml:space="preserve">26. Heinze G, Schemper M. A solution to the problem of separation in logistic regression. </w:t>
+        <w:t xml:space="preserve">27. Heinze G, Schemper M. A solution to the problem of separation in logistic regression. </w:t>
       </w:r>
       <w:r>
         <w:rPr>
@@ -1315,7 +1339,7 @@
         <w:rPr>
           <w:sz w:val="20"/>
         </w:rPr>
-        <w:t xml:space="preserve">27. El-Ali AM, Schiess DM, Van Tassel D, et al. Ultrasound for midgut volvulus and malrotation: frequency and predictors of a non-diagnostic examination in a multi-institutional cohort. </w:t>
+        <w:t xml:space="preserve">28. El-Ali AM, Schiess DM, Van Tassel D, et al. Ultrasound for midgut volvulus and malrotation: frequency and predictors of a non-diagnostic examination in a multi-institutional cohort. </w:t>
       </w:r>
       <w:r>
         <w:rPr>

--- a/JACR_3_Manuscript_masked.docx
+++ b/JACR_3_Manuscript_masked.docx
@@ -24,7 +24,7 @@
         <w:spacing w:after="160" w:line="480" w:lineRule="auto"/>
       </w:pPr>
       <w:r>
-        <w:t>Word count: 2,999 (Introduction through Take-Home Points; excluding abstract, references, tables and figure legends); Tables: 4; Figures: 3; Supplemental material: Supplements 1–4</w:t>
+        <w:t>Word count: 2,996 (Introduction through Take-Home Points; excluding abstract, references, tables and figure legends); Tables: 4; Figures: 3; Supplemental material: Supplements 1–4</w:t>
       </w:r>
     </w:p>
     <w:p>
@@ -400,7 +400,7 @@
         <w:spacing w:after="160" w:line="480" w:lineRule="auto"/>
       </w:pPr>
       <w:r>
-        <w:t>Malrotation or volvulus was named in 54.7% of the surgically confirmed children who underwent ultrasound, compared with 93% in the original clinical reports and 97% on blinded review in the 2025 multicenter series, which excluded non-diagnostic and equivocal examinations [13] (in a multi-institutional cohort, 25.7% of examinations for malrotation were non-diagnostic on the original report [28]), and a pooled 94% in meta-analysis [11], both in children investigated for suspicion. These figures are not interchangeable: ours is conditioned on confirmed disease and on the indications that selected these children, theirs on those exclusions, so the difference combines case mix, examination quality and technique in proportions this audit cannot separate. What it does show is that the elements to which published performance is attributed were almost never documented here: D3 [16, 17], the most accurate single sign in the 2025 series [13]; the duodenojejunal junction [12, 15]; and enteric fluid, associated with better performance in meta-analysis [11].</w:t>
+        <w:t>Malrotation or volvulus was named in 54.7% of the surgically confirmed children who underwent ultrasound, compared with 93–97% for malrotation and 97% for volvulus in the 2025 multicenter series, which excluded non-diagnostic and equivocal examinations [13] (in a multi-institutional cohort, 25.7% of examinations for malrotation were non-diagnostic on the original report [28]), and a pooled 94% in meta-analysis [11], both in children investigated for suspicion. These figures are not interchangeable: ours is conditioned on confirmed disease and on the indications that selected these children, theirs on those exclusions, so the difference combines case mix, examination quality and technique in proportions this audit cannot separate. What it does show is that the elements to which published performance is attributed were almost never documented here: D3 [16, 17], the most accurate sign for malrotation in the 2025 series [13]; the duodenojejunal junction [12, 15]; and enteric fluid, associated with better performance in meta-analysis [11].</w:t>
       </w:r>
     </w:p>
     <w:p>

--- a/JACR_3_Manuscript_masked.docx
+++ b/JACR_3_Manuscript_masked.docx
@@ -24,7 +24,7 @@
         <w:spacing w:after="160" w:line="480" w:lineRule="auto"/>
       </w:pPr>
       <w:r>
-        <w:t>Word count: 2,996 (Introduction through Take-Home Points; excluding abstract, references, tables and figure legends); Tables: 4; Figures: 3; Supplemental material: Supplements 1–4</w:t>
+        <w:t>Word count: 2,976 (Introduction through Take-Home Points; excluding abstract, references, tables and figure legends); Tables: 4; Figures: 3; Supplemental material: Supplements 1–4</w:t>
       </w:r>
     </w:p>
     <w:p>
@@ -60,7 +60,7 @@
         <w:t>Methods:</w:t>
       </w:r>
       <w:r>
-        <w:t xml:space="preserve"> Retrospective case-only report audit at one tertiary children's hospital (December 2012–June 2026). The preoperative examination closest to operation was classified by a rule-based algorithm with blinded surgical adjudication, and separately audited for documented technical content (ultrasound by two independent readers). Because the cohort was surgically confirmed, the outcome is report-level detection among tested children, with Wilson 95% CIs; specificity, predictive values and comparative accuracy are not estimable.</w:t>
+        <w:t xml:space="preserve"> Retrospective case-only report audit at one tertiary children's hospital (December 2012–June 2026). The preoperative examination closest to operation was classified by a rule-based algorithm with blinded surgical adjudication, and separately audited for documented technical content (ultrasound by two independent readers). As the cohort was surgically confirmed, the outcome was report-level detection among tested children, with Wilson 95% CIs; specificity, predictive values and comparative accuracy are not estimable.</w:t>
       </w:r>
     </w:p>
     <w:p>
@@ -118,7 +118,7 @@
         <w:spacing w:after="160" w:line="480" w:lineRule="auto"/>
       </w:pPr>
       <w:r>
-        <w:t>Intestinal malrotation predisposes to midgut volvulus, which can progress within hours to bowel necrosis [1] and lead to short-bowel syndrome or death [1, 2]. Bilious vomiting in a neonate is a surgical emergency until malrotation with volvulus has been excluded, although older children may present atypically and be diagnosed late [3, 4].</w:t>
+        <w:t>Intestinal malrotation predisposes to midgut volvulus, which can progress to bowel necrosis within hours [1] and lead to short-bowel syndrome or death [1, 2]. Bilious vomiting in a neonate is a surgical emergency until malrotation with volvulus has been excluded, although older children may present atypically and be diagnosed late [3, 4].</w:t>
       </w:r>
     </w:p>
     <w:p>
@@ -126,7 +126,7 @@
         <w:spacing w:after="160" w:line="480" w:lineRule="auto"/>
       </w:pPr>
       <w:r>
-        <w:t>The upper gastrointestinal (UGI) contrast series has long been the reference imaging test, based on the position of the duodenojejunal junction and the course of the proximal small bowel [5–7], despite well-described mimics [8]. Abdominal CT is not a dedicated test, and the mesenteric swirl it may show is neither reliably present nor specific in children [9, 10]. The field has moved toward ultrasound: series report sensitivities of 93–97%, a systematic review of 17 studies and 2,257 children estimated a pooled sensitivity of 94% [11–13], and a single-center study of 539 children supported ultrasound as a safe first-line test [14]. This performance is attributed to specific technical elements rather than to the modality itself: the third portion of the duodenum (D3), the duodenojejunal junction, the superior mesenteric artery–vein relationship, enteric fluid and dynamic graded compression [12, 13, 15–17]. The same literature records these elements as demanding and not universally achievable, and D3 position alone as insufficient for diagnosis [18]. The 2020 ACR Appropriateness Criteria, which predate most of this evidence, rate ultrasound as "may be appropriate" and the UGI series as "usually appropriate" for bilious vomiting in infants older than 2 days [19].</w:t>
+        <w:t>The upper gastrointestinal (UGI) contrast series has long been the reference imaging test, based on the position of the duodenojejunal junction and the course of the proximal small bowel [5–7], despite well-described mimics [8]. Abdominal CT is not a dedicated test, and the mesenteric swirl it may show is neither reliably present nor specific in children [9, 10]. Practice has moved toward ultrasound: series report sensitivities of 93–97%, a systematic review of 17 studies and 2,257 children estimated a pooled sensitivity of 94% [11–13], and a single-center study of 539 children supported ultrasound as a safe first-line test [14]. This performance is attributed to specific technical elements rather than to the modality itself: the third portion of the duodenum (D3), the duodenojejunal junction, the superior mesenteric artery–vein relationship, enteric fluid and dynamic graded compression [12, 13, 15–17]. The same literature describes these elements as demanding and not universally achievable, and D3 position alone as insufficient for diagnosis [18]. The 2020 ACR Appropriateness Criteria, which predate most of this evidence, rate ultrasound as "may be appropriate" and the UGI series as "usually appropriate" for bilious vomiting in infants older than 2 days [19].</w:t>
       </w:r>
     </w:p>
     <w:p>
@@ -134,7 +134,7 @@
         <w:spacing w:after="160" w:line="480" w:lineRule="auto"/>
       </w:pPr>
       <w:r>
-        <w:t>A report audit of the UGI series for malrotation found discrepancies with blinded re-reading and proposed a structured template [20], but whether routine reports from a general pediatric ultrasound service document the elements to which that performance is attributed, and how this relates to whether the diagnosis is reported, has not to our knowledge been examined at scale.</w:t>
+        <w:t>A report audit of the UGI series for malrotation found discrepancies on blinded re-reading and proposed a structured template [20]. To our knowledge, no study has examined at scale whether routine reports from a general pediatric ultrasound service document the elements to which this performance is attributed, or how documentation relates to whether the diagnosis is reported.</w:t>
       </w:r>
     </w:p>
     <w:p>
@@ -142,7 +142,7 @@
         <w:spacing w:after="160" w:line="480" w:lineRule="auto"/>
       </w:pPr>
       <w:r>
-        <w:t>We therefore audited 13.6 years of routine reports at a tertiary children's hospital. Because every child had surgically confirmed malrotation, the study measures how often the disease was reported and with what documented content, not how accurate the tests are. The UGI series and CT are reported alongside ultrasound to show where ultrasound sat in the diagnostic pathway, not to rank them. The audit criteria are provided as a minimum reporting dataset (Supplement 4).</w:t>
+        <w:t>We therefore audited 13.6 years of routine reports at a tertiary children's hospital. Because every child had surgically confirmed malrotation, the study measures how often the disease was reported and with what documented content, not the accuracy of the tests. The UGI series and CT are reported alongside ultrasound to show where ultrasound sat in the diagnostic pathway, not to rank them. The audit criteria are provided as a minimum reporting dataset (Supplement 4).</w:t>
       </w:r>
     </w:p>
     <w:p>
@@ -166,7 +166,7 @@
         <w:spacing w:after="160" w:line="480" w:lineRule="auto"/>
       </w:pPr>
       <w:r>
-        <w:t xml:space="preserve">This was a retrospective, single-center, case-only report audit approved by the institutional review board with waiver of consent. Reporting follows STROBE [21]; STARD was not used, as the design is not that of a diagnostic accuracy study. The cohort includes no children in whom malrotation was suspected and excluded. The outcome is the </w:t>
+        <w:t xml:space="preserve">This was a retrospective, single-center, case-only report audit, approved by the institutional review board with waiver of consent. Reporting follows STROBE [21]; STARD was not used because this is not a diagnostic accuracy design. The cohort includes no children in whom malrotation was suspected and excluded. The outcome is the </w:t>
       </w:r>
       <w:r>
         <w:rPr>
@@ -175,7 +175,7 @@
         <w:t>report-level detection rate among surgically confirmed children who underwent the test</w:t>
       </w:r>
       <w:r>
-        <w:t>. We avoid the term "sensitivity", which does not transfer to children investigated for suspicion. Specificity, predictive values and any accuracy-based ranking cannot be estimated. The whirlpool sign is a sign of volvulus rather than of malrotation [22].</w:t>
+        <w:t>. We avoid the term "sensitivity" because the rate does not transfer to children investigated for suspicion. Specificity, predictive values and any accuracy-based ranking cannot be estimated. The whirlpool sign indicates volvulus rather than malrotation [22].</w:t>
       </w:r>
     </w:p>
     <w:p>
@@ -191,7 +191,7 @@
         <w:spacing w:after="160" w:line="480" w:lineRule="auto"/>
       </w:pPr>
       <w:r>
-        <w:t>The institutional clinical research database supplied the records of 711 children with a recorded diagnosis of intestinal malrotation between December 2012 and June 2026, including 559 operative records in 499 children. Every operative record was read, and operations whose operative diagnosis named intestinal malrotation or whose procedure was recorded as a Ladd procedure were selected (search strings in Supplement 1): 503 records in 465 children. The anchor operation was each child's first such operation. One author, with the imaging labels visible, re-read all operative records for 34 children whose anchor operation was not named as a malrotation procedure or followed earlier malrotation surgery: 19 were retained and 15 excluded, 6 in whom that operation did not confirm malrotation and 9 reoperations (Supplement 1). The remaining 450 consecutive children form the reference standard. Midgut volvulus was defined by an explicit operative statement of torsion or by a documented degree of midgut or mesenteric rotation, with no minimum degree required (see Limitations). No sample-size calculation was performed.</w:t>
+        <w:t>The institutional clinical research database supplied the records of 711 children with a recorded diagnosis of intestinal malrotation between December 2012 and June 2026, including 559 operative records in 499 children. Every operative record was read, and operations with an operative diagnosis of intestinal malrotation or a recorded Ladd procedure were selected (search strings in Supplement 1), giving 503 records in 465 children. The anchor operation was each child's first such operation. One author, with the imaging labels visible, re-read all operative records for 34 children whose anchor operation was not named as a malrotation procedure or followed earlier malrotation surgery; 19 were retained and 15 excluded (6 in whom that operation did not confirm malrotation and 9 reoperations; Supplement 1). The remaining 450 consecutive children form the reference standard. Midgut volvulus was defined by an explicit operative statement of torsion or a documented degree of midgut or mesenteric rotation, with no minimum degree required (see Limitations). No sample-size calculation was performed.</w:t>
       </w:r>
     </w:p>
     <w:p>
@@ -199,7 +199,7 @@
         <w:spacing w:after="160" w:line="480" w:lineRule="auto"/>
       </w:pPr>
       <w:r>
-        <w:t>Three modalities were evaluated: ultrasound (sessions booked as gastrointestinal, abdominal great-vessel or pyloric), abdominal CT and the UGI series; contrast enemas were not counted. For each child and modality, the index examination was the examination episode closest to operation, pooling every report of that modality issued that day, as the department routinely issues separate gastrointestinal and great-vessel reports for one ultrasound session. Operative times were recorded as dates only, so the 154 same-day reports and the 27 index examinations more than 7 days before operation were reviewed individually; three issued after the operation or for an unrelated earlier illness were removed. This yielded 723 index examinations from 761 reports; 32 earlier repeat examinations were not audited (Figure 1). The clinical indication was not retrievable, so confounding by indication is displayed in Table 1, not adjusted for.</w:t>
+        <w:t>Three modalities were evaluated: ultrasound (sessions booked as gastrointestinal, abdominal great-vessel or pyloric), abdominal CT and the UGI series; contrast enemas were not counted. For each child and modality, the index examination was the examination episode closest to operation, pooling every report of that modality issued that day, as the department routinely issues separate gastrointestinal and great-vessel reports for one ultrasound session. Operative times were recorded as dates only, so the 154 same-day reports and the 27 index examinations more than 7 days before operation were reviewed individually; three issued after the operation or concerning an unrelated earlier illness were removed. This yielded 723 index examinations from 761 reports; 32 earlier repeat examinations were not audited (Figure 1). The clinical indication was not retrievable, so confounding by indication is shown in Table 1, not adjusted for.</w:t>
       </w:r>
     </w:p>
     <w:p>
@@ -207,7 +207,7 @@
         <w:spacing w:after="160" w:line="480" w:lineRule="auto"/>
       </w:pPr>
       <w:r>
-        <w:t>Ultrasound was reported by ultrasound physicians, and CT and the UGI series by radiologists, during routine care, unaware of the operative findings but not blinded to clinical history or previous imaging, and not by a designated reader group. Reports were free text, with no structured malrotation template in use. The department reports no change in ultrasound equipment, reporting staff or protocol during the study period.</w:t>
+        <w:t>Ultrasound was reported by ultrasound physicians, and CT and the UGI series by radiologists, during routine care, unaware of the operative findings but not blinded to clinical history or previous imaging, and not by a designated reader group. Reports were free text, with no structured malrotation template in use. The department reported no change in ultrasound equipment, reporting staff or protocol during the study period.</w:t>
       </w:r>
     </w:p>
     <w:p>
@@ -223,7 +223,7 @@
         <w:spacing w:after="160" w:line="480" w:lineRule="auto"/>
       </w:pPr>
       <w:r>
-        <w:t>Each ultrasound index examination was coded by two readers, an ultrasound physician and a pediatric surgeon, both authors who had reported none of the examinations, working independently from the findings and conclusion text against written criteria for twelve elements, from D3 and the duodenojejunal junction to the whirlpool sign and limiting bowel gas (Table 3). Technique elements were counted as documented whether the finding was normal or abnormal; the whirlpool sign, a finding, only where described as present. Agreement was assessed with Cohen kappa and disagreements adjudicated. Booking category and bedside performance were taken from the examination name, and CT and UGI landmarks were coded by text patterns (Supplement 1).</w:t>
+        <w:t>Each ultrasound index examination was coded by two readers, an ultrasound physician and a pediatric surgeon, both authors who had reported none of the examinations, working independently from the findings and conclusion text against written criteria for twelve elements, from D3 and the duodenojejunal junction to the whirlpool sign and limiting bowel gas (Table 3). Technique elements were counted as documented whether the finding was normal or abnormal; the whirlpool sign, a finding, only where described as present. Agreement was assessed with Cohen kappa and disagreements adjudicated. Booking category and bedside performance were taken from the examination name; CT and UGI landmarks were coded by text patterns (Supplement 1).</w:t>
       </w:r>
     </w:p>
     <w:p>
@@ -231,7 +231,7 @@
         <w:spacing w:after="160" w:line="480" w:lineRule="auto"/>
       </w:pPr>
       <w:r>
-        <w:t>An examination was classified as positive when its conclusion named malrotation or midgut volvulus, including tentative phrasing, or described a modality-specific sign: for ultrasound, a whirlpool or an explicit statement of mesenteric vessel inversion; for the UGI series, a corkscrew or spring appearance or a malpositioned duodenojejunal junction; for CT, a mesenteric whirl or an abnormal duodenal position. Explicit negation was classified as negative, and isolated gastric volvulus was not counted. Because the whirlpool is both an audited element and a positivity criterion, and a conclusion may name volvulus without malrotation, detection was also computed counting only conclusions that named malrotation. Tentative phrasing is standard here, so the certainty tier of every positive conclusion was tabulated and the analyses repeated with "possible" tiers counted as negative.</w:t>
+        <w:t>An examination was classified as positive when its conclusion named malrotation or midgut volvulus, including tentative phrasing, or described a modality-specific sign: for ultrasound, a whirlpool or an explicit statement of mesenteric vessel inversion; for the UGI series, a corkscrew or spring appearance or a malpositioned duodenojejunal junction; for CT, a mesenteric whirl or an abnormal duodenal position. Explicit negation was classified as negative, and isolated gastric volvulus was not counted. Because the whirlpool is both an audited element and a positivity criterion, and a conclusion may name volvulus without malrotation, detection was also computed counting only conclusions that named malrotation. Tentative phrasing is common, so the certainty tier of every positive conclusion was tabulated and the analyses repeated with "possible" tiers counted as negative.</w:t>
       </w:r>
     </w:p>
     <w:p>
@@ -239,7 +239,7 @@
         <w:spacing w:after="160" w:line="480" w:lineRule="auto"/>
       </w:pPr>
       <w:r>
-        <w:t>Report text was classified using a rule-based, clause-level algorithm [23] with explicit negation handling [24] (Supplement 1). A pediatric surgeon, one of the authors, blinded to the operative findings adjudicated 32 reports: agreement was 92% (Cohen kappa 0.83, 95% CI 0.61–1.00) in a stratified random sample of 24, and a targeted review of 8 suspected discordances found 5 further under-calls, excluded from the agreement statistics. A two-directional screen of every index examination then returned nine positives that no diagnostic term or sign pattern supported, three of which source review confirmed as over-calls. All errors were corrected; because adjudication read the whole report, the final label is the algorithmic label after review, not the conclusion alone. With a single adjudicator, interobserver agreement on the detection label could not be estimated.</w:t>
+        <w:t>Report text was classified using a rule-based, clause-level algorithm [23] with explicit negation handling [24] (Supplement 1). A pediatric surgeon, one of the authors, blinded to the operative findings, adjudicated 32 reports. Agreement was 92% (Cohen kappa 0.83, 95% CI 0.61–1.00) in a stratified random sample of 24; a targeted review of 8 suspected discordances found 5 further under-calls, excluded from the agreement statistics. A two-directional screen of every index examination then returned nine positives that no diagnostic term or sign pattern supported; source review confirmed three as over-calls. All errors were corrected. Because adjudication read the whole report, the final label is the algorithmic label after review, not the conclusion alone. With a single adjudicator, interobserver agreement on the detection label could not be estimated.</w:t>
       </w:r>
     </w:p>
     <w:p>
@@ -279,7 +279,7 @@
         <w:spacing w:after="160" w:line="480" w:lineRule="auto"/>
       </w:pPr>
       <w:r>
-        <w:t>Of 450 children with surgically confirmed malrotation, 300 (66.7%) were neonates and 397 (88.2%) had midgut volvulus (Table 1). An index examination was available in 293 children for the UGI series, 313 for CT and 117 for ultrasound; 398 underwent at least one and 59 all three. The remaining 52 (11.6%) underwent none of the three, but all had other preoperative imaging; in four it was documented before transfer (Table 1, Figure 1).</w:t>
+        <w:t>Of 450 children with surgically confirmed malrotation, 300 (66.7%) were neonates and 397 (88.2%) had midgut volvulus (Table 1). An index examination was available in 293 children for the UGI series, 313 for CT and 117 for ultrasound; 398 underwent at least one and 59 all three. The remaining 52 (11.6%) underwent none of the three, but all had other preoperative imaging, documented before transfer in four (Table 1, Figure 1).</w:t>
       </w:r>
     </w:p>
     <w:p>
@@ -287,7 +287,7 @@
         <w:spacing w:after="160" w:line="480" w:lineRule="auto"/>
       </w:pPr>
       <w:r>
-        <w:t>The modality groups were not interchangeable (Table 1). Ultrasound was performed more often in children with volvulus, its use rising from 13% to 51% of operated children between eras. Among children who underwent more than one index test, the last preoperative test was the UGI series in 75.0% of those who received it, ultrasound in 36.8% (39/106) and CT in 19.2%; UGI detection was higher when it came last (80.0% [144/180] vs 70.0% [42/60] when it did not), which may reflect the pathway rather than the test.</w:t>
+        <w:t>The modality groups were not interchangeable (Table 1). Ultrasound was performed more often in children with volvulus, its use rising from 13% to 51% of operated children between eras. Among children who underwent more than one index test, the last preoperative test was the UGI series in 75.0% of those who received it, ultrasound in 36.8% (39/106) and CT in 19.2%. UGI detection was higher when it came last (80.0% [144/180] vs 70.0% [42/60] when it did not), which may reflect the pathway rather than the test.</w:t>
       </w:r>
     </w:p>
     <w:p>
@@ -327,7 +327,7 @@
         <w:spacing w:after="160" w:line="480" w:lineRule="auto"/>
       </w:pPr>
       <w:r>
-        <w:t>Of these three, only one, in 2022, followed D3 between the artery and the aorta and identified the duodenojejunal junction, as the published technique describes [16, 17].</w:t>
+        <w:t>Of these three, only one (in 2022) followed D3 between the artery and the aorta and identified the duodenojejunal junction, as the published technique describes [16, 17].</w:t>
       </w:r>
     </w:p>
     <w:p>
@@ -335,7 +335,7 @@
         <w:spacing w:after="160" w:line="480" w:lineRule="auto"/>
       </w:pPr>
       <w:r>
-        <w:t>The diagnosis was named in all 59 examinations recording a whirlpool and in 5 of the 58 without one (8.6%, 95% CI 3.7–18.6). This contrast is partly definitional, as a whirlpool is itself a positivity criterion, although all 59 conclusions also named malrotation explicitly. A whirlpool was recorded in 59 of the 112 children (52.7%) who underwent ultrasound and in whom operation confirmed midgut volvulus.</w:t>
+        <w:t>The diagnosis was named in all 59 examinations recording a whirlpool and in 5 of the 58 without one (8.6%, 95% CI 3.7–18.6). This contrast is partly definitional because a whirlpool is itself a positivity criterion, although all 59 conclusions also named malrotation explicitly. A whirlpool was recorded in 59 of the 112 children (52.7%) who underwent ultrasound and had operatively confirmed midgut volvulus.</w:t>
       </w:r>
     </w:p>
     <w:p>
@@ -392,7 +392,7 @@
         <w:spacing w:after="160" w:line="480" w:lineRule="auto"/>
       </w:pPr>
       <w:r>
-        <w:t>Over 13.6 years, routine ultrasound reports for children who proved to have intestinal malrotation rarely recorded the duodenal anatomy to which contemporary ultrasound accuracy is attributed: D3 or the duodenojejunal junction in three of 117 examinations, enteric fluid in two. The finding they did record was the whirlpool sign, present in about half of all examinations and of the children in whom operation confirmed volvulus. Such low documentation might be expected with free-text reports and no structured template, as here. Positive reports almost always described a whirlpool (59 of 64).</w:t>
+        <w:t>Over 13.6 years, routine ultrasound reports for children with surgically confirmed intestinal malrotation rarely recorded the duodenal anatomy to which contemporary ultrasound accuracy is attributed: D3 or the duodenojejunal junction in three of 117 examinations, enteric fluid in two. What they did record was the whirlpool sign, present in about half of all examinations and of the children with operatively confirmed volvulus. Such low documentation might be expected with free-text reports and no structured template, as here. Positive reports almost always described a whirlpool (59 of 64).</w:t>
       </w:r>
     </w:p>
     <w:p>
@@ -400,7 +400,7 @@
         <w:spacing w:after="160" w:line="480" w:lineRule="auto"/>
       </w:pPr>
       <w:r>
-        <w:t>Malrotation or volvulus was named in 54.7% of the surgically confirmed children who underwent ultrasound, compared with 93–97% for malrotation and 97% for volvulus in the 2025 multicenter series, which excluded non-diagnostic and equivocal examinations [13] (in a multi-institutional cohort, 25.7% of examinations for malrotation were non-diagnostic on the original report [28]), and a pooled 94% in meta-analysis [11], both in children investigated for suspicion. These figures are not interchangeable: ours is conditioned on confirmed disease and on the indications that selected these children, theirs on those exclusions, so the difference combines case mix, examination quality and technique in proportions this audit cannot separate. What it does show is that the elements to which published performance is attributed were almost never documented here: D3 [16, 17], the most accurate sign for malrotation in the 2025 series [13]; the duodenojejunal junction [12, 15]; and enteric fluid, associated with better performance in meta-analysis [11].</w:t>
+        <w:t>Malrotation or volvulus was named in 54.7% of the surgically confirmed children who underwent ultrasound. The 2025 multicenter series, which excluded non-diagnostic and equivocal examinations, reported 93–97% for malrotation and 97% for volvulus [13], and a meta-analysis pooled 94% [11], both in children investigated for suspicion. In a multi-institutional cohort, 25.7% of examinations for malrotation were non-diagnostic on the original report [28]. These figures are not interchangeable: ours is conditioned on confirmed disease and on the indications that selected these children, theirs on those exclusions, so the difference combines case mix, examination quality and technique in proportions this audit cannot separate. What the audit does show is that the elements to which published performance is attributed were almost never documented here: D3 [16, 17], the most accurate sign for malrotation in the 2025 series [13]; the duodenojejunal junction [12, 15]; and enteric fluid, which was associated with better performance in the meta-analysis [11].</w:t>
       </w:r>
     </w:p>
     <w:p>
@@ -416,7 +416,7 @@
         <w:spacing w:after="160" w:line="480" w:lineRule="auto"/>
       </w:pPr>
       <w:r>
-        <w:t>Two features of the design make the between-modality differences uninterpretable as accuracy. The reference standard is not independent of the index tests: the surgeon presumably knew the preoperative imaging, and a positive UGI series, the last preoperative test in 75.0% of children who had it with another index test, may often have precipitated the operation that confirmed the diagnosis, an incorporation bias asymmetrical between tests. The modalities were also used in different children for different reasons (Table 1), which no adjustment can undo.</w:t>
+        <w:t>Two features of the design make the between-modality differences uninterpretable as accuracy. The reference standard is not independent of the index tests: the surgeon presumably knew the preoperative imaging, and a positive UGI series (the last preoperative test in 75.0% of children who had it with another index test) may often have precipitated the operation that confirmed the diagnosis, an incorporation bias asymmetrical between tests. The modalities were also used in different children for different reasons (Table 1), which adjustment cannot correct.</w:t>
       </w:r>
     </w:p>
     <w:p>
@@ -440,7 +440,7 @@
         <w:spacing w:after="160" w:line="480" w:lineRule="auto"/>
       </w:pPr>
       <w:r>
-        <w:t>This is not a diagnostic accuracy study: detection among surgically confirmed children who underwent a test does not transfer to children investigated for suspicion [11, 13, 14]. The cohort contains only children who reached an operation, is weighted toward severe neonatal disease, and provides little information on older children with intermittent symptoms, incidental or non-volvulus malrotation, or stable outpatients. The 52 children without an index test were excluded from the denominators, an informative missingness, as were 9 whose operation followed earlier malrotation surgery. Excluding children whose operative record states a rotation below 360° changes prevalence from 88.2% to 84.0% without altering any conclusion (Supplement 2).</w:t>
+        <w:t>This is not a diagnostic accuracy study, and detection among surgically confirmed children who underwent a test does not transfer to children investigated for suspicion [11, 13, 14]. The cohort comprises only children who reached an operation, is weighted toward severe neonatal disease, and provides little information on older children with intermittent symptoms, incidental or non-volvulus malrotation, or stable outpatients. The 52 children without an index test were excluded from the denominators (informative missingness), as were 9 whose operation followed earlier malrotation surgery. Excluding children whose operative record states a rotation below 360° changes prevalence from 88.2% to 84.0% without altering any conclusion (Supplement 2).</w:t>
       </w:r>
     </w:p>
     <w:p>
@@ -448,7 +448,7 @@
         <w:spacing w:after="160" w:line="480" w:lineRule="auto"/>
       </w:pPr>
       <w:r>
-        <w:t>Index tests were classified from report text rather than blinded image review, so the study measures reported detection rather than achievable image-based accuracy; a finding seen but not recorded and an inadequate examination reported as normal cannot be distinguished, although the report is what clinicians act on. The certainty tiers were derived from the same text and, unlike the positive–negative label, were not separately adjudicated. Radiation dose could not be captured. This is one audit cycle at one center: whether the findings generalize, whether a structured report would raise documentation and whether documentation would raise detection are unknown.</w:t>
+        <w:t>Index tests were classified from report text, not blinded image review, so the study measures reported detection rather than achievable image-based accuracy; a finding seen but not recorded and an inadequate examination reported as normal cannot be distinguished, although the report is what clinicians act on. The certainty tiers were derived from the same text and, unlike the positive–negative label, were not separately adjudicated. Radiation dose could not be captured. This is one audit cycle at one center, so whether the findings generalize, whether a structured report would raise documentation and whether documentation would raise detection are unknown.</w:t>
       </w:r>
     </w:p>
     <w:p>
@@ -472,7 +472,7 @@
         <w:spacing w:after="160" w:line="480" w:lineRule="auto"/>
       </w:pPr>
       <w:r>
-        <w:t>• Positive ultrasound reports almost always described a whirlpool (59 of 64), a sign of volvulus, which was recorded in 59 of the 112 ultrasound-examined children with volvulus.</w:t>
+        <w:t>• Positive ultrasound reports almost always described a whirlpool (59 of 64), a sign of volvulus. It was recorded in 59 of the 112 ultrasound-examined children with volvulus.</w:t>
       </w:r>
     </w:p>
     <w:p>
@@ -480,7 +480,7 @@
         <w:spacing w:after="160" w:line="480" w:lineRule="auto"/>
       </w:pPr>
       <w:r>
-        <w:t>• These are report-level detection rates among surgically confirmed children, not sensitivities; they establish no specificity, predictive value or ranking of modalities, and are no argument against ultrasound-first pathways.</w:t>
+        <w:t>• These are report-level detection rates among surgically confirmed children, not sensitivities; they do not establish specificity, predictive value or ranking of modalities, and do not argue against ultrasound-first pathways.</w:t>
       </w:r>
     </w:p>
     <w:p>
@@ -524,7 +524,7 @@
         <w:t>Supplement 2.</w:t>
       </w:r>
       <w:r>
-        <w:t xml:space="preserve"> Between-modality generalized estimating equation models; the subgroup receiving all three examinations, with 48-h and 24-h timing sensitivity analyses; detection stratified by midgut volvulus and by age; detection of a volvulus-specific sign among children with confirmed volvulus; and sensitivity analyses varying the era boundary from 2019 to 2022, restricting midgut volvulus to a documented rotation of 360° or more, and taking the earliest rather than the closest preoperative examination as the index examination; and standardized detection under four definitions of a positive report, the timing and choice of the index examination, and ultrasound content by booking category.</w:t>
+        <w:t xml:space="preserve"> Between-modality generalized estimating equation models; the subgroup receiving all three examinations, with 48-h and 24-h timing sensitivity analyses; detection stratified by midgut volvulus and by age; detection of a volvulus-specific sign among children with confirmed volvulus; sensitivity analyses that vary the era boundary from 2019 to 2022, restrict midgut volvulus to a documented rotation of 360° or more, or take the earliest rather than the closest preoperative examination as the index examination; and standardized detection under four definitions of a positive report, the timing and choice of the index examination, and ultrasound content by booking category.</w:t>
       </w:r>
     </w:p>
     <w:p>
@@ -1379,7 +1379,7 @@
         <w:t>Figure 1. Study flow and the imaging received by children without an index test.</w:t>
       </w:r>
       <w:r>
-        <w:t xml:space="preserve"> Records of 711 children in the clinical research database, selection of 503 operative records in 465 children, exclusions after review of the anchor operation, availability of each preoperative index test, and reduction of 793 eligible preoperative reports to 723 index examination episodes. Every one of the 52 children who received none of the three index examinations nonetheless had other preoperative imaging, four of them documented before transfer; the breakdown is shown at right.</w:t>
+        <w:t xml:space="preserve"> Flow of 711 children in the clinical research database through selection of 503 operative records in 465 children, exclusions after review of the anchor operation, availability of each preoperative index test, and reduction of 793 eligible preoperative reports to 723 index examination episodes. All 52 children who received none of the three index examinations had other preoperative imaging (documented before transfer in four); the breakdown is shown at right.</w:t>
       </w:r>
     </w:p>
     <w:p>

--- a/JACR_3_Manuscript_masked.docx
+++ b/JACR_3_Manuscript_masked.docx
@@ -644,7 +644,7 @@
         <w:t>Availability of data and materials:</w:t>
       </w:r>
       <w:r>
-        <w:t xml:space="preserve"> The de-identified analysis dataset used pseudonymized research identifiers rather than direct identifiers; it is nonetheless not publicly available because of institutional and ethical restrictions on sharing patient-level clinical data and the potential for re-identification within this small, single-center disease cohort. The complete text-classification rule set, a runnable reference implementation of it, and the report-content audit patterns are provided in Supplement 1. The scripts implementing every model, table and figure are available from the corresponding author on request. De-identified data may be made available by the corresponding author upon reasonable request and with permission of the institutional review board.</w:t>
+        <w:t xml:space="preserve"> The de-identified analysis dataset contains pseudonymized research identifiers rather than direct identifiers. It is nonetheless not publicly available because of institutional and ethical restrictions on sharing patient-level clinical data and the potential for re-identification within this small, single-center disease cohort. The complete text-classification rule set, a runnable reference implementation of it, and the report-content audit patterns are provided in Supplement 1. The scripts implementing every model, table and figure are available from the corresponding author on request. De-identified data may be made available by the corresponding author on reasonable request and with the permission of the institutional review board.</w:t>
       </w:r>
     </w:p>
     <w:p>

--- a/JACR_3_Manuscript_masked.docx
+++ b/JACR_3_Manuscript_masked.docx
@@ -24,7 +24,7 @@
         <w:spacing w:after="160" w:line="480" w:lineRule="auto"/>
       </w:pPr>
       <w:r>
-        <w:t>Word count: 2,976 (Introduction through Take-Home Points; excluding abstract, references, tables and figure legends); Tables: 4; Figures: 3; Supplemental material: Supplements 1–4</w:t>
+        <w:t>Word count: 2,978 (Introduction through Take-Home Points; excluding abstract, references, tables and figure legends); Tables: 4; Figures: 3; Supplemental material: Supplements 1–4</w:t>
       </w:r>
     </w:p>
     <w:p>
@@ -223,7 +223,7 @@
         <w:spacing w:after="160" w:line="480" w:lineRule="auto"/>
       </w:pPr>
       <w:r>
-        <w:t>Each ultrasound index examination was coded by two readers, an ultrasound physician and a pediatric surgeon, both authors who had reported none of the examinations, working independently from the findings and conclusion text against written criteria for twelve elements, from D3 and the duodenojejunal junction to the whirlpool sign and limiting bowel gas (Table 3). Technique elements were counted as documented whether the finding was normal or abnormal; the whirlpool sign, a finding, only where described as present. Agreement was assessed with Cohen kappa and disagreements adjudicated. Booking category and bedside performance were taken from the examination name; CT and UGI landmarks were coded by text patterns (Supplement 1).</w:t>
+        <w:t>Each ultrasound index examination was coded by two readers, an ultrasound physician and a pediatric surgeon, both authors who had reported none of the examinations, working independently from the findings and conclusion text against written criteria for twelve elements, from D3 and the duodenojejunal junction to the whirlpool sign and limiting bowel gas. Technique elements were counted as documented whether the finding was normal or abnormal; the whirlpool sign, a finding, only where described as present. Agreement was assessed with Cohen kappa and disagreements adjudicated. Booking category and bedside performance were taken from the examination name; CT and UGI landmarks were coded by text patterns (Supplement 1).</w:t>
       </w:r>
     </w:p>
     <w:p>
@@ -255,7 +255,7 @@
         <w:spacing w:after="160" w:line="480" w:lineRule="auto"/>
       </w:pPr>
       <w:r>
-        <w:t>Detection rates are presented with denominators and Wilson 95% confidence intervals (CIs). Between-modality comparison used a generalized estimating equation (GEE) logistic model [25] with an exchangeable working correlation, patient-level clustering and cluster-robust standard errors, unadjusted and adjusted for era (2012–2018 vs 2019–2026) and age group (≤28 days, 29 days–1 year, &gt;1 year), with standardized detection and cluster-bootstrap CIs. Modalities a child did not undergo are unobserved outcomes, not missing at random here, so these coefficients describe reporting among children who underwent each test. A pre-specified modality-by-volvulus interaction was not estimable, no ultrasound examination being positive among the five children without volvulus; a Firth penalized estimate is given in Supplement 2 [26, 27]. In the subgroup that underwent all three modalities, detection was compared using the Cochran Q test, the exact McNemar test and paired differences with bootstrap CIs (Supplement 2). The temporal change was explored, after inspection of the data, using modality-specific logistic models of detection on era before and after adding one covariate (booking category or contrast enhancement), reported as odds ratios and average marginal effects (Table 4); the era boundary was varied from 2019 to 2022 and era-by-covariate interactions fitted. Sensitivity analyses varied the outcome definition, index examination, interval to operation and ultrasound denominator (Supplement 2). P values were not adjusted for multiplicity; Supplement 2 lists which analyses were pre-specified. Analyses used Python 3.11 (statsmodels 0.15, SciPy 1.17).</w:t>
+        <w:t>Detection rates are presented with denominators and Wilson 95% confidence intervals (CIs). Between-modality comparison used a generalized estimating equation (GEE) logistic model [25] with an exchangeable working correlation, patient-level clustering and cluster-robust standard errors, unadjusted and adjusted for era (2012–2018 vs 2019–2026) and age group (≤28 days, 29 days–1 year, &gt;1 year), with standardized detection and cluster-bootstrap CIs. Modalities a child did not undergo are unobserved outcomes, not missing at random here, so these coefficients describe reporting among children who underwent each test. A pre-specified modality-by-volvulus interaction was not estimable, no ultrasound examination being positive among the five children without volvulus; a Firth penalized estimate is given in Supplement 2 [26, 27]. In the subgroup that underwent all three modalities, detection was compared using the Cochran Q test, the exact McNemar test and paired differences with bootstrap CIs (Supplement 2). The temporal change was explored, after inspection of the data, using modality-specific logistic models of detection on era before and after adding one covariate (booking category or contrast enhancement), reported as odds ratios and average marginal effects; the era boundary was varied from 2019 to 2022 and era-by-covariate interactions fitted. Sensitivity analyses varied the outcome definition, index examination, interval to operation and ultrasound denominator (Supplement 2). P values were not adjusted for multiplicity; Supplement 2 lists which analyses were pre-specified. Analyses used Python 3.11 (statsmodels 0.15, SciPy 1.17).</w:t>
       </w:r>
     </w:p>
     <w:p>
@@ -400,7 +400,7 @@
         <w:spacing w:after="160" w:line="480" w:lineRule="auto"/>
       </w:pPr>
       <w:r>
-        <w:t>Malrotation or volvulus was named in 54.7% of the surgically confirmed children who underwent ultrasound. The 2025 multicenter series, which excluded non-diagnostic and equivocal examinations, reported 93–97% for malrotation and 97% for volvulus [13], and a meta-analysis pooled 94% [11], both in children investigated for suspicion. In a multi-institutional cohort, 25.7% of examinations for malrotation were non-diagnostic on the original report [28]. These figures are not interchangeable: ours is conditioned on confirmed disease and on the indications that selected these children, theirs on those exclusions, so the difference combines case mix, examination quality and technique in proportions this audit cannot separate. What the audit does show is that the elements to which published performance is attributed were almost never documented here: D3 [16, 17], the most accurate sign for malrotation in the 2025 series [13]; the duodenojejunal junction [12, 15]; and enteric fluid, which was associated with better performance in the meta-analysis [11].</w:t>
+        <w:t>Malrotation or volvulus was named in 54.7% of the surgically confirmed children who underwent ultrasound. The 2025 multicenter series, which excluded non-diagnostic and equivocal examinations, reported sensitivities of 93–97% for malrotation and 97% for volvulus [13], and a meta-analysis found a pooled sensitivity of 94% [11], both in children investigated for suspicion. In a multi-institutional cohort, 25.7% of examinations for malrotation were non-diagnostic on the original report [28]. These figures are not interchangeable: ours is conditioned on confirmed disease and on the indications that selected these children, theirs on those exclusions, so the difference combines case mix, examination quality and technique in proportions this audit cannot separate. What the audit does show is that the elements to which published performance is attributed were almost never documented here: D3 [16, 17], the most accurate sign for malrotation in the 2025 series [13]; the duodenojejunal junction [12, 15]; and enteric fluid, which was associated with better performance in the meta-analysis [11].</w:t>
       </w:r>
     </w:p>
     <w:p>
@@ -510,7 +510,16 @@
         <w:t>Supplement 1.</w:t>
       </w:r>
       <w:r>
-        <w:t xml:space="preserve"> Text-classification algorithm and report-content audit, including the review of the reference standard and examination timing and the agreement of the two ultrasound readers: full rule dictionary, negation and scope handling, priority rules, worked examples of misclassification, the per-modality distribution of positive, negative and tentative labels, and a runnable reference implementation of the rule set (`Supplement_1_classifier.py`), which reproduces 99.0% of the final labels. That figure measures agreement between the published code and the labels used here; the 92% above measures agreement between the algorithm and the blinded adjudicator.</w:t>
+        <w:t xml:space="preserve"> Text-classification algorithm and report-content audit, including the review of the reference standard and examination timing and the agreement of the two ultrasound readers: full rule dictionary, negation and scope handling, priority rules, worked examples of misclassification, the per-modality distribution of positive, negative and tentative labels, and a runnable reference implementation of the rule set (</w:t>
+      </w:r>
+      <w:r>
+        <w:rPr>
+          <w:rFonts w:ascii="Courier New" w:hAnsi="Courier New"/>
+        </w:rPr>
+        <w:t>Supplement_1_classifier.py</w:t>
+      </w:r>
+      <w:r>
+        <w:t>), which reproduces 99.0% of the final labels. That figure measures agreement between the published code and the labels used here; the 92% above measures agreement between the algorithm and the blinded adjudicator.</w:t>
       </w:r>
     </w:p>
     <w:p>
@@ -3744,7 +3753,7 @@
           <w:i/>
           <w:sz w:val="17"/>
         </w:rPr>
-        <w:t>Groups overlap, because a child could receive more than one index test; columns therefore do not sum to the cohort total. Age at operation was calculated as age at admission for the operative encounter plus the interval from admission to operation. Presenting features were extracted from admission records by text search and are documentation rates, not verified prevalences. Symptom duration is the longest duration of a gastrointestinal symptom stated in the chief complaint of the operative admission; a child whose chief complaint stated none was counted as not having symptoms for 1 month or longer. The rightmost column shows the 52 children who received none of the three index tests; all of them nonetheless had other preoperative imaging (Figure 1). IQR interquartile range, UGI upper gastrointestinal.</w:t>
+        <w:t>Groups overlap, because a child could receive more than one index test; columns therefore do not sum to the cohort total. Age at operation was calculated as age at admission for the operative encounter plus the interval from admission to operation. Presenting features were extracted from admission records by text search and are documentation rates, not verified prevalences. Symptom duration is the longest duration of a gastrointestinal symptom stated in the chief complaint of the operative admission; a child whose chief complaint stated none was counted as not having symptoms for 1 month or longer. The rightmost column shows the 52 children who received none of the three index tests; all of them nonetheless had other preoperative imaging (Figure 1). IQR, interquartile range; UGI, upper gastrointestinal.</w:t>
       </w:r>
     </w:p>
     <w:p>
@@ -8524,7 +8533,7 @@
       <w:r>
         <w:drawing>
           <wp:inline xmlns:a="http://schemas.openxmlformats.org/drawingml/2006/main" xmlns:pic="http://schemas.openxmlformats.org/drawingml/2006/picture">
-            <wp:extent cx="5943600" cy="2267970"/>
+            <wp:extent cx="5943600" cy="2271415"/>
             <wp:docPr id="3" name="Picture 3"/>
             <wp:cNvGraphicFramePr>
               <a:graphicFrameLocks noChangeAspect="1"/>
@@ -8545,7 +8554,7 @@
                   <pic:spPr>
                     <a:xfrm>
                       <a:off x="0" y="0"/>
-                      <a:ext cx="5943600" cy="2267970"/>
+                      <a:ext cx="5943600" cy="2271415"/>
                     </a:xfrm>
                     <a:prstGeom prst="rect"/>
                   </pic:spPr>

--- a/JACR_3_Manuscript_masked.docx
+++ b/JACR_3_Manuscript_masked.docx
@@ -24,7 +24,7 @@
         <w:spacing w:after="160" w:line="480" w:lineRule="auto"/>
       </w:pPr>
       <w:r>
-        <w:t>Word count: 2,978 (Introduction through Take-Home Points; excluding abstract, references, tables and figure legends); Tables: 4; Figures: 3; Supplemental material: Supplements 1–4</w:t>
+        <w:t>Word count: 2,977 (Introduction through Take-Home Points; excluding abstract, references, tables and figure legends); Tables: 4; Figures: 3; Supplemental material: Supplements 1–4</w:t>
       </w:r>
     </w:p>
     <w:p>
@@ -74,7 +74,7 @@
         <w:t>Results:</w:t>
       </w:r>
       <w:r>
-        <w:t xml:space="preserve"> Among 450 children (volvulus in 88.2%), 398 underwent at least one index test. Three of 117 ultrasound examinations (2.6%, 95% CI 0.9–7.3) documented the third portion of the duodenum or the duodenojejunal junction, 3 (2.6%) the mesenteric artery–vein relationship and 2 (1.7%) enteric fluid; a whirlpool sign was reported in 50.4%. Ultrasound named malrotation or volvulus in 64 of 117 examinations (54.7%, 45.7–63.4): in all 59 recording a whirlpool, a positivity criterion, and in 5 of 58 without one. A whirlpool was recorded in 59 of the 112 ultrasound-examined children with operatively confirmed volvulus. Detection was 53.8% counting only conclusions naming malrotation, 25.6% excluding tentative wording.</w:t>
+        <w:t xml:space="preserve"> Among 450 children (volvulus in 88.2%), 398 underwent at least one index test. Three of 117 ultrasound examinations (2.6%, 95% CI 0.9–7.3) documented the third portion of the duodenum or the duodenojejunal junction, 3 (2.6%) the mesenteric artery–vein relationship and 2 (1.7%) enteric fluid; a whirlpool sign was reported in 50.4%. Ultrasound named malrotation or volvulus in 64 of 117 examinations (54.7%, 45.7–63.4): in all 59 recording a whirlpool, a positivity criterion, and in 5 of 58 without one. A whirlpool was recorded in 59 of the 112 ultrasound-examined children with operatively confirmed volvulus. Detection was 53.8% counting only conclusions naming malrotation, 25.6% excluding "possible" wording.</w:t>
       </w:r>
     </w:p>
     <w:p>
@@ -392,7 +392,7 @@
         <w:spacing w:after="160" w:line="480" w:lineRule="auto"/>
       </w:pPr>
       <w:r>
-        <w:t>Over 13.6 years, routine ultrasound reports for children with surgically confirmed intestinal malrotation rarely recorded the duodenal anatomy to which contemporary ultrasound accuracy is attributed: D3 or the duodenojejunal junction in three of 117 examinations, enteric fluid in two. What they did record was the whirlpool sign, present in about half of all examinations and of the children with operatively confirmed volvulus. Such low documentation might be expected with free-text reports and no structured template, as here. Positive reports almost always described a whirlpool (59 of 64).</w:t>
+        <w:t>Over 13.6 years, routine ultrasound reports for children with surgically confirmed intestinal malrotation rarely recorded the elements to which contemporary ultrasound accuracy is attributed: D3 or the duodenojejunal junction in three of 117 examinations, enteric fluid in two. What they did record was the whirlpool sign, present in about half of all examinations and of the children with operatively confirmed volvulus. Such low documentation might be expected with free-text reports and no structured template, as here. Positive reports almost always described a whirlpool (59 of 64).</w:t>
       </w:r>
     </w:p>
     <w:p>
